--- a/projects/paper-wista-r-efficiency-v3/_book/Effiziente-Analyse-Forschungsdaten-R.docx
+++ b/projects/paper-wista-r-efficiency-v3/_book/Effiziente-Analyse-Forschungsdaten-R.docx
@@ -105,7 +105,7 @@
         <w:t xml:space="preserve"> </w:t>
       </w:r>
       <w:r>
-        <w:t xml:space="preserve">2025-12-07</w:t>
+        <w:t xml:space="preserve">2025-12-08</w:t>
       </w:r>
     </w:p>
     <w:p>
@@ -618,13 +618,370 @@
         <w:br w:type="page"/>
       </w:r>
     </w:p>
-    <w:bookmarkStart w:id="24" w:name="sec-einleitung"/>
+    <w:bookmarkStart w:id="20" w:name="sec-einleitung"/>
     <w:p>
       <w:pPr>
         <w:pStyle w:val="berschrift2"/>
       </w:pPr>
       <w:r>
         <w:t xml:space="preserve">1.4 Einleitung</w:t>
+      </w:r>
+    </w:p>
+    <w:p>
+      <w:pPr>
+        <w:pStyle w:val="FirstParagraph"/>
+      </w:pPr>
+      <w:r>
+        <w:t xml:space="preserve">Das Statistische Bundesamt steht in den letzten Jahren vor der Herausforderung, ein deutlich größeres Datenvolumen zu verarbeiten, während zugleich die Erwartungen der Öffentlichkeit an die Aktualität und Detailliertheit der Statistiken gestiegen sind. Aktuelle technologische Weiterentwicklungen bieten das Potenzial diese Herausforderungen zu bewältigen. Geeignete Werkzeuge können leicht Auswertungen, die bisher mehrere Stunden gedauert haben, in wenigen Sekunden ausführen. Der vorliegende Artikel evaluiert die Performanz und Nutzerfreundlichkeit entsprechender Werkzeuge in der</w:t>
+      </w:r>
+      <w:r>
+        <w:t xml:space="preserve"> </w:t>
+      </w:r>
+      <w:r>
+        <w:rPr>
+          <w:b/>
+          <w:bCs/>
+        </w:rPr>
+        <w:t xml:space="preserve">Statistiksoftware R</w:t>
+      </w:r>
+      <w:r>
+        <w:t xml:space="preserve"> </w:t>
+      </w:r>
+      <w:r>
+        <w:t xml:space="preserve">mit dem Ziel Handlungsempfehlungen für die Praxis abzuleiten.</w:t>
+      </w:r>
+    </w:p>
+    <w:p>
+      <w:pPr>
+        <w:pStyle w:val="BodyText"/>
+      </w:pPr>
+      <w:r>
+        <w:t xml:space="preserve">Anhand der Analysebedarfe der Wissenschaft in den</w:t>
+      </w:r>
+      <w:r>
+        <w:t xml:space="preserve"> </w:t>
+      </w:r>
+      <w:r>
+        <w:rPr>
+          <w:i/>
+          <w:iCs/>
+        </w:rPr>
+        <w:t xml:space="preserve">Forschungsdatenzentrum des statistischen Bundesamts (hier kurz FDZ) und dem Forschungsdatenzentrum der Statistischen Ämter der Länder</w:t>
+      </w:r>
+      <w:r>
+        <w:t xml:space="preserve"> </w:t>
+      </w:r>
+      <w:r>
+        <w:t xml:space="preserve">zeichnen sich die Herausforderungen besonders deutlich ab. Die OnSite-Zugangswege des FDZ bietet formal anonymisierte Mikrodaten der amtlichen Statistik in großem Umfang für wissenschaftliche Auswertungen an. Dies umfasst</w:t>
+      </w:r>
+      <w:r>
+        <w:t xml:space="preserve"> </w:t>
+      </w:r>
+      <w:r>
+        <w:rPr>
+          <w:i/>
+          <w:iCs/>
+        </w:rPr>
+        <w:t xml:space="preserve">Gastwissenschaftsarbeitsplätze</w:t>
+      </w:r>
+      <w:r>
+        <w:t xml:space="preserve"> </w:t>
+      </w:r>
+      <w:r>
+        <w:t xml:space="preserve">(GWAP), die Forschende direkt in den Liegenschaften des FDZ nutzen können, oder</w:t>
+      </w:r>
+      <w:r>
+        <w:t xml:space="preserve"> </w:t>
+      </w:r>
+      <w:r>
+        <w:rPr>
+          <w:i/>
+          <w:iCs/>
+        </w:rPr>
+        <w:t xml:space="preserve">kontrollierte Datenfernverarbeitung</w:t>
+      </w:r>
+      <w:r>
+        <w:t xml:space="preserve"> </w:t>
+      </w:r>
+      <w:r>
+        <w:t xml:space="preserve">(KDFV), bei der entwickelte Auswertungsprogramme durch das FDZ ausgeführt werden.</w:t>
+      </w:r>
+    </w:p>
+    <w:p>
+      <w:pPr>
+        <w:pStyle w:val="BodyText"/>
+      </w:pPr>
+      <w:r>
+        <w:t xml:space="preserve">Die FDZ-Infrastruktur muss daher in der Lage sein, um umfangreiche Forschungsprojekte auf Basis großer Datenmengen effizient durchzuführen. Der</w:t>
+      </w:r>
+      <w:r>
+        <w:t xml:space="preserve"> </w:t>
+      </w:r>
+      <w:r>
+        <w:t xml:space="preserve">Wissenschaftlicher Beirat beim Bundesministerium der Finanzen (2020)</w:t>
+      </w:r>
+      <w:r>
+        <w:t xml:space="preserve"> </w:t>
+      </w:r>
+      <w:r>
+        <w:t xml:space="preserve">forderte eine Ausweitung des Datenbestands für die empirische Steuerforschung sowie eine Erhöhung der Aktualität der bereitgestellten Daten. Der</w:t>
+      </w:r>
+      <w:r>
+        <w:t xml:space="preserve"> </w:t>
+      </w:r>
+      <w:r>
+        <w:t xml:space="preserve">Sachverständigenrat zur Begutachtung der gesamtwirtschaftlichen Entwicklung (2023)</w:t>
+      </w:r>
+      <w:r>
+        <w:t xml:space="preserve"> </w:t>
+      </w:r>
+      <w:r>
+        <w:t xml:space="preserve">kritisiert zudem die technisch veraltete Infrastruktur des FDZ.</w:t>
+      </w:r>
+    </w:p>
+    <w:p>
+      <w:pPr>
+        <w:pStyle w:val="BodyText"/>
+      </w:pPr>
+      <w:r>
+        <w:t xml:space="preserve">Um die Situation zu verbessern, wurde 2022 das</w:t>
+      </w:r>
+      <w:r>
+        <w:t xml:space="preserve"> </w:t>
+      </w:r>
+      <w:r>
+        <w:rPr>
+          <w:i/>
+          <w:iCs/>
+        </w:rPr>
+        <w:t xml:space="preserve">“Netzwerk empirischer Steuerforschung”</w:t>
+      </w:r>
+      <w:r>
+        <w:t xml:space="preserve"> </w:t>
+      </w:r>
+      <w:r>
+        <w:t xml:space="preserve">(NeSt) gegründet, das die Erweiterung des Datenbestands vorangetrieben hat. Seit 2023 steht daher insbesondere das</w:t>
+      </w:r>
+      <w:r>
+        <w:t xml:space="preserve"> </w:t>
+      </w:r>
+      <w:r>
+        <w:rPr>
+          <w:i/>
+          <w:iCs/>
+        </w:rPr>
+        <w:t xml:space="preserve">Business-Tax-Panel</w:t>
+      </w:r>
+      <w:r>
+        <w:t xml:space="preserve"> </w:t>
+      </w:r>
+      <w:r>
+        <w:t xml:space="preserve">(BTP) zur Verfügung (s.</w:t>
+      </w:r>
+      <w:r>
+        <w:t xml:space="preserve"> </w:t>
+      </w:r>
+      <w:hyperlink w:anchor="sec-btp">
+        <w:r>
+          <w:rPr>
+            <w:rStyle w:val="Hyperlink"/>
+          </w:rPr>
+          <w:t xml:space="preserve">Absatz 1.5</w:t>
+        </w:r>
+      </w:hyperlink>
+      <w:r>
+        <w:t xml:space="preserve">). Es verknüpft verschiedene Unternehmenssteuerstatistiken und bietet mit fast 3 000 Merkmalen und 67 Millionen Beobachtungen ein erhebliches Analysepotenzial, stellt gleichzeitig jedoch hohe technische Anforderungen an die Analysesysteme.</w:t>
+      </w:r>
+    </w:p>
+    <w:p>
+      <w:pPr>
+        <w:pStyle w:val="BodyText"/>
+      </w:pPr>
+      <w:r>
+        <w:t xml:space="preserve">Zur Bewältigung der technischen Limitationen in der Datenverarbeitung konnten im Jahr 2025 bedeutende Fortschritte beim Ausbau der analytischen Infrastruktur des Statistischen Bundesamts und des FDZ erreicht werden (s.</w:t>
+      </w:r>
+      <w:r>
+        <w:t xml:space="preserve"> </w:t>
+      </w:r>
+      <w:hyperlink w:anchor="sec-infrastruktur">
+        <w:r>
+          <w:rPr>
+            <w:rStyle w:val="Hyperlink"/>
+          </w:rPr>
+          <w:t xml:space="preserve">Absatz 1.6</w:t>
+        </w:r>
+      </w:hyperlink>
+      <w:r>
+        <w:t xml:space="preserve">). Für die Statistikproduktion konnte im Januar 2025 ein R- und Python-Server um erhebliche Rechenkapazitäten erweitert werden. Vorangetrieben durch das NeSt steht seit November 2025 im FDZ ein</w:t>
+      </w:r>
+      <w:r>
+        <w:t xml:space="preserve"> </w:t>
+      </w:r>
+      <w:r>
+        <w:rPr>
+          <w:b/>
+          <w:bCs/>
+        </w:rPr>
+        <w:t xml:space="preserve">OnSite-Server</w:t>
+      </w:r>
+      <w:r>
+        <w:t xml:space="preserve"> </w:t>
+      </w:r>
+      <w:r>
+        <w:t xml:space="preserve">mit ausgeweiteten Rechenkapazitäten für Analysen in R und Stata exklusiv für GWAP- und KDFV-Nutzungen zur Verfügung.</w:t>
+      </w:r>
+    </w:p>
+    <w:p>
+      <w:pPr>
+        <w:pStyle w:val="BodyText"/>
+      </w:pPr>
+      <w:r>
+        <w:t xml:space="preserve">Als etablierte Programmiersprache in der Statistik und Datenwissenschaft ist R eine natürliche Wahl für die Datenverarbeitung in der Statistikproduktion und im FDZ. Da es sich um eine Open-Source-Software handelt, erweitert eine große internationale Gemeinschaft Funktionalität von R für hohe Performanz oder Nutzerfreundlichkeit (s.</w:t>
+      </w:r>
+      <w:r>
+        <w:t xml:space="preserve"> </w:t>
+      </w:r>
+      <w:hyperlink w:anchor="sec-methoden">
+        <w:r>
+          <w:rPr>
+            <w:rStyle w:val="Hyperlink"/>
+          </w:rPr>
+          <w:t xml:space="preserve">Absatz 1.7</w:t>
+        </w:r>
+      </w:hyperlink>
+      <w:r>
+        <w:t xml:space="preserve">). Dieser Artikel wird potenzielle R-Pakete für den Einsatz im Statistischen Bundesamt und FDZ bewerten (s.</w:t>
+      </w:r>
+      <w:r>
+        <w:t xml:space="preserve"> </w:t>
+      </w:r>
+      <w:hyperlink w:anchor="sec-benchmark">
+        <w:r>
+          <w:rPr>
+            <w:rStyle w:val="Hyperlink"/>
+          </w:rPr>
+          <w:t xml:space="preserve">Absatz 1.8</w:t>
+        </w:r>
+      </w:hyperlink>
+      <w:r>
+        <w:t xml:space="preserve">) und anhand des BTP demonstrieren, wie relevante Auswertungen nachvollziehbar innerhalb von wenigen Sekunden durchgeführt werden können (s.</w:t>
+      </w:r>
+      <w:r>
+        <w:t xml:space="preserve"> </w:t>
+      </w:r>
+      <w:hyperlink w:anchor="sec-ergebnis">
+        <w:r>
+          <w:rPr>
+            <w:rStyle w:val="Hyperlink"/>
+          </w:rPr>
+          <w:t xml:space="preserve">Absatz 1.9</w:t>
+        </w:r>
+      </w:hyperlink>
+      <w:r>
+        <w:t xml:space="preserve">).</w:t>
+      </w:r>
+    </w:p>
+    <w:bookmarkEnd w:id="20"/>
+    <w:bookmarkStart w:id="24" w:name="sec-btp"/>
+    <w:p>
+      <w:pPr>
+        <w:pStyle w:val="berschrift2"/>
+      </w:pPr>
+      <w:r>
+        <w:t xml:space="preserve">1.5 Anwendungsfall Business-Tax-Panel</w:t>
+      </w:r>
+    </w:p>
+    <w:bookmarkStart w:id="21" w:name="datengrundlage"/>
+    <w:p>
+      <w:pPr>
+        <w:pStyle w:val="berschrift3"/>
+      </w:pPr>
+      <w:r>
+        <w:t xml:space="preserve">1.5.1 Datengrundlage</w:t>
+      </w:r>
+    </w:p>
+    <w:p>
+      <w:pPr>
+        <w:pStyle w:val="FirstParagraph"/>
+      </w:pPr>
+      <w:r>
+        <w:t xml:space="preserve">Das Business-Tax-Panel kombiniert die Angaben aus verschiedenen Ertrags- sowie Umsatzsteuerstatistiken im Quer- und Längsschnitt. Verfügbar sind Informationen aus den folgenden Statistiken: Gewerbe-, Körperschaftsteuer, Umsatzsteuer-Voranmeldung und -Veranlagung, Statistik über die Personengesellschaften und Gemeinschaften, Einnahmenüberschussrechnung und einige Merkmale aus dem Statistischen Unternehmensregister. Insgesamt deckt der Forschungsdatensatz eine Vielzahl an Analysemöglichkeiten, wie zum Beispiel Analyse von Anpassungsreaktionen oder Verteilungsanalysen, die für die evidenzbasierte steuerpolitische Entscheidungen nötig sind, ab</w:t>
+      </w:r>
+      <w:r>
+        <w:t xml:space="preserve"> </w:t>
+      </w:r>
+      <w:r>
+        <w:t xml:space="preserve">(Kristiansen 2023)</w:t>
+      </w:r>
+      <w:r>
+        <w:t xml:space="preserve">.</w:t>
+      </w:r>
+    </w:p>
+    <w:p>
+      <w:pPr>
+        <w:pStyle w:val="BodyText"/>
+      </w:pPr>
+      <w:r>
+        <w:t xml:space="preserve">Für die vielfältigen Analysewünsche der Forschenden, der damit einhergenden Dokumentation des Datensatzes in den Metadatenreports</w:t>
+      </w:r>
+      <w:r>
+        <w:t xml:space="preserve"> </w:t>
+      </w:r>
+      <w:r>
+        <w:t xml:space="preserve">(Forschungsdatenzentrum des Statistischen Bundesamtes 2024)</w:t>
+      </w:r>
+      <w:r>
+        <w:t xml:space="preserve"> </w:t>
+      </w:r>
+      <w:r>
+        <w:t xml:space="preserve">des FDZ, und den Auswertungsbedarf des Fachbereiches ist der Datensatz möglichst wenig beschränkt worden und dadurch ressourcenintensive. Anstelle einer Stichprobe wurden die zugrundeliegenden Vollerhebungen verwendet. Die erste Version des BTP (2013 - 2019) besteht aus knapp 67 Millionen Beobachtungen. Mit der Aktualisierung um das Berichtsjahr 2020 wird sich die Zahl der Beobachtungen auf uca. 78 Millionen erhöhen. Auch der Merkmalsumfang von zurzeit über 2.700 Merkmalen wird durch Erweiterung von Berichtsjahren steigen. Bereits aktuell und insbesondere durch die anstehende Aktualisierung steht der Fachbereich sowie das FDZ vor der Herausforderung den hohe Bedarf an Speicherkapazität, Arbeitsspeicher und Prozessorleistung zu decken.</w:t>
+      </w:r>
+    </w:p>
+    <w:bookmarkEnd w:id="21"/>
+    <w:bookmarkStart w:id="23" w:name="auswertungsbedarfe"/>
+    <w:p>
+      <w:pPr>
+        <w:pStyle w:val="berschrift3"/>
+      </w:pPr>
+      <w:r>
+        <w:t xml:space="preserve">1.5.2 Auswertungsbedarfe</w:t>
+      </w:r>
+    </w:p>
+    <w:p>
+      <w:pPr>
+        <w:pStyle w:val="FirstParagraph"/>
+      </w:pPr>
+      <w:r>
+        <w:t xml:space="preserve">Neben den standardisierten Veröffentlichungsprodukten (wie z.B. Genesis-Tabellen, Statistische Berichte) werden Sonderauswertungen erstellt. Sowohl bei den Standard- also auch Sonderauswertungen werden meist spezifische Anforderungen angegeben. Dafür sind verschiedene Bearbeitungsschritte in Form von Filterungen der Beobachtungen (z.B. Angaben nur für Organträger) und Auswahl von Merkmalen sowie anschließende Berechnungen nötig. Abschließend wird die Tabelle in die vorgegebene Veröffentlichungsform gebracht. Das FDZ hat für die Erstellung des Metadatenreports einen ähnlichen Bedarf. Um den Bedarf nach deskriptiven Auswertungen abzubilden wird die Tabelle zur Häufigkeitsverteilung der Beobachtungen je Jahr und Steuerstatistik</w:t>
+      </w:r>
+      <w:r>
+        <w:t xml:space="preserve"> </w:t>
+      </w:r>
+      <w:r>
+        <w:t xml:space="preserve">(Forschungsdatenzentrum des Statistischen Bundesamtes 2024)</w:t>
+      </w:r>
+      <w:r>
+        <w:t xml:space="preserve"> </w:t>
+      </w:r>
+      <w:r>
+        <w:t xml:space="preserve">verwendet.</w:t>
+      </w:r>
+    </w:p>
+    <w:p>
+      <w:pPr>
+        <w:pStyle w:val="BodyText"/>
+      </w:pPr>
+      <w:r>
+        <w:t xml:space="preserve">Für den zweiten Anwendungsfall wird insb. auch die Datenaufbereitung abgebildet und im Anschluss eine Regressionsanalyse durchgeführt um den zusätzlichen Bedarf der Wissenschaft abzudecken: Es wird das Vorliegen eines Verlustvortrages im jeweiligen Berichtsjahr anhand verschiedener Einflussfaktoren erklärt. Die Körperschaftsteuerstatistik zeigt über die Jahre eine Zunahme der Steuerpflichtigen mit Verlustvortrag im jeweiligen Berichtsjahr (GENESIS Code 73211-0002). Anzunehmen ist, dass Personalkosten den Verlustvortrag erhöhen können, daher wird die Zahl der Sozialversicherungspflichtig Beschäftigen sowie die Summe der Löhne und Gehälter als erklärende Variable verwendet. Der jeweilige Gesamtbetrag der Einkünfte und die abgezogenen Spenden können ebenfalls den Verlustvortrag beeinflussen. Um den Internationalisierungsgrad des Unternehmens zu erfassen wird ein Dummy aufgenommen. Die verschiedenen Datenbearbeitungsschritte und Analyse zeigen ein potenzielles Forschungsprojekt und sind entsprechend vereinfacht.</w:t>
+      </w:r>
+    </w:p>
+    <w:bookmarkStart w:id="22" w:name="deskriptive-eckdaten"/>
+    <w:p>
+      <w:pPr>
+        <w:pStyle w:val="berschrift4"/>
+      </w:pPr>
+      <w:r>
+        <w:t xml:space="preserve">1.5.2.1 Deskriptive Eckdaten</w:t>
       </w:r>
     </w:p>
     <w:p>
@@ -636,7 +993,15 @@
         </w:numPr>
       </w:pPr>
       <w:r>
-        <w:t xml:space="preserve">Steigende Datenmengen, höhere Bedarfe der Öffentlichkeit an Aktualität und Detailliertheit -&gt; Modernisierung der Datenverarbeitungsinfastruktur nötig um mithalten zu können</w:t>
+        <w:t xml:space="preserve">deskriptive Eckdaten, für BTP als Panel im Quer- und Längsschnitt: Fallzahl pro Statistik und Jahr (s.MDR Produkt S. 9f https://www.forschungsdatenzentrum.de/sites/default/files/btp_2013-2019_on-site_mdr-prod.pdf)</w:t>
+      </w:r>
+    </w:p>
+    <w:p>
+      <w:pPr>
+        <w:pStyle w:val="FirstParagraph"/>
+      </w:pPr>
+      <w:r>
+        <w:t xml:space="preserve">Kennzahlen um inhaltlose Testdaten zu generieren werden folgende Eckdaten benötigt und im nächsten BTP berücksichtigt:</w:t>
       </w:r>
     </w:p>
     <w:p>
@@ -644,11 +1009,11 @@
         <w:pStyle w:val="Compact"/>
         <w:numPr>
           <w:ilvl w:val="0"/>
-          <w:numId w:val="1001"/>
+          <w:numId w:val="1002"/>
         </w:numPr>
       </w:pPr>
       <w:r>
-        <w:t xml:space="preserve">Zugespitz in FDZ. Forschende fordern mehr umfangreiche Daten (BMF Gutachten) und die technischen Möglichkeiten sie auszuwerten (SVR Gutachten).</w:t>
+        <w:t xml:space="preserve">Befüllung</w:t>
       </w:r>
     </w:p>
     <w:p>
@@ -656,25 +1021,11 @@
         <w:pStyle w:val="Compact"/>
         <w:numPr>
           <w:ilvl w:val="0"/>
-          <w:numId w:val="1001"/>
+          <w:numId w:val="1002"/>
         </w:numPr>
       </w:pPr>
       <w:r>
-        <w:t xml:space="preserve">Gründung NeSt, neue umfangreiche Datenquelle für emp. Steuerforschung BTP mit hohem Analysepotenzial (S.</w:t>
-      </w:r>
-      <w:r>
-        <w:t xml:space="preserve"> </w:t>
-      </w:r>
-      <w:hyperlink w:anchor="sec-btp">
-        <w:r>
-          <w:rPr>
-            <w:rStyle w:val="Hyperlink"/>
-          </w:rPr>
-          <w:t xml:space="preserve">Kapitel 1.5</w:t>
-        </w:r>
-      </w:hyperlink>
-      <w:r>
-        <w:t xml:space="preserve">)</w:t>
+        <w:t xml:space="preserve">Statistische Eckdaten univariate (Quantile),</w:t>
       </w:r>
     </w:p>
     <w:p>
@@ -682,37 +1033,89 @@
         <w:pStyle w:val="Compact"/>
         <w:numPr>
           <w:ilvl w:val="0"/>
-          <w:numId w:val="1001"/>
+          <w:numId w:val="1002"/>
         </w:numPr>
       </w:pPr>
       <w:r>
-        <w:t xml:space="preserve">Große Schritte in 2025, erweiterung der R-Server. NeSt auch modernisierung der FDZ Infrastruktur geführt. Technisches Fundament (S.</w:t>
-      </w:r>
-      <w:r>
-        <w:t xml:space="preserve"> </w:t>
-      </w:r>
-      <w:hyperlink w:anchor="sec-infrastruktur">
-        <w:r>
-          <w:rPr>
-            <w:rStyle w:val="Hyperlink"/>
-          </w:rPr>
-          <w:t xml:space="preserve">Kapitel 1.6</w:t>
-        </w:r>
-      </w:hyperlink>
-      <w:r>
-        <w:t xml:space="preserve">)</w:t>
+        <w:t xml:space="preserve">ggf. multivariate (gemeinsame Verteilung)</w:t>
       </w:r>
     </w:p>
     <w:p>
       <w:pPr>
-        <w:pStyle w:val="Compact"/>
-        <w:numPr>
-          <w:ilvl w:val="0"/>
-          <w:numId w:val="1001"/>
-        </w:numPr>
+        <w:pStyle w:val="FirstParagraph"/>
       </w:pPr>
       <w:r>
-        <w:t xml:space="preserve">Vorteile von R Open Source, Vielfalt R-Packages, aktive weltweite Community, wachsende Verbreitung in OS, natürliche Wahl R. bieten Effizienz, hohe Nutzerfreundlichkeit (s</w:t>
+        <w:t xml:space="preserve">Exemplarisch, neues BTP beinhaltet dies. Regelmäßige Updates beschleunigen.</w:t>
+      </w:r>
+    </w:p>
+    <w:bookmarkEnd w:id="22"/>
+    <w:bookmarkEnd w:id="23"/>
+    <w:bookmarkEnd w:id="24"/>
+    <w:bookmarkStart w:id="34" w:name="sec-infrastruktur"/>
+    <w:p>
+      <w:pPr>
+        <w:pStyle w:val="berschrift2"/>
+      </w:pPr>
+      <w:r>
+        <w:t xml:space="preserve">1.6 Ausbau der Analyseinfrastruktur</w:t>
+      </w:r>
+    </w:p>
+    <w:p>
+      <w:pPr>
+        <w:pStyle w:val="FirstParagraph"/>
+      </w:pPr>
+      <w:r>
+        <w:t xml:space="preserve">Mit der Bereitstellung neuer Analyseserver konnten im Jahr 2025 entscheidende Fortschritte beim Ausbau der analytischen Infrastruktur des Statistischen Bundesamts und des FDZ erzielt werden.</w:t>
+      </w:r>
+    </w:p>
+    <w:p>
+      <w:pPr>
+        <w:pStyle w:val="BodyText"/>
+      </w:pPr>
+      <w:r>
+        <w:t xml:space="preserve">Die Einführung der neuen Systeme ist als Ergebnis langjähriger Planung und Umsetzung ein besonders bedeutender Schritt. Denn sogar Änderungen von Softwareversionen in der abgeschotteten Infrastruktur können organisatorisch aufwändig sein, sodass für die folgenden Darstellungen nicht immer die neuesten Versionen der betrachteten Software zur Verfügung stehen –- ein Umstand, der die realistischen Rahmenbedingungen der laufenden Statistikproduktion widerspiegelt. Um dennoch langfristig leistungsstark zu bleiben, wurde die neue Infrastruktur von Beginn an zukunftsorientiert konzipiert und bietet moderne Software auf einer deutlich erweiterten Hardwarebasis.</w:t>
+      </w:r>
+    </w:p>
+    <w:bookmarkStart w:id="26" w:name="ausgangslage"/>
+    <w:p>
+      <w:pPr>
+        <w:pStyle w:val="berschrift3"/>
+      </w:pPr>
+      <w:r>
+        <w:t xml:space="preserve">1.6.1 Ausgangslage</w:t>
+      </w:r>
+    </w:p>
+    <w:p>
+      <w:pPr>
+        <w:pStyle w:val="FirstParagraph"/>
+      </w:pPr>
+      <w:r>
+        <w:t xml:space="preserve">Das Hauptwerkzeug in der Statistikproduktion des Statistischen Bundesamts ist die kommerzielle Analysesoftware</w:t>
+      </w:r>
+      <w:r>
+        <w:t xml:space="preserve"> </w:t>
+      </w:r>
+      <w:r>
+        <w:rPr>
+          <w:b/>
+          <w:bCs/>
+        </w:rPr>
+        <w:t xml:space="preserve">SAS 9.4</w:t>
+      </w:r>
+      <w:r>
+        <w:t xml:space="preserve">, das auf dedizierte Server bereitgestellt wird.</w:t>
+      </w:r>
+      <w:r>
+        <w:rPr>
+          <w:rStyle w:val="Funotenzeichen"/>
+        </w:rPr>
+        <w:footnoteReference w:id="25"/>
+      </w:r>
+      <w:r>
+        <w:t xml:space="preserve"> </w:t>
+      </w:r>
+      <w:r>
+        <w:t xml:space="preserve">SAS verarbeitet Daten überwiegend zeilenorientiert und belastet den Arbeitsspeicher daher nur gering –- ein entscheidender Vorteil in der amtlichen Statistik, da auch große Datenmengen auf mit geringeren Hardwareanforderungen verarbeitet werden können. Für viele Anwendungsfälle ist jedoch die spaltenbasierte Datenverarbeitung effizienter. In R sind neuere Verfahren verfügbar, die moderne Prozessor- und Arbeitsspeicher gezielt ausnutzen, können die Laufzeiten gegenüber SAS erheblich verkürzen (siehe</w:t>
       </w:r>
       <w:r>
         <w:t xml:space="preserve"> </w:t>
@@ -722,11 +1125,14 @@
           <w:rPr>
             <w:rStyle w:val="Hyperlink"/>
           </w:rPr>
-          <w:t xml:space="preserve">Kapitel 1.7</w:t>
+          <w:t xml:space="preserve">Absatz 1.7</w:t>
         </w:r>
       </w:hyperlink>
       <w:r>
-        <w:t xml:space="preserve">). Frage nach besten möglichkeiten, die Anforderungen XYZ bedient (s.</w:t>
+        <w:t xml:space="preserve"> </w:t>
+      </w:r>
+      <w:r>
+        <w:t xml:space="preserve">und</w:t>
       </w:r>
       <w:r>
         <w:t xml:space="preserve"> </w:t>
@@ -736,49 +1142,93 @@
           <w:rPr>
             <w:rStyle w:val="Hyperlink"/>
           </w:rPr>
-          <w:t xml:space="preserve">Kapitel 1.8</w:t>
+          <w:t xml:space="preserve">Absatz 1.8</w:t>
         </w:r>
       </w:hyperlink>
       <w:r>
-        <w:t xml:space="preserve">)</w:t>
+        <w:t xml:space="preserve">).</w:t>
       </w:r>
     </w:p>
     <w:p>
       <w:pPr>
-        <w:pStyle w:val="Compact"/>
-        <w:numPr>
-          <w:ilvl w:val="1"/>
-          <w:numId w:val="1002"/>
-        </w:numPr>
+        <w:pStyle w:val="BodyText"/>
       </w:pPr>
       <w:r>
-        <w:t xml:space="preserve">Wachsende Community auch in Official Statistics, s. uRos</w:t>
+        <w:t xml:space="preserve">Im FDZ ist –- neben SAS –- die kommerzielle Software</w:t>
+      </w:r>
+      <w:r>
+        <w:t xml:space="preserve"> </w:t>
+      </w:r>
+      <w:r>
+        <w:rPr>
+          <w:b/>
+          <w:bCs/>
+        </w:rPr>
+        <w:t xml:space="preserve">Stata</w:t>
+      </w:r>
+      <w:r>
+        <w:t xml:space="preserve"> </w:t>
+      </w:r>
+      <w:r>
+        <w:t xml:space="preserve">das am stärksten nachgefragte Auswertungswerkzeug.</w:t>
+      </w:r>
+      <w:r>
+        <w:t xml:space="preserve"> </w:t>
+      </w:r>
+      <w:r>
+        <w:rPr>
+          <w:b/>
+          <w:bCs/>
+        </w:rPr>
+        <w:t xml:space="preserve">Stata</w:t>
+      </w:r>
+      <w:r>
+        <w:t xml:space="preserve"> </w:t>
+      </w:r>
+      <w:r>
+        <w:t xml:space="preserve">wird in vielen wissenschaftlichen Fachrichtungen genutzt, da sie ohne tiefgreifende Programmierkenntnisse eingesetzt werden kann, gleichzeitig aber spezialisierte Verfahren, insbesondere für ökonometrische Analysen, bereitstellt. Bei großen Datenmengen stößt Stata jedoch an seine Grenzen, da Daten vollständig in den Arbeitsspeicher geladen werden müssen, und nur ausgewählte Datenverabeitungsschritte können von Stata parallelisiert werden. Durch die manuelle</w:t>
+      </w:r>
+      <w:r>
+        <w:t xml:space="preserve"> </w:t>
+      </w:r>
+      <w:r>
+        <w:rPr>
+          <w:i/>
+          <w:iCs/>
+        </w:rPr>
+        <w:t xml:space="preserve">Variablenauswahl</w:t>
+      </w:r>
+      <w:r>
+        <w:t xml:space="preserve"> </w:t>
+      </w:r>
+      <w:r>
+        <w:t xml:space="preserve">lassen sich größere Datensätze bearbeiten, der Speicherbedarf bleibt aber begrenzend. Bisher waren die GWAP auf die</w:t>
+      </w:r>
+      <w:r>
+        <w:t xml:space="preserve"> </w:t>
+      </w:r>
+      <w:r>
+        <w:rPr>
+          <w:i/>
+          <w:iCs/>
+        </w:rPr>
+        <w:t xml:space="preserve">Single-Core-Version von Stata mit begrenztem RAM</w:t>
+      </w:r>
+      <w:r>
+        <w:t xml:space="preserve"> </w:t>
+      </w:r>
+      <w:r>
+        <w:t xml:space="preserve">beschränkt, wodurch viele FDZ-Produkte ohne Datenzuschnitt am GWAP nicht bearbeitet werden konnten. Leistungsfähigere Server standen vor der Bereitstellung des OnSite-Servers lediglich in der KDFV zur Verfügung.</w:t>
       </w:r>
     </w:p>
+    <w:bookmarkEnd w:id="26"/>
+    <w:bookmarkStart w:id="27" w:name="sec-infra-anf"/>
     <w:p>
       <w:pPr>
-        <w:pStyle w:val="Compact"/>
-        <w:numPr>
-          <w:ilvl w:val="0"/>
-          <w:numId w:val="1001"/>
-        </w:numPr>
+        <w:pStyle w:val="berschrift3"/>
       </w:pPr>
       <w:r>
-        <w:t xml:space="preserve">zeigen, dass die Methoden sogar das ganze BTP sehr effizient auswerten können, in Sek, obwohl es den verfügbaren Arbeitsspeicher übersteigt (s.</w:t>
-      </w:r>
-      <w:r>
-        <w:t xml:space="preserve"> </w:t>
-      </w:r>
-      <w:hyperlink w:anchor="sec-ergebnis">
-        <w:r>
-          <w:rPr>
-            <w:rStyle w:val="Hyperlink"/>
-          </w:rPr>
-          <w:t xml:space="preserve">Kapitel 1.9</w:t>
-        </w:r>
-      </w:hyperlink>
-      <w:r>
-        <w:t xml:space="preserve">). Ableitung praktischer Implikationen.</w:t>
+        <w:t xml:space="preserve">1.6.2 Anforderungen an die Analyseinfrastruktur</w:t>
       </w:r>
     </w:p>
     <w:p>
@@ -786,91 +1236,7 @@
         <w:pStyle w:val="FirstParagraph"/>
       </w:pPr>
       <w:r>
-        <w:t xml:space="preserve">Insbesondere die Wissenschaft erwartet, das die</w:t>
-      </w:r>
-      <w:r>
-        <w:t xml:space="preserve"> </w:t>
-      </w:r>
-      <w:r>
-        <w:rPr>
-          <w:i/>
-          <w:iCs/>
-        </w:rPr>
-        <w:t xml:space="preserve">Forschungsdatenzentrum des statistischen Bundesamts (hier kurz FDZ) und dem Forschungsdatenzentrum der Statistischen Ämter der Länder</w:t>
-      </w:r>
-      <w:r>
-        <w:t xml:space="preserve"> </w:t>
-      </w:r>
-      <w:r>
-        <w:t xml:space="preserve">zeitnah auch umfangreiche Datensätze für ausgiebigere wissenschaftliche Auswertungen zur Verfügung stellt. In dem FDZ haben Forschende die Möglichkeit, eigene Analysen mit amtlicher Mikrodaten durchführen. Der Zugangsweg</w:t>
-      </w:r>
-      <w:r>
-        <w:t xml:space="preserve"> </w:t>
-      </w:r>
-      <w:r>
-        <w:t xml:space="preserve">“Onsite-Nutzung”</w:t>
-      </w:r>
-      <w:r>
-        <w:t xml:space="preserve"> </w:t>
-      </w:r>
-      <w:r>
-        <w:t xml:space="preserve">ermöglicht den Zugriff zu formal anonymisierten Einzeldaten ermöglichen. Forschende können selbst ein</w:t>
-      </w:r>
-      <w:r>
-        <w:t xml:space="preserve"> </w:t>
-      </w:r>
-      <w:r>
-        <w:rPr>
-          <w:i/>
-          <w:iCs/>
-        </w:rPr>
-        <w:t xml:space="preserve">Gastwissenschaftsarbeitsplatz</w:t>
-      </w:r>
-      <w:r>
-        <w:t xml:space="preserve"> </w:t>
-      </w:r>
-      <w:r>
-        <w:t xml:space="preserve">(GWAP) in den Liegenschaften des FDZ nutzen oder via</w:t>
-      </w:r>
-      <w:r>
-        <w:t xml:space="preserve"> </w:t>
-      </w:r>
-      <w:r>
-        <w:rPr>
-          <w:i/>
-          <w:iCs/>
-        </w:rPr>
-        <w:t xml:space="preserve">kontrollierter Datenfernverarbeitung</w:t>
-      </w:r>
-      <w:r>
-        <w:t xml:space="preserve"> </w:t>
-      </w:r>
-      <w:r>
-        <w:t xml:space="preserve">(KDFV) können entwickelte Auswertungsprogramme durch das FDZ ausgeführt werden. Jedoch hatte die Wissenschaft in</w:t>
-      </w:r>
-      <w:r>
-        <w:t xml:space="preserve"> </w:t>
-      </w:r>
-      <w:r>
-        <w:t xml:space="preserve">Wissenschaftlicher Beirat beim Bundesministerium der Finanzen (2020)</w:t>
-      </w:r>
-      <w:r>
-        <w:t xml:space="preserve"> </w:t>
-      </w:r>
-      <w:r>
-        <w:t xml:space="preserve">Kritik am Datenbestand für empirische Steuerforschung und dessen Aktualität geäußert.In</w:t>
-      </w:r>
-      <w:r>
-        <w:t xml:space="preserve"> </w:t>
-      </w:r>
-      <w:r>
-        <w:t xml:space="preserve">Sachverständigenrat zur Begutachtung der gesamtwirtschaftlichen Entwicklung (2023)</w:t>
-      </w:r>
-      <w:r>
-        <w:t xml:space="preserve"> </w:t>
-      </w:r>
-      <w:r>
-        <w:t xml:space="preserve">wurde darüber hinaus die technisch veraltete Infrastruktur des FDZ bemängelt.</w:t>
+        <w:t xml:space="preserve">Damit eine moderne Infrastruktur die technischen Herausforderungen des Statistischen Bundesamts und FDZ adressiert, muss sie ein breites Spektrum an Datenverarbeitungsmethoden mit hoher Performanz nutzerfreundlich bereitstellen.</w:t>
       </w:r>
     </w:p>
     <w:p>
@@ -878,86 +1244,39 @@
         <w:pStyle w:val="BodyText"/>
       </w:pPr>
       <w:r>
-        <w:t xml:space="preserve">Um diese Situation zu verbessern, hat das Bundesfinanzministerium im Jahre 2022 das</w:t>
-      </w:r>
-      <w:r>
-        <w:t xml:space="preserve"> </w:t>
-      </w:r>
-      <w:r>
-        <w:rPr>
-          <w:i/>
-          <w:iCs/>
-        </w:rPr>
-        <w:t xml:space="preserve">“Netzwerk empirischer Steuerforschung”</w:t>
-      </w:r>
-      <w:r>
-        <w:t xml:space="preserve"> </w:t>
-      </w:r>
-      <w:r>
-        <w:t xml:space="preserve">(NeSt) gegründet.</w:t>
-      </w:r>
-      <w:r>
-        <w:t xml:space="preserve"> </w:t>
-      </w:r>
-      <w:r>
-        <w:rPr>
-          <w:rStyle w:val="Funotenzeichen"/>
-        </w:rPr>
-        <w:footnoteReference w:id="20"/>
-      </w:r>
-      <w:r>
-        <w:t xml:space="preserve"> </w:t>
-      </w:r>
-      <w:r>
-        <w:t xml:space="preserve">Vorangetrieben durch das NeSt konnte das Statistische Bundesamt bereits erfolgreich den Datenbestand erweitern. Insbesondere steht seit 2023 das</w:t>
-      </w:r>
-      <w:r>
-        <w:t xml:space="preserve"> </w:t>
-      </w:r>
-      <w:r>
-        <w:rPr>
-          <w:i/>
-          <w:iCs/>
-        </w:rPr>
-        <w:t xml:space="preserve">Business-Tax-Panel</w:t>
-      </w:r>
-      <w:r>
-        <w:t xml:space="preserve"> </w:t>
-      </w:r>
-      <w:r>
-        <w:t xml:space="preserve">(BTP) zur Verfügung und wird bereits erneuert (in</w:t>
-      </w:r>
-      <w:r>
-        <w:t xml:space="preserve"> </w:t>
-      </w:r>
-      <w:hyperlink w:anchor="sec-btp">
-        <w:r>
-          <w:rPr>
-            <w:rStyle w:val="Hyperlink"/>
-          </w:rPr>
-          <w:t xml:space="preserve">Kapitel 1.5</w:t>
-        </w:r>
-      </w:hyperlink>
-      <w:r>
-        <w:t xml:space="preserve"> </w:t>
-      </w:r>
-      <w:r>
-        <w:t xml:space="preserve">beschrieben). Es veknüpft verschiedene Unternehmensstatistiken und birgt mit fast 3 000 Merkmalen einerseits ein großes Analysepotenzial, andererseits hohe technische Anforderungen an die Analysewerkzeuge.</w:t>
-      </w:r>
-      <w:r>
-        <w:rPr>
-          <w:rStyle w:val="Funotenzeichen"/>
-        </w:rPr>
-        <w:footnoteReference w:id="21"/>
+        <w:t xml:space="preserve">Die eingesetzte Infrastruktur muss skalierbar sein und die Verarbeitung wachsender Datenmengen zuverlässig mit den vorhandenen Rechenkapazitäten ermöglichen, sodass die steigenden Datenverarbeitungsbedarfe gedeckt werden können. Um eine hohe Reaktionsfähigkeit und eine reibungslose GWAP- bzw. KDFV-Nutzung im FDZ sicherzustellen, sollte die Systeme kurze Rechenzeiten auf dem aktuellen Stand der Technik ermöglichen – und idealerweise Auswertungen großer Datenmengen in Echtzeit (d.h. innerhalb weniger Sekunden) ausführen können.</w:t>
       </w:r>
     </w:p>
-    <w:bookmarkStart w:id="23" w:name="voranschreitende-innovation"/>
+    <w:p>
+      <w:pPr>
+        <w:pStyle w:val="BodyText"/>
+      </w:pPr>
+      <w:r>
+        <w:t xml:space="preserve">Ein wesentlicher Erfolgsfaktor der Systeme ist eine hohe Nutzerfreundlichkeit. Moderne Interfaces und eine nachvollziehbare Programmiersyntax müssen sicherstellen, dass die Infrastruktur für verschiedene Fachstatistiker/-innen oder Forschende diverser Fachrichtungen leicht zugänglich ist. Dabei ist zu beachten, dass Nutzerfreundlichkeit auch den Gesamtaufwand der Datenauswertung reduziert, da neben der Rechenzeit auch die Entwicklungszeit betrachtet werden muss (</w:t>
+      </w:r>
+      <w:r>
+        <w:t xml:space="preserve">Gomolka, Blaschke, und Hirsch (2021)</w:t>
+      </w:r>
+      <w:r>
+        <w:t xml:space="preserve">).</w:t>
+      </w:r>
+    </w:p>
+    <w:p>
+      <w:pPr>
+        <w:pStyle w:val="BodyText"/>
+      </w:pPr>
+      <w:r>
+        <w:t xml:space="preserve">Auch die Einrichtbarkeit und Wartungsaufwände der Analysesysteme in der abgeschotteten Systemarchitektur des Statistischen Bundesamts spielen eine entscheidende Rolle für den stabilen Einsatz in der Statistikproduktion und Verfügbarkeit für die Wissenschaft im FDZ.</w:t>
+      </w:r>
+    </w:p>
+    <w:bookmarkEnd w:id="27"/>
+    <w:bookmarkStart w:id="31" w:name="r-server-des-statistischen-bundesamts"/>
     <w:p>
       <w:pPr>
         <w:pStyle w:val="berschrift3"/>
       </w:pPr>
       <w:r>
-        <w:t xml:space="preserve">1.4.1 Voranschreitende Innovation</w:t>
+        <w:t xml:space="preserve">1.6.3 R-Server des Statistischen Bundesamts</w:t>
       </w:r>
     </w:p>
     <w:p>
@@ -965,7 +1284,23 @@
         <w:pStyle w:val="FirstParagraph"/>
       </w:pPr>
       <w:r>
-        <w:t xml:space="preserve">Anforderungen: Performanz auf neuem Stand der Technik, schnelle Ergebnisse, idealenfalls in Echtzeit (d.h. wenigen Sekunden). Leichte Nutzung / geringe Entwickleraufwände (im FDZ für viele Fachrichtungen zugänglich), moderne Interfaces, möglichst leiche Nutzung, wenig Schulungsbedarf. leicht einrichtbar, wenig Abhängigkeiten zu vielen Tools, die sich ständig weiterentwicklen, sodass hohe Wartungsaufwände entstehen. stabil, optimale Nutzung vorhandener GWAP Zeit und KDFV Zeitraum.ressourcensparend (RAM Problematik)</w:t>
+        <w:t xml:space="preserve">Die</w:t>
+      </w:r>
+      <w:r>
+        <w:t xml:space="preserve"> </w:t>
+      </w:r>
+      <w:r>
+        <w:rPr>
+          <w:b/>
+          <w:bCs/>
+        </w:rPr>
+        <w:t xml:space="preserve">Statistiksoftware R</w:t>
+      </w:r>
+      <w:r>
+        <w:t xml:space="preserve"> </w:t>
+      </w:r>
+      <w:r>
+        <w:t xml:space="preserve">ist bekannt als native Programmiersprache in der Statistik und in Datenwissenschaften. Dadurch weist R eine hohe Anwenderorientierung und fokussiert sich auf Datenverarbeitung, -auswertung und -visualisierung.</w:t>
       </w:r>
     </w:p>
     <w:p>
@@ -973,37 +1308,70 @@
         <w:pStyle w:val="BodyText"/>
       </w:pPr>
       <w:r>
-        <w:t xml:space="preserve">Um diesen Herausforderungen zu bewältigen, hat das</w:t>
+        <w:t xml:space="preserve">Als Open-Source-Software erfreut sich R einer großen internationalen Gemeinschaft, die die Grundfunktionen von R durch mehr als 20 000</w:t>
       </w:r>
       <w:r>
         <w:t xml:space="preserve"> </w:t>
       </w:r>
       <w:r>
         <w:rPr>
-          <w:i/>
-          <w:iCs/>
+          <w:b/>
+          <w:bCs/>
         </w:rPr>
-        <w:t xml:space="preserve">Statstische Bundesamt</w:t>
+        <w:t xml:space="preserve">R-Pakete</w:t>
       </w:r>
       <w:r>
         <w:t xml:space="preserve"> </w:t>
       </w:r>
       <w:r>
-        <w:t xml:space="preserve">in 2025 wesentliche Meilensteine in der Modernisierung der technischen Analyseinfrastruktur erreicht (dargestellt in</w:t>
+        <w:t xml:space="preserve">erweitert.</w:t>
+      </w:r>
+      <w:r>
+        <w:rPr>
+          <w:rStyle w:val="Funotenzeichen"/>
+        </w:rPr>
+        <w:footnoteReference w:id="28"/>
       </w:r>
       <w:r>
         <w:t xml:space="preserve"> </w:t>
       </w:r>
-      <w:hyperlink w:anchor="sec-infrastruktur">
+      <w:r>
+        <w:t xml:space="preserve">Passend zu den Anforderungen aus</w:t>
+      </w:r>
+      <w:r>
+        <w:t xml:space="preserve"> </w:t>
+      </w:r>
+      <w:hyperlink w:anchor="sec-infra-anf">
         <w:r>
           <w:rPr>
             <w:rStyle w:val="Hyperlink"/>
           </w:rPr>
-          <w:t xml:space="preserve">Kapitel 1.6</w:t>
+          <w:t xml:space="preserve">Absatz 1.6.2</w:t>
         </w:r>
       </w:hyperlink>
       <w:r>
-        <w:t xml:space="preserve">). Anfang 2025 wurden die R-Server für Auswertungen und Datenverabeitungen in der Statistikproduktion modernisiert und stark erweitert. Seit November 2025 stehen auch dem FDZ neue R- und Stata-Analyseserver (sog. FDZ OnSite-Server) für wissenschaftliche Auswertungen zu Verfügung.</w:t>
+        <w:t xml:space="preserve"> </w:t>
+      </w:r>
+      <w:r>
+        <w:t xml:space="preserve">ist darunter ein breites Spektrum an Datenverabeitungsmethoden, von hochperformanten Werkzeugen bis hin zu Verbesserungen der Nutzererfahrung. Da R frei verfügbar ist, ist es an Universitäten und Hochschulen weit verbreitet, und es stehen zahlreiche Schulungsmaterialien zur Verfügung. Viele Mitarbeitende des Statistischen Bundesamts und Gastwissenschaftler/-innen verfügen daher bereits über R-Kenntnisse oder können sich diese leicht aneignen. Dadurch erfreut sich R auch an steigender Beliebtheit in der amtlichen Statistik, wie der Wachstum der Gemeinschaft</w:t>
+      </w:r>
+      <w:r>
+        <w:t xml:space="preserve"> </w:t>
+      </w:r>
+      <w:r>
+        <w:t xml:space="preserve">“The Use of R in Official Statistics”</w:t>
+      </w:r>
+      <w:r>
+        <w:t xml:space="preserve"> </w:t>
+      </w:r>
+      <w:r>
+        <w:t xml:space="preserve">belegt.</w:t>
+      </w:r>
+      <w:r>
+        <w:rPr>
+          <w:rStyle w:val="Funotenzeichen"/>
+        </w:rPr>
+        <w:footnoteReference w:id="29"/>
       </w:r>
     </w:p>
     <w:p>
@@ -1011,7 +1379,7 @@
         <w:pStyle w:val="BodyText"/>
       </w:pPr>
       <w:r>
-        <w:t xml:space="preserve">Um die technischen Mittel bereitzustellen, hat eine weitere Initiative des NeSt die Moderniserung IT-Infrastruktur des FDZ vorangetrieben.</w:t>
+        <w:t xml:space="preserve">Bereits seit Jahren steht im Statistischen Bundesamt ein Server für</w:t>
       </w:r>
       <w:r>
         <w:t xml:space="preserve"> </w:t>
@@ -1021,24 +1389,29 @@
           <w:b/>
           <w:bCs/>
         </w:rPr>
-        <w:t xml:space="preserve">Dadurch bietet das FDZ seit November 2025 neue Server mit großen Systemkapazitäten für R und Stata für wissenschaftliche Auswertungen an</w:t>
-      </w:r>
-      <w:r>
-        <w:t xml:space="preserve">. Erstmalig können die vollen Kapazitäten neben der KDFV auch an den GWAPs genutzt werden, um große Datensätze im Vollmaterial auszuwerten. Wir werden in den FDZ OnSite-Servern demonstrieren, dass viele Auswertungsbedarfe das BTP im Vollmaterial innerhalb von Sekunden beantwortet werden können. Da die Datenmenge des BTP den verfügbaren Arbeitsspeicher weiterhin übertrifft, sind geeigneten Programmiermethoden notwendig (untersucht in</w:t>
+        <w:t xml:space="preserve">R</w:t>
       </w:r>
       <w:r>
         <w:t xml:space="preserve"> </w:t>
       </w:r>
-      <w:hyperlink w:anchor="sec-ergebnis">
-        <w:r>
-          <w:rPr>
-            <w:rStyle w:val="Hyperlink"/>
-          </w:rPr>
-          <w:t xml:space="preserve">Kapitel 1.9</w:t>
-        </w:r>
-      </w:hyperlink>
-      <w:r>
-        <w:t xml:space="preserve">).</w:t>
+      <w:r>
+        <w:t xml:space="preserve">und</w:t>
+      </w:r>
+      <w:r>
+        <w:t xml:space="preserve"> </w:t>
+      </w:r>
+      <w:r>
+        <w:rPr>
+          <w:b/>
+          <w:bCs/>
+        </w:rPr>
+        <w:t xml:space="preserve">Python</w:t>
+      </w:r>
+      <w:r>
+        <w:t xml:space="preserve"> </w:t>
+      </w:r>
+      <w:r>
+        <w:t xml:space="preserve">zur Verfügung, der für die Datenverarbeitung in der Statistikproduktion sowie im KDFV des FDZ genutzt wurde.</w:t>
       </w:r>
     </w:p>
     <w:p>
@@ -1046,642 +1419,7 @@
         <w:pStyle w:val="BodyText"/>
       </w:pPr>
       <w:r>
-        <w:t xml:space="preserve">Neben den bisherigen Hauptwerkzeuge für Datenverarbeitung sind für die Statistikproduktion aktuell SAS und Stata in dem FDZ, findet R als Lingua Franca in der Statistik, Methodologie und Datenwissenschaft und somit auf natürlich weise Einzug in die amtliche Statistik.</w:t>
-      </w:r>
-      <w:r>
-        <w:rPr>
-          <w:rStyle w:val="Funotenzeichen"/>
-        </w:rPr>
-        <w:footnoteReference w:id="22"/>
-      </w:r>
-    </w:p>
-    <w:p>
-      <w:pPr>
-        <w:pStyle w:val="BodyText"/>
-      </w:pPr>
-      <w:r>
-        <w:t xml:space="preserve">Als Open Source Software mit einer weltweit aktiven Community, bietet R bietet Zugang zu sehr vielen Funktionen der Datenverarbeitung (in Form von sog.</w:t>
-      </w:r>
-      <w:r>
-        <w:t xml:space="preserve"> </w:t>
-      </w:r>
-      <w:r>
-        <w:rPr>
-          <w:i/>
-          <w:iCs/>
-        </w:rPr>
-        <w:t xml:space="preserve">R-Paketen</w:t>
-      </w:r>
-      <w:r>
-        <w:t xml:space="preserve">), die ein breites Spektrum an Nutzerfreundlichkeit und Performanz bieten. Die gleiche Datenvearbeitung kann abhängig von der Software-Nutzung, einige Stunden dauern oder in wenigen Sekunden fertigs ein. Nur die richtige Nutzung geeigneter R-Pakete ermöglicht es, Datenverarbeitungsbedarfe anhand großer Datenmengen in Sekunden nachvollziehbar auszuführen (beschrieben in</w:t>
-      </w:r>
-      <w:r>
-        <w:t xml:space="preserve"> </w:t>
-      </w:r>
-      <w:hyperlink w:anchor="sec-methoden">
-        <w:r>
-          <w:rPr>
-            <w:rStyle w:val="Hyperlink"/>
-          </w:rPr>
-          <w:t xml:space="preserve">Kapitel 1.7</w:t>
-        </w:r>
-      </w:hyperlink>
-      <w:r>
-        <w:t xml:space="preserve">). Dadurch stellt sich die Frage welche Programmiermethoden geeignet sind, die neuen Datenverarbeitungsbedarfe mit der spezifischen neuen Infrastruktur zu bedienen (diskutiert in</w:t>
-      </w:r>
-      <w:r>
-        <w:t xml:space="preserve"> </w:t>
-      </w:r>
-      <w:hyperlink w:anchor="sec-benchmark">
-        <w:r>
-          <w:rPr>
-            <w:rStyle w:val="Hyperlink"/>
-          </w:rPr>
-          <w:t xml:space="preserve">Kapitel 1.8</w:t>
-        </w:r>
-      </w:hyperlink>
-      <w:r>
-        <w:t xml:space="preserve">).</w:t>
-      </w:r>
-      <w:r>
-        <w:t xml:space="preserve"> </w:t>
-      </w:r>
-      <w:r>
-        <w:t xml:space="preserve">Durch die Beantwortung können für den Statistikerstellungsprozesses Werkzeuge abgeleitet werden, die Informationsbedarfe der Öffentlichkeit schnell anhand wachsender Datenmengen zu bedienen.</w:t>
-      </w:r>
-      <w:r>
-        <w:t xml:space="preserve"> </w:t>
-      </w:r>
-      <w:r>
-        <w:t xml:space="preserve">Die Bewertung muss sorgfältig durchgeführt werden, da sich die betrachteten R-Pakete schnell weiterentwicklung, meist mit mehreren großen Releases innerhalb eines Jahres, aber die organisatorischen Strukturen nicht erlauben, jede neue Version einzurichten.</w:t>
-      </w:r>
-    </w:p>
-    <w:p>
-      <w:pPr>
-        <w:pStyle w:val="SourceCode"/>
-      </w:pPr>
-      <w:r>
-        <w:rPr>
-          <w:rStyle w:val="VerbatimChar"/>
-        </w:rPr>
-        <w:t xml:space="preserve">-   wechselnde Nutzende (Forscher) unterschiedlicher Fachbereiche mit unterschiedlichen Analytischen und technischen Kenntnissen</w:t>
-      </w:r>
-    </w:p>
-    <w:bookmarkEnd w:id="23"/>
-    <w:bookmarkEnd w:id="24"/>
-    <w:bookmarkStart w:id="31" w:name="sec-btp"/>
-    <w:p>
-      <w:pPr>
-        <w:pStyle w:val="berschrift2"/>
-      </w:pPr>
-      <w:r>
-        <w:t xml:space="preserve">1.5 Anwendungsfall Business-Tax-Panel</w:t>
-      </w:r>
-    </w:p>
-    <w:bookmarkStart w:id="25" w:name="datengrundlage"/>
-    <w:p>
-      <w:pPr>
-        <w:pStyle w:val="berschrift3"/>
-      </w:pPr>
-      <w:r>
-        <w:t xml:space="preserve">1.5.1 Datengrundlage</w:t>
-      </w:r>
-    </w:p>
-    <w:p>
-      <w:pPr>
-        <w:pStyle w:val="FirstParagraph"/>
-      </w:pPr>
-      <w:r>
-        <w:rPr>
-          <w:i/>
-          <w:iCs/>
-        </w:rPr>
-        <w:t xml:space="preserve">Das Business-Tax-Panel kombiniert die Angaben aus verschiedenen Ertrags- sowie Umsatzsteuerstatistiken im Quer- und Längsschnitt. Verfügbar sind Informationen aus den folgenden Statistiken: Gewerbe-, Körperschaftsteuer, Umsatzsteuer-Voranmeldung und -Veranlagung, Statistik über die Personengesellschaften und Gemeinschaften, Einnahmenüberschussrechnung und einige Merkmale aus dem Statistischen Unternehmensregister. Insgesamt deckt der Forschungsdatensatz eine Vielzahl an Analysemöglichkeiten, wie zum Beispiel Analyse von Anpassungsreaktionen oder Verteilungsanalysen, die für die evidenzbasierte steuerpolitische Entscheidungen nötig sind, ab.</w:t>
-      </w:r>
-    </w:p>
-    <w:p>
-      <w:pPr>
-        <w:pStyle w:val="BodyText"/>
-      </w:pPr>
-      <w:r>
-        <w:rPr>
-          <w:i/>
-          <w:iCs/>
-        </w:rPr>
-        <w:t xml:space="preserve">Für die vielfältigen Analysewünsche der Forschenden, der damit einhergenden Dokumentation des Datensatzes in den Metadatenreports (!!hier Fußnote für MDR - siehe Deskriptive Ecktaten 1.) des FDZ, und den Auswertungsbedarf des Fachbereiches ist der Datensatz möglichst wenig beschränkt worden und dadurch ressourcenintensive. Anstelle einer Stichprobe wurden die zugrundeliegenden Vollerhebungen verwendet. Die erste Version des BTP (2013 bis 2019) besteht aus ca. 67 Millionen Beobachtungen. Mit der Aktualisierung um das Berichtsjahr 2020 wird die Zahl der Beobachtungen sich auf ca. 78 Millionen erhöhen. Auch der Merkmalsumfang von zurzeit über 2.700 Merkmalen wird durch Erweiterung von Berichtsjahren steigen.</w:t>
-      </w:r>
-    </w:p>
-    <w:p>
-      <w:pPr>
-        <w:pStyle w:val="BodyText"/>
-      </w:pPr>
-      <w:r>
-        <w:rPr>
-          <w:i/>
-          <w:iCs/>
-        </w:rPr>
-        <w:t xml:space="preserve">Bereits aktuell und insbesondere durch die regelmäßige Erweiterung um Bereichtsjahre steht der Fachbereich sowie das FDZ vor der Herausforderung den hohe Bedarf an Speicherkapazität, Arbeitsspeicher und Prozessorleistung zu decken. Daher wird das BTP als Anwendungsfall herangezogen</w:t>
-      </w:r>
-    </w:p>
-    <w:bookmarkEnd w:id="25"/>
-    <w:bookmarkStart w:id="29" w:name="auswertungsbedarfe"/>
-    <w:p>
-      <w:pPr>
-        <w:pStyle w:val="berschrift3"/>
-      </w:pPr>
-      <w:r>
-        <w:t xml:space="preserve">1.5.2 Auswertungsbedarfe</w:t>
-      </w:r>
-    </w:p>
-    <w:p>
-      <w:pPr>
-        <w:pStyle w:val="FirstParagraph"/>
-      </w:pPr>
-      <w:r>
-        <w:rPr>
-          <w:i/>
-          <w:iCs/>
-        </w:rPr>
-        <w:t xml:space="preserve">Um den Auswertungsbedarf des Fachbereichs und des FDZ abzubilden wird die Tabelle zur Häufigkeitsverteilung der Beobachtungen je Jahr und Steuerstatistik (FDZ, 2024 –&gt; IN QULLEN aufnehmen!) verwendet. Im Fachbereich ergibt sich zusätzlich der Bedarf die Daten je nach Statistik und Tabelle zu bearbeiten. Auch die Forschenden bearbeiten die Daten um sie für die jeweilige Analyse aufzubereiten. Daher wird die Datenbearbeitung und anschließende Analyse als zweiter Anwendungsbedarf getestet.</w:t>
-      </w:r>
-    </w:p>
-    <w:p>
-      <w:pPr>
-        <w:pStyle w:val="BodyText"/>
-      </w:pPr>
-      <w:r>
-        <w:rPr>
-          <w:i/>
-          <w:iCs/>
-        </w:rPr>
-        <w:t xml:space="preserve">Die Körperschaftsteuerstatistik zeigt über die Jahre eine Zunahme der Steuerpflichtigen mit Verlustvortrag im jeweiligen Berichtsjahr (GENESIS Code 73211-0002). Für den zweiten Anwendungsfall wird das Vorliegen eines Verlustvortrages im jeweiligen Berichtsjahr als versucht anhand verschiedener Einflussfaktoren zu erklären. Anzunehmen ist, dass Personalkosten den Verlustvortrag erhöhen können, daher wird die Zahl der Sozialversicherungspflichtig Beschäftigen sowie die Summe der Löhne und Gehälter als erklärende Variable verwendet. Der jeweilige Gesamtbetrag der Einkünfte und die abgezogenen Spenden können ebenfalls den Verlustvortrag beeinflussen. Um den Internationalisierungsgrad des Unternehmens zu erfassen wird ein Dummy für aufgenommen der Anzeigt, ob das Unternehmen auslandskontrolliert ist.</w:t>
-      </w:r>
-    </w:p>
-    <w:bookmarkStart w:id="26" w:name="deskriptive-eckdaten"/>
-    <w:p>
-      <w:pPr>
-        <w:pStyle w:val="berschrift4"/>
-      </w:pPr>
-      <w:r>
-        <w:t xml:space="preserve">1.5.2.1 Deskriptive Eckdaten</w:t>
-      </w:r>
-    </w:p>
-    <w:p>
-      <w:pPr>
-        <w:pStyle w:val="Compact"/>
-        <w:numPr>
-          <w:ilvl w:val="0"/>
-          <w:numId w:val="1003"/>
-        </w:numPr>
-      </w:pPr>
-      <w:r>
-        <w:t xml:space="preserve">deskriptive Eckdaten, für BTP als Panel im Quer- und Längsschnitt: Fallzahl pro Statistik und Jahr (s.MDR Produkt S. 9f https://www.forschungsdatenzentrum.de/sites/default/files/btp_2013-2019_on-site_mdr-prod.pdf)</w:t>
-      </w:r>
-    </w:p>
-    <w:p>
-      <w:pPr>
-        <w:pStyle w:val="FirstParagraph"/>
-      </w:pPr>
-      <w:r>
-        <w:t xml:space="preserve">Kennzahlen um inhaltlose Testdaten zu generieren werden folgende Eckdaten benötigt und im nächsten BTP berücksichtigt:</w:t>
-      </w:r>
-    </w:p>
-    <w:p>
-      <w:pPr>
-        <w:pStyle w:val="Compact"/>
-        <w:numPr>
-          <w:ilvl w:val="0"/>
-          <w:numId w:val="1004"/>
-        </w:numPr>
-      </w:pPr>
-      <w:r>
-        <w:t xml:space="preserve">Befüllung</w:t>
-      </w:r>
-    </w:p>
-    <w:p>
-      <w:pPr>
-        <w:pStyle w:val="Compact"/>
-        <w:numPr>
-          <w:ilvl w:val="0"/>
-          <w:numId w:val="1004"/>
-        </w:numPr>
-      </w:pPr>
-      <w:r>
-        <w:t xml:space="preserve">Statistische Eckdaten univariate (Quantile),</w:t>
-      </w:r>
-    </w:p>
-    <w:p>
-      <w:pPr>
-        <w:pStyle w:val="Compact"/>
-        <w:numPr>
-          <w:ilvl w:val="0"/>
-          <w:numId w:val="1004"/>
-        </w:numPr>
-      </w:pPr>
-      <w:r>
-        <w:t xml:space="preserve">ggf. multivariate (gemeinsame Verteilung)</w:t>
-      </w:r>
-    </w:p>
-    <w:p>
-      <w:pPr>
-        <w:pStyle w:val="FirstParagraph"/>
-      </w:pPr>
-      <w:r>
-        <w:t xml:space="preserve">Exemplarisch, neues BTP beinhaltet dies. Regelmäßige Updates beschleunigen.</w:t>
-      </w:r>
-    </w:p>
-    <w:bookmarkEnd w:id="26"/>
-    <w:bookmarkStart w:id="28" w:name="regressionen"/>
-    <w:p>
-      <w:pPr>
-        <w:pStyle w:val="berschrift4"/>
-      </w:pPr>
-      <w:r>
-        <w:t xml:space="preserve">1.5.2.2 Regressionen</w:t>
-      </w:r>
-    </w:p>
-    <w:p>
-      <w:pPr>
-        <w:pStyle w:val="Compact"/>
-        <w:numPr>
-          <w:ilvl w:val="0"/>
-          <w:numId w:val="1005"/>
-        </w:numPr>
-      </w:pPr>
-      <w:r>
-        <w:t xml:space="preserve">Verlustvorträge</w:t>
-      </w:r>
-      <w:r>
-        <w:rPr>
-          <w:rStyle w:val="Funotenzeichen"/>
-        </w:rPr>
-        <w:footnoteReference w:id="27"/>
-      </w:r>
-      <w:r>
-        <w:t xml:space="preserve"> </w:t>
-      </w:r>
-      <w:r>
-        <w:t xml:space="preserve">(s. Vortrag NeSt) als Indikator für … und Einflussgrößen auf Verlustvorträge, für Vermutung von Einfluss der Unternehmensgröße (großes Gesamtvolumen, Löhne, Spenden, tätige Personen; Auslandskontrolle oder WZ) auf positive Verlustvorträge.</w:t>
-      </w:r>
-    </w:p>
-    <w:bookmarkEnd w:id="28"/>
-    <w:bookmarkEnd w:id="29"/>
-    <w:bookmarkStart w:id="30" w:name="technische-spezifikationen"/>
-    <w:p>
-      <w:pPr>
-        <w:pStyle w:val="berschrift3"/>
-      </w:pPr>
-      <w:r>
-        <w:t xml:space="preserve">1.5.3 Technische Spezifikationen</w:t>
-      </w:r>
-    </w:p>
-    <w:p>
-      <w:pPr>
-        <w:pStyle w:val="FirstParagraph"/>
-      </w:pPr>
-      <w:r>
-        <w:rPr>
-          <w:i/>
-          <w:iCs/>
-        </w:rPr>
-        <w:t xml:space="preserve">AK: Habe ich im Bereich Datengrundlage integriert.</w:t>
-      </w:r>
-      <w:r>
-        <w:rPr>
-          <w:i/>
-          <w:iCs/>
-        </w:rPr>
-        <w:t xml:space="preserve"> </w:t>
-      </w:r>
-    </w:p>
-    <w:p>
-      <w:pPr>
-        <w:pStyle w:val="BodyText"/>
-      </w:pPr>
-      <w:r>
-        <w:rPr>
-          <w:i/>
-          <w:iCs/>
-        </w:rPr>
-        <w:t xml:space="preserve">Für die vielfältigen Analysewünsche der Forschenden, den Auswertungsbedarf des Fachbereiches bspw. für Sonderauswertungen und der Erstellung des Metadatenreports des Forschungsdatenzentrums ist der Forschungsdatensatz konzipiert. Für die Abdeckung aller Anforderungen ist der Datensatz möglichst wenig beschränkt worden und dadurch ressourcenintensive. Der damit einhergehende hohe Bedarf an Speicherkapazität, Arbeitsspeicher und Prozessorleistung stellt sowohl im Fachbereich als auch im Forschungsdatenzentrum eine Herausforderung dar.</w:t>
-      </w:r>
-    </w:p>
-    <w:p>
-      <w:pPr>
-        <w:pStyle w:val="BodyText"/>
-      </w:pPr>
-      <w:r>
-        <w:rPr>
-          <w:i/>
-          <w:iCs/>
-        </w:rPr>
-        <w:t xml:space="preserve">Für die vielfältigen Analysewünsche der Forschenden, den Auswertungsbedarf des Fachbereiches bspw. für Sonderauswertungen und der Erstellung des Metadatenreports des Forschungsdatenzentrums ist der Forschungsdatensatz konzipiert. Für die Abdeckung aller Anforderungen ist der Datensatz möglichst wenig beschränkt worden und dadurch ressourcenintensive. Der damit einhergehende hohe Bedarf an Speicherkapazität, Arbeitsspeicher und Prozessorleistung stellt sowohl im Fachbereich als auch im Forschungsdatenzentrum eine Herausforderung dar.</w:t>
-      </w:r>
-    </w:p>
-    <w:p>
-      <w:pPr>
-        <w:numPr>
-          <w:ilvl w:val="0"/>
-          <w:numId w:val="1006"/>
-        </w:numPr>
-      </w:pPr>
-      <w:r>
-        <w:t xml:space="preserve">Technische Herausforderung:</w:t>
-      </w:r>
-    </w:p>
-    <w:p>
-      <w:pPr>
-        <w:pStyle w:val="Compact"/>
-        <w:numPr>
-          <w:ilvl w:val="1"/>
-          <w:numId w:val="1007"/>
-        </w:numPr>
-      </w:pPr>
-      <w:r>
-        <w:t xml:space="preserve">effiziente und verständliche Speicherung</w:t>
-      </w:r>
-    </w:p>
-    <w:p>
-      <w:pPr>
-        <w:pStyle w:val="Compact"/>
-        <w:numPr>
-          <w:ilvl w:val="1"/>
-          <w:numId w:val="1007"/>
-        </w:numPr>
-      </w:pPr>
-      <w:r>
-        <w:t xml:space="preserve">Herausfiltern großer Datenmengen irrelevanter Merkmale</w:t>
-      </w:r>
-    </w:p>
-    <w:p>
-      <w:pPr>
-        <w:numPr>
-          <w:ilvl w:val="0"/>
-          <w:numId w:val="1006"/>
-        </w:numPr>
-      </w:pPr>
-      <w:r>
-        <w:t xml:space="preserve">Umfang über verfügbaren Arbeitsspeicher</w:t>
-      </w:r>
-    </w:p>
-    <w:p>
-      <w:pPr>
-        <w:numPr>
-          <w:ilvl w:val="0"/>
-          <w:numId w:val="1006"/>
-        </w:numPr>
-      </w:pPr>
-      <w:r>
-        <w:t xml:space="preserve">Besonders breit mit 3000 Merkmalen, 69 Mio. Beobachtung, sodass zeilenbasierte Formate problematisch sind.</w:t>
-      </w:r>
-    </w:p>
-    <w:p>
-      <w:pPr>
-        <w:numPr>
-          <w:ilvl w:val="0"/>
-          <w:numId w:val="1006"/>
-        </w:numPr>
-      </w:pPr>
-      <w:r>
-        <w:t xml:space="preserve">Technische Herausforderung:</w:t>
-      </w:r>
-    </w:p>
-    <w:p>
-      <w:pPr>
-        <w:pStyle w:val="Compact"/>
-        <w:numPr>
-          <w:ilvl w:val="1"/>
-          <w:numId w:val="1008"/>
-        </w:numPr>
-      </w:pPr>
-      <w:r>
-        <w:t xml:space="preserve">effiziente und verständliche Speicherung</w:t>
-      </w:r>
-    </w:p>
-    <w:p>
-      <w:pPr>
-        <w:pStyle w:val="Compact"/>
-        <w:numPr>
-          <w:ilvl w:val="1"/>
-          <w:numId w:val="1008"/>
-        </w:numPr>
-      </w:pPr>
-      <w:r>
-        <w:t xml:space="preserve">Herausfiltern großer Datenmengen irrelevanter Merkmale</w:t>
-      </w:r>
-    </w:p>
-    <w:bookmarkEnd w:id="30"/>
-    <w:bookmarkEnd w:id="31"/>
-    <w:bookmarkStart w:id="37" w:name="sec-infrastruktur"/>
-    <w:p>
-      <w:pPr>
-        <w:pStyle w:val="berschrift2"/>
-      </w:pPr>
-      <w:r>
-        <w:t xml:space="preserve">1.6 Ausbau der Analyseinfrastruktur</w:t>
-      </w:r>
-    </w:p>
-    <w:p>
-      <w:pPr>
-        <w:pStyle w:val="FirstParagraph"/>
-      </w:pPr>
-      <w:r>
-        <w:t xml:space="preserve">Im Jahr 2025 konnten mit der Bereitstellung neuer Analyseserver wesentliche Fortschritte beim Ausbau der analytischen Infrastruktur des Statistischen Bundesamts und des FDZ erzielt werden.</w:t>
-      </w:r>
-    </w:p>
-    <w:p>
-      <w:pPr>
-        <w:pStyle w:val="BodyText"/>
-      </w:pPr>
-      <w:r>
-        <w:t xml:space="preserve">Die Einführung der neuen Systeme stellt einen bedeutenden Schritt dar, da der Ausbau der Infrastruktur in den formalen Strukturen der Bundesverwaltung ein mehrjähriges Unterfangen ist. Auch Änderungen von Softwareversionen in der abgeschotteten Infrastruktur können organisatorisch aufwändig sein, sodass für die folgenden Darstellungen nicht immer die neuesten Versionen der betrachteten Software zur Verfügung stehen –- ein Umstand, der die realistischen Rahmenbedingungen der laufenden Statistikproduktion widerspiegelt. Um dennoch langfristig leistungsstark zu bleiben, wurde die neue Infrastruktur von Beginn an zukunftsorientiert konzipiert und bietet moderne Software auf einer deutlich erweiterten Hardwarebasis.</w:t>
-      </w:r>
-    </w:p>
-    <w:bookmarkStart w:id="33" w:name="ausgangslage"/>
-    <w:p>
-      <w:pPr>
-        <w:pStyle w:val="berschrift3"/>
-      </w:pPr>
-      <w:r>
-        <w:t xml:space="preserve">1.6.1 Ausgangslage</w:t>
-      </w:r>
-    </w:p>
-    <w:p>
-      <w:pPr>
-        <w:pStyle w:val="FirstParagraph"/>
-      </w:pPr>
-      <w:r>
-        <w:t xml:space="preserve">Das Hauptwerkzeug für die Statistikproduktion ist die kommerzielle Analysesoftware</w:t>
-      </w:r>
-      <w:r>
-        <w:t xml:space="preserve"> </w:t>
-      </w:r>
-      <w:r>
-        <w:rPr>
-          <w:b/>
-          <w:bCs/>
-        </w:rPr>
-        <w:t xml:space="preserve">SAS 9.4</w:t>
-      </w:r>
-      <w:r>
-        <w:t xml:space="preserve">, für das dedizierte Server bereitgestellt werden.</w:t>
-      </w:r>
-      <w:r>
-        <w:rPr>
-          <w:rStyle w:val="Funotenzeichen"/>
-        </w:rPr>
-        <w:footnoteReference w:id="32"/>
-      </w:r>
-      <w:r>
-        <w:t xml:space="preserve"> </w:t>
-      </w:r>
-      <w:r>
-        <w:t xml:space="preserve">SAS 9.4 verarbeitet Daten überwiegend zeilenorientiert und belastet den Arbeitsspeicher daher nur gering –- ein entscheidender Vorteil in der amtlichen Statistik, da auch große Datenmengen auf mit geringeren Hardwareanforderungen verarbeitet werden können. Für viele Anwendungsfälle ist jedoch die spaltenbasierte Datenverarbeitung effizienter. In R sind neuere Verfahren verfügbar, die moderne Prozessor- und Arbeitsspeicher gezielt ausnutzen, können die Laufzeiten gegenüber SAS erheblich verkürzen (siehe</w:t>
-      </w:r>
-      <w:r>
-        <w:t xml:space="preserve"> </w:t>
-      </w:r>
-      <w:hyperlink w:anchor="sec-methoden">
-        <w:r>
-          <w:rPr>
-            <w:rStyle w:val="Hyperlink"/>
-          </w:rPr>
-          <w:t xml:space="preserve">Kapitel 1.7</w:t>
-        </w:r>
-      </w:hyperlink>
-      <w:r>
-        <w:t xml:space="preserve"> </w:t>
-      </w:r>
-      <w:r>
-        <w:t xml:space="preserve">und</w:t>
-      </w:r>
-      <w:r>
-        <w:t xml:space="preserve"> </w:t>
-      </w:r>
-      <w:hyperlink w:anchor="sec-benchmark">
-        <w:r>
-          <w:rPr>
-            <w:rStyle w:val="Hyperlink"/>
-          </w:rPr>
-          <w:t xml:space="preserve">Kapitel 1.8</w:t>
-        </w:r>
-      </w:hyperlink>
-      <w:r>
-        <w:t xml:space="preserve">).</w:t>
-      </w:r>
-    </w:p>
-    <w:p>
-      <w:pPr>
-        <w:pStyle w:val="BodyText"/>
-      </w:pPr>
-      <w:r>
-        <w:t xml:space="preserve">Im FDZ ist –- neben SAS –- die kommerzielle Software</w:t>
-      </w:r>
-      <w:r>
-        <w:t xml:space="preserve"> </w:t>
-      </w:r>
-      <w:r>
-        <w:rPr>
-          <w:b/>
-          <w:bCs/>
-        </w:rPr>
-        <w:t xml:space="preserve">Stata</w:t>
-      </w:r>
-      <w:r>
-        <w:t xml:space="preserve"> </w:t>
-      </w:r>
-      <w:r>
-        <w:t xml:space="preserve">das am stärksten nachgefragte Auswertungswerkzeug.</w:t>
-      </w:r>
-      <w:r>
-        <w:t xml:space="preserve"> </w:t>
-      </w:r>
-      <w:r>
-        <w:rPr>
-          <w:b/>
-          <w:bCs/>
-        </w:rPr>
-        <w:t xml:space="preserve">Stata</w:t>
-      </w:r>
-      <w:r>
-        <w:t xml:space="preserve"> </w:t>
-      </w:r>
-      <w:r>
-        <w:t xml:space="preserve">wird in vielen wissenschaftlichen Fachrichtungen genutzt, da sie ohne tiefgreifende Programmierkenntnisse eingesetzt werden kann, gleichzeitig aber spezialisierte Verfahren, insbesondere für ökonometrische Analysen, bereitstellt. Bei großen Datenmengen stößt Stata jedoch an seine Grenzen, da Daten vollständig in den Arbeitsspeicher geladen werden müssen, und nur ausgewählte Operationen erlauben die parallelisierte Datenverarbeitung. Durch die manuelle</w:t>
-      </w:r>
-      <w:r>
-        <w:t xml:space="preserve"> </w:t>
-      </w:r>
-      <w:r>
-        <w:rPr>
-          <w:i/>
-          <w:iCs/>
-        </w:rPr>
-        <w:t xml:space="preserve">Variablenauswahl</w:t>
-      </w:r>
-      <w:r>
-        <w:t xml:space="preserve"> </w:t>
-      </w:r>
-      <w:r>
-        <w:t xml:space="preserve">lassen sich größere Datensätze bearbeiten, der Speicherbedarf bleibt aber begrenzend. Bisher waren die GWAP-Arbeitsplätze auf die Single-Core-Version mit begrenztem RAM beschränkt und damit für viele Produkte des FDZ unzureichend, während leistungsfähigere Server vor der Bereitstellung des OnSite-Server nur in der KDFV verfügbar waren.</w:t>
-      </w:r>
-    </w:p>
-    <w:bookmarkEnd w:id="33"/>
-    <w:bookmarkStart w:id="34" w:name="r-server-des-statistischen-bundesamts"/>
-    <w:p>
-      <w:pPr>
-        <w:pStyle w:val="berschrift3"/>
-      </w:pPr>
-      <w:r>
-        <w:t xml:space="preserve">1.6.2 R-Server des Statistischen Bundesamts</w:t>
-      </w:r>
-    </w:p>
-    <w:p>
-      <w:pPr>
-        <w:pStyle w:val="FirstParagraph"/>
-      </w:pPr>
-      <w:r>
-        <w:t xml:space="preserve">Seit Jahren steht im Statistischen Bundesamt ein Server für die Open-Source</w:t>
-      </w:r>
-      <w:r>
-        <w:t xml:space="preserve"> </w:t>
-      </w:r>
-      <w:r>
-        <w:rPr>
-          <w:b/>
-          <w:bCs/>
-        </w:rPr>
-        <w:t xml:space="preserve">Statistiksoftware R</w:t>
-      </w:r>
-      <w:r>
-        <w:t xml:space="preserve"> </w:t>
-      </w:r>
-      <w:r>
-        <w:t xml:space="preserve">und</w:t>
-      </w:r>
-      <w:r>
-        <w:t xml:space="preserve"> </w:t>
-      </w:r>
-      <w:r>
-        <w:rPr>
-          <w:b/>
-          <w:bCs/>
-        </w:rPr>
-        <w:t xml:space="preserve">Python</w:t>
-      </w:r>
-      <w:r>
-        <w:t xml:space="preserve"> </w:t>
-      </w:r>
-      <w:r>
-        <w:t xml:space="preserve">zur Verfügung, der für die Datenverarbeitung in der Statistikproduktion sowie im KDFV des FDZ genutzt wird. R wird aufgrund seiner großen internationalen Community, der Vielzahl spezialisierter Pakete für Datenanalyse, spaltenbasierte Verarbeitung und Visualisierung sowie der schnellen Weiterentwicklung zunehmend in der amtlichen Statistik eingesetzt.</w:t>
-      </w:r>
-    </w:p>
-    <w:p>
-      <w:pPr>
-        <w:pStyle w:val="BodyText"/>
-      </w:pPr>
-      <w:r>
-        <w:t xml:space="preserve">Seit Anfang 2025 konnte der R- und Python-Server signifikant erweitert werden. Verwendet wird die kommerziell unterstützte</w:t>
+        <w:t xml:space="preserve">Seit Januar 2025 konnte der R- und Python-Server signifikant erweitert werden. Verwendet wird die kommerziell unterstützte</w:t>
       </w:r>
       <w:r>
         <w:t xml:space="preserve"> </w:t>
@@ -1694,1097 +1432,12 @@
         <w:t xml:space="preserve">Posit Workbench</w:t>
       </w:r>
       <w:r>
-        <w:t xml:space="preserve">, um die Funktionen Projekt-Sharing, Git-Integration, Positron-Features bereitstellen zu können. Zusätzlich wurden die Systemressourcen deutlich ausgebaut, wie die</w:t>
+        <w:t xml:space="preserve">, da sie wesentliche Funktionen für kollaborativen Arbeiten, Skalierbarkeit bietet und den Betrieb der Systeme unterstützt. Zusätzlich wurden die Systemressourcen deutlich ausgebaut (siehe</w:t>
       </w:r>
       <w:r>
         <w:t xml:space="preserve"> </w:t>
       </w:r>
-      <w:r>
-        <w:rPr>
-          <w:b/>
-          <w:bCs/>
-        </w:rPr>
-        <w:t xml:space="preserve">?@tbl-stba-rserver</w:t>
-      </w:r>
-      <w:r>
-        <w:t xml:space="preserve"> </w:t>
-      </w:r>
-      <w:r>
-        <w:t xml:space="preserve">zeigt.</w:t>
-      </w:r>
-    </w:p>
-    <w:p>
-      <w:pPr>
-        <w:pStyle w:val="BodyText"/>
-      </w:pPr>
-      <w:r>
-        <w:t xml:space="preserve">::: {#tbl-!stba-rserver .cell tbl-cap=</w:t>
-      </w:r>
-      <w:r>
-        <w:t xml:space="preserve">‘StBA R-Server Ausbau (Anfang 2025)’</w:t>
-      </w:r>
-      <w:r>
-        <w:t xml:space="preserve">}</w:t>
-      </w:r>
-    </w:p>
-    <w:tbl xmlns:w="http://schemas.openxmlformats.org/wordprocessingml/2006/main" xmlns:r="http://schemas.openxmlformats.org/officeDocument/2006/relationships" xmlns:w14="http://schemas.microsoft.com/office/word/2010/wordml" xmlns:wp="http://schemas.openxmlformats.org/drawingml/2006/wordprocessingDrawing" xmlns:a="http://schemas.openxmlformats.org/drawingml/2006/main" xmlns:pic="http://schemas.openxmlformats.org/drawingml/2006/picture">
-      <w:tblPr>
-        <w:tblLayout w:type="fixed"/>
-        <w:jc w:val="center"/>
-        <w:tblLook w:firstRow="1" w:lastRow="0" w:firstColumn="0" w:lastColumn="0" w:noHBand="0" w:noVBand="1"/>
-      </w:tblPr>
-      <w:tblGrid>
-        <w:gridCol w:w="1970"/>
-        <w:gridCol w:w="1178"/>
-        <w:gridCol w:w="3086"/>
-      </w:tblGrid>
-      <w:tr>
-        <w:trPr>
-          <w:trHeight w:val="598" w:hRule="auto"/>
-          <w:tblHeader/>
-        </w:trPr>
-        header1
-        <w:tc>
-          <w:tcPr>
-            <w:tcBorders>
-              <w:bottom w:val="single" w:sz="8" w:space="0" w:color="000000"/>
-              <w:top w:val="single" w:sz="8" w:space="0" w:color="000000"/>
-              <w:left w:val="none" w:sz="0" w:space="0" w:color="000000"/>
-              <w:right w:val="none" w:sz="0" w:space="0" w:color="000000"/>
-            </w:tcBorders>
-            <w:shd w:val="clear" w:color="auto" w:fill="FFFFFF"/>
-            <w:tcMar>
-              <w:top w:w="0" w:type="dxa"/>
-              <w:bottom w:w="0" w:type="dxa"/>
-              <w:left w:w="0" w:type="dxa"/>
-              <w:right w:w="0" w:type="dxa"/>
-            </w:tcMar>
-            <w:vAlign w:val="center"/>
-          </w:tcPr>
-          <w:p>
-            <w:pPr>
-              <w:jc w:val="left"/>
-              <w:pBdr>
-                <w:bottom w:val="none" w:sz="0" w:space="0" w:color="000000"/>
-                <w:top w:val="none" w:sz="0" w:space="0" w:color="000000"/>
-                <w:left w:val="none" w:sz="0" w:space="0" w:color="000000"/>
-                <w:right w:val="none" w:sz="0" w:space="0" w:color="000000"/>
-              </w:pBdr>
-              <w:spacing w:after="100" w:before="100" w:line="240"/>
-              <w:ind w:left="100" w:right="100" w:firstLine="0" w:firstLineChars="0"/>
-              <w:rPr>
-                <w:rFonts w:ascii="Arial" w:hAnsi="Arial" w:eastAsia="Arial" w:cs="Arial"/>
-                <w:i w:val="false"/>
-                <w:b w:val="true"/>
-                <w:u w:val="none"/>
-                <w:strike w:val="false"/>
-                <w:sz w:val="20"/>
-                <w:szCs w:val="20"/>
-                <w:color w:val="000000"/>
-              </w:rPr>
-            </w:pPr>
-            <w:r xmlns:w="http://schemas.openxmlformats.org/wordprocessingml/2006/main" xmlns:wp="http://schemas.openxmlformats.org/drawingml/2006/wordprocessingDrawing" xmlns:r="http://schemas.openxmlformats.org/officeDocument/2006/relationships" xmlns:w14="http://schemas.microsoft.com/office/word/2010/wordml">
-              <w:rPr>
-                <w:rFonts w:ascii="Arial" w:hAnsi="Arial" w:eastAsia="Arial" w:cs="Arial"/>
-                <w:i w:val="false"/>
-                <w:b w:val="true"/>
-                <w:u w:val="none"/>
-                <w:strike w:val="false"/>
-                <w:sz w:val="20"/>
-                <w:szCs w:val="20"/>
-                <w:color w:val="000000"/>
-              </w:rPr>
-              <w:t xml:space="preserve">Komponente</w:t>
-            </w:r>
-          </w:p>
-        </w:tc>
-        <w:tc>
-          <w:tcPr>
-            <w:tcBorders>
-              <w:bottom w:val="single" w:sz="8" w:space="0" w:color="000000"/>
-              <w:top w:val="single" w:sz="8" w:space="0" w:color="000000"/>
-              <w:left w:val="none" w:sz="0" w:space="0" w:color="000000"/>
-              <w:right w:val="none" w:sz="0" w:space="0" w:color="000000"/>
-            </w:tcBorders>
-            <w:shd w:val="clear" w:color="auto" w:fill="FFFFFF"/>
-            <w:tcMar>
-              <w:top w:w="0" w:type="dxa"/>
-              <w:bottom w:w="0" w:type="dxa"/>
-              <w:left w:w="0" w:type="dxa"/>
-              <w:right w:w="0" w:type="dxa"/>
-            </w:tcMar>
-            <w:vAlign w:val="center"/>
-          </w:tcPr>
-          <w:p>
-            <w:pPr>
-              <w:jc w:val="left"/>
-              <w:pBdr>
-                <w:bottom w:val="none" w:sz="0" w:space="0" w:color="000000"/>
-                <w:top w:val="none" w:sz="0" w:space="0" w:color="000000"/>
-                <w:left w:val="none" w:sz="0" w:space="0" w:color="000000"/>
-                <w:right w:val="none" w:sz="0" w:space="0" w:color="000000"/>
-              </w:pBdr>
-              <w:spacing w:after="100" w:before="100" w:line="240"/>
-              <w:ind w:left="100" w:right="100" w:firstLine="0" w:firstLineChars="0"/>
-              <w:rPr>
-                <w:rFonts w:ascii="Arial" w:hAnsi="Arial" w:eastAsia="Arial" w:cs="Arial"/>
-                <w:i w:val="false"/>
-                <w:b w:val="true"/>
-                <w:u w:val="none"/>
-                <w:strike w:val="false"/>
-                <w:sz w:val="20"/>
-                <w:szCs w:val="20"/>
-                <w:color w:val="000000"/>
-              </w:rPr>
-            </w:pPr>
-            <w:r xmlns:w="http://schemas.openxmlformats.org/wordprocessingml/2006/main" xmlns:wp="http://schemas.openxmlformats.org/drawingml/2006/wordprocessingDrawing" xmlns:r="http://schemas.openxmlformats.org/officeDocument/2006/relationships" xmlns:w14="http://schemas.microsoft.com/office/word/2010/wordml">
-              <w:rPr>
-                <w:rFonts w:ascii="Arial" w:hAnsi="Arial" w:eastAsia="Arial" w:cs="Arial"/>
-                <w:i w:val="false"/>
-                <w:b w:val="true"/>
-                <w:u w:val="none"/>
-                <w:strike w:val="false"/>
-                <w:sz w:val="20"/>
-                <w:szCs w:val="20"/>
-                <w:color w:val="000000"/>
-              </w:rPr>
-              <w:t xml:space="preserve">Vorher</w:t>
-            </w:r>
-          </w:p>
-        </w:tc>
-        <w:tc>
-          <w:tcPr>
-            <w:tcBorders>
-              <w:bottom w:val="single" w:sz="8" w:space="0" w:color="000000"/>
-              <w:top w:val="single" w:sz="8" w:space="0" w:color="000000"/>
-              <w:left w:val="none" w:sz="0" w:space="0" w:color="000000"/>
-              <w:right w:val="none" w:sz="0" w:space="0" w:color="000000"/>
-            </w:tcBorders>
-            <w:shd w:val="clear" w:color="auto" w:fill="FFFFFF"/>
-            <w:tcMar>
-              <w:top w:w="0" w:type="dxa"/>
-              <w:bottom w:w="0" w:type="dxa"/>
-              <w:left w:w="0" w:type="dxa"/>
-              <w:right w:w="0" w:type="dxa"/>
-            </w:tcMar>
-            <w:vAlign w:val="center"/>
-          </w:tcPr>
-          <w:p>
-            <w:pPr>
-              <w:jc w:val="left"/>
-              <w:pBdr>
-                <w:bottom w:val="none" w:sz="0" w:space="0" w:color="000000"/>
-                <w:top w:val="none" w:sz="0" w:space="0" w:color="000000"/>
-                <w:left w:val="none" w:sz="0" w:space="0" w:color="000000"/>
-                <w:right w:val="none" w:sz="0" w:space="0" w:color="000000"/>
-              </w:pBdr>
-              <w:spacing w:after="100" w:before="100" w:line="240"/>
-              <w:ind w:left="100" w:right="100" w:firstLine="0" w:firstLineChars="0"/>
-              <w:rPr>
-                <w:rFonts w:ascii="Arial" w:hAnsi="Arial" w:eastAsia="Arial" w:cs="Arial"/>
-                <w:i w:val="false"/>
-                <w:b w:val="true"/>
-                <w:u w:val="none"/>
-                <w:strike w:val="false"/>
-                <w:sz w:val="20"/>
-                <w:szCs w:val="20"/>
-                <w:color w:val="000000"/>
-              </w:rPr>
-            </w:pPr>
-            <w:r xmlns:w="http://schemas.openxmlformats.org/wordprocessingml/2006/main" xmlns:wp="http://schemas.openxmlformats.org/drawingml/2006/wordprocessingDrawing" xmlns:r="http://schemas.openxmlformats.org/officeDocument/2006/relationships" xmlns:w14="http://schemas.microsoft.com/office/word/2010/wordml">
-              <w:rPr>
-                <w:rFonts w:ascii="Arial" w:hAnsi="Arial" w:eastAsia="Arial" w:cs="Arial"/>
-                <w:i w:val="false"/>
-                <w:b w:val="true"/>
-                <w:u w:val="none"/>
-                <w:strike w:val="false"/>
-                <w:sz w:val="20"/>
-                <w:szCs w:val="20"/>
-                <w:color w:val="000000"/>
-              </w:rPr>
-              <w:t xml:space="preserve">Nachher</w:t>
-            </w:r>
-          </w:p>
-        </w:tc>
-      </w:tr>
-      <w:tr>
-        <w:trPr>
-          <w:trHeight w:val="565" w:hRule="auto"/>
-        </w:trPr>
-        body1
-        <w:tc>
-          <w:tcPr>
-            <w:tcBorders>
-              <w:bottom w:val="none" w:sz="0" w:space="0" w:color="000000"/>
-              <w:top w:val="single" w:sz="8" w:space="0" w:color="000000"/>
-              <w:left w:val="none" w:sz="0" w:space="0" w:color="000000"/>
-              <w:right w:val="none" w:sz="0" w:space="0" w:color="000000"/>
-            </w:tcBorders>
-            <w:shd w:val="clear" w:color="auto" w:fill="FFFFFF"/>
-            <w:tcMar>
-              <w:top w:w="0" w:type="dxa"/>
-              <w:bottom w:w="0" w:type="dxa"/>
-              <w:left w:w="0" w:type="dxa"/>
-              <w:right w:w="0" w:type="dxa"/>
-            </w:tcMar>
-            <w:vAlign w:val="center"/>
-          </w:tcPr>
-          <w:p>
-            <w:pPr>
-              <w:jc w:val="left"/>
-              <w:pBdr>
-                <w:bottom w:val="none" w:sz="0" w:space="0" w:color="000000"/>
-                <w:top w:val="none" w:sz="0" w:space="0" w:color="000000"/>
-                <w:left w:val="none" w:sz="0" w:space="0" w:color="000000"/>
-                <w:right w:val="none" w:sz="0" w:space="0" w:color="000000"/>
-              </w:pBdr>
-              <w:spacing w:after="100" w:before="100" w:line="240"/>
-              <w:ind w:left="100" w:right="100" w:firstLine="0" w:firstLineChars="0"/>
-              <w:rPr>
-                <w:rFonts w:ascii="Arial" w:hAnsi="Arial" w:eastAsia="Arial" w:cs="Arial"/>
-                <w:i w:val="false"/>
-                <w:b w:val="false"/>
-                <w:u w:val="none"/>
-                <w:strike w:val="false"/>
-                <w:sz w:val="20"/>
-                <w:szCs w:val="20"/>
-                <w:color w:val="000000"/>
-              </w:rPr>
-            </w:pPr>
-            <w:r xmlns:w="http://schemas.openxmlformats.org/wordprocessingml/2006/main" xmlns:wp="http://schemas.openxmlformats.org/drawingml/2006/wordprocessingDrawing" xmlns:r="http://schemas.openxmlformats.org/officeDocument/2006/relationships" xmlns:w14="http://schemas.microsoft.com/office/word/2010/wordml">
-              <w:rPr>
-                <w:rFonts w:ascii="Arial" w:hAnsi="Arial" w:eastAsia="Arial" w:cs="Arial"/>
-                <w:i w:val="false"/>
-                <w:b w:val="false"/>
-                <w:u w:val="none"/>
-                <w:strike w:val="false"/>
-                <w:sz w:val="20"/>
-                <w:szCs w:val="20"/>
-                <w:color w:val="000000"/>
-              </w:rPr>
-              <w:t xml:space="preserve">Anzahl Server</w:t>
-            </w:r>
-          </w:p>
-        </w:tc>
-        <w:tc>
-          <w:tcPr>
-            <w:tcBorders>
-              <w:bottom w:val="none" w:sz="0" w:space="0" w:color="000000"/>
-              <w:top w:val="single" w:sz="8" w:space="0" w:color="000000"/>
-              <w:left w:val="none" w:sz="0" w:space="0" w:color="000000"/>
-              <w:right w:val="none" w:sz="0" w:space="0" w:color="000000"/>
-            </w:tcBorders>
-            <w:shd w:val="clear" w:color="auto" w:fill="FFFFFF"/>
-            <w:tcMar>
-              <w:top w:w="0" w:type="dxa"/>
-              <w:bottom w:w="0" w:type="dxa"/>
-              <w:left w:w="0" w:type="dxa"/>
-              <w:right w:w="0" w:type="dxa"/>
-            </w:tcMar>
-            <w:vAlign w:val="center"/>
-          </w:tcPr>
-          <w:p>
-            <w:pPr>
-              <w:jc w:val="left"/>
-              <w:pBdr>
-                <w:bottom w:val="none" w:sz="0" w:space="0" w:color="000000"/>
-                <w:top w:val="none" w:sz="0" w:space="0" w:color="000000"/>
-                <w:left w:val="none" w:sz="0" w:space="0" w:color="000000"/>
-                <w:right w:val="none" w:sz="0" w:space="0" w:color="000000"/>
-              </w:pBdr>
-              <w:spacing w:after="100" w:before="100" w:line="240"/>
-              <w:ind w:left="100" w:right="100" w:firstLine="0" w:firstLineChars="0"/>
-              <w:rPr>
-                <w:rFonts w:ascii="Arial" w:hAnsi="Arial" w:eastAsia="Arial" w:cs="Arial"/>
-                <w:i w:val="false"/>
-                <w:b w:val="false"/>
-                <w:u w:val="none"/>
-                <w:strike w:val="false"/>
-                <w:sz w:val="20"/>
-                <w:szCs w:val="20"/>
-                <w:color w:val="000000"/>
-              </w:rPr>
-            </w:pPr>
-            <w:r xmlns:w="http://schemas.openxmlformats.org/wordprocessingml/2006/main" xmlns:wp="http://schemas.openxmlformats.org/drawingml/2006/wordprocessingDrawing" xmlns:r="http://schemas.openxmlformats.org/officeDocument/2006/relationships" xmlns:w14="http://schemas.microsoft.com/office/word/2010/wordml">
-              <w:rPr>
-                <w:rFonts w:ascii="Arial" w:hAnsi="Arial" w:eastAsia="Arial" w:cs="Arial"/>
-                <w:i w:val="false"/>
-                <w:b w:val="false"/>
-                <w:u w:val="none"/>
-                <w:strike w:val="false"/>
-                <w:sz w:val="20"/>
-                <w:szCs w:val="20"/>
-                <w:color w:val="000000"/>
-              </w:rPr>
-              <w:t xml:space="preserve">1</w:t>
-            </w:r>
-          </w:p>
-        </w:tc>
-        <w:tc>
-          <w:tcPr>
-            <w:tcBorders>
-              <w:bottom w:val="none" w:sz="0" w:space="0" w:color="000000"/>
-              <w:top w:val="single" w:sz="8" w:space="0" w:color="000000"/>
-              <w:left w:val="none" w:sz="0" w:space="0" w:color="000000"/>
-              <w:right w:val="none" w:sz="0" w:space="0" w:color="000000"/>
-            </w:tcBorders>
-            <w:shd w:val="clear" w:color="auto" w:fill="FFFFFF"/>
-            <w:tcMar>
-              <w:top w:w="0" w:type="dxa"/>
-              <w:bottom w:w="0" w:type="dxa"/>
-              <w:left w:w="0" w:type="dxa"/>
-              <w:right w:w="0" w:type="dxa"/>
-            </w:tcMar>
-            <w:vAlign w:val="center"/>
-          </w:tcPr>
-          <w:p>
-            <w:pPr>
-              <w:jc w:val="left"/>
-              <w:pBdr>
-                <w:bottom w:val="none" w:sz="0" w:space="0" w:color="000000"/>
-                <w:top w:val="none" w:sz="0" w:space="0" w:color="000000"/>
-                <w:left w:val="none" w:sz="0" w:space="0" w:color="000000"/>
-                <w:right w:val="none" w:sz="0" w:space="0" w:color="000000"/>
-              </w:pBdr>
-              <w:spacing w:after="100" w:before="100" w:line="240"/>
-              <w:ind w:left="100" w:right="100" w:firstLine="0" w:firstLineChars="0"/>
-              <w:rPr>
-                <w:rFonts w:ascii="Arial" w:hAnsi="Arial" w:eastAsia="Arial" w:cs="Arial"/>
-                <w:i w:val="false"/>
-                <w:b w:val="false"/>
-                <w:u w:val="none"/>
-                <w:strike w:val="false"/>
-                <w:sz w:val="20"/>
-                <w:szCs w:val="20"/>
-                <w:color w:val="000000"/>
-              </w:rPr>
-            </w:pPr>
-            <w:r xmlns:w="http://schemas.openxmlformats.org/wordprocessingml/2006/main" xmlns:wp="http://schemas.openxmlformats.org/drawingml/2006/wordprocessingDrawing" xmlns:r="http://schemas.openxmlformats.org/officeDocument/2006/relationships" xmlns:w14="http://schemas.microsoft.com/office/word/2010/wordml">
-              <w:rPr>
-                <w:rFonts w:ascii="Arial" w:hAnsi="Arial" w:eastAsia="Arial" w:cs="Arial"/>
-                <w:i w:val="false"/>
-                <w:b w:val="false"/>
-                <w:u w:val="none"/>
-                <w:strike w:val="false"/>
-                <w:sz w:val="20"/>
-                <w:szCs w:val="20"/>
-                <w:color w:val="000000"/>
-              </w:rPr>
-              <w:t xml:space="preserve">10</w:t>
-            </w:r>
-          </w:p>
-        </w:tc>
-      </w:tr>
-      <w:tr>
-        <w:trPr>
-          <w:trHeight w:val="604" w:hRule="auto"/>
-        </w:trPr>
-        body2
-        <w:tc>
-          <w:tcPr>
-            <w:tcBorders>
-              <w:bottom w:val="none" w:sz="0" w:space="0" w:color="000000"/>
-              <w:top w:val="none" w:sz="0" w:space="0" w:color="000000"/>
-              <w:left w:val="none" w:sz="0" w:space="0" w:color="000000"/>
-              <w:right w:val="none" w:sz="0" w:space="0" w:color="000000"/>
-            </w:tcBorders>
-            <w:shd w:val="clear" w:color="auto" w:fill="FFFFFF"/>
-            <w:tcMar>
-              <w:top w:w="0" w:type="dxa"/>
-              <w:bottom w:w="0" w:type="dxa"/>
-              <w:left w:w="0" w:type="dxa"/>
-              <w:right w:w="0" w:type="dxa"/>
-            </w:tcMar>
-            <w:vAlign w:val="center"/>
-          </w:tcPr>
-          <w:p>
-            <w:pPr>
-              <w:jc w:val="left"/>
-              <w:pBdr>
-                <w:bottom w:val="none" w:sz="0" w:space="0" w:color="000000"/>
-                <w:top w:val="none" w:sz="0" w:space="0" w:color="000000"/>
-                <w:left w:val="none" w:sz="0" w:space="0" w:color="000000"/>
-                <w:right w:val="none" w:sz="0" w:space="0" w:color="000000"/>
-              </w:pBdr>
-              <w:spacing w:after="100" w:before="100" w:line="240"/>
-              <w:ind w:left="100" w:right="100" w:firstLine="0" w:firstLineChars="0"/>
-              <w:rPr>
-                <w:rFonts w:ascii="Arial" w:hAnsi="Arial" w:eastAsia="Arial" w:cs="Arial"/>
-                <w:i w:val="false"/>
-                <w:b w:val="false"/>
-                <w:u w:val="none"/>
-                <w:strike w:val="false"/>
-                <w:sz w:val="20"/>
-                <w:szCs w:val="20"/>
-                <w:color w:val="000000"/>
-              </w:rPr>
-            </w:pPr>
-            <w:r xmlns:w="http://schemas.openxmlformats.org/wordprocessingml/2006/main" xmlns:wp="http://schemas.openxmlformats.org/drawingml/2006/wordprocessingDrawing" xmlns:r="http://schemas.openxmlformats.org/officeDocument/2006/relationships" xmlns:w14="http://schemas.microsoft.com/office/word/2010/wordml">
-              <w:rPr>
-                <w:rFonts w:ascii="Arial" w:hAnsi="Arial" w:eastAsia="Arial" w:cs="Arial"/>
-                <w:i w:val="false"/>
-                <w:b w:val="false"/>
-                <w:u w:val="none"/>
-                <w:strike w:val="false"/>
-                <w:sz w:val="20"/>
-                <w:szCs w:val="20"/>
-                <w:color w:val="000000"/>
-              </w:rPr>
-              <w:t xml:space="preserve">Arbeitsspeicher</w:t>
-            </w:r>
-          </w:p>
-        </w:tc>
-        <w:tc>
-          <w:tcPr>
-            <w:tcBorders>
-              <w:bottom w:val="none" w:sz="0" w:space="0" w:color="000000"/>
-              <w:top w:val="none" w:sz="0" w:space="0" w:color="000000"/>
-              <w:left w:val="none" w:sz="0" w:space="0" w:color="000000"/>
-              <w:right w:val="none" w:sz="0" w:space="0" w:color="000000"/>
-            </w:tcBorders>
-            <w:shd w:val="clear" w:color="auto" w:fill="FFFFFF"/>
-            <w:tcMar>
-              <w:top w:w="0" w:type="dxa"/>
-              <w:bottom w:w="0" w:type="dxa"/>
-              <w:left w:w="0" w:type="dxa"/>
-              <w:right w:w="0" w:type="dxa"/>
-            </w:tcMar>
-            <w:vAlign w:val="center"/>
-          </w:tcPr>
-          <w:p>
-            <w:pPr>
-              <w:jc w:val="left"/>
-              <w:pBdr>
-                <w:bottom w:val="none" w:sz="0" w:space="0" w:color="000000"/>
-                <w:top w:val="none" w:sz="0" w:space="0" w:color="000000"/>
-                <w:left w:val="none" w:sz="0" w:space="0" w:color="000000"/>
-                <w:right w:val="none" w:sz="0" w:space="0" w:color="000000"/>
-              </w:pBdr>
-              <w:spacing w:after="100" w:before="100" w:line="240"/>
-              <w:ind w:left="100" w:right="100" w:firstLine="0" w:firstLineChars="0"/>
-              <w:rPr>
-                <w:rFonts w:ascii="Arial" w:hAnsi="Arial" w:eastAsia="Arial" w:cs="Arial"/>
-                <w:i w:val="false"/>
-                <w:b w:val="false"/>
-                <w:u w:val="none"/>
-                <w:strike w:val="false"/>
-                <w:sz w:val="20"/>
-                <w:szCs w:val="20"/>
-                <w:color w:val="000000"/>
-              </w:rPr>
-            </w:pPr>
-            <w:r xmlns:w="http://schemas.openxmlformats.org/wordprocessingml/2006/main" xmlns:wp="http://schemas.openxmlformats.org/drawingml/2006/wordprocessingDrawing" xmlns:r="http://schemas.openxmlformats.org/officeDocument/2006/relationships" xmlns:w14="http://schemas.microsoft.com/office/word/2010/wordml">
-              <w:rPr>
-                <w:rFonts w:ascii="Arial" w:hAnsi="Arial" w:eastAsia="Arial" w:cs="Arial"/>
-                <w:i w:val="false"/>
-                <w:b w:val="false"/>
-                <w:u w:val="none"/>
-                <w:strike w:val="false"/>
-                <w:sz w:val="20"/>
-                <w:szCs w:val="20"/>
-                <w:color w:val="000000"/>
-              </w:rPr>
-              <w:t xml:space="preserve">700 GB</w:t>
-            </w:r>
-          </w:p>
-        </w:tc>
-        <w:tc>
-          <w:tcPr>
-            <w:tcBorders>
-              <w:bottom w:val="none" w:sz="0" w:space="0" w:color="000000"/>
-              <w:top w:val="none" w:sz="0" w:space="0" w:color="000000"/>
-              <w:left w:val="none" w:sz="0" w:space="0" w:color="000000"/>
-              <w:right w:val="none" w:sz="0" w:space="0" w:color="000000"/>
-            </w:tcBorders>
-            <w:shd w:val="clear" w:color="auto" w:fill="FFFFFF"/>
-            <w:tcMar>
-              <w:top w:w="0" w:type="dxa"/>
-              <w:bottom w:w="0" w:type="dxa"/>
-              <w:left w:w="0" w:type="dxa"/>
-              <w:right w:w="0" w:type="dxa"/>
-            </w:tcMar>
-            <w:vAlign w:val="center"/>
-          </w:tcPr>
-          <w:p>
-            <w:pPr>
-              <w:jc w:val="left"/>
-              <w:pBdr>
-                <w:bottom w:val="none" w:sz="0" w:space="0" w:color="000000"/>
-                <w:top w:val="none" w:sz="0" w:space="0" w:color="000000"/>
-                <w:left w:val="none" w:sz="0" w:space="0" w:color="000000"/>
-                <w:right w:val="none" w:sz="0" w:space="0" w:color="000000"/>
-              </w:pBdr>
-              <w:spacing w:after="100" w:before="100" w:line="240"/>
-              <w:ind w:left="100" w:right="100" w:firstLine="0" w:firstLineChars="0"/>
-              <w:rPr>
-                <w:rFonts w:ascii="Arial" w:hAnsi="Arial" w:eastAsia="Arial" w:cs="Arial"/>
-                <w:i w:val="false"/>
-                <w:b w:val="false"/>
-                <w:u w:val="none"/>
-                <w:strike w:val="false"/>
-                <w:sz w:val="20"/>
-                <w:szCs w:val="20"/>
-                <w:color w:val="000000"/>
-              </w:rPr>
-            </w:pPr>
-            <w:r xmlns:w="http://schemas.openxmlformats.org/wordprocessingml/2006/main" xmlns:wp="http://schemas.openxmlformats.org/drawingml/2006/wordprocessingDrawing" xmlns:r="http://schemas.openxmlformats.org/officeDocument/2006/relationships" xmlns:w14="http://schemas.microsoft.com/office/word/2010/wordml">
-              <w:rPr>
-                <w:rFonts w:ascii="Arial" w:hAnsi="Arial" w:eastAsia="Arial" w:cs="Arial"/>
-                <w:i w:val="false"/>
-                <w:b w:val="false"/>
-                <w:u w:val="none"/>
-                <w:strike w:val="false"/>
-                <w:sz w:val="20"/>
-                <w:szCs w:val="20"/>
-                <w:color w:val="000000"/>
-              </w:rPr>
-              <w:t xml:space="preserve">je 1 TB</w:t>
-            </w:r>
-          </w:p>
-        </w:tc>
-      </w:tr>
-      <w:tr>
-        <w:trPr>
-          <w:trHeight w:val="604" w:hRule="auto"/>
-        </w:trPr>
-        body3
-        <w:tc>
-          <w:tcPr>
-            <w:tcBorders>
-              <w:bottom w:val="none" w:sz="0" w:space="0" w:color="000000"/>
-              <w:top w:val="none" w:sz="0" w:space="0" w:color="000000"/>
-              <w:left w:val="none" w:sz="0" w:space="0" w:color="000000"/>
-              <w:right w:val="none" w:sz="0" w:space="0" w:color="000000"/>
-            </w:tcBorders>
-            <w:shd w:val="clear" w:color="auto" w:fill="FFFFFF"/>
-            <w:tcMar>
-              <w:top w:w="0" w:type="dxa"/>
-              <w:bottom w:w="0" w:type="dxa"/>
-              <w:left w:w="0" w:type="dxa"/>
-              <w:right w:w="0" w:type="dxa"/>
-            </w:tcMar>
-            <w:vAlign w:val="center"/>
-          </w:tcPr>
-          <w:p>
-            <w:pPr>
-              <w:jc w:val="left"/>
-              <w:pBdr>
-                <w:bottom w:val="none" w:sz="0" w:space="0" w:color="000000"/>
-                <w:top w:val="none" w:sz="0" w:space="0" w:color="000000"/>
-                <w:left w:val="none" w:sz="0" w:space="0" w:color="000000"/>
-                <w:right w:val="none" w:sz="0" w:space="0" w:color="000000"/>
-              </w:pBdr>
-              <w:spacing w:after="100" w:before="100" w:line="240"/>
-              <w:ind w:left="100" w:right="100" w:firstLine="0" w:firstLineChars="0"/>
-              <w:rPr>
-                <w:rFonts w:ascii="Arial" w:hAnsi="Arial" w:eastAsia="Arial" w:cs="Arial"/>
-                <w:i w:val="false"/>
-                <w:b w:val="false"/>
-                <w:u w:val="none"/>
-                <w:strike w:val="false"/>
-                <w:sz w:val="20"/>
-                <w:szCs w:val="20"/>
-                <w:color w:val="000000"/>
-              </w:rPr>
-            </w:pPr>
-            <w:r xmlns:w="http://schemas.openxmlformats.org/wordprocessingml/2006/main" xmlns:wp="http://schemas.openxmlformats.org/drawingml/2006/wordprocessingDrawing" xmlns:r="http://schemas.openxmlformats.org/officeDocument/2006/relationships" xmlns:w14="http://schemas.microsoft.com/office/word/2010/wordml">
-              <w:rPr>
-                <w:rFonts w:ascii="Arial" w:hAnsi="Arial" w:eastAsia="Arial" w:cs="Arial"/>
-                <w:i w:val="false"/>
-                <w:b w:val="false"/>
-                <w:u w:val="none"/>
-                <w:strike w:val="false"/>
-                <w:sz w:val="20"/>
-                <w:szCs w:val="20"/>
-                <w:color w:val="000000"/>
-              </w:rPr>
-              <w:t xml:space="preserve">Kernanzahl</w:t>
-            </w:r>
-          </w:p>
-        </w:tc>
-        <w:tc>
-          <w:tcPr>
-            <w:tcBorders>
-              <w:bottom w:val="none" w:sz="0" w:space="0" w:color="000000"/>
-              <w:top w:val="none" w:sz="0" w:space="0" w:color="000000"/>
-              <w:left w:val="none" w:sz="0" w:space="0" w:color="000000"/>
-              <w:right w:val="none" w:sz="0" w:space="0" w:color="000000"/>
-            </w:tcBorders>
-            <w:shd w:val="clear" w:color="auto" w:fill="FFFFFF"/>
-            <w:tcMar>
-              <w:top w:w="0" w:type="dxa"/>
-              <w:bottom w:w="0" w:type="dxa"/>
-              <w:left w:w="0" w:type="dxa"/>
-              <w:right w:w="0" w:type="dxa"/>
-            </w:tcMar>
-            <w:vAlign w:val="center"/>
-          </w:tcPr>
-          <w:p>
-            <w:pPr>
-              <w:jc w:val="left"/>
-              <w:pBdr>
-                <w:bottom w:val="none" w:sz="0" w:space="0" w:color="000000"/>
-                <w:top w:val="none" w:sz="0" w:space="0" w:color="000000"/>
-                <w:left w:val="none" w:sz="0" w:space="0" w:color="000000"/>
-                <w:right w:val="none" w:sz="0" w:space="0" w:color="000000"/>
-              </w:pBdr>
-              <w:spacing w:after="100" w:before="100" w:line="240"/>
-              <w:ind w:left="100" w:right="100" w:firstLine="0" w:firstLineChars="0"/>
-              <w:rPr>
-                <w:rFonts w:ascii="Arial" w:hAnsi="Arial" w:eastAsia="Arial" w:cs="Arial"/>
-                <w:i w:val="false"/>
-                <w:b w:val="false"/>
-                <w:u w:val="none"/>
-                <w:strike w:val="false"/>
-                <w:sz w:val="20"/>
-                <w:szCs w:val="20"/>
-                <w:color w:val="000000"/>
-              </w:rPr>
-            </w:pPr>
-            <w:r xmlns:w="http://schemas.openxmlformats.org/wordprocessingml/2006/main" xmlns:wp="http://schemas.openxmlformats.org/drawingml/2006/wordprocessingDrawing" xmlns:r="http://schemas.openxmlformats.org/officeDocument/2006/relationships" xmlns:w14="http://schemas.microsoft.com/office/word/2010/wordml">
-              <w:rPr>
-                <w:rFonts w:ascii="Arial" w:hAnsi="Arial" w:eastAsia="Arial" w:cs="Arial"/>
-                <w:i w:val="false"/>
-                <w:b w:val="false"/>
-                <w:u w:val="none"/>
-                <w:strike w:val="false"/>
-                <w:sz w:val="20"/>
-                <w:szCs w:val="20"/>
-                <w:color w:val="000000"/>
-              </w:rPr>
-              <w:t xml:space="preserve">72</w:t>
-            </w:r>
-          </w:p>
-        </w:tc>
-        <w:tc>
-          <w:tcPr>
-            <w:tcBorders>
-              <w:bottom w:val="none" w:sz="0" w:space="0" w:color="000000"/>
-              <w:top w:val="none" w:sz="0" w:space="0" w:color="000000"/>
-              <w:left w:val="none" w:sz="0" w:space="0" w:color="000000"/>
-              <w:right w:val="none" w:sz="0" w:space="0" w:color="000000"/>
-            </w:tcBorders>
-            <w:shd w:val="clear" w:color="auto" w:fill="FFFFFF"/>
-            <w:tcMar>
-              <w:top w:w="0" w:type="dxa"/>
-              <w:bottom w:w="0" w:type="dxa"/>
-              <w:left w:w="0" w:type="dxa"/>
-              <w:right w:w="0" w:type="dxa"/>
-            </w:tcMar>
-            <w:vAlign w:val="center"/>
-          </w:tcPr>
-          <w:p>
-            <w:pPr>
-              <w:jc w:val="left"/>
-              <w:pBdr>
-                <w:bottom w:val="none" w:sz="0" w:space="0" w:color="000000"/>
-                <w:top w:val="none" w:sz="0" w:space="0" w:color="000000"/>
-                <w:left w:val="none" w:sz="0" w:space="0" w:color="000000"/>
-                <w:right w:val="none" w:sz="0" w:space="0" w:color="000000"/>
-              </w:pBdr>
-              <w:spacing w:after="100" w:before="100" w:line="240"/>
-              <w:ind w:left="100" w:right="100" w:firstLine="0" w:firstLineChars="0"/>
-              <w:rPr>
-                <w:rFonts w:ascii="Arial" w:hAnsi="Arial" w:eastAsia="Arial" w:cs="Arial"/>
-                <w:i w:val="false"/>
-                <w:b w:val="false"/>
-                <w:u w:val="none"/>
-                <w:strike w:val="false"/>
-                <w:sz w:val="20"/>
-                <w:szCs w:val="20"/>
-                <w:color w:val="000000"/>
-              </w:rPr>
-            </w:pPr>
-            <w:r xmlns:w="http://schemas.openxmlformats.org/wordprocessingml/2006/main" xmlns:wp="http://schemas.openxmlformats.org/drawingml/2006/wordprocessingDrawing" xmlns:r="http://schemas.openxmlformats.org/officeDocument/2006/relationships" xmlns:w14="http://schemas.microsoft.com/office/word/2010/wordml">
-              <w:rPr>
-                <w:rFonts w:ascii="Arial" w:hAnsi="Arial" w:eastAsia="Arial" w:cs="Arial"/>
-                <w:i w:val="false"/>
-                <w:b w:val="false"/>
-                <w:u w:val="none"/>
-                <w:strike w:val="false"/>
-                <w:sz w:val="20"/>
-                <w:szCs w:val="20"/>
-                <w:color w:val="000000"/>
-              </w:rPr>
-              <w:t xml:space="preserve">je 96</w:t>
-            </w:r>
-          </w:p>
-        </w:tc>
-      </w:tr>
-      <w:tr>
-        <w:trPr>
-          <w:trHeight w:val="604" w:hRule="auto"/>
-        </w:trPr>
-        body4
-        <w:tc>
-          <w:tcPr>
-            <w:tcBorders>
-              <w:bottom w:val="none" w:sz="0" w:space="0" w:color="000000"/>
-              <w:top w:val="none" w:sz="0" w:space="0" w:color="000000"/>
-              <w:left w:val="none" w:sz="0" w:space="0" w:color="000000"/>
-              <w:right w:val="none" w:sz="0" w:space="0" w:color="000000"/>
-            </w:tcBorders>
-            <w:shd w:val="clear" w:color="auto" w:fill="FFFFFF"/>
-            <w:tcMar>
-              <w:top w:w="0" w:type="dxa"/>
-              <w:bottom w:w="0" w:type="dxa"/>
-              <w:left w:w="0" w:type="dxa"/>
-              <w:right w:w="0" w:type="dxa"/>
-            </w:tcMar>
-            <w:vAlign w:val="center"/>
-          </w:tcPr>
-          <w:p>
-            <w:pPr>
-              <w:jc w:val="left"/>
-              <w:pBdr>
-                <w:bottom w:val="none" w:sz="0" w:space="0" w:color="000000"/>
-                <w:top w:val="none" w:sz="0" w:space="0" w:color="000000"/>
-                <w:left w:val="none" w:sz="0" w:space="0" w:color="000000"/>
-                <w:right w:val="none" w:sz="0" w:space="0" w:color="000000"/>
-              </w:pBdr>
-              <w:spacing w:after="100" w:before="100" w:line="240"/>
-              <w:ind w:left="100" w:right="100" w:firstLine="0" w:firstLineChars="0"/>
-              <w:rPr>
-                <w:rFonts w:ascii="Arial" w:hAnsi="Arial" w:eastAsia="Arial" w:cs="Arial"/>
-                <w:i w:val="false"/>
-                <w:b w:val="false"/>
-                <w:u w:val="none"/>
-                <w:strike w:val="false"/>
-                <w:sz w:val="20"/>
-                <w:szCs w:val="20"/>
-                <w:color w:val="000000"/>
-              </w:rPr>
-            </w:pPr>
-            <w:r xmlns:w="http://schemas.openxmlformats.org/wordprocessingml/2006/main" xmlns:wp="http://schemas.openxmlformats.org/drawingml/2006/wordprocessingDrawing" xmlns:r="http://schemas.openxmlformats.org/officeDocument/2006/relationships" xmlns:w14="http://schemas.microsoft.com/office/word/2010/wordml">
-              <w:rPr>
-                <w:rFonts w:ascii="Arial" w:hAnsi="Arial" w:eastAsia="Arial" w:cs="Arial"/>
-                <w:i w:val="false"/>
-                <w:b w:val="false"/>
-                <w:u w:val="none"/>
-                <w:strike w:val="false"/>
-                <w:sz w:val="20"/>
-                <w:szCs w:val="20"/>
-                <w:color w:val="000000"/>
-              </w:rPr>
-              <w:t xml:space="preserve">Kerntakt</w:t>
-            </w:r>
-          </w:p>
-        </w:tc>
-        <w:tc>
-          <w:tcPr>
-            <w:tcBorders>
-              <w:bottom w:val="none" w:sz="0" w:space="0" w:color="000000"/>
-              <w:top w:val="none" w:sz="0" w:space="0" w:color="000000"/>
-              <w:left w:val="none" w:sz="0" w:space="0" w:color="000000"/>
-              <w:right w:val="none" w:sz="0" w:space="0" w:color="000000"/>
-            </w:tcBorders>
-            <w:shd w:val="clear" w:color="auto" w:fill="FFFFFF"/>
-            <w:tcMar>
-              <w:top w:w="0" w:type="dxa"/>
-              <w:bottom w:w="0" w:type="dxa"/>
-              <w:left w:w="0" w:type="dxa"/>
-              <w:right w:w="0" w:type="dxa"/>
-            </w:tcMar>
-            <w:vAlign w:val="center"/>
-          </w:tcPr>
-          <w:p>
-            <w:pPr>
-              <w:jc w:val="left"/>
-              <w:pBdr>
-                <w:bottom w:val="none" w:sz="0" w:space="0" w:color="000000"/>
-                <w:top w:val="none" w:sz="0" w:space="0" w:color="000000"/>
-                <w:left w:val="none" w:sz="0" w:space="0" w:color="000000"/>
-                <w:right w:val="none" w:sz="0" w:space="0" w:color="000000"/>
-              </w:pBdr>
-              <w:spacing w:after="100" w:before="100" w:line="240"/>
-              <w:ind w:left="100" w:right="100" w:firstLine="0" w:firstLineChars="0"/>
-              <w:rPr>
-                <w:rFonts w:ascii="Arial" w:hAnsi="Arial" w:eastAsia="Arial" w:cs="Arial"/>
-                <w:i w:val="false"/>
-                <w:b w:val="false"/>
-                <w:u w:val="none"/>
-                <w:strike w:val="false"/>
-                <w:sz w:val="20"/>
-                <w:szCs w:val="20"/>
-                <w:color w:val="000000"/>
-              </w:rPr>
-            </w:pPr>
-            <w:r xmlns:w="http://schemas.openxmlformats.org/wordprocessingml/2006/main" xmlns:wp="http://schemas.openxmlformats.org/drawingml/2006/wordprocessingDrawing" xmlns:r="http://schemas.openxmlformats.org/officeDocument/2006/relationships" xmlns:w14="http://schemas.microsoft.com/office/word/2010/wordml">
-              <w:rPr>
-                <w:rFonts w:ascii="Arial" w:hAnsi="Arial" w:eastAsia="Arial" w:cs="Arial"/>
-                <w:i w:val="false"/>
-                <w:b w:val="false"/>
-                <w:u w:val="none"/>
-                <w:strike w:val="false"/>
-                <w:sz w:val="20"/>
-                <w:szCs w:val="20"/>
-                <w:color w:val="000000"/>
-              </w:rPr>
-              <w:t xml:space="preserve">tba</w:t>
-            </w:r>
-          </w:p>
-        </w:tc>
-        <w:tc>
-          <w:tcPr>
-            <w:tcBorders>
-              <w:bottom w:val="none" w:sz="0" w:space="0" w:color="000000"/>
-              <w:top w:val="none" w:sz="0" w:space="0" w:color="000000"/>
-              <w:left w:val="none" w:sz="0" w:space="0" w:color="000000"/>
-              <w:right w:val="none" w:sz="0" w:space="0" w:color="000000"/>
-            </w:tcBorders>
-            <w:shd w:val="clear" w:color="auto" w:fill="FFFFFF"/>
-            <w:tcMar>
-              <w:top w:w="0" w:type="dxa"/>
-              <w:bottom w:w="0" w:type="dxa"/>
-              <w:left w:w="0" w:type="dxa"/>
-              <w:right w:w="0" w:type="dxa"/>
-            </w:tcMar>
-            <w:vAlign w:val="center"/>
-          </w:tcPr>
-          <w:p>
-            <w:pPr>
-              <w:jc w:val="left"/>
-              <w:pBdr>
-                <w:bottom w:val="none" w:sz="0" w:space="0" w:color="000000"/>
-                <w:top w:val="none" w:sz="0" w:space="0" w:color="000000"/>
-                <w:left w:val="none" w:sz="0" w:space="0" w:color="000000"/>
-                <w:right w:val="none" w:sz="0" w:space="0" w:color="000000"/>
-              </w:pBdr>
-              <w:spacing w:after="100" w:before="100" w:line="240"/>
-              <w:ind w:left="100" w:right="100" w:firstLine="0" w:firstLineChars="0"/>
-              <w:rPr>
-                <w:rFonts w:ascii="Arial" w:hAnsi="Arial" w:eastAsia="Arial" w:cs="Arial"/>
-                <w:i w:val="false"/>
-                <w:b w:val="false"/>
-                <w:u w:val="none"/>
-                <w:strike w:val="false"/>
-                <w:sz w:val="20"/>
-                <w:szCs w:val="20"/>
-                <w:color w:val="000000"/>
-              </w:rPr>
-            </w:pPr>
-            <w:r xmlns:w="http://schemas.openxmlformats.org/wordprocessingml/2006/main" xmlns:wp="http://schemas.openxmlformats.org/drawingml/2006/wordprocessingDrawing" xmlns:r="http://schemas.openxmlformats.org/officeDocument/2006/relationships" xmlns:w14="http://schemas.microsoft.com/office/word/2010/wordml">
-              <w:rPr>
-                <w:rFonts w:ascii="Arial" w:hAnsi="Arial" w:eastAsia="Arial" w:cs="Arial"/>
-                <w:i w:val="false"/>
-                <w:b w:val="false"/>
-                <w:u w:val="none"/>
-                <w:strike w:val="false"/>
-                <w:sz w:val="20"/>
-                <w:szCs w:val="20"/>
-                <w:color w:val="000000"/>
-              </w:rPr>
-              <w:t xml:space="preserve">je tba</w:t>
-            </w:r>
-          </w:p>
-        </w:tc>
-      </w:tr>
-      <w:tr>
-        <w:trPr>
-          <w:trHeight w:val="604" w:hRule="auto"/>
-        </w:trPr>
-        body5
-        <w:tc>
-          <w:tcPr>
-            <w:tcBorders>
-              <w:bottom w:val="single" w:sz="8" w:space="0" w:color="000000"/>
-              <w:top w:val="none" w:sz="0" w:space="0" w:color="000000"/>
-              <w:left w:val="none" w:sz="0" w:space="0" w:color="000000"/>
-              <w:right w:val="none" w:sz="0" w:space="0" w:color="000000"/>
-            </w:tcBorders>
-            <w:shd w:val="clear" w:color="auto" w:fill="FFFFFF"/>
-            <w:tcMar>
-              <w:top w:w="0" w:type="dxa"/>
-              <w:bottom w:w="0" w:type="dxa"/>
-              <w:left w:w="0" w:type="dxa"/>
-              <w:right w:w="0" w:type="dxa"/>
-            </w:tcMar>
-            <w:vAlign w:val="center"/>
-          </w:tcPr>
-          <w:p>
-            <w:pPr>
-              <w:jc w:val="left"/>
-              <w:pBdr>
-                <w:bottom w:val="none" w:sz="0" w:space="0" w:color="000000"/>
-                <w:top w:val="none" w:sz="0" w:space="0" w:color="000000"/>
-                <w:left w:val="none" w:sz="0" w:space="0" w:color="000000"/>
-                <w:right w:val="none" w:sz="0" w:space="0" w:color="000000"/>
-              </w:pBdr>
-              <w:spacing w:after="100" w:before="100" w:line="240"/>
-              <w:ind w:left="100" w:right="100" w:firstLine="0" w:firstLineChars="0"/>
-              <w:rPr>
-                <w:rFonts w:ascii="Arial" w:hAnsi="Arial" w:eastAsia="Arial" w:cs="Arial"/>
-                <w:i w:val="false"/>
-                <w:b w:val="false"/>
-                <w:u w:val="none"/>
-                <w:strike w:val="false"/>
-                <w:sz w:val="20"/>
-                <w:szCs w:val="20"/>
-                <w:color w:val="000000"/>
-              </w:rPr>
-            </w:pPr>
-            <w:r xmlns:w="http://schemas.openxmlformats.org/wordprocessingml/2006/main" xmlns:wp="http://schemas.openxmlformats.org/drawingml/2006/wordprocessingDrawing" xmlns:r="http://schemas.openxmlformats.org/officeDocument/2006/relationships" xmlns:w14="http://schemas.microsoft.com/office/word/2010/wordml">
-              <w:rPr>
-                <w:rFonts w:ascii="Arial" w:hAnsi="Arial" w:eastAsia="Arial" w:cs="Arial"/>
-                <w:i w:val="false"/>
-                <w:b w:val="false"/>
-                <w:u w:val="none"/>
-                <w:strike w:val="false"/>
-                <w:sz w:val="20"/>
-                <w:szCs w:val="20"/>
-                <w:color w:val="000000"/>
-              </w:rPr>
-              <w:t xml:space="preserve">Grafikkarte</w:t>
-            </w:r>
-          </w:p>
-        </w:tc>
-        <w:tc>
-          <w:tcPr>
-            <w:tcBorders>
-              <w:bottom w:val="single" w:sz="8" w:space="0" w:color="000000"/>
-              <w:top w:val="none" w:sz="0" w:space="0" w:color="000000"/>
-              <w:left w:val="none" w:sz="0" w:space="0" w:color="000000"/>
-              <w:right w:val="none" w:sz="0" w:space="0" w:color="000000"/>
-            </w:tcBorders>
-            <w:shd w:val="clear" w:color="auto" w:fill="FFFFFF"/>
-            <w:tcMar>
-              <w:top w:w="0" w:type="dxa"/>
-              <w:bottom w:w="0" w:type="dxa"/>
-              <w:left w:w="0" w:type="dxa"/>
-              <w:right w:w="0" w:type="dxa"/>
-            </w:tcMar>
-            <w:vAlign w:val="center"/>
-          </w:tcPr>
-          <w:p>
-            <w:pPr>
-              <w:jc w:val="left"/>
-              <w:pBdr>
-                <w:bottom w:val="none" w:sz="0" w:space="0" w:color="000000"/>
-                <w:top w:val="none" w:sz="0" w:space="0" w:color="000000"/>
-                <w:left w:val="none" w:sz="0" w:space="0" w:color="000000"/>
-                <w:right w:val="none" w:sz="0" w:space="0" w:color="000000"/>
-              </w:pBdr>
-              <w:spacing w:after="100" w:before="100" w:line="240"/>
-              <w:ind w:left="100" w:right="100" w:firstLine="0" w:firstLineChars="0"/>
-              <w:rPr>
-                <w:rFonts w:ascii="Arial" w:hAnsi="Arial" w:eastAsia="Arial" w:cs="Arial"/>
-                <w:i w:val="false"/>
-                <w:b w:val="false"/>
-                <w:u w:val="none"/>
-                <w:strike w:val="false"/>
-                <w:sz w:val="20"/>
-                <w:szCs w:val="20"/>
-                <w:color w:val="000000"/>
-              </w:rPr>
-            </w:pPr>
-            <w:r xmlns:w="http://schemas.openxmlformats.org/wordprocessingml/2006/main" xmlns:wp="http://schemas.openxmlformats.org/drawingml/2006/wordprocessingDrawing" xmlns:r="http://schemas.openxmlformats.org/officeDocument/2006/relationships" xmlns:w14="http://schemas.microsoft.com/office/word/2010/wordml">
-              <w:rPr>
-                <w:rFonts w:ascii="Arial" w:hAnsi="Arial" w:eastAsia="Arial" w:cs="Arial"/>
-                <w:i w:val="false"/>
-                <w:b w:val="false"/>
-                <w:u w:val="none"/>
-                <w:strike w:val="false"/>
-                <w:sz w:val="20"/>
-                <w:szCs w:val="20"/>
-                <w:color w:val="000000"/>
-              </w:rPr>
-              <w:t xml:space="preserve">keine</w:t>
-            </w:r>
-          </w:p>
-        </w:tc>
-        <w:tc>
-          <w:tcPr>
-            <w:tcBorders>
-              <w:bottom w:val="single" w:sz="8" w:space="0" w:color="000000"/>
-              <w:top w:val="none" w:sz="0" w:space="0" w:color="000000"/>
-              <w:left w:val="none" w:sz="0" w:space="0" w:color="000000"/>
-              <w:right w:val="none" w:sz="0" w:space="0" w:color="000000"/>
-            </w:tcBorders>
-            <w:shd w:val="clear" w:color="auto" w:fill="FFFFFF"/>
-            <w:tcMar>
-              <w:top w:w="0" w:type="dxa"/>
-              <w:bottom w:w="0" w:type="dxa"/>
-              <w:left w:w="0" w:type="dxa"/>
-              <w:right w:w="0" w:type="dxa"/>
-            </w:tcMar>
-            <w:vAlign w:val="center"/>
-          </w:tcPr>
-          <w:p>
-            <w:pPr>
-              <w:jc w:val="left"/>
-              <w:pBdr>
-                <w:bottom w:val="none" w:sz="0" w:space="0" w:color="000000"/>
-                <w:top w:val="none" w:sz="0" w:space="0" w:color="000000"/>
-                <w:left w:val="none" w:sz="0" w:space="0" w:color="000000"/>
-                <w:right w:val="none" w:sz="0" w:space="0" w:color="000000"/>
-              </w:pBdr>
-              <w:spacing w:after="100" w:before="100" w:line="240"/>
-              <w:ind w:left="100" w:right="100" w:firstLine="0" w:firstLineChars="0"/>
-              <w:rPr>
-                <w:rFonts w:ascii="Arial" w:hAnsi="Arial" w:eastAsia="Arial" w:cs="Arial"/>
-                <w:i w:val="false"/>
-                <w:b w:val="false"/>
-                <w:u w:val="none"/>
-                <w:strike w:val="false"/>
-                <w:sz w:val="20"/>
-                <w:szCs w:val="20"/>
-                <w:color w:val="000000"/>
-              </w:rPr>
-            </w:pPr>
-            <w:r xmlns:w="http://schemas.openxmlformats.org/wordprocessingml/2006/main" xmlns:wp="http://schemas.openxmlformats.org/drawingml/2006/wordprocessingDrawing" xmlns:r="http://schemas.openxmlformats.org/officeDocument/2006/relationships" xmlns:w14="http://schemas.microsoft.com/office/word/2010/wordml">
-              <w:rPr>
-                <w:rFonts w:ascii="Arial" w:hAnsi="Arial" w:eastAsia="Arial" w:cs="Arial"/>
-                <w:i w:val="false"/>
-                <w:b w:val="false"/>
-                <w:u w:val="none"/>
-                <w:strike w:val="false"/>
-                <w:sz w:val="20"/>
-                <w:szCs w:val="20"/>
-                <w:color w:val="000000"/>
-              </w:rPr>
-              <w:t xml:space="preserve">je 2x A6000 (48 GB VRAM)</w:t>
-            </w:r>
-          </w:p>
-        </w:tc>
-      </w:tr>
-    </w:tbl>
-    <w:p>
-      <w:pPr>
-        <w:pStyle w:val="BodyText"/>
-      </w:pPr>
-      <w:r>
-        <w:t xml:space="preserve">:::</w:t>
-      </w:r>
-    </w:p>
-    <w:p>
-      <w:pPr>
-        <w:pStyle w:val="BodyText"/>
-      </w:pPr>
-      <w:r>
-        <w:t xml:space="preserve">Die neue Oberfläche und IDE erhöhen die Nutzerfreundlichkeit, die neuesten R-Versionen stehen bereit, und Pakete können schnell installiert werden. So können moderne Analyse- und Visualisierungsmethoden effizient genutzt werden – sodass aktuell über 200 aktive Nutzende das System nutzen.</w:t>
-      </w:r>
-    </w:p>
-    <w:bookmarkEnd w:id="34"/>
-    <w:bookmarkStart w:id="36" w:name="onsite-server-des-fdz"/>
-    <w:p>
-      <w:pPr>
-        <w:pStyle w:val="berschrift3"/>
-      </w:pPr>
-      <w:r>
-        <w:t xml:space="preserve">1.6.3 OnSite-Server des FDZ</w:t>
-      </w:r>
-    </w:p>
-    <w:p>
-      <w:pPr>
-        <w:pStyle w:val="FirstParagraph"/>
-      </w:pPr>
-      <w:r>
-        <w:t xml:space="preserve">Seit November 2025 steht der sogenannte OnSite-Server exklusiv im FDZ für alle OnSite-Nutzungen bereit. Er bietet jeweils dedizierte Stata- und R-Server an den GWAP-Arbeitsplätzen sowie via KDFV mit gleichermaßen umfangreichen Analysekapazitäten, wie in</w:t>
-      </w:r>
-      <w:r>
-        <w:t xml:space="preserve"> </w:t>
-      </w:r>
-      <w:hyperlink w:anchor="tbl-fdz-server">
+      <w:hyperlink w:anchor="tbl-stba-rserver">
         <w:r>
           <w:rPr>
             <w:rStyle w:val="Hyperlink"/>
@@ -2796,7 +1449,7 @@
         <w:t xml:space="preserve"> </w:t>
       </w:r>
       <w:r>
-        <w:t xml:space="preserve">aufgeführt. Alle Analyseserver sind über schnelle Direktverbindungen an den Netzwerkspeicher angebunden, sodass R und Stata nahtlos kombiniert werden können.</w:t>
+        <w:t xml:space="preserve">) und insbesondere Grafikkarten bieten ganz neue Anwendungsfälle.</w:t>
       </w:r>
     </w:p>
     <w:tbl>
@@ -2812,7 +1465,7 @@
       <w:tr>
         <w:tc>
           <w:tcPr/>
-          <w:bookmarkStart w:id="35" w:name="tbl-fdz-server"/>
+          <w:bookmarkStart w:id="30" w:name="tbl-stba-rserver"/>
           <w:p>
             <w:pPr>
               <w:jc w:val="center"/>
@@ -2823,7 +1476,1101 @@
               <w:pStyle w:val="ImageCaption"/>
             </w:pPr>
             <w:r>
-              <w:t xml:space="preserve">Tabelle 1: FDZ OnSite-Server Spezifikationen</w:t>
+              <w:t xml:space="preserve">Tabelle 1: Ausbau des R-Server des Statistischen Bundesamts (Januar 2025)</w:t>
+            </w:r>
+          </w:p>
+          <w:tbl xmlns:w="http://schemas.openxmlformats.org/wordprocessingml/2006/main" xmlns:r="http://schemas.openxmlformats.org/officeDocument/2006/relationships" xmlns:w14="http://schemas.microsoft.com/office/word/2010/wordml" xmlns:wp="http://schemas.openxmlformats.org/drawingml/2006/wordprocessingDrawing" xmlns:a="http://schemas.openxmlformats.org/drawingml/2006/main" xmlns:pic="http://schemas.openxmlformats.org/drawingml/2006/picture">
+            <w:tblPr>
+              <w:tblLayout w:type="fixed"/>
+              <w:jc w:val="center"/>
+              <w:tblLook w:firstRow="1" w:lastRow="0" w:firstColumn="0" w:lastColumn="0" w:noHBand="0" w:noVBand="1"/>
+            </w:tblPr>
+            <w:tblGrid>
+              <w:gridCol w:w="1970"/>
+              <w:gridCol w:w="1178"/>
+              <w:gridCol w:w="3329"/>
+            </w:tblGrid>
+            <w:tr>
+              <w:trPr>
+                <w:trHeight w:val="598" w:hRule="auto"/>
+                <w:tblHeader/>
+              </w:trPr>
+              header1
+              <w:tc>
+                <w:tcPr>
+                  <w:tcBorders>
+                    <w:bottom w:val="single" w:sz="8" w:space="0" w:color="000000"/>
+                    <w:top w:val="single" w:sz="8" w:space="0" w:color="000000"/>
+                    <w:left w:val="none" w:sz="0" w:space="0" w:color="000000"/>
+                    <w:right w:val="none" w:sz="0" w:space="0" w:color="000000"/>
+                  </w:tcBorders>
+                  <w:shd w:val="clear" w:color="auto" w:fill="FFFFFF"/>
+                  <w:tcMar>
+                    <w:top w:w="0" w:type="dxa"/>
+                    <w:bottom w:w="0" w:type="dxa"/>
+                    <w:left w:w="0" w:type="dxa"/>
+                    <w:right w:w="0" w:type="dxa"/>
+                  </w:tcMar>
+                  <w:vAlign w:val="center"/>
+                </w:tcPr>
+                <w:p>
+                  <w:pPr>
+                    <w:jc w:val="left"/>
+                    <w:pBdr>
+                      <w:bottom w:val="none" w:sz="0" w:space="0" w:color="000000"/>
+                      <w:top w:val="none" w:sz="0" w:space="0" w:color="000000"/>
+                      <w:left w:val="none" w:sz="0" w:space="0" w:color="000000"/>
+                      <w:right w:val="none" w:sz="0" w:space="0" w:color="000000"/>
+                    </w:pBdr>
+                    <w:spacing w:after="100" w:before="100" w:line="240"/>
+                    <w:ind w:left="100" w:right="100" w:firstLine="0" w:firstLineChars="0"/>
+                    <w:rPr>
+                      <w:rFonts w:ascii="Arial" w:hAnsi="Arial" w:eastAsia="Arial" w:cs="Arial"/>
+                      <w:i w:val="false"/>
+                      <w:b w:val="true"/>
+                      <w:u w:val="none"/>
+                      <w:strike w:val="false"/>
+                      <w:sz w:val="20"/>
+                      <w:szCs w:val="20"/>
+                      <w:color w:val="000000"/>
+                    </w:rPr>
+                  </w:pPr>
+                  <w:r xmlns:w="http://schemas.openxmlformats.org/wordprocessingml/2006/main" xmlns:wp="http://schemas.openxmlformats.org/drawingml/2006/wordprocessingDrawing" xmlns:r="http://schemas.openxmlformats.org/officeDocument/2006/relationships" xmlns:w14="http://schemas.microsoft.com/office/word/2010/wordml">
+                    <w:rPr>
+                      <w:rFonts w:ascii="Arial" w:hAnsi="Arial" w:eastAsia="Arial" w:cs="Arial"/>
+                      <w:i w:val="false"/>
+                      <w:b w:val="true"/>
+                      <w:u w:val="none"/>
+                      <w:strike w:val="false"/>
+                      <w:sz w:val="20"/>
+                      <w:szCs w:val="20"/>
+                      <w:color w:val="000000"/>
+                    </w:rPr>
+                    <w:t xml:space="preserve">Komponente</w:t>
+                  </w:r>
+                </w:p>
+              </w:tc>
+              <w:tc>
+                <w:tcPr>
+                  <w:tcBorders>
+                    <w:bottom w:val="single" w:sz="8" w:space="0" w:color="000000"/>
+                    <w:top w:val="single" w:sz="8" w:space="0" w:color="000000"/>
+                    <w:left w:val="none" w:sz="0" w:space="0" w:color="000000"/>
+                    <w:right w:val="none" w:sz="0" w:space="0" w:color="000000"/>
+                  </w:tcBorders>
+                  <w:shd w:val="clear" w:color="auto" w:fill="FFFFFF"/>
+                  <w:tcMar>
+                    <w:top w:w="0" w:type="dxa"/>
+                    <w:bottom w:w="0" w:type="dxa"/>
+                    <w:left w:w="0" w:type="dxa"/>
+                    <w:right w:w="0" w:type="dxa"/>
+                  </w:tcMar>
+                  <w:vAlign w:val="center"/>
+                </w:tcPr>
+                <w:p>
+                  <w:pPr>
+                    <w:jc w:val="left"/>
+                    <w:pBdr>
+                      <w:bottom w:val="none" w:sz="0" w:space="0" w:color="000000"/>
+                      <w:top w:val="none" w:sz="0" w:space="0" w:color="000000"/>
+                      <w:left w:val="none" w:sz="0" w:space="0" w:color="000000"/>
+                      <w:right w:val="none" w:sz="0" w:space="0" w:color="000000"/>
+                    </w:pBdr>
+                    <w:spacing w:after="100" w:before="100" w:line="240"/>
+                    <w:ind w:left="100" w:right="100" w:firstLine="0" w:firstLineChars="0"/>
+                    <w:rPr>
+                      <w:rFonts w:ascii="Arial" w:hAnsi="Arial" w:eastAsia="Arial" w:cs="Arial"/>
+                      <w:i w:val="false"/>
+                      <w:b w:val="true"/>
+                      <w:u w:val="none"/>
+                      <w:strike w:val="false"/>
+                      <w:sz w:val="20"/>
+                      <w:szCs w:val="20"/>
+                      <w:color w:val="000000"/>
+                    </w:rPr>
+                  </w:pPr>
+                  <w:r xmlns:w="http://schemas.openxmlformats.org/wordprocessingml/2006/main" xmlns:wp="http://schemas.openxmlformats.org/drawingml/2006/wordprocessingDrawing" xmlns:r="http://schemas.openxmlformats.org/officeDocument/2006/relationships" xmlns:w14="http://schemas.microsoft.com/office/word/2010/wordml">
+                    <w:rPr>
+                      <w:rFonts w:ascii="Arial" w:hAnsi="Arial" w:eastAsia="Arial" w:cs="Arial"/>
+                      <w:i w:val="false"/>
+                      <w:b w:val="true"/>
+                      <w:u w:val="none"/>
+                      <w:strike w:val="false"/>
+                      <w:sz w:val="20"/>
+                      <w:szCs w:val="20"/>
+                      <w:color w:val="000000"/>
+                    </w:rPr>
+                    <w:t xml:space="preserve">Vorher</w:t>
+                  </w:r>
+                </w:p>
+              </w:tc>
+              <w:tc>
+                <w:tcPr>
+                  <w:tcBorders>
+                    <w:bottom w:val="single" w:sz="8" w:space="0" w:color="000000"/>
+                    <w:top w:val="single" w:sz="8" w:space="0" w:color="000000"/>
+                    <w:left w:val="none" w:sz="0" w:space="0" w:color="000000"/>
+                    <w:right w:val="none" w:sz="0" w:space="0" w:color="000000"/>
+                  </w:tcBorders>
+                  <w:shd w:val="clear" w:color="auto" w:fill="FFFFFF"/>
+                  <w:tcMar>
+                    <w:top w:w="0" w:type="dxa"/>
+                    <w:bottom w:w="0" w:type="dxa"/>
+                    <w:left w:w="0" w:type="dxa"/>
+                    <w:right w:w="0" w:type="dxa"/>
+                  </w:tcMar>
+                  <w:vAlign w:val="center"/>
+                </w:tcPr>
+                <w:p>
+                  <w:pPr>
+                    <w:jc w:val="left"/>
+                    <w:pBdr>
+                      <w:bottom w:val="none" w:sz="0" w:space="0" w:color="000000"/>
+                      <w:top w:val="none" w:sz="0" w:space="0" w:color="000000"/>
+                      <w:left w:val="none" w:sz="0" w:space="0" w:color="000000"/>
+                      <w:right w:val="none" w:sz="0" w:space="0" w:color="000000"/>
+                    </w:pBdr>
+                    <w:spacing w:after="100" w:before="100" w:line="240"/>
+                    <w:ind w:left="100" w:right="100" w:firstLine="0" w:firstLineChars="0"/>
+                    <w:rPr>
+                      <w:rFonts w:ascii="Arial" w:hAnsi="Arial" w:eastAsia="Arial" w:cs="Arial"/>
+                      <w:i w:val="false"/>
+                      <w:b w:val="true"/>
+                      <w:u w:val="none"/>
+                      <w:strike w:val="false"/>
+                      <w:sz w:val="20"/>
+                      <w:szCs w:val="20"/>
+                      <w:color w:val="000000"/>
+                    </w:rPr>
+                  </w:pPr>
+                  <w:r xmlns:w="http://schemas.openxmlformats.org/wordprocessingml/2006/main" xmlns:wp="http://schemas.openxmlformats.org/drawingml/2006/wordprocessingDrawing" xmlns:r="http://schemas.openxmlformats.org/officeDocument/2006/relationships" xmlns:w14="http://schemas.microsoft.com/office/word/2010/wordml">
+                    <w:rPr>
+                      <w:rFonts w:ascii="Arial" w:hAnsi="Arial" w:eastAsia="Arial" w:cs="Arial"/>
+                      <w:i w:val="false"/>
+                      <w:b w:val="true"/>
+                      <w:u w:val="none"/>
+                      <w:strike w:val="false"/>
+                      <w:sz w:val="20"/>
+                      <w:szCs w:val="20"/>
+                      <w:color w:val="000000"/>
+                    </w:rPr>
+                    <w:t xml:space="preserve">Nachher</w:t>
+                  </w:r>
+                </w:p>
+              </w:tc>
+            </w:tr>
+            <w:tr>
+              <w:trPr>
+                <w:trHeight w:val="565" w:hRule="auto"/>
+              </w:trPr>
+              body1
+              <w:tc>
+                <w:tcPr>
+                  <w:tcBorders>
+                    <w:bottom w:val="none" w:sz="0" w:space="0" w:color="000000"/>
+                    <w:top w:val="single" w:sz="8" w:space="0" w:color="000000"/>
+                    <w:left w:val="none" w:sz="0" w:space="0" w:color="000000"/>
+                    <w:right w:val="none" w:sz="0" w:space="0" w:color="000000"/>
+                  </w:tcBorders>
+                  <w:shd w:val="clear" w:color="auto" w:fill="FFFFFF"/>
+                  <w:tcMar>
+                    <w:top w:w="0" w:type="dxa"/>
+                    <w:bottom w:w="0" w:type="dxa"/>
+                    <w:left w:w="0" w:type="dxa"/>
+                    <w:right w:w="0" w:type="dxa"/>
+                  </w:tcMar>
+                  <w:vAlign w:val="center"/>
+                </w:tcPr>
+                <w:p>
+                  <w:pPr>
+                    <w:jc w:val="left"/>
+                    <w:pBdr>
+                      <w:bottom w:val="none" w:sz="0" w:space="0" w:color="000000"/>
+                      <w:top w:val="none" w:sz="0" w:space="0" w:color="000000"/>
+                      <w:left w:val="none" w:sz="0" w:space="0" w:color="000000"/>
+                      <w:right w:val="none" w:sz="0" w:space="0" w:color="000000"/>
+                    </w:pBdr>
+                    <w:spacing w:after="100" w:before="100" w:line="240"/>
+                    <w:ind w:left="100" w:right="100" w:firstLine="0" w:firstLineChars="0"/>
+                    <w:rPr>
+                      <w:rFonts w:ascii="Arial" w:hAnsi="Arial" w:eastAsia="Arial" w:cs="Arial"/>
+                      <w:i w:val="false"/>
+                      <w:b w:val="false"/>
+                      <w:u w:val="none"/>
+                      <w:strike w:val="false"/>
+                      <w:sz w:val="20"/>
+                      <w:szCs w:val="20"/>
+                      <w:color w:val="000000"/>
+                    </w:rPr>
+                  </w:pPr>
+                  <w:r xmlns:w="http://schemas.openxmlformats.org/wordprocessingml/2006/main" xmlns:wp="http://schemas.openxmlformats.org/drawingml/2006/wordprocessingDrawing" xmlns:r="http://schemas.openxmlformats.org/officeDocument/2006/relationships" xmlns:w14="http://schemas.microsoft.com/office/word/2010/wordml">
+                    <w:rPr>
+                      <w:rFonts w:ascii="Arial" w:hAnsi="Arial" w:eastAsia="Arial" w:cs="Arial"/>
+                      <w:i w:val="false"/>
+                      <w:b w:val="false"/>
+                      <w:u w:val="none"/>
+                      <w:strike w:val="false"/>
+                      <w:sz w:val="20"/>
+                      <w:szCs w:val="20"/>
+                      <w:color w:val="000000"/>
+                    </w:rPr>
+                    <w:t xml:space="preserve">Anzahl Server</w:t>
+                  </w:r>
+                </w:p>
+              </w:tc>
+              <w:tc>
+                <w:tcPr>
+                  <w:tcBorders>
+                    <w:bottom w:val="none" w:sz="0" w:space="0" w:color="000000"/>
+                    <w:top w:val="single" w:sz="8" w:space="0" w:color="000000"/>
+                    <w:left w:val="none" w:sz="0" w:space="0" w:color="000000"/>
+                    <w:right w:val="none" w:sz="0" w:space="0" w:color="000000"/>
+                  </w:tcBorders>
+                  <w:shd w:val="clear" w:color="auto" w:fill="FFFFFF"/>
+                  <w:tcMar>
+                    <w:top w:w="0" w:type="dxa"/>
+                    <w:bottom w:w="0" w:type="dxa"/>
+                    <w:left w:w="0" w:type="dxa"/>
+                    <w:right w:w="0" w:type="dxa"/>
+                  </w:tcMar>
+                  <w:vAlign w:val="center"/>
+                </w:tcPr>
+                <w:p>
+                  <w:pPr>
+                    <w:jc w:val="left"/>
+                    <w:pBdr>
+                      <w:bottom w:val="none" w:sz="0" w:space="0" w:color="000000"/>
+                      <w:top w:val="none" w:sz="0" w:space="0" w:color="000000"/>
+                      <w:left w:val="none" w:sz="0" w:space="0" w:color="000000"/>
+                      <w:right w:val="none" w:sz="0" w:space="0" w:color="000000"/>
+                    </w:pBdr>
+                    <w:spacing w:after="100" w:before="100" w:line="240"/>
+                    <w:ind w:left="100" w:right="100" w:firstLine="0" w:firstLineChars="0"/>
+                    <w:rPr>
+                      <w:rFonts w:ascii="Arial" w:hAnsi="Arial" w:eastAsia="Arial" w:cs="Arial"/>
+                      <w:i w:val="false"/>
+                      <w:b w:val="false"/>
+                      <w:u w:val="none"/>
+                      <w:strike w:val="false"/>
+                      <w:sz w:val="20"/>
+                      <w:szCs w:val="20"/>
+                      <w:color w:val="000000"/>
+                    </w:rPr>
+                  </w:pPr>
+                  <w:r xmlns:w="http://schemas.openxmlformats.org/wordprocessingml/2006/main" xmlns:wp="http://schemas.openxmlformats.org/drawingml/2006/wordprocessingDrawing" xmlns:r="http://schemas.openxmlformats.org/officeDocument/2006/relationships" xmlns:w14="http://schemas.microsoft.com/office/word/2010/wordml">
+                    <w:rPr>
+                      <w:rFonts w:ascii="Arial" w:hAnsi="Arial" w:eastAsia="Arial" w:cs="Arial"/>
+                      <w:i w:val="false"/>
+                      <w:b w:val="false"/>
+                      <w:u w:val="none"/>
+                      <w:strike w:val="false"/>
+                      <w:sz w:val="20"/>
+                      <w:szCs w:val="20"/>
+                      <w:color w:val="000000"/>
+                    </w:rPr>
+                    <w:t xml:space="preserve">1</w:t>
+                  </w:r>
+                </w:p>
+              </w:tc>
+              <w:tc>
+                <w:tcPr>
+                  <w:tcBorders>
+                    <w:bottom w:val="none" w:sz="0" w:space="0" w:color="000000"/>
+                    <w:top w:val="single" w:sz="8" w:space="0" w:color="000000"/>
+                    <w:left w:val="none" w:sz="0" w:space="0" w:color="000000"/>
+                    <w:right w:val="none" w:sz="0" w:space="0" w:color="000000"/>
+                  </w:tcBorders>
+                  <w:shd w:val="clear" w:color="auto" w:fill="FFFFFF"/>
+                  <w:tcMar>
+                    <w:top w:w="0" w:type="dxa"/>
+                    <w:bottom w:w="0" w:type="dxa"/>
+                    <w:left w:w="0" w:type="dxa"/>
+                    <w:right w:w="0" w:type="dxa"/>
+                  </w:tcMar>
+                  <w:vAlign w:val="center"/>
+                </w:tcPr>
+                <w:p>
+                  <w:pPr>
+                    <w:jc w:val="left"/>
+                    <w:pBdr>
+                      <w:bottom w:val="none" w:sz="0" w:space="0" w:color="000000"/>
+                      <w:top w:val="none" w:sz="0" w:space="0" w:color="000000"/>
+                      <w:left w:val="none" w:sz="0" w:space="0" w:color="000000"/>
+                      <w:right w:val="none" w:sz="0" w:space="0" w:color="000000"/>
+                    </w:pBdr>
+                    <w:spacing w:after="100" w:before="100" w:line="240"/>
+                    <w:ind w:left="100" w:right="100" w:firstLine="0" w:firstLineChars="0"/>
+                    <w:rPr>
+                      <w:rFonts w:ascii="Arial" w:hAnsi="Arial" w:eastAsia="Arial" w:cs="Arial"/>
+                      <w:i w:val="false"/>
+                      <w:b w:val="false"/>
+                      <w:u w:val="none"/>
+                      <w:strike w:val="false"/>
+                      <w:sz w:val="20"/>
+                      <w:szCs w:val="20"/>
+                      <w:color w:val="000000"/>
+                    </w:rPr>
+                  </w:pPr>
+                  <w:r xmlns:w="http://schemas.openxmlformats.org/wordprocessingml/2006/main" xmlns:wp="http://schemas.openxmlformats.org/drawingml/2006/wordprocessingDrawing" xmlns:r="http://schemas.openxmlformats.org/officeDocument/2006/relationships" xmlns:w14="http://schemas.microsoft.com/office/word/2010/wordml">
+                    <w:rPr>
+                      <w:rFonts w:ascii="Arial" w:hAnsi="Arial" w:eastAsia="Arial" w:cs="Arial"/>
+                      <w:i w:val="false"/>
+                      <w:b w:val="false"/>
+                      <w:u w:val="none"/>
+                      <w:strike w:val="false"/>
+                      <w:sz w:val="20"/>
+                      <w:szCs w:val="20"/>
+                      <w:color w:val="000000"/>
+                    </w:rPr>
+                    <w:t xml:space="preserve">10</w:t>
+                  </w:r>
+                </w:p>
+              </w:tc>
+            </w:tr>
+            <w:tr>
+              <w:trPr>
+                <w:trHeight w:val="604" w:hRule="auto"/>
+              </w:trPr>
+              body2
+              <w:tc>
+                <w:tcPr>
+                  <w:tcBorders>
+                    <w:bottom w:val="none" w:sz="0" w:space="0" w:color="000000"/>
+                    <w:top w:val="none" w:sz="0" w:space="0" w:color="000000"/>
+                    <w:left w:val="none" w:sz="0" w:space="0" w:color="000000"/>
+                    <w:right w:val="none" w:sz="0" w:space="0" w:color="000000"/>
+                  </w:tcBorders>
+                  <w:shd w:val="clear" w:color="auto" w:fill="FFFFFF"/>
+                  <w:tcMar>
+                    <w:top w:w="0" w:type="dxa"/>
+                    <w:bottom w:w="0" w:type="dxa"/>
+                    <w:left w:w="0" w:type="dxa"/>
+                    <w:right w:w="0" w:type="dxa"/>
+                  </w:tcMar>
+                  <w:vAlign w:val="center"/>
+                </w:tcPr>
+                <w:p>
+                  <w:pPr>
+                    <w:jc w:val="left"/>
+                    <w:pBdr>
+                      <w:bottom w:val="none" w:sz="0" w:space="0" w:color="000000"/>
+                      <w:top w:val="none" w:sz="0" w:space="0" w:color="000000"/>
+                      <w:left w:val="none" w:sz="0" w:space="0" w:color="000000"/>
+                      <w:right w:val="none" w:sz="0" w:space="0" w:color="000000"/>
+                    </w:pBdr>
+                    <w:spacing w:after="100" w:before="100" w:line="240"/>
+                    <w:ind w:left="100" w:right="100" w:firstLine="0" w:firstLineChars="0"/>
+                    <w:rPr>
+                      <w:rFonts w:ascii="Arial" w:hAnsi="Arial" w:eastAsia="Arial" w:cs="Arial"/>
+                      <w:i w:val="false"/>
+                      <w:b w:val="false"/>
+                      <w:u w:val="none"/>
+                      <w:strike w:val="false"/>
+                      <w:sz w:val="20"/>
+                      <w:szCs w:val="20"/>
+                      <w:color w:val="000000"/>
+                    </w:rPr>
+                  </w:pPr>
+                  <w:r xmlns:w="http://schemas.openxmlformats.org/wordprocessingml/2006/main" xmlns:wp="http://schemas.openxmlformats.org/drawingml/2006/wordprocessingDrawing" xmlns:r="http://schemas.openxmlformats.org/officeDocument/2006/relationships" xmlns:w14="http://schemas.microsoft.com/office/word/2010/wordml">
+                    <w:rPr>
+                      <w:rFonts w:ascii="Arial" w:hAnsi="Arial" w:eastAsia="Arial" w:cs="Arial"/>
+                      <w:i w:val="false"/>
+                      <w:b w:val="false"/>
+                      <w:u w:val="none"/>
+                      <w:strike w:val="false"/>
+                      <w:sz w:val="20"/>
+                      <w:szCs w:val="20"/>
+                      <w:color w:val="000000"/>
+                    </w:rPr>
+                    <w:t xml:space="preserve">Arbeitsspeicher</w:t>
+                  </w:r>
+                </w:p>
+              </w:tc>
+              <w:tc>
+                <w:tcPr>
+                  <w:tcBorders>
+                    <w:bottom w:val="none" w:sz="0" w:space="0" w:color="000000"/>
+                    <w:top w:val="none" w:sz="0" w:space="0" w:color="000000"/>
+                    <w:left w:val="none" w:sz="0" w:space="0" w:color="000000"/>
+                    <w:right w:val="none" w:sz="0" w:space="0" w:color="000000"/>
+                  </w:tcBorders>
+                  <w:shd w:val="clear" w:color="auto" w:fill="FFFFFF"/>
+                  <w:tcMar>
+                    <w:top w:w="0" w:type="dxa"/>
+                    <w:bottom w:w="0" w:type="dxa"/>
+                    <w:left w:w="0" w:type="dxa"/>
+                    <w:right w:w="0" w:type="dxa"/>
+                  </w:tcMar>
+                  <w:vAlign w:val="center"/>
+                </w:tcPr>
+                <w:p>
+                  <w:pPr>
+                    <w:jc w:val="left"/>
+                    <w:pBdr>
+                      <w:bottom w:val="none" w:sz="0" w:space="0" w:color="000000"/>
+                      <w:top w:val="none" w:sz="0" w:space="0" w:color="000000"/>
+                      <w:left w:val="none" w:sz="0" w:space="0" w:color="000000"/>
+                      <w:right w:val="none" w:sz="0" w:space="0" w:color="000000"/>
+                    </w:pBdr>
+                    <w:spacing w:after="100" w:before="100" w:line="240"/>
+                    <w:ind w:left="100" w:right="100" w:firstLine="0" w:firstLineChars="0"/>
+                    <w:rPr>
+                      <w:rFonts w:ascii="Arial" w:hAnsi="Arial" w:eastAsia="Arial" w:cs="Arial"/>
+                      <w:i w:val="false"/>
+                      <w:b w:val="false"/>
+                      <w:u w:val="none"/>
+                      <w:strike w:val="false"/>
+                      <w:sz w:val="20"/>
+                      <w:szCs w:val="20"/>
+                      <w:color w:val="000000"/>
+                    </w:rPr>
+                  </w:pPr>
+                  <w:r xmlns:w="http://schemas.openxmlformats.org/wordprocessingml/2006/main" xmlns:wp="http://schemas.openxmlformats.org/drawingml/2006/wordprocessingDrawing" xmlns:r="http://schemas.openxmlformats.org/officeDocument/2006/relationships" xmlns:w14="http://schemas.microsoft.com/office/word/2010/wordml">
+                    <w:rPr>
+                      <w:rFonts w:ascii="Arial" w:hAnsi="Arial" w:eastAsia="Arial" w:cs="Arial"/>
+                      <w:i w:val="false"/>
+                      <w:b w:val="false"/>
+                      <w:u w:val="none"/>
+                      <w:strike w:val="false"/>
+                      <w:sz w:val="20"/>
+                      <w:szCs w:val="20"/>
+                      <w:color w:val="000000"/>
+                    </w:rPr>
+                    <w:t xml:space="preserve">700 GB</w:t>
+                  </w:r>
+                </w:p>
+              </w:tc>
+              <w:tc>
+                <w:tcPr>
+                  <w:tcBorders>
+                    <w:bottom w:val="none" w:sz="0" w:space="0" w:color="000000"/>
+                    <w:top w:val="none" w:sz="0" w:space="0" w:color="000000"/>
+                    <w:left w:val="none" w:sz="0" w:space="0" w:color="000000"/>
+                    <w:right w:val="none" w:sz="0" w:space="0" w:color="000000"/>
+                  </w:tcBorders>
+                  <w:shd w:val="clear" w:color="auto" w:fill="FFFFFF"/>
+                  <w:tcMar>
+                    <w:top w:w="0" w:type="dxa"/>
+                    <w:bottom w:w="0" w:type="dxa"/>
+                    <w:left w:w="0" w:type="dxa"/>
+                    <w:right w:w="0" w:type="dxa"/>
+                  </w:tcMar>
+                  <w:vAlign w:val="center"/>
+                </w:tcPr>
+                <w:p>
+                  <w:pPr>
+                    <w:jc w:val="left"/>
+                    <w:pBdr>
+                      <w:bottom w:val="none" w:sz="0" w:space="0" w:color="000000"/>
+                      <w:top w:val="none" w:sz="0" w:space="0" w:color="000000"/>
+                      <w:left w:val="none" w:sz="0" w:space="0" w:color="000000"/>
+                      <w:right w:val="none" w:sz="0" w:space="0" w:color="000000"/>
+                    </w:pBdr>
+                    <w:spacing w:after="100" w:before="100" w:line="240"/>
+                    <w:ind w:left="100" w:right="100" w:firstLine="0" w:firstLineChars="0"/>
+                    <w:rPr>
+                      <w:rFonts w:ascii="Arial" w:hAnsi="Arial" w:eastAsia="Arial" w:cs="Arial"/>
+                      <w:i w:val="false"/>
+                      <w:b w:val="false"/>
+                      <w:u w:val="none"/>
+                      <w:strike w:val="false"/>
+                      <w:sz w:val="20"/>
+                      <w:szCs w:val="20"/>
+                      <w:color w:val="000000"/>
+                    </w:rPr>
+                  </w:pPr>
+                  <w:r xmlns:w="http://schemas.openxmlformats.org/wordprocessingml/2006/main" xmlns:wp="http://schemas.openxmlformats.org/drawingml/2006/wordprocessingDrawing" xmlns:r="http://schemas.openxmlformats.org/officeDocument/2006/relationships" xmlns:w14="http://schemas.microsoft.com/office/word/2010/wordml">
+                    <w:rPr>
+                      <w:rFonts w:ascii="Arial" w:hAnsi="Arial" w:eastAsia="Arial" w:cs="Arial"/>
+                      <w:i w:val="false"/>
+                      <w:b w:val="false"/>
+                      <w:u w:val="none"/>
+                      <w:strike w:val="false"/>
+                      <w:sz w:val="20"/>
+                      <w:szCs w:val="20"/>
+                      <w:color w:val="000000"/>
+                    </w:rPr>
+                    <w:t xml:space="preserve">je 1 TB</w:t>
+                  </w:r>
+                </w:p>
+              </w:tc>
+            </w:tr>
+            <w:tr>
+              <w:trPr>
+                <w:trHeight w:val="604" w:hRule="auto"/>
+              </w:trPr>
+              body3
+              <w:tc>
+                <w:tcPr>
+                  <w:tcBorders>
+                    <w:bottom w:val="none" w:sz="0" w:space="0" w:color="000000"/>
+                    <w:top w:val="none" w:sz="0" w:space="0" w:color="000000"/>
+                    <w:left w:val="none" w:sz="0" w:space="0" w:color="000000"/>
+                    <w:right w:val="none" w:sz="0" w:space="0" w:color="000000"/>
+                  </w:tcBorders>
+                  <w:shd w:val="clear" w:color="auto" w:fill="FFFFFF"/>
+                  <w:tcMar>
+                    <w:top w:w="0" w:type="dxa"/>
+                    <w:bottom w:w="0" w:type="dxa"/>
+                    <w:left w:w="0" w:type="dxa"/>
+                    <w:right w:w="0" w:type="dxa"/>
+                  </w:tcMar>
+                  <w:vAlign w:val="center"/>
+                </w:tcPr>
+                <w:p>
+                  <w:pPr>
+                    <w:jc w:val="left"/>
+                    <w:pBdr>
+                      <w:bottom w:val="none" w:sz="0" w:space="0" w:color="000000"/>
+                      <w:top w:val="none" w:sz="0" w:space="0" w:color="000000"/>
+                      <w:left w:val="none" w:sz="0" w:space="0" w:color="000000"/>
+                      <w:right w:val="none" w:sz="0" w:space="0" w:color="000000"/>
+                    </w:pBdr>
+                    <w:spacing w:after="100" w:before="100" w:line="240"/>
+                    <w:ind w:left="100" w:right="100" w:firstLine="0" w:firstLineChars="0"/>
+                    <w:rPr>
+                      <w:rFonts w:ascii="Arial" w:hAnsi="Arial" w:eastAsia="Arial" w:cs="Arial"/>
+                      <w:i w:val="false"/>
+                      <w:b w:val="false"/>
+                      <w:u w:val="none"/>
+                      <w:strike w:val="false"/>
+                      <w:sz w:val="20"/>
+                      <w:szCs w:val="20"/>
+                      <w:color w:val="000000"/>
+                    </w:rPr>
+                  </w:pPr>
+                  <w:r xmlns:w="http://schemas.openxmlformats.org/wordprocessingml/2006/main" xmlns:wp="http://schemas.openxmlformats.org/drawingml/2006/wordprocessingDrawing" xmlns:r="http://schemas.openxmlformats.org/officeDocument/2006/relationships" xmlns:w14="http://schemas.microsoft.com/office/word/2010/wordml">
+                    <w:rPr>
+                      <w:rFonts w:ascii="Arial" w:hAnsi="Arial" w:eastAsia="Arial" w:cs="Arial"/>
+                      <w:i w:val="false"/>
+                      <w:b w:val="false"/>
+                      <w:u w:val="none"/>
+                      <w:strike w:val="false"/>
+                      <w:sz w:val="20"/>
+                      <w:szCs w:val="20"/>
+                      <w:color w:val="000000"/>
+                    </w:rPr>
+                    <w:t xml:space="preserve">Kernanzahl</w:t>
+                  </w:r>
+                </w:p>
+              </w:tc>
+              <w:tc>
+                <w:tcPr>
+                  <w:tcBorders>
+                    <w:bottom w:val="none" w:sz="0" w:space="0" w:color="000000"/>
+                    <w:top w:val="none" w:sz="0" w:space="0" w:color="000000"/>
+                    <w:left w:val="none" w:sz="0" w:space="0" w:color="000000"/>
+                    <w:right w:val="none" w:sz="0" w:space="0" w:color="000000"/>
+                  </w:tcBorders>
+                  <w:shd w:val="clear" w:color="auto" w:fill="FFFFFF"/>
+                  <w:tcMar>
+                    <w:top w:w="0" w:type="dxa"/>
+                    <w:bottom w:w="0" w:type="dxa"/>
+                    <w:left w:w="0" w:type="dxa"/>
+                    <w:right w:w="0" w:type="dxa"/>
+                  </w:tcMar>
+                  <w:vAlign w:val="center"/>
+                </w:tcPr>
+                <w:p>
+                  <w:pPr>
+                    <w:jc w:val="left"/>
+                    <w:pBdr>
+                      <w:bottom w:val="none" w:sz="0" w:space="0" w:color="000000"/>
+                      <w:top w:val="none" w:sz="0" w:space="0" w:color="000000"/>
+                      <w:left w:val="none" w:sz="0" w:space="0" w:color="000000"/>
+                      <w:right w:val="none" w:sz="0" w:space="0" w:color="000000"/>
+                    </w:pBdr>
+                    <w:spacing w:after="100" w:before="100" w:line="240"/>
+                    <w:ind w:left="100" w:right="100" w:firstLine="0" w:firstLineChars="0"/>
+                    <w:rPr>
+                      <w:rFonts w:ascii="Arial" w:hAnsi="Arial" w:eastAsia="Arial" w:cs="Arial"/>
+                      <w:i w:val="false"/>
+                      <w:b w:val="false"/>
+                      <w:u w:val="none"/>
+                      <w:strike w:val="false"/>
+                      <w:sz w:val="20"/>
+                      <w:szCs w:val="20"/>
+                      <w:color w:val="000000"/>
+                    </w:rPr>
+                  </w:pPr>
+                  <w:r xmlns:w="http://schemas.openxmlformats.org/wordprocessingml/2006/main" xmlns:wp="http://schemas.openxmlformats.org/drawingml/2006/wordprocessingDrawing" xmlns:r="http://schemas.openxmlformats.org/officeDocument/2006/relationships" xmlns:w14="http://schemas.microsoft.com/office/word/2010/wordml">
+                    <w:rPr>
+                      <w:rFonts w:ascii="Arial" w:hAnsi="Arial" w:eastAsia="Arial" w:cs="Arial"/>
+                      <w:i w:val="false"/>
+                      <w:b w:val="false"/>
+                      <w:u w:val="none"/>
+                      <w:strike w:val="false"/>
+                      <w:sz w:val="20"/>
+                      <w:szCs w:val="20"/>
+                      <w:color w:val="000000"/>
+                    </w:rPr>
+                    <w:t xml:space="preserve">72</w:t>
+                  </w:r>
+                </w:p>
+              </w:tc>
+              <w:tc>
+                <w:tcPr>
+                  <w:tcBorders>
+                    <w:bottom w:val="none" w:sz="0" w:space="0" w:color="000000"/>
+                    <w:top w:val="none" w:sz="0" w:space="0" w:color="000000"/>
+                    <w:left w:val="none" w:sz="0" w:space="0" w:color="000000"/>
+                    <w:right w:val="none" w:sz="0" w:space="0" w:color="000000"/>
+                  </w:tcBorders>
+                  <w:shd w:val="clear" w:color="auto" w:fill="FFFFFF"/>
+                  <w:tcMar>
+                    <w:top w:w="0" w:type="dxa"/>
+                    <w:bottom w:w="0" w:type="dxa"/>
+                    <w:left w:w="0" w:type="dxa"/>
+                    <w:right w:w="0" w:type="dxa"/>
+                  </w:tcMar>
+                  <w:vAlign w:val="center"/>
+                </w:tcPr>
+                <w:p>
+                  <w:pPr>
+                    <w:jc w:val="left"/>
+                    <w:pBdr>
+                      <w:bottom w:val="none" w:sz="0" w:space="0" w:color="000000"/>
+                      <w:top w:val="none" w:sz="0" w:space="0" w:color="000000"/>
+                      <w:left w:val="none" w:sz="0" w:space="0" w:color="000000"/>
+                      <w:right w:val="none" w:sz="0" w:space="0" w:color="000000"/>
+                    </w:pBdr>
+                    <w:spacing w:after="100" w:before="100" w:line="240"/>
+                    <w:ind w:left="100" w:right="100" w:firstLine="0" w:firstLineChars="0"/>
+                    <w:rPr>
+                      <w:rFonts w:ascii="Arial" w:hAnsi="Arial" w:eastAsia="Arial" w:cs="Arial"/>
+                      <w:i w:val="false"/>
+                      <w:b w:val="false"/>
+                      <w:u w:val="none"/>
+                      <w:strike w:val="false"/>
+                      <w:sz w:val="20"/>
+                      <w:szCs w:val="20"/>
+                      <w:color w:val="000000"/>
+                    </w:rPr>
+                  </w:pPr>
+                  <w:r xmlns:w="http://schemas.openxmlformats.org/wordprocessingml/2006/main" xmlns:wp="http://schemas.openxmlformats.org/drawingml/2006/wordprocessingDrawing" xmlns:r="http://schemas.openxmlformats.org/officeDocument/2006/relationships" xmlns:w14="http://schemas.microsoft.com/office/word/2010/wordml">
+                    <w:rPr>
+                      <w:rFonts w:ascii="Arial" w:hAnsi="Arial" w:eastAsia="Arial" w:cs="Arial"/>
+                      <w:i w:val="false"/>
+                      <w:b w:val="false"/>
+                      <w:u w:val="none"/>
+                      <w:strike w:val="false"/>
+                      <w:sz w:val="20"/>
+                      <w:szCs w:val="20"/>
+                      <w:color w:val="000000"/>
+                    </w:rPr>
+                    <w:t xml:space="preserve">je 96</w:t>
+                  </w:r>
+                </w:p>
+              </w:tc>
+            </w:tr>
+            <w:tr>
+              <w:trPr>
+                <w:trHeight w:val="604" w:hRule="auto"/>
+              </w:trPr>
+              body4
+              <w:tc>
+                <w:tcPr>
+                  <w:tcBorders>
+                    <w:bottom w:val="none" w:sz="0" w:space="0" w:color="000000"/>
+                    <w:top w:val="none" w:sz="0" w:space="0" w:color="000000"/>
+                    <w:left w:val="none" w:sz="0" w:space="0" w:color="000000"/>
+                    <w:right w:val="none" w:sz="0" w:space="0" w:color="000000"/>
+                  </w:tcBorders>
+                  <w:shd w:val="clear" w:color="auto" w:fill="FFFFFF"/>
+                  <w:tcMar>
+                    <w:top w:w="0" w:type="dxa"/>
+                    <w:bottom w:w="0" w:type="dxa"/>
+                    <w:left w:w="0" w:type="dxa"/>
+                    <w:right w:w="0" w:type="dxa"/>
+                  </w:tcMar>
+                  <w:vAlign w:val="center"/>
+                </w:tcPr>
+                <w:p>
+                  <w:pPr>
+                    <w:jc w:val="left"/>
+                    <w:pBdr>
+                      <w:bottom w:val="none" w:sz="0" w:space="0" w:color="000000"/>
+                      <w:top w:val="none" w:sz="0" w:space="0" w:color="000000"/>
+                      <w:left w:val="none" w:sz="0" w:space="0" w:color="000000"/>
+                      <w:right w:val="none" w:sz="0" w:space="0" w:color="000000"/>
+                    </w:pBdr>
+                    <w:spacing w:after="100" w:before="100" w:line="240"/>
+                    <w:ind w:left="100" w:right="100" w:firstLine="0" w:firstLineChars="0"/>
+                    <w:rPr>
+                      <w:rFonts w:ascii="Arial" w:hAnsi="Arial" w:eastAsia="Arial" w:cs="Arial"/>
+                      <w:i w:val="false"/>
+                      <w:b w:val="false"/>
+                      <w:u w:val="none"/>
+                      <w:strike w:val="false"/>
+                      <w:sz w:val="20"/>
+                      <w:szCs w:val="20"/>
+                      <w:color w:val="000000"/>
+                    </w:rPr>
+                  </w:pPr>
+                  <w:r xmlns:w="http://schemas.openxmlformats.org/wordprocessingml/2006/main" xmlns:wp="http://schemas.openxmlformats.org/drawingml/2006/wordprocessingDrawing" xmlns:r="http://schemas.openxmlformats.org/officeDocument/2006/relationships" xmlns:w14="http://schemas.microsoft.com/office/word/2010/wordml">
+                    <w:rPr>
+                      <w:rFonts w:ascii="Arial" w:hAnsi="Arial" w:eastAsia="Arial" w:cs="Arial"/>
+                      <w:i w:val="false"/>
+                      <w:b w:val="false"/>
+                      <w:u w:val="none"/>
+                      <w:strike w:val="false"/>
+                      <w:sz w:val="20"/>
+                      <w:szCs w:val="20"/>
+                      <w:color w:val="000000"/>
+                    </w:rPr>
+                    <w:t xml:space="preserve">Kerntakt</w:t>
+                  </w:r>
+                </w:p>
+              </w:tc>
+              <w:tc>
+                <w:tcPr>
+                  <w:tcBorders>
+                    <w:bottom w:val="none" w:sz="0" w:space="0" w:color="000000"/>
+                    <w:top w:val="none" w:sz="0" w:space="0" w:color="000000"/>
+                    <w:left w:val="none" w:sz="0" w:space="0" w:color="000000"/>
+                    <w:right w:val="none" w:sz="0" w:space="0" w:color="000000"/>
+                  </w:tcBorders>
+                  <w:shd w:val="clear" w:color="auto" w:fill="FFFFFF"/>
+                  <w:tcMar>
+                    <w:top w:w="0" w:type="dxa"/>
+                    <w:bottom w:w="0" w:type="dxa"/>
+                    <w:left w:w="0" w:type="dxa"/>
+                    <w:right w:w="0" w:type="dxa"/>
+                  </w:tcMar>
+                  <w:vAlign w:val="center"/>
+                </w:tcPr>
+                <w:p>
+                  <w:pPr>
+                    <w:jc w:val="left"/>
+                    <w:pBdr>
+                      <w:bottom w:val="none" w:sz="0" w:space="0" w:color="000000"/>
+                      <w:top w:val="none" w:sz="0" w:space="0" w:color="000000"/>
+                      <w:left w:val="none" w:sz="0" w:space="0" w:color="000000"/>
+                      <w:right w:val="none" w:sz="0" w:space="0" w:color="000000"/>
+                    </w:pBdr>
+                    <w:spacing w:after="100" w:before="100" w:line="240"/>
+                    <w:ind w:left="100" w:right="100" w:firstLine="0" w:firstLineChars="0"/>
+                    <w:rPr>
+                      <w:rFonts w:ascii="Arial" w:hAnsi="Arial" w:eastAsia="Arial" w:cs="Arial"/>
+                      <w:i w:val="false"/>
+                      <w:b w:val="false"/>
+                      <w:u w:val="none"/>
+                      <w:strike w:val="false"/>
+                      <w:sz w:val="20"/>
+                      <w:szCs w:val="20"/>
+                      <w:color w:val="000000"/>
+                    </w:rPr>
+                  </w:pPr>
+                  <w:r xmlns:w="http://schemas.openxmlformats.org/wordprocessingml/2006/main" xmlns:wp="http://schemas.openxmlformats.org/drawingml/2006/wordprocessingDrawing" xmlns:r="http://schemas.openxmlformats.org/officeDocument/2006/relationships" xmlns:w14="http://schemas.microsoft.com/office/word/2010/wordml">
+                    <w:rPr>
+                      <w:rFonts w:ascii="Arial" w:hAnsi="Arial" w:eastAsia="Arial" w:cs="Arial"/>
+                      <w:i w:val="false"/>
+                      <w:b w:val="false"/>
+                      <w:u w:val="none"/>
+                      <w:strike w:val="false"/>
+                      <w:sz w:val="20"/>
+                      <w:szCs w:val="20"/>
+                      <w:color w:val="000000"/>
+                    </w:rPr>
+                    <w:t xml:space="preserve">tba</w:t>
+                  </w:r>
+                </w:p>
+              </w:tc>
+              <w:tc>
+                <w:tcPr>
+                  <w:tcBorders>
+                    <w:bottom w:val="none" w:sz="0" w:space="0" w:color="000000"/>
+                    <w:top w:val="none" w:sz="0" w:space="0" w:color="000000"/>
+                    <w:left w:val="none" w:sz="0" w:space="0" w:color="000000"/>
+                    <w:right w:val="none" w:sz="0" w:space="0" w:color="000000"/>
+                  </w:tcBorders>
+                  <w:shd w:val="clear" w:color="auto" w:fill="FFFFFF"/>
+                  <w:tcMar>
+                    <w:top w:w="0" w:type="dxa"/>
+                    <w:bottom w:w="0" w:type="dxa"/>
+                    <w:left w:w="0" w:type="dxa"/>
+                    <w:right w:w="0" w:type="dxa"/>
+                  </w:tcMar>
+                  <w:vAlign w:val="center"/>
+                </w:tcPr>
+                <w:p>
+                  <w:pPr>
+                    <w:jc w:val="left"/>
+                    <w:pBdr>
+                      <w:bottom w:val="none" w:sz="0" w:space="0" w:color="000000"/>
+                      <w:top w:val="none" w:sz="0" w:space="0" w:color="000000"/>
+                      <w:left w:val="none" w:sz="0" w:space="0" w:color="000000"/>
+                      <w:right w:val="none" w:sz="0" w:space="0" w:color="000000"/>
+                    </w:pBdr>
+                    <w:spacing w:after="100" w:before="100" w:line="240"/>
+                    <w:ind w:left="100" w:right="100" w:firstLine="0" w:firstLineChars="0"/>
+                    <w:rPr>
+                      <w:rFonts w:ascii="Arial" w:hAnsi="Arial" w:eastAsia="Arial" w:cs="Arial"/>
+                      <w:i w:val="false"/>
+                      <w:b w:val="false"/>
+                      <w:u w:val="none"/>
+                      <w:strike w:val="false"/>
+                      <w:sz w:val="20"/>
+                      <w:szCs w:val="20"/>
+                      <w:color w:val="000000"/>
+                    </w:rPr>
+                  </w:pPr>
+                  <w:r xmlns:w="http://schemas.openxmlformats.org/wordprocessingml/2006/main" xmlns:wp="http://schemas.openxmlformats.org/drawingml/2006/wordprocessingDrawing" xmlns:r="http://schemas.openxmlformats.org/officeDocument/2006/relationships" xmlns:w14="http://schemas.microsoft.com/office/word/2010/wordml">
+                    <w:rPr>
+                      <w:rFonts w:ascii="Arial" w:hAnsi="Arial" w:eastAsia="Arial" w:cs="Arial"/>
+                      <w:i w:val="false"/>
+                      <w:b w:val="false"/>
+                      <w:u w:val="none"/>
+                      <w:strike w:val="false"/>
+                      <w:sz w:val="20"/>
+                      <w:szCs w:val="20"/>
+                      <w:color w:val="000000"/>
+                    </w:rPr>
+                    <w:t xml:space="preserve">je tba</w:t>
+                  </w:r>
+                </w:p>
+              </w:tc>
+            </w:tr>
+            <w:tr>
+              <w:trPr>
+                <w:trHeight w:val="604" w:hRule="auto"/>
+              </w:trPr>
+              body5
+              <w:tc>
+                <w:tcPr>
+                  <w:tcBorders>
+                    <w:bottom w:val="single" w:sz="8" w:space="0" w:color="000000"/>
+                    <w:top w:val="none" w:sz="0" w:space="0" w:color="000000"/>
+                    <w:left w:val="none" w:sz="0" w:space="0" w:color="000000"/>
+                    <w:right w:val="none" w:sz="0" w:space="0" w:color="000000"/>
+                  </w:tcBorders>
+                  <w:shd w:val="clear" w:color="auto" w:fill="FFFFFF"/>
+                  <w:tcMar>
+                    <w:top w:w="0" w:type="dxa"/>
+                    <w:bottom w:w="0" w:type="dxa"/>
+                    <w:left w:w="0" w:type="dxa"/>
+                    <w:right w:w="0" w:type="dxa"/>
+                  </w:tcMar>
+                  <w:vAlign w:val="center"/>
+                </w:tcPr>
+                <w:p>
+                  <w:pPr>
+                    <w:jc w:val="left"/>
+                    <w:pBdr>
+                      <w:bottom w:val="none" w:sz="0" w:space="0" w:color="000000"/>
+                      <w:top w:val="none" w:sz="0" w:space="0" w:color="000000"/>
+                      <w:left w:val="none" w:sz="0" w:space="0" w:color="000000"/>
+                      <w:right w:val="none" w:sz="0" w:space="0" w:color="000000"/>
+                    </w:pBdr>
+                    <w:spacing w:after="100" w:before="100" w:line="240"/>
+                    <w:ind w:left="100" w:right="100" w:firstLine="0" w:firstLineChars="0"/>
+                    <w:rPr>
+                      <w:rFonts w:ascii="Arial" w:hAnsi="Arial" w:eastAsia="Arial" w:cs="Arial"/>
+                      <w:i w:val="false"/>
+                      <w:b w:val="false"/>
+                      <w:u w:val="none"/>
+                      <w:strike w:val="false"/>
+                      <w:sz w:val="20"/>
+                      <w:szCs w:val="20"/>
+                      <w:color w:val="000000"/>
+                    </w:rPr>
+                  </w:pPr>
+                  <w:r xmlns:w="http://schemas.openxmlformats.org/wordprocessingml/2006/main" xmlns:wp="http://schemas.openxmlformats.org/drawingml/2006/wordprocessingDrawing" xmlns:r="http://schemas.openxmlformats.org/officeDocument/2006/relationships" xmlns:w14="http://schemas.microsoft.com/office/word/2010/wordml">
+                    <w:rPr>
+                      <w:rFonts w:ascii="Arial" w:hAnsi="Arial" w:eastAsia="Arial" w:cs="Arial"/>
+                      <w:i w:val="false"/>
+                      <w:b w:val="false"/>
+                      <w:u w:val="none"/>
+                      <w:strike w:val="false"/>
+                      <w:sz w:val="20"/>
+                      <w:szCs w:val="20"/>
+                      <w:color w:val="000000"/>
+                    </w:rPr>
+                    <w:t xml:space="preserve">Grafikkarte</w:t>
+                  </w:r>
+                </w:p>
+              </w:tc>
+              <w:tc>
+                <w:tcPr>
+                  <w:tcBorders>
+                    <w:bottom w:val="single" w:sz="8" w:space="0" w:color="000000"/>
+                    <w:top w:val="none" w:sz="0" w:space="0" w:color="000000"/>
+                    <w:left w:val="none" w:sz="0" w:space="0" w:color="000000"/>
+                    <w:right w:val="none" w:sz="0" w:space="0" w:color="000000"/>
+                  </w:tcBorders>
+                  <w:shd w:val="clear" w:color="auto" w:fill="FFFFFF"/>
+                  <w:tcMar>
+                    <w:top w:w="0" w:type="dxa"/>
+                    <w:bottom w:w="0" w:type="dxa"/>
+                    <w:left w:w="0" w:type="dxa"/>
+                    <w:right w:w="0" w:type="dxa"/>
+                  </w:tcMar>
+                  <w:vAlign w:val="center"/>
+                </w:tcPr>
+                <w:p>
+                  <w:pPr>
+                    <w:jc w:val="left"/>
+                    <w:pBdr>
+                      <w:bottom w:val="none" w:sz="0" w:space="0" w:color="000000"/>
+                      <w:top w:val="none" w:sz="0" w:space="0" w:color="000000"/>
+                      <w:left w:val="none" w:sz="0" w:space="0" w:color="000000"/>
+                      <w:right w:val="none" w:sz="0" w:space="0" w:color="000000"/>
+                    </w:pBdr>
+                    <w:spacing w:after="100" w:before="100" w:line="240"/>
+                    <w:ind w:left="100" w:right="100" w:firstLine="0" w:firstLineChars="0"/>
+                    <w:rPr>
+                      <w:rFonts w:ascii="Arial" w:hAnsi="Arial" w:eastAsia="Arial" w:cs="Arial"/>
+                      <w:i w:val="false"/>
+                      <w:b w:val="false"/>
+                      <w:u w:val="none"/>
+                      <w:strike w:val="false"/>
+                      <w:sz w:val="20"/>
+                      <w:szCs w:val="20"/>
+                      <w:color w:val="000000"/>
+                    </w:rPr>
+                  </w:pPr>
+                  <w:r xmlns:w="http://schemas.openxmlformats.org/wordprocessingml/2006/main" xmlns:wp="http://schemas.openxmlformats.org/drawingml/2006/wordprocessingDrawing" xmlns:r="http://schemas.openxmlformats.org/officeDocument/2006/relationships" xmlns:w14="http://schemas.microsoft.com/office/word/2010/wordml">
+                    <w:rPr>
+                      <w:rFonts w:ascii="Arial" w:hAnsi="Arial" w:eastAsia="Arial" w:cs="Arial"/>
+                      <w:i w:val="false"/>
+                      <w:b w:val="false"/>
+                      <w:u w:val="none"/>
+                      <w:strike w:val="false"/>
+                      <w:sz w:val="20"/>
+                      <w:szCs w:val="20"/>
+                      <w:color w:val="000000"/>
+                    </w:rPr>
+                    <w:t xml:space="preserve">keine</w:t>
+                  </w:r>
+                </w:p>
+              </w:tc>
+              <w:tc>
+                <w:tcPr>
+                  <w:tcBorders>
+                    <w:bottom w:val="single" w:sz="8" w:space="0" w:color="000000"/>
+                    <w:top w:val="none" w:sz="0" w:space="0" w:color="000000"/>
+                    <w:left w:val="none" w:sz="0" w:space="0" w:color="000000"/>
+                    <w:right w:val="none" w:sz="0" w:space="0" w:color="000000"/>
+                  </w:tcBorders>
+                  <w:shd w:val="clear" w:color="auto" w:fill="FFFFFF"/>
+                  <w:tcMar>
+                    <w:top w:w="0" w:type="dxa"/>
+                    <w:bottom w:w="0" w:type="dxa"/>
+                    <w:left w:w="0" w:type="dxa"/>
+                    <w:right w:w="0" w:type="dxa"/>
+                  </w:tcMar>
+                  <w:vAlign w:val="center"/>
+                </w:tcPr>
+                <w:p>
+                  <w:pPr>
+                    <w:jc w:val="left"/>
+                    <w:pBdr>
+                      <w:bottom w:val="none" w:sz="0" w:space="0" w:color="000000"/>
+                      <w:top w:val="none" w:sz="0" w:space="0" w:color="000000"/>
+                      <w:left w:val="none" w:sz="0" w:space="0" w:color="000000"/>
+                      <w:right w:val="none" w:sz="0" w:space="0" w:color="000000"/>
+                    </w:pBdr>
+                    <w:spacing w:after="100" w:before="100" w:line="240"/>
+                    <w:ind w:left="100" w:right="100" w:firstLine="0" w:firstLineChars="0"/>
+                    <w:rPr>
+                      <w:rFonts w:ascii="Arial" w:hAnsi="Arial" w:eastAsia="Arial" w:cs="Arial"/>
+                      <w:i w:val="false"/>
+                      <w:b w:val="false"/>
+                      <w:u w:val="none"/>
+                      <w:strike w:val="false"/>
+                      <w:sz w:val="20"/>
+                      <w:szCs w:val="20"/>
+                      <w:color w:val="000000"/>
+                    </w:rPr>
+                  </w:pPr>
+                  <w:r xmlns:w="http://schemas.openxmlformats.org/wordprocessingml/2006/main" xmlns:wp="http://schemas.openxmlformats.org/drawingml/2006/wordprocessingDrawing" xmlns:r="http://schemas.openxmlformats.org/officeDocument/2006/relationships" xmlns:w14="http://schemas.microsoft.com/office/word/2010/wordml">
+                    <w:rPr>
+                      <w:rFonts w:ascii="Arial" w:hAnsi="Arial" w:eastAsia="Arial" w:cs="Arial"/>
+                      <w:i w:val="false"/>
+                      <w:b w:val="false"/>
+                      <w:u w:val="none"/>
+                      <w:strike w:val="false"/>
+                      <w:sz w:val="20"/>
+                      <w:szCs w:val="20"/>
+                      <w:color w:val="000000"/>
+                    </w:rPr>
+                    <w:t xml:space="preserve">je 2x A6000 (je 48 GB VRAM)</w:t>
+                  </w:r>
+                </w:p>
+              </w:tc>
+            </w:tr>
+          </w:tbl>
+          <w:bookmarkEnd w:id="30"/>
+        </w:tc>
+      </w:tr>
+    </w:tbl>
+    <w:p>
+      <w:pPr>
+        <w:pStyle w:val="BodyText"/>
+      </w:pPr>
+      <w:r>
+        <w:t xml:space="preserve">Die Bereitstellung der aktuellsten R-Version und moderner R-Pakete in einer nutzerfreundlichen Oberfläche führt dazu, dass moderne Werkzeuge für Datenverarbeitung, -auswertung und -visualisierung leicht zugänglich sind. Dadurch wird das System aktuell von über 200 aktiven Nutzende verwendet.</w:t>
+      </w:r>
+    </w:p>
+    <w:bookmarkEnd w:id="31"/>
+    <w:bookmarkStart w:id="33" w:name="onsite-server-des-fdz"/>
+    <w:p>
+      <w:pPr>
+        <w:pStyle w:val="berschrift3"/>
+      </w:pPr>
+      <w:r>
+        <w:t xml:space="preserve">1.6.4 OnSite-Server des FDZ</w:t>
+      </w:r>
+    </w:p>
+    <w:p>
+      <w:pPr>
+        <w:pStyle w:val="FirstParagraph"/>
+      </w:pPr>
+      <w:r>
+        <w:t xml:space="preserve">Seit November 2025 steht der sogenannte</w:t>
+      </w:r>
+      <w:r>
+        <w:t xml:space="preserve"> </w:t>
+      </w:r>
+      <w:r>
+        <w:rPr>
+          <w:b/>
+          <w:bCs/>
+        </w:rPr>
+        <w:t xml:space="preserve">OnSite-Server</w:t>
+      </w:r>
+      <w:r>
+        <w:t xml:space="preserve"> </w:t>
+      </w:r>
+      <w:r>
+        <w:t xml:space="preserve">exklusiv im FDZ für alle OnSite-Nutzungen bereit. Er bietet dem FDZ dedizierte Stata- und R-Server mit umfangreichen Analysekapazitäten für jede Nutzung an den GWAP sowie der KDFV. Alle Analyseserver sind über schnelle Direktverbindungen an einen Netzwerkspeicher angebunden, sodass R und Stata nahtlos kombiniert werden können.</w:t>
+      </w:r>
+    </w:p>
+    <w:tbl>
+      <w:tblPr>
+        <w:tblStyle w:val="Table"/>
+        <w:tblW w:type="pct" w:w="5000"/>
+        <w:tblLayout w:type="fixed"/>
+        <w:tblLook w:firstRow="0" w:lastRow="0" w:firstColumn="0" w:lastColumn="0" w:noHBand="0" w:noVBand="0" w:val="0000"/>
+      </w:tblPr>
+      <w:tblGrid>
+        <w:gridCol w:w="7920"/>
+      </w:tblGrid>
+      <w:tr>
+        <w:tc>
+          <w:tcPr/>
+          <w:bookmarkStart w:id="32" w:name="tbl-fdz-server"/>
+          <w:p>
+            <w:pPr>
+              <w:jc w:val="center"/>
+            </w:pPr>
+            <w:pPr>
+              <w:jc w:val="left"/>
+              <w:spacing w:before="200"/>
+              <w:pStyle w:val="ImageCaption"/>
+            </w:pPr>
+            <w:r>
+              <w:t xml:space="preserve">Tabelle 2: FDZ OnSite-Server Spezifikationen (November 2025)</w:t>
             </w:r>
           </w:p>
           <w:tbl xmlns:w="http://schemas.openxmlformats.org/wordprocessingml/2006/main" xmlns:r="http://schemas.openxmlformats.org/officeDocument/2006/relationships" xmlns:w14="http://schemas.microsoft.com/office/word/2010/wordml" xmlns:wp="http://schemas.openxmlformats.org/drawingml/2006/wordprocessingDrawing" xmlns:a="http://schemas.openxmlformats.org/drawingml/2006/main" xmlns:pic="http://schemas.openxmlformats.org/drawingml/2006/picture">
@@ -3522,7 +3269,7 @@
               </w:tc>
             </w:tr>
           </w:tbl>
-          <w:bookmarkEnd w:id="35"/>
+          <w:bookmarkEnd w:id="32"/>
         </w:tc>
       </w:tr>
     </w:tbl>
@@ -3531,7 +3278,7 @@
         <w:pStyle w:val="BodyText"/>
       </w:pPr>
       <w:r>
-        <w:t xml:space="preserve">Stata/MP ist nun einheitlich auf leistungsstarken Multi-Core-Servern verfügbar. Zudem steht erstmals R für OnSite-Nutzungen bereit: Aufbau und Softwarebasis orientieren sich am zentralen R-Server des Statistischen Bundesamts, sind jedoch dediziert für FDZ-Anwendungen.</w:t>
+        <w:t xml:space="preserve">Stata/MP ist nun einheitlich auf leistungsstarken Multi-Core-Servern verfügbar. Zudem steht erstmals R für OnSite-Nutzungen bereit. Der Systemaufbau orientieren sich am zentralen R-Server des Statistischen Bundesamts, aber die Systeme können nur exklusiv im FDZ genutzt werden.</w:t>
       </w:r>
     </w:p>
     <w:p>
@@ -3549,22 +3296,22 @@
           <w:rPr>
             <w:rStyle w:val="Hyperlink"/>
           </w:rPr>
-          <w:t xml:space="preserve">Kapitel 1.7</w:t>
+          <w:t xml:space="preserve">Absatz 1.7</w:t>
         </w:r>
       </w:hyperlink>
       <w:r>
         <w:t xml:space="preserve">.</w:t>
       </w:r>
     </w:p>
-    <w:bookmarkEnd w:id="36"/>
-    <w:bookmarkEnd w:id="37"/>
-    <w:bookmarkStart w:id="47" w:name="sec-methoden"/>
+    <w:bookmarkEnd w:id="33"/>
+    <w:bookmarkEnd w:id="34"/>
+    <w:bookmarkStart w:id="44" w:name="sec-methoden"/>
     <w:p>
       <w:pPr>
         <w:pStyle w:val="berschrift2"/>
       </w:pPr>
       <w:r>
-        <w:t xml:space="preserve">1.7 Datenverarbeitungsmethoden</w:t>
+        <w:t xml:space="preserve">1.7 Datenverarbeitungswerkzeuge</w:t>
       </w:r>
     </w:p>
     <w:p>
@@ -3572,17 +3319,17 @@
         <w:pStyle w:val="FirstParagraph"/>
       </w:pPr>
       <w:r>
-        <w:t xml:space="preserve">Wir betrachten in diesem Artikel die Performanz von sog.</w:t>
+        <w:t xml:space="preserve">Wir betrachten in diesem Artikel die Performanz von</w:t>
       </w:r>
       <w:r>
         <w:t xml:space="preserve"> </w:t>
       </w:r>
       <w:r>
         <w:rPr>
-          <w:i/>
-          <w:iCs/>
+          <w:b/>
+          <w:bCs/>
         </w:rPr>
-        <w:t xml:space="preserve">Datenverarbeitungsmethoden</w:t>
+        <w:t xml:space="preserve">Datenverarbeitungswerkzeugen</w:t>
       </w:r>
       <w:r>
         <w:t xml:space="preserve">, d.h. Softwarelösungen, die Daten einlesen, modifzierern, aggregieren, auswerten oder analysieren.</w:t>
@@ -3591,7 +3338,7 @@
         <w:rPr>
           <w:rStyle w:val="Funotenzeichen"/>
         </w:rPr>
-        <w:footnoteReference w:id="38"/>
+        <w:footnoteReference w:id="35"/>
       </w:r>
     </w:p>
     <w:p>
@@ -3599,7 +3346,20 @@
         <w:pStyle w:val="BodyText"/>
       </w:pPr>
       <w:r>
-        <w:t xml:space="preserve">Wir sprechen in diesem Artikel vereinfacht von einer</w:t>
+        <w:t xml:space="preserve">Wir bezeichnen im Folgenden ein Datenverarbeitungswerkzeug als</w:t>
+      </w:r>
+      <w:r>
+        <w:t xml:space="preserve"> </w:t>
+      </w:r>
+      <w:r>
+        <w:rPr>
+          <w:b/>
+          <w:bCs/>
+        </w:rPr>
+        <w:t xml:space="preserve">hochperformant</w:t>
+      </w:r>
+      <w:r>
+        <w:t xml:space="preserve">, wenn sie Datenmengen verarbeiten kann, die den verfügbaren Arbeitsspeicher überschreiten, und dabei eine flexible und effiziente Nutzung der Ressourcen ermöglicht. Denn für die Skalierung auf größere Datenmengen ist ein Wechsel von der</w:t>
       </w:r>
       <w:r>
         <w:t xml:space="preserve"> </w:t>
@@ -3609,56 +3369,38 @@
           <w:i/>
           <w:iCs/>
         </w:rPr>
-        <w:t xml:space="preserve">hoch-performanten Methode</w:t>
-      </w:r>
-      <w:r>
-        <w:t xml:space="preserve">, sobald die betrachtete Datenverarbeitungsmethode in der Lage ist, Datenmengen überhalb des verfügbaren Arbeitsspeichers flexibel und effizient zu nutzen. SAS erfüllt den Großteil dieser Definition – lediglich die Effizienz lässt sich deutlich steigern.</w:t>
-      </w:r>
-    </w:p>
-    <w:p>
-      <w:pPr>
-        <w:pStyle w:val="BodyText"/>
-      </w:pPr>
-      <w:r>
-        <w:t xml:space="preserve">Um Datenauswertung auf höhere Datenmengen skalieren zu können ist ein Paradigmenwechsel von der “</w:t>
+        <w:t xml:space="preserve">vollständigen Verarbeitung im RAM</w:t>
+      </w:r>
+      <w:r>
+        <w:t xml:space="preserve"> </w:t>
+      </w:r>
+      <w:r>
+        <w:t xml:space="preserve">zur</w:t>
+      </w:r>
+      <w:r>
+        <w:t xml:space="preserve"> </w:t>
       </w:r>
       <w:r>
         <w:rPr>
           <w:i/>
           <w:iCs/>
         </w:rPr>
-        <w:t xml:space="preserve">vollständigen Verarbeitung im RAM”</w:t>
+        <w:t xml:space="preserve">flexiblen Auslagerung von Daten</w:t>
       </w:r>
       <w:r>
         <w:t xml:space="preserve"> </w:t>
       </w:r>
       <w:r>
-        <w:t xml:space="preserve">zu der</w:t>
-      </w:r>
-      <w:r>
-        <w:t xml:space="preserve"> </w:t>
-      </w:r>
-      <w:r>
-        <w:rPr>
-          <w:i/>
-          <w:iCs/>
-        </w:rPr>
-        <w:t xml:space="preserve">Auslagerung aus dem RAM</w:t>
-      </w:r>
-      <w:r>
-        <w:t xml:space="preserve"> </w:t>
-      </w:r>
-      <w:r>
-        <w:t xml:space="preserve">notwendig. Vollständig im RAM sind Daten zwar sehr schnell und einfach zu nutzen, jedoch beansprucht der Transport in den RAM (Einlesen) einen Hauptteil der Laufzeit und der verfügbare RAM reicht i.d.R. nicht für größere Datenmengen. Die nachfolgenden Technologien sind auch in der Lage Daten überhalb des RAMs zu verarbeiten. Durch moderne Hardware und Software kann dies sogar sehr schnell erfolgen.</w:t>
+        <w:t xml:space="preserve">nötig. Zwar erlaubt die RAM-Verarbeitung schnellen Zugriff, doch das Einlesen beansprucht einen Großteil der Laufzeit, und der verfügbare Arbeitsspeicher ist meist begrenzt. Geeignete Software und moderne Hardware ermöglicht heute eine sehr schnelle Verarbeitung von Datenmengen oberhalb des RAMs.</w:t>
       </w:r>
     </w:p>
-    <w:bookmarkStart w:id="39" w:name="X6ebb3aad374d61f314c4a9ec2c8bd10d910e947"/>
+    <w:bookmarkStart w:id="37" w:name="klassische-methoden-in-r"/>
     <w:p>
       <w:pPr>
         <w:pStyle w:val="berschrift3"/>
       </w:pPr>
       <w:r>
-        <w:t xml:space="preserve">1.7.1 Anforderungen an Datenverarbeitungsmethoden</w:t>
+        <w:t xml:space="preserve">1.7.1 Klassische Methoden in R</w:t>
       </w:r>
     </w:p>
     <w:p>
@@ -3666,59 +3408,20 @@
         <w:pStyle w:val="FirstParagraph"/>
       </w:pPr>
       <w:r>
-        <w:t xml:space="preserve">Die wichtigsten Anforderungen bedient R anhand der folgenden Funktionen.</w:t>
+        <w:t xml:space="preserve">Die Kernfunktionen von R (sog.</w:t>
       </w:r>
       <w:r>
         <w:t xml:space="preserve"> </w:t>
       </w:r>
       <w:r>
-        <w:t xml:space="preserve">- hohe Usablity</w:t>
-      </w:r>
-      <w:r>
-        <w:t xml:space="preserve"> </w:t>
-      </w:r>
-      <w:r>
-        <w:t xml:space="preserve">- hohe Performanz</w:t>
-      </w:r>
-    </w:p>
-    <w:p>
-      <w:pPr>
-        <w:pStyle w:val="BodyText"/>
-      </w:pPr>
-      <w:r>
-        <w:t xml:space="preserve">Optimierung der Gesamtaufwände (incl. Entwicklerzeit), nicht nur Laufzeit (</w:t>
-      </w:r>
-      <w:r>
-        <w:t xml:space="preserve">Gomolka, Blaschke, und Hirsch (2021)</w:t>
-      </w:r>
-      <w:r>
-        <w:t xml:space="preserve">).</w:t>
-      </w:r>
-    </w:p>
-    <w:bookmarkEnd w:id="39"/>
-    <w:bookmarkStart w:id="40" w:name="klassische-methoden"/>
-    <w:p>
-      <w:pPr>
-        <w:pStyle w:val="berschrift3"/>
-      </w:pPr>
-      <w:r>
-        <w:t xml:space="preserve">1.7.2 Klassische Methoden</w:t>
-      </w:r>
-    </w:p>
-    <w:p>
-      <w:pPr>
-        <w:pStyle w:val="FirstParagraph"/>
-      </w:pPr>
-      <w:r>
-        <w:t xml:space="preserve">R-Base ist zweckdienlich für Einsteiger, abhängigkeitsfreie Infrastrukturen, jedoch weder in Usablity, noch Performanz empfehlenswert. Basieren auf CSV-Format. R Objekte können auch effizient binär abgespeichert werden rds, qs.</w:t>
-      </w:r>
-    </w:p>
-    <w:p>
-      <w:pPr>
-        <w:pStyle w:val="BodyText"/>
-      </w:pPr>
-      <w:r>
-        <w:t xml:space="preserve">Hervorragende Ergänzungen zu R-Base:</w:t>
+        <w:rPr>
+          <w:b/>
+          <w:bCs/>
+        </w:rPr>
+        <w:t xml:space="preserve">Base R</w:t>
+      </w:r>
+      <w:r>
+        <w:t xml:space="preserve">) bieten grundlegende Datenverarbeitungswerkzeuge, für Einsteiger oder in stark abgeschotteten Infrastrukturen zweckdienlich sind. Base R ist heutzutage jedoch weder in Benutzerfreundlichkeit, noch in Performanz zeitgemäß. Diese Lücke wird durch eine Vielzahl von R-Paketen geschlossen, wie die folgenden hervorragenden R-Pakete zeigen.</w:t>
       </w:r>
     </w:p>
     <w:p>
@@ -3726,7 +3429,7 @@
         <w:pStyle w:val="Compact"/>
         <w:numPr>
           <w:ilvl w:val="0"/>
-          <w:numId w:val="1009"/>
+          <w:numId w:val="1003"/>
         </w:numPr>
       </w:pPr>
       <w:r>
@@ -3740,7 +3443,7 @@
         <w:t xml:space="preserve"> </w:t>
       </w:r>
       <w:r>
-        <w:t xml:space="preserve">(Barrett u. a. 2006)</w:t>
+        <w:t xml:space="preserve">(Barrett u. a. 2024)</w:t>
       </w:r>
       <w:r>
         <w:t xml:space="preserve">: Ein ausgereiftes R-Paket, das Datenverarbeitung deutlich schneller macht als Standard-R-Funktionen. Es nutzt den verfügbaren Arbeitsspeicher besonders effizient und ist seit vielen Jahren bewährt. Die Syntax orientiert sich an der R-Basissyntax, erfordert aber spezielle Kenntnisse. Solange die Daten in den Arbeitsspeicher passen, ist data.table in den meisten Fällen die performanteste klassische Lösung.</w:t>
@@ -3754,7 +3457,7 @@
         <w:pStyle w:val="Compact"/>
         <w:numPr>
           <w:ilvl w:val="0"/>
-          <w:numId w:val="1009"/>
+          <w:numId w:val="1003"/>
         </w:numPr>
       </w:pPr>
       <w:r>
@@ -3768,7 +3471,7 @@
         <w:t xml:space="preserve"> </w:t>
       </w:r>
       <w:r>
-        <w:t xml:space="preserve">(Wickham u. a. 2019)</w:t>
+        <w:t xml:space="preserve">(Wickham u. a. 2016)</w:t>
       </w:r>
       <w:r>
         <w:t xml:space="preserve">: Ein Ökosystem von R-Paketen, das besonders auf einfache Bedienung und Lesbarkeit des Codes ausgelegt ist. Die Programmiersyntax (</w:t>
@@ -3780,6 +3483,20 @@
         </w:rPr>
         <w:t xml:space="preserve">dplyr-Syntax</w:t>
       </w:r>
+      <w:r>
+        <w:t xml:space="preserve">) (s.</w:t>
+      </w:r>
+      <w:r>
+        <w:t xml:space="preserve"> </w:t>
+      </w:r>
+      <w:hyperlink w:anchor="tbl-dplyr-syntax">
+        <w:r>
+          <w:rPr>
+            <w:rStyle w:val="Hyperlink"/>
+          </w:rPr>
+          <w:t xml:space="preserve">Tabelle 3</w:t>
+        </w:r>
+      </w:hyperlink>
       <w:r>
         <w:t xml:space="preserve">) orientiert sich an menschlicher Sprache und macht den Code auch für Einsteiger gut verständlich. Auch ein eigener Datenleser readr ist inbegriffen. Diese nutzerfreundliche Syntax ist so beliebt, dass sie von vielen anderen R-Paketen übernommen wurde. Für mittlere Datenmengen, die in den Arbeitsspeicher passen, ist tidyverse eine ausgewogene Wahl zwischen Nutzerfreundlichkeit und Performanz.</w:t>
       </w:r>
@@ -3792,7 +3509,7 @@
         <w:pStyle w:val="Compact"/>
         <w:numPr>
           <w:ilvl w:val="0"/>
-          <w:numId w:val="1009"/>
+          <w:numId w:val="1003"/>
         </w:numPr>
       </w:pPr>
       <w:r>
@@ -3806,7 +3523,7 @@
         <w:t xml:space="preserve"> </w:t>
       </w:r>
       <w:r>
-        <w:t xml:space="preserve">(Krantz 2020)</w:t>
+        <w:t xml:space="preserve">(Krantz 2024)</w:t>
       </w:r>
       <w:r>
         <w:t xml:space="preserve">: Ein spezialisiertes R-Paket für schnelle statistische Berechnungen und Datentransformationen. Es kombiniert hohe Performanz mit einem breiten Funktionsumfang für komplexe Datenanalysen. Collapse ist besonders effizient bei Aggregationen und Gruppierungsoperationen und bietet dabei eine konsistente Syntax.</w:t>
@@ -3817,149 +3534,1565 @@
         <w:tblStyle w:val="Table"/>
         <w:tblW w:type="pct" w:w="5000"/>
         <w:tblLayout w:type="fixed"/>
-        <w:tblLook w:firstRow="1" w:lastRow="0" w:firstColumn="0" w:lastColumn="0" w:noHBand="0" w:noVBand="0" w:val="0020"/>
+        <w:tblLook w:firstRow="0" w:lastRow="0" w:firstColumn="0" w:lastColumn="0" w:noHBand="0" w:noVBand="0" w:val="0000"/>
       </w:tblPr>
       <w:tblGrid>
-        <w:gridCol w:w="3168"/>
-        <w:gridCol w:w="4752"/>
+        <w:gridCol w:w="7920"/>
       </w:tblGrid>
       <w:tr>
-        <w:trPr>
-          <w:tblHeader w:val="on"/>
-        </w:trPr>
         <w:tc>
           <w:tcPr/>
-          <w:p>
-            <w:pPr>
-              <w:pStyle w:val="Compact"/>
+          <w:bookmarkStart w:id="36" w:name="tbl-dplyr-syntax"/>
+          <w:p>
+            <w:pPr>
+              <w:jc w:val="center"/>
+            </w:pPr>
+            <w:pPr>
+              <w:jc w:val="left"/>
+              <w:spacing w:before="200"/>
+              <w:pStyle w:val="ImageCaption"/>
             </w:pPr>
             <w:r>
-              <w:rPr>
-                <w:b/>
-                <w:bCs/>
-              </w:rPr>
-              <w:t xml:space="preserve">Befehl</w:t>
-            </w:r>
-          </w:p>
-        </w:tc>
-        <w:tc>
-          <w:tcPr/>
-          <w:p>
-            <w:pPr>
-              <w:pStyle w:val="Compact"/>
-            </w:pPr>
-            <w:r>
-              <w:rPr>
-                <w:b/>
-                <w:bCs/>
-              </w:rPr>
-              <w:t xml:space="preserve">Beschreibung</w:t>
-            </w:r>
-          </w:p>
-        </w:tc>
-      </w:tr>
-      <w:tr>
-        <w:tc>
-          <w:tcPr/>
-          <w:p>
-            <w:pPr>
-              <w:pStyle w:val="Compact"/>
-            </w:pPr>
-            <w:r>
-              <w:rPr>
-                <w:rStyle w:val="VerbatimChar"/>
-              </w:rPr>
-              <w:t xml:space="preserve">read_csv("data/btp/data.csv")</w:t>
-            </w:r>
-          </w:p>
-        </w:tc>
-        <w:tc>
-          <w:tcPr/>
-          <w:p>
-            <w:pPr>
-              <w:pStyle w:val="Compact"/>
-            </w:pPr>
-            <w:r>
-              <w:t xml:space="preserve">Liest CSV-Datei ein</w:t>
-            </w:r>
-          </w:p>
-        </w:tc>
-      </w:tr>
-      <w:tr>
-        <w:tc>
-          <w:tcPr/>
-          <w:p>
-            <w:pPr>
-              <w:pStyle w:val="Compact"/>
-            </w:pPr>
-            <w:r>
-              <w:rPr>
-                <w:rStyle w:val="VerbatimChar"/>
-              </w:rPr>
-              <w:t xml:space="preserve">group_by(jahr)</w:t>
-            </w:r>
-          </w:p>
-        </w:tc>
-        <w:tc>
-          <w:tcPr/>
-          <w:p>
-            <w:pPr>
-              <w:pStyle w:val="Compact"/>
-            </w:pPr>
-            <w:r>
-              <w:t xml:space="preserve">Gruppiert Daten nach Jahr</w:t>
-            </w:r>
-          </w:p>
-        </w:tc>
-      </w:tr>
-      <w:tr>
-        <w:tc>
-          <w:tcPr/>
-          <w:p>
-            <w:pPr>
-              <w:pStyle w:val="Compact"/>
-            </w:pPr>
-            <w:r>
-              <w:rPr>
-                <w:rStyle w:val="VerbatimChar"/>
-              </w:rPr>
-              <w:t xml:space="preserve">summarize(u = sum(str_detect(verk, "u")))</w:t>
-            </w:r>
-          </w:p>
-        </w:tc>
-        <w:tc>
-          <w:tcPr/>
-          <w:p>
-            <w:pPr>
-              <w:pStyle w:val="Compact"/>
-            </w:pPr>
-            <w:r>
-              <w:t xml:space="preserve">Zählt Beobachtungen mit</w:t>
-            </w:r>
-            <w:r>
-              <w:t xml:space="preserve"> </w:t>
-            </w:r>
-            <w:r>
-              <w:t xml:space="preserve">“u”</w:t>
-            </w:r>
-            <w:r>
-              <w:t xml:space="preserve"> </w:t>
-            </w:r>
-            <w:r>
-              <w:t xml:space="preserve">in Variable verk</w:t>
-            </w:r>
-          </w:p>
+              <w:t xml:space="preserve">Tabelle 3: Exemplarische Auswertung des BTP in dplyr-Syntax.</w:t>
+            </w:r>
+          </w:p>
+          <w:tbl xmlns:w="http://schemas.openxmlformats.org/wordprocessingml/2006/main" xmlns:r="http://schemas.openxmlformats.org/officeDocument/2006/relationships" xmlns:w14="http://schemas.microsoft.com/office/word/2010/wordml" xmlns:wp="http://schemas.openxmlformats.org/drawingml/2006/wordprocessingDrawing" xmlns:a="http://schemas.openxmlformats.org/drawingml/2006/main" xmlns:pic="http://schemas.openxmlformats.org/drawingml/2006/picture">
+            <w:tblPr>
+              <w:tblLayout w:type="fixed"/>
+              <w:jc w:val="center"/>
+              <w:tblLook w:firstRow="1" w:lastRow="0" w:firstColumn="0" w:lastColumn="0" w:noHBand="0" w:noVBand="1"/>
+            </w:tblPr>
+            <w:tblGrid>
+              <w:gridCol w:w="684"/>
+              <w:gridCol w:w="10026"/>
+              <w:gridCol w:w="5568"/>
+            </w:tblGrid>
+            <w:tr>
+              <w:trPr>
+                <w:trHeight w:val="567" w:hRule="auto"/>
+                <w:tblHeader/>
+              </w:trPr>
+              header1
+              <w:tc>
+                <w:tcPr>
+                  <w:tcBorders>
+                    <w:bottom w:val="single" w:sz="8" w:space="0" w:color="000000"/>
+                    <w:top w:val="single" w:sz="8" w:space="0" w:color="000000"/>
+                    <w:left w:val="none" w:sz="0" w:space="0" w:color="000000"/>
+                    <w:right w:val="none" w:sz="0" w:space="0" w:color="000000"/>
+                  </w:tcBorders>
+                  <w:shd w:val="clear" w:color="auto" w:fill="FFFFFF"/>
+                  <w:tcMar>
+                    <w:top w:w="0" w:type="dxa"/>
+                    <w:bottom w:w="0" w:type="dxa"/>
+                    <w:left w:w="0" w:type="dxa"/>
+                    <w:right w:w="0" w:type="dxa"/>
+                  </w:tcMar>
+                  <w:vAlign w:val="center"/>
+                </w:tcPr>
+                <w:p>
+                  <w:pPr>
+                    <w:jc w:val="left"/>
+                    <w:pBdr>
+                      <w:bottom w:val="none" w:sz="0" w:space="0" w:color="000000"/>
+                      <w:top w:val="none" w:sz="0" w:space="0" w:color="000000"/>
+                      <w:left w:val="none" w:sz="0" w:space="0" w:color="000000"/>
+                      <w:right w:val="none" w:sz="0" w:space="0" w:color="000000"/>
+                    </w:pBdr>
+                    <w:spacing w:after="100" w:before="100" w:line="240"/>
+                    <w:ind w:left="100" w:right="100" w:firstLine="0" w:firstLineChars="0"/>
+                    <w:rPr>
+                      <w:rFonts w:ascii="Arial" w:hAnsi="Arial" w:eastAsia="Arial" w:cs="Arial"/>
+                      <w:i w:val="false"/>
+                      <w:b w:val="true"/>
+                      <w:u w:val="none"/>
+                      <w:strike w:val="false"/>
+                      <w:sz w:val="16"/>
+                      <w:szCs w:val="16"/>
+                      <w:color w:val="000000"/>
+                    </w:rPr>
+                  </w:pPr>
+                  <w:r xmlns:w="http://schemas.openxmlformats.org/wordprocessingml/2006/main" xmlns:wp="http://schemas.openxmlformats.org/drawingml/2006/wordprocessingDrawing" xmlns:r="http://schemas.openxmlformats.org/officeDocument/2006/relationships" xmlns:w14="http://schemas.microsoft.com/office/word/2010/wordml">
+                    <w:rPr>
+                      <w:rFonts w:ascii="Arial" w:hAnsi="Arial" w:eastAsia="Arial" w:cs="Arial"/>
+                      <w:i w:val="false"/>
+                      <w:b w:val="true"/>
+                      <w:u w:val="none"/>
+                      <w:strike w:val="false"/>
+                      <w:sz w:val="16"/>
+                      <w:szCs w:val="16"/>
+                      <w:color w:val="000000"/>
+                    </w:rPr>
+                    <w:t xml:space="preserve">Nr.</w:t>
+                  </w:r>
+                </w:p>
+              </w:tc>
+              <w:tc>
+                <w:tcPr>
+                  <w:tcBorders>
+                    <w:bottom w:val="single" w:sz="8" w:space="0" w:color="000000"/>
+                    <w:top w:val="single" w:sz="8" w:space="0" w:color="000000"/>
+                    <w:left w:val="none" w:sz="0" w:space="0" w:color="000000"/>
+                    <w:right w:val="none" w:sz="0" w:space="0" w:color="000000"/>
+                  </w:tcBorders>
+                  <w:shd w:val="clear" w:color="auto" w:fill="FFFFFF"/>
+                  <w:tcMar>
+                    <w:top w:w="0" w:type="dxa"/>
+                    <w:bottom w:w="0" w:type="dxa"/>
+                    <w:left w:w="0" w:type="dxa"/>
+                    <w:right w:w="0" w:type="dxa"/>
+                  </w:tcMar>
+                  <w:vAlign w:val="center"/>
+                </w:tcPr>
+                <w:p>
+                  <w:pPr>
+                    <w:jc w:val="left"/>
+                    <w:pBdr>
+                      <w:bottom w:val="none" w:sz="0" w:space="0" w:color="000000"/>
+                      <w:top w:val="none" w:sz="0" w:space="0" w:color="000000"/>
+                      <w:left w:val="none" w:sz="0" w:space="0" w:color="000000"/>
+                      <w:right w:val="none" w:sz="0" w:space="0" w:color="000000"/>
+                    </w:pBdr>
+                    <w:spacing w:after="100" w:before="100" w:line="240"/>
+                    <w:ind w:left="100" w:right="100" w:firstLine="0" w:firstLineChars="0"/>
+                    <w:rPr>
+                      <w:rFonts w:ascii="Arial" w:hAnsi="Arial" w:eastAsia="Arial" w:cs="Arial"/>
+                      <w:i w:val="false"/>
+                      <w:b w:val="true"/>
+                      <w:u w:val="none"/>
+                      <w:strike w:val="false"/>
+                      <w:sz w:val="16"/>
+                      <w:szCs w:val="16"/>
+                      <w:color w:val="000000"/>
+                    </w:rPr>
+                  </w:pPr>
+                  <w:r xmlns:w="http://schemas.openxmlformats.org/wordprocessingml/2006/main" xmlns:wp="http://schemas.openxmlformats.org/drawingml/2006/wordprocessingDrawing" xmlns:r="http://schemas.openxmlformats.org/officeDocument/2006/relationships" xmlns:w14="http://schemas.microsoft.com/office/word/2010/wordml">
+                    <w:rPr>
+                      <w:rFonts w:ascii="Arial" w:hAnsi="Arial" w:eastAsia="Arial" w:cs="Arial"/>
+                      <w:i w:val="false"/>
+                      <w:b w:val="true"/>
+                      <w:u w:val="none"/>
+                      <w:strike w:val="false"/>
+                      <w:sz w:val="16"/>
+                      <w:szCs w:val="16"/>
+                      <w:color w:val="000000"/>
+                    </w:rPr>
+                    <w:t xml:space="preserve">Befehl</w:t>
+                  </w:r>
+                </w:p>
+              </w:tc>
+              <w:tc>
+                <w:tcPr>
+                  <w:tcBorders>
+                    <w:bottom w:val="single" w:sz="8" w:space="0" w:color="000000"/>
+                    <w:top w:val="single" w:sz="8" w:space="0" w:color="000000"/>
+                    <w:left w:val="none" w:sz="0" w:space="0" w:color="000000"/>
+                    <w:right w:val="none" w:sz="0" w:space="0" w:color="000000"/>
+                  </w:tcBorders>
+                  <w:shd w:val="clear" w:color="auto" w:fill="FFFFFF"/>
+                  <w:tcMar>
+                    <w:top w:w="0" w:type="dxa"/>
+                    <w:bottom w:w="0" w:type="dxa"/>
+                    <w:left w:w="0" w:type="dxa"/>
+                    <w:right w:w="0" w:type="dxa"/>
+                  </w:tcMar>
+                  <w:vAlign w:val="center"/>
+                </w:tcPr>
+                <w:p>
+                  <w:pPr>
+                    <w:jc w:val="left"/>
+                    <w:pBdr>
+                      <w:bottom w:val="none" w:sz="0" w:space="0" w:color="000000"/>
+                      <w:top w:val="none" w:sz="0" w:space="0" w:color="000000"/>
+                      <w:left w:val="none" w:sz="0" w:space="0" w:color="000000"/>
+                      <w:right w:val="none" w:sz="0" w:space="0" w:color="000000"/>
+                    </w:pBdr>
+                    <w:spacing w:after="100" w:before="100" w:line="240"/>
+                    <w:ind w:left="100" w:right="100" w:firstLine="0" w:firstLineChars="0"/>
+                    <w:rPr>
+                      <w:rFonts w:ascii="Arial" w:hAnsi="Arial" w:eastAsia="Arial" w:cs="Arial"/>
+                      <w:i w:val="false"/>
+                      <w:b w:val="true"/>
+                      <w:u w:val="none"/>
+                      <w:strike w:val="false"/>
+                      <w:sz w:val="16"/>
+                      <w:szCs w:val="16"/>
+                      <w:color w:val="000000"/>
+                    </w:rPr>
+                  </w:pPr>
+                  <w:r xmlns:w="http://schemas.openxmlformats.org/wordprocessingml/2006/main" xmlns:wp="http://schemas.openxmlformats.org/drawingml/2006/wordprocessingDrawing" xmlns:r="http://schemas.openxmlformats.org/officeDocument/2006/relationships" xmlns:w14="http://schemas.microsoft.com/office/word/2010/wordml">
+                    <w:rPr>
+                      <w:rFonts w:ascii="Arial" w:hAnsi="Arial" w:eastAsia="Arial" w:cs="Arial"/>
+                      <w:i w:val="false"/>
+                      <w:b w:val="true"/>
+                      <w:u w:val="none"/>
+                      <w:strike w:val="false"/>
+                      <w:sz w:val="16"/>
+                      <w:szCs w:val="16"/>
+                      <w:color w:val="000000"/>
+                    </w:rPr>
+                    <w:t xml:space="preserve">Beschreibung</w:t>
+                  </w:r>
+                </w:p>
+              </w:tc>
+            </w:tr>
+            <w:tr>
+              <w:trPr>
+                <w:trHeight w:val="566" w:hRule="auto"/>
+              </w:trPr>
+              body1
+              <w:tc>
+                <w:tcPr>
+                  <w:tcBorders>
+                    <w:bottom w:val="none" w:sz="0" w:space="0" w:color="000000"/>
+                    <w:top w:val="single" w:sz="8" w:space="0" w:color="000000"/>
+                    <w:left w:val="none" w:sz="0" w:space="0" w:color="000000"/>
+                    <w:right w:val="none" w:sz="0" w:space="0" w:color="000000"/>
+                  </w:tcBorders>
+                  <w:shd w:val="clear" w:color="auto" w:fill="FFFFFF"/>
+                  <w:tcMar>
+                    <w:top w:w="0" w:type="dxa"/>
+                    <w:bottom w:w="0" w:type="dxa"/>
+                    <w:left w:w="0" w:type="dxa"/>
+                    <w:right w:w="0" w:type="dxa"/>
+                  </w:tcMar>
+                  <w:vAlign w:val="center"/>
+                </w:tcPr>
+                <w:p>
+                  <w:pPr>
+                    <w:jc w:val="left"/>
+                    <w:pBdr>
+                      <w:bottom w:val="none" w:sz="0" w:space="0" w:color="000000"/>
+                      <w:top w:val="none" w:sz="0" w:space="0" w:color="000000"/>
+                      <w:left w:val="none" w:sz="0" w:space="0" w:color="000000"/>
+                      <w:right w:val="none" w:sz="0" w:space="0" w:color="000000"/>
+                    </w:pBdr>
+                    <w:spacing w:after="100" w:before="100" w:line="240"/>
+                    <w:ind w:left="100" w:right="100" w:firstLine="0" w:firstLineChars="0"/>
+                    <w:rPr>
+                      <w:rFonts w:ascii="Arial" w:hAnsi="Arial" w:eastAsia="Arial" w:cs="Arial"/>
+                      <w:i w:val="false"/>
+                      <w:b w:val="false"/>
+                      <w:u w:val="none"/>
+                      <w:strike w:val="false"/>
+                      <w:sz w:val="16"/>
+                      <w:szCs w:val="16"/>
+                      <w:color w:val="000000"/>
+                    </w:rPr>
+                  </w:pPr>
+                  <w:r xmlns:w="http://schemas.openxmlformats.org/wordprocessingml/2006/main" xmlns:wp="http://schemas.openxmlformats.org/drawingml/2006/wordprocessingDrawing" xmlns:r="http://schemas.openxmlformats.org/officeDocument/2006/relationships" xmlns:w14="http://schemas.microsoft.com/office/word/2010/wordml">
+                    <w:rPr>
+                      <w:rFonts w:ascii="Arial" w:hAnsi="Arial" w:eastAsia="Arial" w:cs="Arial"/>
+                      <w:i w:val="false"/>
+                      <w:b w:val="false"/>
+                      <w:u w:val="none"/>
+                      <w:strike w:val="false"/>
+                      <w:sz w:val="16"/>
+                      <w:szCs w:val="16"/>
+                      <w:color w:val="000000"/>
+                    </w:rPr>
+                    <w:t xml:space="preserve">1</w:t>
+                  </w:r>
+                </w:p>
+              </w:tc>
+              <w:tc>
+                <w:tcPr>
+                  <w:tcBorders>
+                    <w:bottom w:val="none" w:sz="0" w:space="0" w:color="000000"/>
+                    <w:top w:val="single" w:sz="8" w:space="0" w:color="000000"/>
+                    <w:left w:val="none" w:sz="0" w:space="0" w:color="000000"/>
+                    <w:right w:val="none" w:sz="0" w:space="0" w:color="000000"/>
+                  </w:tcBorders>
+                  <w:shd w:val="clear" w:color="auto" w:fill="FFFFFF"/>
+                  <w:tcMar>
+                    <w:top w:w="0" w:type="dxa"/>
+                    <w:bottom w:w="0" w:type="dxa"/>
+                    <w:left w:w="0" w:type="dxa"/>
+                    <w:right w:w="0" w:type="dxa"/>
+                  </w:tcMar>
+                  <w:vAlign w:val="center"/>
+                </w:tcPr>
+                <w:p>
+                  <w:pPr>
+                    <w:jc w:val="left"/>
+                    <w:pBdr>
+                      <w:bottom w:val="none" w:sz="0" w:space="0" w:color="000000"/>
+                      <w:top w:val="none" w:sz="0" w:space="0" w:color="000000"/>
+                      <w:left w:val="none" w:sz="0" w:space="0" w:color="000000"/>
+                      <w:right w:val="none" w:sz="0" w:space="0" w:color="000000"/>
+                    </w:pBdr>
+                    <w:spacing w:after="100" w:before="100" w:line="240"/>
+                    <w:ind w:left="100" w:right="100" w:firstLine="0" w:firstLineChars="0"/>
+                    <w:rPr>
+                      <w:rFonts w:ascii="Arial" w:hAnsi="Arial" w:eastAsia="Arial" w:cs="Arial"/>
+                      <w:i w:val="false"/>
+                      <w:b w:val="false"/>
+                      <w:u w:val="none"/>
+                      <w:strike w:val="false"/>
+                      <w:sz w:val="16"/>
+                      <w:szCs w:val="16"/>
+                      <w:color w:val="000000"/>
+                    </w:rPr>
+                  </w:pPr>
+                  <w:r xmlns:w="http://schemas.openxmlformats.org/wordprocessingml/2006/main" xmlns:wp="http://schemas.openxmlformats.org/drawingml/2006/wordprocessingDrawing" xmlns:r="http://schemas.openxmlformats.org/officeDocument/2006/relationships" xmlns:w14="http://schemas.microsoft.com/office/word/2010/wordml">
+                    <w:rPr>
+                      <w:rFonts w:ascii="Arial" w:hAnsi="Arial" w:eastAsia="Arial" w:cs="Arial"/>
+                      <w:i w:val="false"/>
+                      <w:b w:val="false"/>
+                      <w:u w:val="none"/>
+                      <w:strike w:val="false"/>
+                      <w:sz w:val="16"/>
+                      <w:szCs w:val="16"/>
+                      <w:color w:val="000000"/>
+                    </w:rPr>
+                    <w:t xml:space="preserve">\texttt{ergebnis &lt;-}</w:t>
+                  </w:r>
+                </w:p>
+              </w:tc>
+              <w:tc>
+                <w:tcPr>
+                  <w:tcBorders>
+                    <w:bottom w:val="none" w:sz="0" w:space="0" w:color="000000"/>
+                    <w:top w:val="single" w:sz="8" w:space="0" w:color="000000"/>
+                    <w:left w:val="none" w:sz="0" w:space="0" w:color="000000"/>
+                    <w:right w:val="none" w:sz="0" w:space="0" w:color="000000"/>
+                  </w:tcBorders>
+                  <w:shd w:val="clear" w:color="auto" w:fill="FFFFFF"/>
+                  <w:tcMar>
+                    <w:top w:w="0" w:type="dxa"/>
+                    <w:bottom w:w="0" w:type="dxa"/>
+                    <w:left w:w="0" w:type="dxa"/>
+                    <w:right w:w="0" w:type="dxa"/>
+                  </w:tcMar>
+                  <w:vAlign w:val="center"/>
+                </w:tcPr>
+                <w:p>
+                  <w:pPr>
+                    <w:jc w:val="left"/>
+                    <w:pBdr>
+                      <w:bottom w:val="none" w:sz="0" w:space="0" w:color="000000"/>
+                      <w:top w:val="none" w:sz="0" w:space="0" w:color="000000"/>
+                      <w:left w:val="none" w:sz="0" w:space="0" w:color="000000"/>
+                      <w:right w:val="none" w:sz="0" w:space="0" w:color="000000"/>
+                    </w:pBdr>
+                    <w:spacing w:after="100" w:before="100" w:line="240"/>
+                    <w:ind w:left="100" w:right="100" w:firstLine="0" w:firstLineChars="0"/>
+                    <w:rPr>
+                      <w:rFonts w:ascii="Arial" w:hAnsi="Arial" w:eastAsia="Arial" w:cs="Arial"/>
+                      <w:i w:val="false"/>
+                      <w:b w:val="false"/>
+                      <w:u w:val="none"/>
+                      <w:strike w:val="false"/>
+                      <w:sz w:val="16"/>
+                      <w:szCs w:val="16"/>
+                      <w:color w:val="000000"/>
+                    </w:rPr>
+                  </w:pPr>
+                  <w:r xmlns:w="http://schemas.openxmlformats.org/wordprocessingml/2006/main" xmlns:wp="http://schemas.openxmlformats.org/drawingml/2006/wordprocessingDrawing" xmlns:r="http://schemas.openxmlformats.org/officeDocument/2006/relationships" xmlns:w14="http://schemas.microsoft.com/office/word/2010/wordml">
+                    <w:rPr>
+                      <w:rFonts w:ascii="Arial" w:hAnsi="Arial" w:eastAsia="Arial" w:cs="Arial"/>
+                      <w:i w:val="false"/>
+                      <w:b w:val="false"/>
+                      <w:u w:val="none"/>
+                      <w:strike w:val="false"/>
+                      <w:sz w:val="16"/>
+                      <w:szCs w:val="16"/>
+                      <w:color w:val="000000"/>
+                    </w:rPr>
+                    <w:t xml:space="preserve">\underline{Speichert die Fallzahl pro Jahr und Statistik des BTP}</w:t>
+                  </w:r>
+                </w:p>
+              </w:tc>
+            </w:tr>
+            <w:tr>
+              <w:trPr>
+                <w:trHeight w:val="571" w:hRule="auto"/>
+              </w:trPr>
+              body2
+              <w:tc>
+                <w:tcPr>
+                  <w:tcBorders>
+                    <w:bottom w:val="none" w:sz="0" w:space="0" w:color="000000"/>
+                    <w:top w:val="none" w:sz="0" w:space="0" w:color="000000"/>
+                    <w:left w:val="none" w:sz="0" w:space="0" w:color="000000"/>
+                    <w:right w:val="none" w:sz="0" w:space="0" w:color="000000"/>
+                  </w:tcBorders>
+                  <w:shd w:val="clear" w:color="auto" w:fill="FFFFFF"/>
+                  <w:tcMar>
+                    <w:top w:w="0" w:type="dxa"/>
+                    <w:bottom w:w="0" w:type="dxa"/>
+                    <w:left w:w="0" w:type="dxa"/>
+                    <w:right w:w="0" w:type="dxa"/>
+                  </w:tcMar>
+                  <w:vAlign w:val="center"/>
+                </w:tcPr>
+                <w:p>
+                  <w:pPr>
+                    <w:jc w:val="left"/>
+                    <w:pBdr>
+                      <w:bottom w:val="none" w:sz="0" w:space="0" w:color="000000"/>
+                      <w:top w:val="none" w:sz="0" w:space="0" w:color="000000"/>
+                      <w:left w:val="none" w:sz="0" w:space="0" w:color="000000"/>
+                      <w:right w:val="none" w:sz="0" w:space="0" w:color="000000"/>
+                    </w:pBdr>
+                    <w:spacing w:after="100" w:before="100" w:line="240"/>
+                    <w:ind w:left="100" w:right="100" w:firstLine="0" w:firstLineChars="0"/>
+                    <w:rPr>
+                      <w:rFonts w:ascii="Arial" w:hAnsi="Arial" w:eastAsia="Arial" w:cs="Arial"/>
+                      <w:i w:val="false"/>
+                      <w:b w:val="false"/>
+                      <w:u w:val="none"/>
+                      <w:strike w:val="false"/>
+                      <w:sz w:val="16"/>
+                      <w:szCs w:val="16"/>
+                      <w:color w:val="000000"/>
+                    </w:rPr>
+                  </w:pPr>
+                  <w:r xmlns:w="http://schemas.openxmlformats.org/wordprocessingml/2006/main" xmlns:wp="http://schemas.openxmlformats.org/drawingml/2006/wordprocessingDrawing" xmlns:r="http://schemas.openxmlformats.org/officeDocument/2006/relationships" xmlns:w14="http://schemas.microsoft.com/office/word/2010/wordml">
+                    <w:rPr>
+                      <w:rFonts w:ascii="Arial" w:hAnsi="Arial" w:eastAsia="Arial" w:cs="Arial"/>
+                      <w:i w:val="false"/>
+                      <w:b w:val="false"/>
+                      <w:u w:val="none"/>
+                      <w:strike w:val="false"/>
+                      <w:sz w:val="16"/>
+                      <w:szCs w:val="16"/>
+                      <w:color w:val="000000"/>
+                    </w:rPr>
+                    <w:t xml:space="preserve">2</w:t>
+                  </w:r>
+                </w:p>
+              </w:tc>
+              <w:tc>
+                <w:tcPr>
+                  <w:tcBorders>
+                    <w:bottom w:val="none" w:sz="0" w:space="0" w:color="000000"/>
+                    <w:top w:val="none" w:sz="0" w:space="0" w:color="000000"/>
+                    <w:left w:val="none" w:sz="0" w:space="0" w:color="000000"/>
+                    <w:right w:val="none" w:sz="0" w:space="0" w:color="000000"/>
+                  </w:tcBorders>
+                  <w:shd w:val="clear" w:color="auto" w:fill="FFFFFF"/>
+                  <w:tcMar>
+                    <w:top w:w="0" w:type="dxa"/>
+                    <w:bottom w:w="0" w:type="dxa"/>
+                    <w:left w:w="0" w:type="dxa"/>
+                    <w:right w:w="0" w:type="dxa"/>
+                  </w:tcMar>
+                  <w:vAlign w:val="center"/>
+                </w:tcPr>
+                <w:p>
+                  <w:pPr>
+                    <w:jc w:val="left"/>
+                    <w:pBdr>
+                      <w:bottom w:val="none" w:sz="0" w:space="0" w:color="000000"/>
+                      <w:top w:val="none" w:sz="0" w:space="0" w:color="000000"/>
+                      <w:left w:val="none" w:sz="0" w:space="0" w:color="000000"/>
+                      <w:right w:val="none" w:sz="0" w:space="0" w:color="000000"/>
+                    </w:pBdr>
+                    <w:spacing w:after="100" w:before="100" w:line="240"/>
+                    <w:ind w:left="100" w:right="100" w:firstLine="0" w:firstLineChars="0"/>
+                    <w:rPr>
+                      <w:rFonts w:ascii="Arial" w:hAnsi="Arial" w:eastAsia="Arial" w:cs="Arial"/>
+                      <w:i w:val="false"/>
+                      <w:b w:val="false"/>
+                      <w:u w:val="none"/>
+                      <w:strike w:val="false"/>
+                      <w:sz w:val="16"/>
+                      <w:szCs w:val="16"/>
+                      <w:color w:val="000000"/>
+                    </w:rPr>
+                  </w:pPr>
+                  <w:r xmlns:w="http://schemas.openxmlformats.org/wordprocessingml/2006/main" xmlns:wp="http://schemas.openxmlformats.org/drawingml/2006/wordprocessingDrawing" xmlns:r="http://schemas.openxmlformats.org/officeDocument/2006/relationships" xmlns:w14="http://schemas.microsoft.com/office/word/2010/wordml">
+                    <w:rPr>
+                      <w:rFonts w:ascii="Arial" w:hAnsi="Arial" w:eastAsia="Arial" w:cs="Arial"/>
+                      <w:i w:val="false"/>
+                      <w:b w:val="false"/>
+                      <w:u w:val="none"/>
+                      <w:strike w:val="false"/>
+                      <w:sz w:val="16"/>
+                      <w:szCs w:val="16"/>
+                      <w:color w:val="000000"/>
+                    </w:rPr>
+                    <w:t xml:space="preserve">\texttt{~~~~\textcolor{wistaBlue}{\textbf{read\_csv}}('daten/btp/daten.csv') |&gt;}</w:t>
+                  </w:r>
+                </w:p>
+              </w:tc>
+              <w:tc>
+                <w:tcPr>
+                  <w:tcBorders>
+                    <w:bottom w:val="none" w:sz="0" w:space="0" w:color="000000"/>
+                    <w:top w:val="none" w:sz="0" w:space="0" w:color="000000"/>
+                    <w:left w:val="none" w:sz="0" w:space="0" w:color="000000"/>
+                    <w:right w:val="none" w:sz="0" w:space="0" w:color="000000"/>
+                  </w:tcBorders>
+                  <w:shd w:val="clear" w:color="auto" w:fill="FFFFFF"/>
+                  <w:tcMar>
+                    <w:top w:w="0" w:type="dxa"/>
+                    <w:bottom w:w="0" w:type="dxa"/>
+                    <w:left w:w="0" w:type="dxa"/>
+                    <w:right w:w="0" w:type="dxa"/>
+                  </w:tcMar>
+                  <w:vAlign w:val="center"/>
+                </w:tcPr>
+                <w:p>
+                  <w:pPr>
+                    <w:jc w:val="left"/>
+                    <w:pBdr>
+                      <w:bottom w:val="none" w:sz="0" w:space="0" w:color="000000"/>
+                      <w:top w:val="none" w:sz="0" w:space="0" w:color="000000"/>
+                      <w:left w:val="none" w:sz="0" w:space="0" w:color="000000"/>
+                      <w:right w:val="none" w:sz="0" w:space="0" w:color="000000"/>
+                    </w:pBdr>
+                    <w:spacing w:after="100" w:before="100" w:line="240"/>
+                    <w:ind w:left="100" w:right="100" w:firstLine="0" w:firstLineChars="0"/>
+                    <w:rPr>
+                      <w:rFonts w:ascii="Arial" w:hAnsi="Arial" w:eastAsia="Arial" w:cs="Arial"/>
+                      <w:i w:val="false"/>
+                      <w:b w:val="false"/>
+                      <w:u w:val="none"/>
+                      <w:strike w:val="false"/>
+                      <w:sz w:val="16"/>
+                      <w:szCs w:val="16"/>
+                      <w:color w:val="000000"/>
+                    </w:rPr>
+                  </w:pPr>
+                  <w:r xmlns:w="http://schemas.openxmlformats.org/wordprocessingml/2006/main" xmlns:wp="http://schemas.openxmlformats.org/drawingml/2006/wordprocessingDrawing" xmlns:r="http://schemas.openxmlformats.org/officeDocument/2006/relationships" xmlns:w14="http://schemas.microsoft.com/office/word/2010/wordml">
+                    <w:rPr>
+                      <w:rFonts w:ascii="Arial" w:hAnsi="Arial" w:eastAsia="Arial" w:cs="Arial"/>
+                      <w:i w:val="false"/>
+                      <w:b w:val="false"/>
+                      <w:u w:val="none"/>
+                      <w:strike w:val="false"/>
+                      <w:sz w:val="16"/>
+                      <w:szCs w:val="16"/>
+                      <w:color w:val="000000"/>
+                    </w:rPr>
+                    <w:t xml:space="preserve">Einlesen des BTP im CSV-Format</w:t>
+                  </w:r>
+                </w:p>
+              </w:tc>
+            </w:tr>
+            <w:tr>
+              <w:trPr>
+                <w:trHeight w:val="571" w:hRule="auto"/>
+              </w:trPr>
+              body3
+              <w:tc>
+                <w:tcPr>
+                  <w:tcBorders>
+                    <w:bottom w:val="none" w:sz="0" w:space="0" w:color="000000"/>
+                    <w:top w:val="none" w:sz="0" w:space="0" w:color="000000"/>
+                    <w:left w:val="none" w:sz="0" w:space="0" w:color="000000"/>
+                    <w:right w:val="none" w:sz="0" w:space="0" w:color="000000"/>
+                  </w:tcBorders>
+                  <w:shd w:val="clear" w:color="auto" w:fill="FFFFFF"/>
+                  <w:tcMar>
+                    <w:top w:w="0" w:type="dxa"/>
+                    <w:bottom w:w="0" w:type="dxa"/>
+                    <w:left w:w="0" w:type="dxa"/>
+                    <w:right w:w="0" w:type="dxa"/>
+                  </w:tcMar>
+                  <w:vAlign w:val="center"/>
+                </w:tcPr>
+                <w:p>
+                  <w:pPr>
+                    <w:jc w:val="left"/>
+                    <w:pBdr>
+                      <w:bottom w:val="none" w:sz="0" w:space="0" w:color="000000"/>
+                      <w:top w:val="none" w:sz="0" w:space="0" w:color="000000"/>
+                      <w:left w:val="none" w:sz="0" w:space="0" w:color="000000"/>
+                      <w:right w:val="none" w:sz="0" w:space="0" w:color="000000"/>
+                    </w:pBdr>
+                    <w:spacing w:after="100" w:before="100" w:line="240"/>
+                    <w:ind w:left="100" w:right="100" w:firstLine="0" w:firstLineChars="0"/>
+                    <w:rPr>
+                      <w:rFonts w:ascii="Arial" w:hAnsi="Arial" w:eastAsia="Arial" w:cs="Arial"/>
+                      <w:i w:val="false"/>
+                      <w:b w:val="false"/>
+                      <w:u w:val="none"/>
+                      <w:strike w:val="false"/>
+                      <w:sz w:val="16"/>
+                      <w:szCs w:val="16"/>
+                      <w:color w:val="000000"/>
+                    </w:rPr>
+                  </w:pPr>
+                  <w:r xmlns:w="http://schemas.openxmlformats.org/wordprocessingml/2006/main" xmlns:wp="http://schemas.openxmlformats.org/drawingml/2006/wordprocessingDrawing" xmlns:r="http://schemas.openxmlformats.org/officeDocument/2006/relationships" xmlns:w14="http://schemas.microsoft.com/office/word/2010/wordml">
+                    <w:rPr>
+                      <w:rFonts w:ascii="Arial" w:hAnsi="Arial" w:eastAsia="Arial" w:cs="Arial"/>
+                      <w:i w:val="false"/>
+                      <w:b w:val="false"/>
+                      <w:u w:val="none"/>
+                      <w:strike w:val="false"/>
+                      <w:sz w:val="16"/>
+                      <w:szCs w:val="16"/>
+                      <w:color w:val="000000"/>
+                    </w:rPr>
+                    <w:t xml:space="preserve">3</w:t>
+                  </w:r>
+                </w:p>
+              </w:tc>
+              <w:tc>
+                <w:tcPr>
+                  <w:tcBorders>
+                    <w:bottom w:val="none" w:sz="0" w:space="0" w:color="000000"/>
+                    <w:top w:val="none" w:sz="0" w:space="0" w:color="000000"/>
+                    <w:left w:val="none" w:sz="0" w:space="0" w:color="000000"/>
+                    <w:right w:val="none" w:sz="0" w:space="0" w:color="000000"/>
+                  </w:tcBorders>
+                  <w:shd w:val="clear" w:color="auto" w:fill="FFFFFF"/>
+                  <w:tcMar>
+                    <w:top w:w="0" w:type="dxa"/>
+                    <w:bottom w:w="0" w:type="dxa"/>
+                    <w:left w:w="0" w:type="dxa"/>
+                    <w:right w:w="0" w:type="dxa"/>
+                  </w:tcMar>
+                  <w:vAlign w:val="center"/>
+                </w:tcPr>
+                <w:p>
+                  <w:pPr>
+                    <w:jc w:val="left"/>
+                    <w:pBdr>
+                      <w:bottom w:val="none" w:sz="0" w:space="0" w:color="000000"/>
+                      <w:top w:val="none" w:sz="0" w:space="0" w:color="000000"/>
+                      <w:left w:val="none" w:sz="0" w:space="0" w:color="000000"/>
+                      <w:right w:val="none" w:sz="0" w:space="0" w:color="000000"/>
+                    </w:pBdr>
+                    <w:spacing w:after="100" w:before="100" w:line="240"/>
+                    <w:ind w:left="100" w:right="100" w:firstLine="0" w:firstLineChars="0"/>
+                    <w:rPr>
+                      <w:rFonts w:ascii="Arial" w:hAnsi="Arial" w:eastAsia="Arial" w:cs="Arial"/>
+                      <w:i w:val="false"/>
+                      <w:b w:val="false"/>
+                      <w:u w:val="none"/>
+                      <w:strike w:val="false"/>
+                      <w:sz w:val="16"/>
+                      <w:szCs w:val="16"/>
+                      <w:color w:val="000000"/>
+                    </w:rPr>
+                  </w:pPr>
+                  <w:r xmlns:w="http://schemas.openxmlformats.org/wordprocessingml/2006/main" xmlns:wp="http://schemas.openxmlformats.org/drawingml/2006/wordprocessingDrawing" xmlns:r="http://schemas.openxmlformats.org/officeDocument/2006/relationships" xmlns:w14="http://schemas.microsoft.com/office/word/2010/wordml">
+                    <w:rPr>
+                      <w:rFonts w:ascii="Arial" w:hAnsi="Arial" w:eastAsia="Arial" w:cs="Arial"/>
+                      <w:i w:val="false"/>
+                      <w:b w:val="false"/>
+                      <w:u w:val="none"/>
+                      <w:strike w:val="false"/>
+                      <w:sz w:val="16"/>
+                      <w:szCs w:val="16"/>
+                      <w:color w:val="000000"/>
+                    </w:rPr>
+                    <w:t xml:space="preserve">\texttt{~~~~\textcolor{wistaBlue}{\textbf{group\_by}}(jahr) |&gt;}</w:t>
+                  </w:r>
+                </w:p>
+              </w:tc>
+              <w:tc>
+                <w:tcPr>
+                  <w:tcBorders>
+                    <w:bottom w:val="none" w:sz="0" w:space="0" w:color="000000"/>
+                    <w:top w:val="none" w:sz="0" w:space="0" w:color="000000"/>
+                    <w:left w:val="none" w:sz="0" w:space="0" w:color="000000"/>
+                    <w:right w:val="none" w:sz="0" w:space="0" w:color="000000"/>
+                  </w:tcBorders>
+                  <w:shd w:val="clear" w:color="auto" w:fill="FFFFFF"/>
+                  <w:tcMar>
+                    <w:top w:w="0" w:type="dxa"/>
+                    <w:bottom w:w="0" w:type="dxa"/>
+                    <w:left w:w="0" w:type="dxa"/>
+                    <w:right w:w="0" w:type="dxa"/>
+                  </w:tcMar>
+                  <w:vAlign w:val="center"/>
+                </w:tcPr>
+                <w:p>
+                  <w:pPr>
+                    <w:jc w:val="left"/>
+                    <w:pBdr>
+                      <w:bottom w:val="none" w:sz="0" w:space="0" w:color="000000"/>
+                      <w:top w:val="none" w:sz="0" w:space="0" w:color="000000"/>
+                      <w:left w:val="none" w:sz="0" w:space="0" w:color="000000"/>
+                      <w:right w:val="none" w:sz="0" w:space="0" w:color="000000"/>
+                    </w:pBdr>
+                    <w:spacing w:after="100" w:before="100" w:line="240"/>
+                    <w:ind w:left="100" w:right="100" w:firstLine="0" w:firstLineChars="0"/>
+                    <w:rPr>
+                      <w:rFonts w:ascii="Arial" w:hAnsi="Arial" w:eastAsia="Arial" w:cs="Arial"/>
+                      <w:i w:val="false"/>
+                      <w:b w:val="false"/>
+                      <w:u w:val="none"/>
+                      <w:strike w:val="false"/>
+                      <w:sz w:val="16"/>
+                      <w:szCs w:val="16"/>
+                      <w:color w:val="000000"/>
+                    </w:rPr>
+                  </w:pPr>
+                  <w:r xmlns:w="http://schemas.openxmlformats.org/wordprocessingml/2006/main" xmlns:wp="http://schemas.openxmlformats.org/drawingml/2006/wordprocessingDrawing" xmlns:r="http://schemas.openxmlformats.org/officeDocument/2006/relationships" xmlns:w14="http://schemas.microsoft.com/office/word/2010/wordml">
+                    <w:rPr>
+                      <w:rFonts w:ascii="Arial" w:hAnsi="Arial" w:eastAsia="Arial" w:cs="Arial"/>
+                      <w:i w:val="false"/>
+                      <w:b w:val="false"/>
+                      <w:u w:val="none"/>
+                      <w:strike w:val="false"/>
+                      <w:sz w:val="16"/>
+                      <w:szCs w:val="16"/>
+                      <w:color w:val="000000"/>
+                    </w:rPr>
+                    <w:t xml:space="preserve">Gruppiert die Daten nach Jahren</w:t>
+                  </w:r>
+                </w:p>
+              </w:tc>
+            </w:tr>
+            <w:tr>
+              <w:trPr>
+                <w:trHeight w:val="566" w:hRule="auto"/>
+              </w:trPr>
+              body4
+              <w:tc>
+                <w:tcPr>
+                  <w:tcBorders>
+                    <w:bottom w:val="none" w:sz="0" w:space="0" w:color="000000"/>
+                    <w:top w:val="none" w:sz="0" w:space="0" w:color="000000"/>
+                    <w:left w:val="none" w:sz="0" w:space="0" w:color="000000"/>
+                    <w:right w:val="none" w:sz="0" w:space="0" w:color="000000"/>
+                  </w:tcBorders>
+                  <w:shd w:val="clear" w:color="auto" w:fill="FFFFFF"/>
+                  <w:tcMar>
+                    <w:top w:w="0" w:type="dxa"/>
+                    <w:bottom w:w="0" w:type="dxa"/>
+                    <w:left w:w="0" w:type="dxa"/>
+                    <w:right w:w="0" w:type="dxa"/>
+                  </w:tcMar>
+                  <w:vAlign w:val="center"/>
+                </w:tcPr>
+                <w:p>
+                  <w:pPr>
+                    <w:jc w:val="left"/>
+                    <w:pBdr>
+                      <w:bottom w:val="none" w:sz="0" w:space="0" w:color="000000"/>
+                      <w:top w:val="none" w:sz="0" w:space="0" w:color="000000"/>
+                      <w:left w:val="none" w:sz="0" w:space="0" w:color="000000"/>
+                      <w:right w:val="none" w:sz="0" w:space="0" w:color="000000"/>
+                    </w:pBdr>
+                    <w:spacing w:after="100" w:before="100" w:line="240"/>
+                    <w:ind w:left="100" w:right="100" w:firstLine="0" w:firstLineChars="0"/>
+                    <w:rPr>
+                      <w:rFonts w:ascii="Arial" w:hAnsi="Arial" w:eastAsia="Arial" w:cs="Arial"/>
+                      <w:i w:val="false"/>
+                      <w:b w:val="false"/>
+                      <w:u w:val="none"/>
+                      <w:strike w:val="false"/>
+                      <w:sz w:val="16"/>
+                      <w:szCs w:val="16"/>
+                      <w:color w:val="000000"/>
+                    </w:rPr>
+                  </w:pPr>
+                  <w:r xmlns:w="http://schemas.openxmlformats.org/wordprocessingml/2006/main" xmlns:wp="http://schemas.openxmlformats.org/drawingml/2006/wordprocessingDrawing" xmlns:r="http://schemas.openxmlformats.org/officeDocument/2006/relationships" xmlns:w14="http://schemas.microsoft.com/office/word/2010/wordml">
+                    <w:rPr>
+                      <w:rFonts w:ascii="Arial" w:hAnsi="Arial" w:eastAsia="Arial" w:cs="Arial"/>
+                      <w:i w:val="false"/>
+                      <w:b w:val="false"/>
+                      <w:u w:val="none"/>
+                      <w:strike w:val="false"/>
+                      <w:sz w:val="16"/>
+                      <w:szCs w:val="16"/>
+                      <w:color w:val="000000"/>
+                    </w:rPr>
+                    <w:t xml:space="preserve">4</w:t>
+                  </w:r>
+                </w:p>
+              </w:tc>
+              <w:tc>
+                <w:tcPr>
+                  <w:tcBorders>
+                    <w:bottom w:val="none" w:sz="0" w:space="0" w:color="000000"/>
+                    <w:top w:val="none" w:sz="0" w:space="0" w:color="000000"/>
+                    <w:left w:val="none" w:sz="0" w:space="0" w:color="000000"/>
+                    <w:right w:val="none" w:sz="0" w:space="0" w:color="000000"/>
+                  </w:tcBorders>
+                  <w:shd w:val="clear" w:color="auto" w:fill="FFFFFF"/>
+                  <w:tcMar>
+                    <w:top w:w="0" w:type="dxa"/>
+                    <w:bottom w:w="0" w:type="dxa"/>
+                    <w:left w:w="0" w:type="dxa"/>
+                    <w:right w:w="0" w:type="dxa"/>
+                  </w:tcMar>
+                  <w:vAlign w:val="center"/>
+                </w:tcPr>
+                <w:p>
+                  <w:pPr>
+                    <w:jc w:val="left"/>
+                    <w:pBdr>
+                      <w:bottom w:val="none" w:sz="0" w:space="0" w:color="000000"/>
+                      <w:top w:val="none" w:sz="0" w:space="0" w:color="000000"/>
+                      <w:left w:val="none" w:sz="0" w:space="0" w:color="000000"/>
+                      <w:right w:val="none" w:sz="0" w:space="0" w:color="000000"/>
+                    </w:pBdr>
+                    <w:spacing w:after="100" w:before="100" w:line="240"/>
+                    <w:ind w:left="100" w:right="100" w:firstLine="0" w:firstLineChars="0"/>
+                    <w:rPr>
+                      <w:rFonts w:ascii="Arial" w:hAnsi="Arial" w:eastAsia="Arial" w:cs="Arial"/>
+                      <w:i w:val="false"/>
+                      <w:b w:val="false"/>
+                      <w:u w:val="none"/>
+                      <w:strike w:val="false"/>
+                      <w:sz w:val="16"/>
+                      <w:szCs w:val="16"/>
+                      <w:color w:val="000000"/>
+                    </w:rPr>
+                  </w:pPr>
+                  <w:r xmlns:w="http://schemas.openxmlformats.org/wordprocessingml/2006/main" xmlns:wp="http://schemas.openxmlformats.org/drawingml/2006/wordprocessingDrawing" xmlns:r="http://schemas.openxmlformats.org/officeDocument/2006/relationships" xmlns:w14="http://schemas.microsoft.com/office/word/2010/wordml">
+                    <w:rPr>
+                      <w:rFonts w:ascii="Arial" w:hAnsi="Arial" w:eastAsia="Arial" w:cs="Arial"/>
+                      <w:i w:val="false"/>
+                      <w:b w:val="false"/>
+                      <w:u w:val="none"/>
+                      <w:strike w:val="false"/>
+                      <w:sz w:val="16"/>
+                      <w:szCs w:val="16"/>
+                      <w:color w:val="000000"/>
+                    </w:rPr>
+                    <w:t xml:space="preserve">\texttt{~~~~\textcolor{wistaBlue}{\textbf{summarize}}(}</w:t>
+                  </w:r>
+                </w:p>
+              </w:tc>
+              <w:tc>
+                <w:tcPr>
+                  <w:tcBorders>
+                    <w:bottom w:val="none" w:sz="0" w:space="0" w:color="000000"/>
+                    <w:top w:val="none" w:sz="0" w:space="0" w:color="000000"/>
+                    <w:left w:val="none" w:sz="0" w:space="0" w:color="000000"/>
+                    <w:right w:val="none" w:sz="0" w:space="0" w:color="000000"/>
+                  </w:tcBorders>
+                  <w:shd w:val="clear" w:color="auto" w:fill="FFFFFF"/>
+                  <w:tcMar>
+                    <w:top w:w="0" w:type="dxa"/>
+                    <w:bottom w:w="0" w:type="dxa"/>
+                    <w:left w:w="0" w:type="dxa"/>
+                    <w:right w:w="0" w:type="dxa"/>
+                  </w:tcMar>
+                  <w:vAlign w:val="center"/>
+                </w:tcPr>
+                <w:p>
+                  <w:pPr>
+                    <w:jc w:val="left"/>
+                    <w:pBdr>
+                      <w:bottom w:val="none" w:sz="0" w:space="0" w:color="000000"/>
+                      <w:top w:val="none" w:sz="0" w:space="0" w:color="000000"/>
+                      <w:left w:val="none" w:sz="0" w:space="0" w:color="000000"/>
+                      <w:right w:val="none" w:sz="0" w:space="0" w:color="000000"/>
+                    </w:pBdr>
+                    <w:spacing w:after="100" w:before="100" w:line="240"/>
+                    <w:ind w:left="100" w:right="100" w:firstLine="0" w:firstLineChars="0"/>
+                    <w:rPr>
+                      <w:rFonts w:ascii="Arial" w:hAnsi="Arial" w:eastAsia="Arial" w:cs="Arial"/>
+                      <w:i w:val="false"/>
+                      <w:b w:val="false"/>
+                      <w:u w:val="none"/>
+                      <w:strike w:val="false"/>
+                      <w:sz w:val="16"/>
+                      <w:szCs w:val="16"/>
+                      <w:color w:val="000000"/>
+                    </w:rPr>
+                  </w:pPr>
+                  <w:r xmlns:w="http://schemas.openxmlformats.org/wordprocessingml/2006/main" xmlns:wp="http://schemas.openxmlformats.org/drawingml/2006/wordprocessingDrawing" xmlns:r="http://schemas.openxmlformats.org/officeDocument/2006/relationships" xmlns:w14="http://schemas.microsoft.com/office/word/2010/wordml">
+                    <w:rPr>
+                      <w:rFonts w:ascii="Arial" w:hAnsi="Arial" w:eastAsia="Arial" w:cs="Arial"/>
+                      <w:i w:val="false"/>
+                      <w:b w:val="false"/>
+                      <w:u w:val="none"/>
+                      <w:strike w:val="false"/>
+                      <w:sz w:val="16"/>
+                      <w:szCs w:val="16"/>
+                      <w:color w:val="000000"/>
+                    </w:rPr>
+                    <w:t xml:space="preserve">Aggregiere die Daten auf eine Beobachtung pro Gruppe:</w:t>
+                  </w:r>
+                </w:p>
+              </w:tc>
+            </w:tr>
+            <w:tr>
+              <w:trPr>
+                <w:trHeight w:val="570" w:hRule="auto"/>
+              </w:trPr>
+              body5
+              <w:tc>
+                <w:tcPr>
+                  <w:tcBorders>
+                    <w:bottom w:val="none" w:sz="0" w:space="0" w:color="000000"/>
+                    <w:top w:val="none" w:sz="0" w:space="0" w:color="000000"/>
+                    <w:left w:val="none" w:sz="0" w:space="0" w:color="000000"/>
+                    <w:right w:val="none" w:sz="0" w:space="0" w:color="000000"/>
+                  </w:tcBorders>
+                  <w:shd w:val="clear" w:color="auto" w:fill="FFFFFF"/>
+                  <w:tcMar>
+                    <w:top w:w="0" w:type="dxa"/>
+                    <w:bottom w:w="0" w:type="dxa"/>
+                    <w:left w:w="0" w:type="dxa"/>
+                    <w:right w:w="0" w:type="dxa"/>
+                  </w:tcMar>
+                  <w:vAlign w:val="center"/>
+                </w:tcPr>
+                <w:p>
+                  <w:pPr>
+                    <w:jc w:val="left"/>
+                    <w:pBdr>
+                      <w:bottom w:val="none" w:sz="0" w:space="0" w:color="000000"/>
+                      <w:top w:val="none" w:sz="0" w:space="0" w:color="000000"/>
+                      <w:left w:val="none" w:sz="0" w:space="0" w:color="000000"/>
+                      <w:right w:val="none" w:sz="0" w:space="0" w:color="000000"/>
+                    </w:pBdr>
+                    <w:spacing w:after="100" w:before="100" w:line="240"/>
+                    <w:ind w:left="100" w:right="100" w:firstLine="0" w:firstLineChars="0"/>
+                    <w:rPr>
+                      <w:rFonts w:ascii="Arial" w:hAnsi="Arial" w:eastAsia="Arial" w:cs="Arial"/>
+                      <w:i w:val="false"/>
+                      <w:b w:val="false"/>
+                      <w:u w:val="none"/>
+                      <w:strike w:val="false"/>
+                      <w:sz w:val="16"/>
+                      <w:szCs w:val="16"/>
+                      <w:color w:val="000000"/>
+                    </w:rPr>
+                  </w:pPr>
+                  <w:r xmlns:w="http://schemas.openxmlformats.org/wordprocessingml/2006/main" xmlns:wp="http://schemas.openxmlformats.org/drawingml/2006/wordprocessingDrawing" xmlns:r="http://schemas.openxmlformats.org/officeDocument/2006/relationships" xmlns:w14="http://schemas.microsoft.com/office/word/2010/wordml">
+                    <w:rPr>
+                      <w:rFonts w:ascii="Arial" w:hAnsi="Arial" w:eastAsia="Arial" w:cs="Arial"/>
+                      <w:i w:val="false"/>
+                      <w:b w:val="false"/>
+                      <w:u w:val="none"/>
+                      <w:strike w:val="false"/>
+                      <w:sz w:val="16"/>
+                      <w:szCs w:val="16"/>
+                      <w:color w:val="000000"/>
+                    </w:rPr>
+                    <w:t xml:space="preserve">5</w:t>
+                  </w:r>
+                </w:p>
+              </w:tc>
+              <w:tc>
+                <w:tcPr>
+                  <w:tcBorders>
+                    <w:bottom w:val="none" w:sz="0" w:space="0" w:color="000000"/>
+                    <w:top w:val="none" w:sz="0" w:space="0" w:color="000000"/>
+                    <w:left w:val="none" w:sz="0" w:space="0" w:color="000000"/>
+                    <w:right w:val="none" w:sz="0" w:space="0" w:color="000000"/>
+                  </w:tcBorders>
+                  <w:shd w:val="clear" w:color="auto" w:fill="FFFFFF"/>
+                  <w:tcMar>
+                    <w:top w:w="0" w:type="dxa"/>
+                    <w:bottom w:w="0" w:type="dxa"/>
+                    <w:left w:w="0" w:type="dxa"/>
+                    <w:right w:w="0" w:type="dxa"/>
+                  </w:tcMar>
+                  <w:vAlign w:val="center"/>
+                </w:tcPr>
+                <w:p>
+                  <w:pPr>
+                    <w:jc w:val="left"/>
+                    <w:pBdr>
+                      <w:bottom w:val="none" w:sz="0" w:space="0" w:color="000000"/>
+                      <w:top w:val="none" w:sz="0" w:space="0" w:color="000000"/>
+                      <w:left w:val="none" w:sz="0" w:space="0" w:color="000000"/>
+                      <w:right w:val="none" w:sz="0" w:space="0" w:color="000000"/>
+                    </w:pBdr>
+                    <w:spacing w:after="100" w:before="100" w:line="240"/>
+                    <w:ind w:left="100" w:right="100" w:firstLine="0" w:firstLineChars="0"/>
+                    <w:rPr>
+                      <w:rFonts w:ascii="Arial" w:hAnsi="Arial" w:eastAsia="Arial" w:cs="Arial"/>
+                      <w:i w:val="false"/>
+                      <w:b w:val="false"/>
+                      <w:u w:val="none"/>
+                      <w:strike w:val="false"/>
+                      <w:sz w:val="16"/>
+                      <w:szCs w:val="16"/>
+                      <w:color w:val="000000"/>
+                    </w:rPr>
+                  </w:pPr>
+                  <w:r xmlns:w="http://schemas.openxmlformats.org/wordprocessingml/2006/main" xmlns:wp="http://schemas.openxmlformats.org/drawingml/2006/wordprocessingDrawing" xmlns:r="http://schemas.openxmlformats.org/officeDocument/2006/relationships" xmlns:w14="http://schemas.microsoft.com/office/word/2010/wordml">
+                    <w:rPr>
+                      <w:rFonts w:ascii="Arial" w:hAnsi="Arial" w:eastAsia="Arial" w:cs="Arial"/>
+                      <w:i w:val="false"/>
+                      <w:b w:val="false"/>
+                      <w:u w:val="none"/>
+                      <w:strike w:val="false"/>
+                      <w:sz w:val="16"/>
+                      <w:szCs w:val="16"/>
+                      <w:color w:val="000000"/>
+                    </w:rPr>
+                    <w:t xml:space="preserve">\texttt{~~~~~~~~g = \textcolor{wistaBlue}{\textbf{sum}}(\textcolor{wistaBlue}{\textbf{str\_detect}}('g', verk)),}</w:t>
+                  </w:r>
+                </w:p>
+              </w:tc>
+              <w:tc>
+                <w:tcPr>
+                  <w:tcBorders>
+                    <w:bottom w:val="none" w:sz="0" w:space="0" w:color="000000"/>
+                    <w:top w:val="none" w:sz="0" w:space="0" w:color="000000"/>
+                    <w:left w:val="none" w:sz="0" w:space="0" w:color="000000"/>
+                    <w:right w:val="none" w:sz="0" w:space="0" w:color="000000"/>
+                  </w:tcBorders>
+                  <w:shd w:val="clear" w:color="auto" w:fill="FFFFFF"/>
+                  <w:tcMar>
+                    <w:top w:w="0" w:type="dxa"/>
+                    <w:bottom w:w="0" w:type="dxa"/>
+                    <w:left w:w="0" w:type="dxa"/>
+                    <w:right w:w="0" w:type="dxa"/>
+                  </w:tcMar>
+                  <w:vAlign w:val="center"/>
+                </w:tcPr>
+                <w:p>
+                  <w:pPr>
+                    <w:jc w:val="left"/>
+                    <w:pBdr>
+                      <w:bottom w:val="none" w:sz="0" w:space="0" w:color="000000"/>
+                      <w:top w:val="none" w:sz="0" w:space="0" w:color="000000"/>
+                      <w:left w:val="none" w:sz="0" w:space="0" w:color="000000"/>
+                      <w:right w:val="none" w:sz="0" w:space="0" w:color="000000"/>
+                    </w:pBdr>
+                    <w:spacing w:after="100" w:before="100" w:line="240"/>
+                    <w:ind w:left="100" w:right="100" w:firstLine="0" w:firstLineChars="0"/>
+                    <w:rPr>
+                      <w:rFonts w:ascii="Arial" w:hAnsi="Arial" w:eastAsia="Arial" w:cs="Arial"/>
+                      <w:i w:val="false"/>
+                      <w:b w:val="false"/>
+                      <w:u w:val="none"/>
+                      <w:strike w:val="false"/>
+                      <w:sz w:val="16"/>
+                      <w:szCs w:val="16"/>
+                      <w:color w:val="000000"/>
+                    </w:rPr>
+                  </w:pPr>
+                  <w:r xmlns:w="http://schemas.openxmlformats.org/wordprocessingml/2006/main" xmlns:wp="http://schemas.openxmlformats.org/drawingml/2006/wordprocessingDrawing" xmlns:r="http://schemas.openxmlformats.org/officeDocument/2006/relationships" xmlns:w14="http://schemas.microsoft.com/office/word/2010/wordml">
+                    <w:rPr>
+                      <w:rFonts w:ascii="Arial" w:hAnsi="Arial" w:eastAsia="Arial" w:cs="Arial"/>
+                      <w:i w:val="false"/>
+                      <w:b w:val="false"/>
+                      <w:u w:val="none"/>
+                      <w:strike w:val="false"/>
+                      <w:sz w:val="16"/>
+                      <w:szCs w:val="16"/>
+                      <w:color w:val="000000"/>
+                    </w:rPr>
+                    <w:t xml:space="preserve">Zählt in jeder Gruppe die Fälle mit 'g' in \texttt{verk},</w:t>
+                  </w:r>
+                </w:p>
+              </w:tc>
+            </w:tr>
+            <w:tr>
+              <w:trPr>
+                <w:trHeight w:val="570" w:hRule="auto"/>
+              </w:trPr>
+              body6
+              <w:tc>
+                <w:tcPr>
+                  <w:tcBorders>
+                    <w:bottom w:val="none" w:sz="0" w:space="0" w:color="000000"/>
+                    <w:top w:val="none" w:sz="0" w:space="0" w:color="000000"/>
+                    <w:left w:val="none" w:sz="0" w:space="0" w:color="000000"/>
+                    <w:right w:val="none" w:sz="0" w:space="0" w:color="000000"/>
+                  </w:tcBorders>
+                  <w:shd w:val="clear" w:color="auto" w:fill="FFFFFF"/>
+                  <w:tcMar>
+                    <w:top w:w="0" w:type="dxa"/>
+                    <w:bottom w:w="0" w:type="dxa"/>
+                    <w:left w:w="0" w:type="dxa"/>
+                    <w:right w:w="0" w:type="dxa"/>
+                  </w:tcMar>
+                  <w:vAlign w:val="center"/>
+                </w:tcPr>
+                <w:p>
+                  <w:pPr>
+                    <w:jc w:val="left"/>
+                    <w:pBdr>
+                      <w:bottom w:val="none" w:sz="0" w:space="0" w:color="000000"/>
+                      <w:top w:val="none" w:sz="0" w:space="0" w:color="000000"/>
+                      <w:left w:val="none" w:sz="0" w:space="0" w:color="000000"/>
+                      <w:right w:val="none" w:sz="0" w:space="0" w:color="000000"/>
+                    </w:pBdr>
+                    <w:spacing w:after="100" w:before="100" w:line="240"/>
+                    <w:ind w:left="100" w:right="100" w:firstLine="0" w:firstLineChars="0"/>
+                    <w:rPr>
+                      <w:rFonts w:ascii="Arial" w:hAnsi="Arial" w:eastAsia="Arial" w:cs="Arial"/>
+                      <w:i w:val="false"/>
+                      <w:b w:val="false"/>
+                      <w:u w:val="none"/>
+                      <w:strike w:val="false"/>
+                      <w:sz w:val="16"/>
+                      <w:szCs w:val="16"/>
+                      <w:color w:val="000000"/>
+                    </w:rPr>
+                  </w:pPr>
+                  <w:r xmlns:w="http://schemas.openxmlformats.org/wordprocessingml/2006/main" xmlns:wp="http://schemas.openxmlformats.org/drawingml/2006/wordprocessingDrawing" xmlns:r="http://schemas.openxmlformats.org/officeDocument/2006/relationships" xmlns:w14="http://schemas.microsoft.com/office/word/2010/wordml">
+                    <w:rPr>
+                      <w:rFonts w:ascii="Arial" w:hAnsi="Arial" w:eastAsia="Arial" w:cs="Arial"/>
+                      <w:i w:val="false"/>
+                      <w:b w:val="false"/>
+                      <w:u w:val="none"/>
+                      <w:strike w:val="false"/>
+                      <w:sz w:val="16"/>
+                      <w:szCs w:val="16"/>
+                      <w:color w:val="000000"/>
+                    </w:rPr>
+                    <w:t xml:space="preserve">6</w:t>
+                  </w:r>
+                </w:p>
+              </w:tc>
+              <w:tc>
+                <w:tcPr>
+                  <w:tcBorders>
+                    <w:bottom w:val="none" w:sz="0" w:space="0" w:color="000000"/>
+                    <w:top w:val="none" w:sz="0" w:space="0" w:color="000000"/>
+                    <w:left w:val="none" w:sz="0" w:space="0" w:color="000000"/>
+                    <w:right w:val="none" w:sz="0" w:space="0" w:color="000000"/>
+                  </w:tcBorders>
+                  <w:shd w:val="clear" w:color="auto" w:fill="FFFFFF"/>
+                  <w:tcMar>
+                    <w:top w:w="0" w:type="dxa"/>
+                    <w:bottom w:w="0" w:type="dxa"/>
+                    <w:left w:w="0" w:type="dxa"/>
+                    <w:right w:w="0" w:type="dxa"/>
+                  </w:tcMar>
+                  <w:vAlign w:val="center"/>
+                </w:tcPr>
+                <w:p>
+                  <w:pPr>
+                    <w:jc w:val="left"/>
+                    <w:pBdr>
+                      <w:bottom w:val="none" w:sz="0" w:space="0" w:color="000000"/>
+                      <w:top w:val="none" w:sz="0" w:space="0" w:color="000000"/>
+                      <w:left w:val="none" w:sz="0" w:space="0" w:color="000000"/>
+                      <w:right w:val="none" w:sz="0" w:space="0" w:color="000000"/>
+                    </w:pBdr>
+                    <w:spacing w:after="100" w:before="100" w:line="240"/>
+                    <w:ind w:left="100" w:right="100" w:firstLine="0" w:firstLineChars="0"/>
+                    <w:rPr>
+                      <w:rFonts w:ascii="Arial" w:hAnsi="Arial" w:eastAsia="Arial" w:cs="Arial"/>
+                      <w:i w:val="false"/>
+                      <w:b w:val="false"/>
+                      <w:u w:val="none"/>
+                      <w:strike w:val="false"/>
+                      <w:sz w:val="16"/>
+                      <w:szCs w:val="16"/>
+                      <w:color w:val="000000"/>
+                    </w:rPr>
+                  </w:pPr>
+                  <w:r xmlns:w="http://schemas.openxmlformats.org/wordprocessingml/2006/main" xmlns:wp="http://schemas.openxmlformats.org/drawingml/2006/wordprocessingDrawing" xmlns:r="http://schemas.openxmlformats.org/officeDocument/2006/relationships" xmlns:w14="http://schemas.microsoft.com/office/word/2010/wordml">
+                    <w:rPr>
+                      <w:rFonts w:ascii="Arial" w:hAnsi="Arial" w:eastAsia="Arial" w:cs="Arial"/>
+                      <w:i w:val="false"/>
+                      <w:b w:val="false"/>
+                      <w:u w:val="none"/>
+                      <w:strike w:val="false"/>
+                      <w:sz w:val="16"/>
+                      <w:szCs w:val="16"/>
+                      <w:color w:val="000000"/>
+                    </w:rPr>
+                    <w:t xml:space="preserve">\texttt{~~~~~~~~k = \textcolor{wistaBlue}{\textbf{sum}}(\textcolor{wistaBlue}{\textbf{str\_detect}}('k', verk))}</w:t>
+                  </w:r>
+                </w:p>
+              </w:tc>
+              <w:tc>
+                <w:tcPr>
+                  <w:tcBorders>
+                    <w:bottom w:val="none" w:sz="0" w:space="0" w:color="000000"/>
+                    <w:top w:val="none" w:sz="0" w:space="0" w:color="000000"/>
+                    <w:left w:val="none" w:sz="0" w:space="0" w:color="000000"/>
+                    <w:right w:val="none" w:sz="0" w:space="0" w:color="000000"/>
+                  </w:tcBorders>
+                  <w:shd w:val="clear" w:color="auto" w:fill="FFFFFF"/>
+                  <w:tcMar>
+                    <w:top w:w="0" w:type="dxa"/>
+                    <w:bottom w:w="0" w:type="dxa"/>
+                    <w:left w:w="0" w:type="dxa"/>
+                    <w:right w:w="0" w:type="dxa"/>
+                  </w:tcMar>
+                  <w:vAlign w:val="center"/>
+                </w:tcPr>
+                <w:p>
+                  <w:pPr>
+                    <w:jc w:val="left"/>
+                    <w:pBdr>
+                      <w:bottom w:val="none" w:sz="0" w:space="0" w:color="000000"/>
+                      <w:top w:val="none" w:sz="0" w:space="0" w:color="000000"/>
+                      <w:left w:val="none" w:sz="0" w:space="0" w:color="000000"/>
+                      <w:right w:val="none" w:sz="0" w:space="0" w:color="000000"/>
+                    </w:pBdr>
+                    <w:spacing w:after="100" w:before="100" w:line="240"/>
+                    <w:ind w:left="100" w:right="100" w:firstLine="0" w:firstLineChars="0"/>
+                    <w:rPr>
+                      <w:rFonts w:ascii="Arial" w:hAnsi="Arial" w:eastAsia="Arial" w:cs="Arial"/>
+                      <w:i w:val="false"/>
+                      <w:b w:val="false"/>
+                      <w:u w:val="none"/>
+                      <w:strike w:val="false"/>
+                      <w:sz w:val="16"/>
+                      <w:szCs w:val="16"/>
+                      <w:color w:val="000000"/>
+                    </w:rPr>
+                  </w:pPr>
+                  <w:r xmlns:w="http://schemas.openxmlformats.org/wordprocessingml/2006/main" xmlns:wp="http://schemas.openxmlformats.org/drawingml/2006/wordprocessingDrawing" xmlns:r="http://schemas.openxmlformats.org/officeDocument/2006/relationships" xmlns:w14="http://schemas.microsoft.com/office/word/2010/wordml">
+                    <w:rPr>
+                      <w:rFonts w:ascii="Arial" w:hAnsi="Arial" w:eastAsia="Arial" w:cs="Arial"/>
+                      <w:i w:val="false"/>
+                      <w:b w:val="false"/>
+                      <w:u w:val="none"/>
+                      <w:strike w:val="false"/>
+                      <w:sz w:val="16"/>
+                      <w:szCs w:val="16"/>
+                      <w:color w:val="000000"/>
+                    </w:rPr>
+                    <w:t xml:space="preserve">Zählt in jeder Gruppe die Fälle mit 'k' in \texttt{verk}</w:t>
+                  </w:r>
+                </w:p>
+              </w:tc>
+            </w:tr>
+            <w:tr>
+              <w:trPr>
+                <w:trHeight w:val="558" w:hRule="auto"/>
+              </w:trPr>
+              body7
+              <w:tc>
+                <w:tcPr>
+                  <w:tcBorders>
+                    <w:bottom w:val="none" w:sz="0" w:space="0" w:color="000000"/>
+                    <w:top w:val="none" w:sz="0" w:space="0" w:color="000000"/>
+                    <w:left w:val="none" w:sz="0" w:space="0" w:color="000000"/>
+                    <w:right w:val="none" w:sz="0" w:space="0" w:color="000000"/>
+                  </w:tcBorders>
+                  <w:shd w:val="clear" w:color="auto" w:fill="FFFFFF"/>
+                  <w:tcMar>
+                    <w:top w:w="0" w:type="dxa"/>
+                    <w:bottom w:w="0" w:type="dxa"/>
+                    <w:left w:w="0" w:type="dxa"/>
+                    <w:right w:w="0" w:type="dxa"/>
+                  </w:tcMar>
+                  <w:vAlign w:val="center"/>
+                </w:tcPr>
+                <w:p>
+                  <w:pPr>
+                    <w:jc w:val="left"/>
+                    <w:pBdr>
+                      <w:bottom w:val="none" w:sz="0" w:space="0" w:color="000000"/>
+                      <w:top w:val="none" w:sz="0" w:space="0" w:color="000000"/>
+                      <w:left w:val="none" w:sz="0" w:space="0" w:color="000000"/>
+                      <w:right w:val="none" w:sz="0" w:space="0" w:color="000000"/>
+                    </w:pBdr>
+                    <w:spacing w:after="100" w:before="100" w:line="240"/>
+                    <w:ind w:left="100" w:right="100" w:firstLine="0" w:firstLineChars="0"/>
+                    <w:rPr>
+                      <w:rFonts w:ascii="Arial" w:hAnsi="Arial" w:eastAsia="Arial" w:cs="Arial"/>
+                      <w:i w:val="false"/>
+                      <w:b w:val="false"/>
+                      <w:u w:val="none"/>
+                      <w:strike w:val="false"/>
+                      <w:sz w:val="16"/>
+                      <w:szCs w:val="16"/>
+                      <w:color w:val="000000"/>
+                    </w:rPr>
+                  </w:pPr>
+                  <w:r xmlns:w="http://schemas.openxmlformats.org/wordprocessingml/2006/main" xmlns:wp="http://schemas.openxmlformats.org/drawingml/2006/wordprocessingDrawing" xmlns:r="http://schemas.openxmlformats.org/officeDocument/2006/relationships" xmlns:w14="http://schemas.microsoft.com/office/word/2010/wordml">
+                    <w:rPr>
+                      <w:rFonts w:ascii="Arial" w:hAnsi="Arial" w:eastAsia="Arial" w:cs="Arial"/>
+                      <w:i w:val="false"/>
+                      <w:b w:val="false"/>
+                      <w:u w:val="none"/>
+                      <w:strike w:val="false"/>
+                      <w:sz w:val="16"/>
+                      <w:szCs w:val="16"/>
+                      <w:color w:val="000000"/>
+                    </w:rPr>
+                    <w:t xml:space="preserve">7</w:t>
+                  </w:r>
+                </w:p>
+              </w:tc>
+              <w:tc>
+                <w:tcPr>
+                  <w:tcBorders>
+                    <w:bottom w:val="none" w:sz="0" w:space="0" w:color="000000"/>
+                    <w:top w:val="none" w:sz="0" w:space="0" w:color="000000"/>
+                    <w:left w:val="none" w:sz="0" w:space="0" w:color="000000"/>
+                    <w:right w:val="none" w:sz="0" w:space="0" w:color="000000"/>
+                  </w:tcBorders>
+                  <w:shd w:val="clear" w:color="auto" w:fill="FFFFFF"/>
+                  <w:tcMar>
+                    <w:top w:w="0" w:type="dxa"/>
+                    <w:bottom w:w="0" w:type="dxa"/>
+                    <w:left w:w="0" w:type="dxa"/>
+                    <w:right w:w="0" w:type="dxa"/>
+                  </w:tcMar>
+                  <w:vAlign w:val="center"/>
+                </w:tcPr>
+                <w:p>
+                  <w:pPr>
+                    <w:jc w:val="left"/>
+                    <w:pBdr>
+                      <w:bottom w:val="none" w:sz="0" w:space="0" w:color="000000"/>
+                      <w:top w:val="none" w:sz="0" w:space="0" w:color="000000"/>
+                      <w:left w:val="none" w:sz="0" w:space="0" w:color="000000"/>
+                      <w:right w:val="none" w:sz="0" w:space="0" w:color="000000"/>
+                    </w:pBdr>
+                    <w:spacing w:after="100" w:before="100" w:line="240"/>
+                    <w:ind w:left="100" w:right="100" w:firstLine="0" w:firstLineChars="0"/>
+                    <w:rPr>
+                      <w:rFonts w:ascii="Arial" w:hAnsi="Arial" w:eastAsia="Arial" w:cs="Arial"/>
+                      <w:i w:val="false"/>
+                      <w:b w:val="false"/>
+                      <w:u w:val="none"/>
+                      <w:strike w:val="false"/>
+                      <w:sz w:val="16"/>
+                      <w:szCs w:val="16"/>
+                      <w:color w:val="000000"/>
+                    </w:rPr>
+                  </w:pPr>
+                  <w:r xmlns:w="http://schemas.openxmlformats.org/wordprocessingml/2006/main" xmlns:wp="http://schemas.openxmlformats.org/drawingml/2006/wordprocessingDrawing" xmlns:r="http://schemas.openxmlformats.org/officeDocument/2006/relationships" xmlns:w14="http://schemas.microsoft.com/office/word/2010/wordml">
+                    <w:rPr>
+                      <w:rFonts w:ascii="Arial" w:hAnsi="Arial" w:eastAsia="Arial" w:cs="Arial"/>
+                      <w:i w:val="false"/>
+                      <w:b w:val="false"/>
+                      <w:u w:val="none"/>
+                      <w:strike w:val="false"/>
+                      <w:sz w:val="16"/>
+                      <w:szCs w:val="16"/>
+                      <w:color w:val="000000"/>
+                    </w:rPr>
+                    <w:t xml:space="preserve">\texttt{~~~~~~~~\#, ...}</w:t>
+                  </w:r>
+                </w:p>
+              </w:tc>
+              <w:tc>
+                <w:tcPr>
+                  <w:tcBorders>
+                    <w:bottom w:val="none" w:sz="0" w:space="0" w:color="000000"/>
+                    <w:top w:val="none" w:sz="0" w:space="0" w:color="000000"/>
+                    <w:left w:val="none" w:sz="0" w:space="0" w:color="000000"/>
+                    <w:right w:val="none" w:sz="0" w:space="0" w:color="000000"/>
+                  </w:tcBorders>
+                  <w:shd w:val="clear" w:color="auto" w:fill="FFFFFF"/>
+                  <w:tcMar>
+                    <w:top w:w="0" w:type="dxa"/>
+                    <w:bottom w:w="0" w:type="dxa"/>
+                    <w:left w:w="0" w:type="dxa"/>
+                    <w:right w:w="0" w:type="dxa"/>
+                  </w:tcMar>
+                  <w:vAlign w:val="center"/>
+                </w:tcPr>
+                <w:p>
+                  <w:pPr>
+                    <w:jc w:val="left"/>
+                    <w:pBdr>
+                      <w:bottom w:val="none" w:sz="0" w:space="0" w:color="000000"/>
+                      <w:top w:val="none" w:sz="0" w:space="0" w:color="000000"/>
+                      <w:left w:val="none" w:sz="0" w:space="0" w:color="000000"/>
+                      <w:right w:val="none" w:sz="0" w:space="0" w:color="000000"/>
+                    </w:pBdr>
+                    <w:spacing w:after="100" w:before="100" w:line="240"/>
+                    <w:ind w:left="100" w:right="100" w:firstLine="0" w:firstLineChars="0"/>
+                    <w:rPr>
+                      <w:rFonts w:ascii="Arial" w:hAnsi="Arial" w:eastAsia="Arial" w:cs="Arial"/>
+                      <w:i w:val="false"/>
+                      <w:b w:val="false"/>
+                      <w:u w:val="none"/>
+                      <w:strike w:val="false"/>
+                      <w:sz w:val="16"/>
+                      <w:szCs w:val="16"/>
+                      <w:color w:val="000000"/>
+                    </w:rPr>
+                  </w:pPr>
+                  <w:r xmlns:w="http://schemas.openxmlformats.org/wordprocessingml/2006/main" xmlns:wp="http://schemas.openxmlformats.org/drawingml/2006/wordprocessingDrawing" xmlns:r="http://schemas.openxmlformats.org/officeDocument/2006/relationships" xmlns:w14="http://schemas.microsoft.com/office/word/2010/wordml">
+                    <w:rPr>
+                      <w:rFonts w:ascii="Arial" w:hAnsi="Arial" w:eastAsia="Arial" w:cs="Arial"/>
+                      <w:i w:val="false"/>
+                      <w:b w:val="false"/>
+                      <w:u w:val="none"/>
+                      <w:strike w:val="false"/>
+                      <w:sz w:val="16"/>
+                      <w:szCs w:val="16"/>
+                      <w:color w:val="000000"/>
+                    </w:rPr>
+                    <w:t xml:space="preserve">usw.</w:t>
+                  </w:r>
+                </w:p>
+              </w:tc>
+            </w:tr>
+            <w:tr>
+              <w:trPr>
+                <w:trHeight w:val="558" w:hRule="auto"/>
+              </w:trPr>
+              body8
+              <w:tc>
+                <w:tcPr>
+                  <w:tcBorders>
+                    <w:bottom w:val="single" w:sz="8" w:space="0" w:color="000000"/>
+                    <w:top w:val="none" w:sz="0" w:space="0" w:color="000000"/>
+                    <w:left w:val="none" w:sz="0" w:space="0" w:color="000000"/>
+                    <w:right w:val="none" w:sz="0" w:space="0" w:color="000000"/>
+                  </w:tcBorders>
+                  <w:shd w:val="clear" w:color="auto" w:fill="FFFFFF"/>
+                  <w:tcMar>
+                    <w:top w:w="0" w:type="dxa"/>
+                    <w:bottom w:w="0" w:type="dxa"/>
+                    <w:left w:w="0" w:type="dxa"/>
+                    <w:right w:w="0" w:type="dxa"/>
+                  </w:tcMar>
+                  <w:vAlign w:val="center"/>
+                </w:tcPr>
+                <w:p>
+                  <w:pPr>
+                    <w:jc w:val="left"/>
+                    <w:pBdr>
+                      <w:bottom w:val="none" w:sz="0" w:space="0" w:color="000000"/>
+                      <w:top w:val="none" w:sz="0" w:space="0" w:color="000000"/>
+                      <w:left w:val="none" w:sz="0" w:space="0" w:color="000000"/>
+                      <w:right w:val="none" w:sz="0" w:space="0" w:color="000000"/>
+                    </w:pBdr>
+                    <w:spacing w:after="100" w:before="100" w:line="240"/>
+                    <w:ind w:left="100" w:right="100" w:firstLine="0" w:firstLineChars="0"/>
+                    <w:rPr>
+                      <w:rFonts w:ascii="Arial" w:hAnsi="Arial" w:eastAsia="Arial" w:cs="Arial"/>
+                      <w:i w:val="false"/>
+                      <w:b w:val="false"/>
+                      <w:u w:val="none"/>
+                      <w:strike w:val="false"/>
+                      <w:sz w:val="16"/>
+                      <w:szCs w:val="16"/>
+                      <w:color w:val="000000"/>
+                    </w:rPr>
+                  </w:pPr>
+                  <w:r xmlns:w="http://schemas.openxmlformats.org/wordprocessingml/2006/main" xmlns:wp="http://schemas.openxmlformats.org/drawingml/2006/wordprocessingDrawing" xmlns:r="http://schemas.openxmlformats.org/officeDocument/2006/relationships" xmlns:w14="http://schemas.microsoft.com/office/word/2010/wordml">
+                    <w:rPr>
+                      <w:rFonts w:ascii="Arial" w:hAnsi="Arial" w:eastAsia="Arial" w:cs="Arial"/>
+                      <w:i w:val="false"/>
+                      <w:b w:val="false"/>
+                      <w:u w:val="none"/>
+                      <w:strike w:val="false"/>
+                      <w:sz w:val="16"/>
+                      <w:szCs w:val="16"/>
+                      <w:color w:val="000000"/>
+                    </w:rPr>
+                    <w:t xml:space="preserve">8</w:t>
+                  </w:r>
+                </w:p>
+              </w:tc>
+              <w:tc>
+                <w:tcPr>
+                  <w:tcBorders>
+                    <w:bottom w:val="single" w:sz="8" w:space="0" w:color="000000"/>
+                    <w:top w:val="none" w:sz="0" w:space="0" w:color="000000"/>
+                    <w:left w:val="none" w:sz="0" w:space="0" w:color="000000"/>
+                    <w:right w:val="none" w:sz="0" w:space="0" w:color="000000"/>
+                  </w:tcBorders>
+                  <w:shd w:val="clear" w:color="auto" w:fill="FFFFFF"/>
+                  <w:tcMar>
+                    <w:top w:w="0" w:type="dxa"/>
+                    <w:bottom w:w="0" w:type="dxa"/>
+                    <w:left w:w="0" w:type="dxa"/>
+                    <w:right w:w="0" w:type="dxa"/>
+                  </w:tcMar>
+                  <w:vAlign w:val="center"/>
+                </w:tcPr>
+                <w:p>
+                  <w:pPr>
+                    <w:jc w:val="left"/>
+                    <w:pBdr>
+                      <w:bottom w:val="none" w:sz="0" w:space="0" w:color="000000"/>
+                      <w:top w:val="none" w:sz="0" w:space="0" w:color="000000"/>
+                      <w:left w:val="none" w:sz="0" w:space="0" w:color="000000"/>
+                      <w:right w:val="none" w:sz="0" w:space="0" w:color="000000"/>
+                    </w:pBdr>
+                    <w:spacing w:after="100" w:before="100" w:line="240"/>
+                    <w:ind w:left="100" w:right="100" w:firstLine="0" w:firstLineChars="0"/>
+                    <w:rPr>
+                      <w:rFonts w:ascii="Arial" w:hAnsi="Arial" w:eastAsia="Arial" w:cs="Arial"/>
+                      <w:i w:val="false"/>
+                      <w:b w:val="false"/>
+                      <w:u w:val="none"/>
+                      <w:strike w:val="false"/>
+                      <w:sz w:val="16"/>
+                      <w:szCs w:val="16"/>
+                      <w:color w:val="000000"/>
+                    </w:rPr>
+                  </w:pPr>
+                  <w:r xmlns:w="http://schemas.openxmlformats.org/wordprocessingml/2006/main" xmlns:wp="http://schemas.openxmlformats.org/drawingml/2006/wordprocessingDrawing" xmlns:r="http://schemas.openxmlformats.org/officeDocument/2006/relationships" xmlns:w14="http://schemas.microsoft.com/office/word/2010/wordml">
+                    <w:rPr>
+                      <w:rFonts w:ascii="Arial" w:hAnsi="Arial" w:eastAsia="Arial" w:cs="Arial"/>
+                      <w:i w:val="false"/>
+                      <w:b w:val="false"/>
+                      <w:u w:val="none"/>
+                      <w:strike w:val="false"/>
+                      <w:sz w:val="16"/>
+                      <w:szCs w:val="16"/>
+                      <w:color w:val="000000"/>
+                    </w:rPr>
+                    <w:t xml:space="preserve">\texttt{~~~~)}</w:t>
+                  </w:r>
+                </w:p>
+              </w:tc>
+              <w:tc>
+                <w:tcPr>
+                  <w:tcBorders>
+                    <w:bottom w:val="single" w:sz="8" w:space="0" w:color="000000"/>
+                    <w:top w:val="none" w:sz="0" w:space="0" w:color="000000"/>
+                    <w:left w:val="none" w:sz="0" w:space="0" w:color="000000"/>
+                    <w:right w:val="none" w:sz="0" w:space="0" w:color="000000"/>
+                  </w:tcBorders>
+                  <w:shd w:val="clear" w:color="auto" w:fill="FFFFFF"/>
+                  <w:tcMar>
+                    <w:top w:w="0" w:type="dxa"/>
+                    <w:bottom w:w="0" w:type="dxa"/>
+                    <w:left w:w="0" w:type="dxa"/>
+                    <w:right w:w="0" w:type="dxa"/>
+                  </w:tcMar>
+                  <w:vAlign w:val="center"/>
+                </w:tcPr>
+                <w:p>
+                  <w:pPr>
+                    <w:jc w:val="left"/>
+                    <w:pBdr>
+                      <w:bottom w:val="none" w:sz="0" w:space="0" w:color="000000"/>
+                      <w:top w:val="none" w:sz="0" w:space="0" w:color="000000"/>
+                      <w:left w:val="none" w:sz="0" w:space="0" w:color="000000"/>
+                      <w:right w:val="none" w:sz="0" w:space="0" w:color="000000"/>
+                    </w:pBdr>
+                    <w:spacing w:after="100" w:before="100" w:line="240"/>
+                    <w:ind w:left="100" w:right="100" w:firstLine="0" w:firstLineChars="0"/>
+                    <w:rPr>
+                      <w:rFonts w:ascii="Arial" w:hAnsi="Arial" w:eastAsia="Arial" w:cs="Arial"/>
+                      <w:i w:val="false"/>
+                      <w:b w:val="false"/>
+                      <w:u w:val="none"/>
+                      <w:strike w:val="false"/>
+                      <w:sz w:val="16"/>
+                      <w:szCs w:val="16"/>
+                      <w:color w:val="000000"/>
+                    </w:rPr>
+                  </w:pPr>
+                  <w:r xmlns:w="http://schemas.openxmlformats.org/wordprocessingml/2006/main" xmlns:wp="http://schemas.openxmlformats.org/drawingml/2006/wordprocessingDrawing" xmlns:r="http://schemas.openxmlformats.org/officeDocument/2006/relationships" xmlns:w14="http://schemas.microsoft.com/office/word/2010/wordml">
+                    <w:rPr>
+                      <w:rFonts w:ascii="Arial" w:hAnsi="Arial" w:eastAsia="Arial" w:cs="Arial"/>
+                      <w:i w:val="false"/>
+                      <w:b w:val="false"/>
+                      <w:u w:val="none"/>
+                      <w:strike w:val="false"/>
+                      <w:sz w:val="16"/>
+                      <w:szCs w:val="16"/>
+                      <w:color w:val="000000"/>
+                    </w:rPr>
+                    <w:t xml:space="preserve"/>
+                  </w:r>
+                </w:p>
+              </w:tc>
+            </w:tr>
+          </w:tbl>
+          <w:bookmarkEnd w:id="36"/>
         </w:tc>
       </w:tr>
     </w:tbl>
-    <w:bookmarkEnd w:id="40"/>
-    <w:bookmarkStart w:id="42" w:name="sec-highperf"/>
+    <w:bookmarkEnd w:id="37"/>
+    <w:bookmarkStart w:id="39" w:name="sec-highperf"/>
     <w:p>
       <w:pPr>
         <w:pStyle w:val="berschrift3"/>
       </w:pPr>
       <w:r>
-        <w:t xml:space="preserve">1.7.3 Hoch-performante Methoden in R</w:t>
+        <w:t xml:space="preserve">1.7.2 Hoch-performante Methoden in R</w:t>
       </w:r>
     </w:p>
     <w:p>
@@ -3967,7 +5100,23 @@
         <w:pStyle w:val="FirstParagraph"/>
       </w:pPr>
       <w:r>
-        <w:t xml:space="preserve">Ab mittleren Datenmengen (relativ zu CPU und RAM) ist die nachfolgend beschriebene Variablenselektion eine oft notwendige</w:t>
+        <w:t xml:space="preserve">Ab mittleren Datenmengen (relativ zu CPU und RAM) ist die nachfolgend beschriebene</w:t>
+      </w:r>
+      <w:r>
+        <w:t xml:space="preserve"> </w:t>
+      </w:r>
+      <w:r>
+        <w:rPr>
+          <w:b/>
+          <w:bCs/>
+        </w:rPr>
+        <w:t xml:space="preserve">Variablenselektion</w:t>
+      </w:r>
+      <w:r>
+        <w:t xml:space="preserve"> </w:t>
+      </w:r>
+      <w:r>
+        <w:t xml:space="preserve">eine oft notwendige</w:t>
       </w:r>
       <w:r>
         <w:t xml:space="preserve"> </w:t>
@@ -3988,7 +5137,7 @@
         <w:pStyle w:val="Compact"/>
         <w:numPr>
           <w:ilvl w:val="0"/>
-          <w:numId w:val="1010"/>
+          <w:numId w:val="1004"/>
         </w:numPr>
       </w:pPr>
       <w:r>
@@ -4016,7 +5165,7 @@
         <w:pStyle w:val="Compact"/>
         <w:numPr>
           <w:ilvl w:val="0"/>
-          <w:numId w:val="1010"/>
+          <w:numId w:val="1004"/>
         </w:numPr>
       </w:pPr>
       <w:r>
@@ -4035,7 +5184,7 @@
         <w:pStyle w:val="Compact"/>
         <w:numPr>
           <w:ilvl w:val="0"/>
-          <w:numId w:val="1010"/>
+          <w:numId w:val="1004"/>
         </w:numPr>
       </w:pPr>
       <w:r>
@@ -4056,7 +5205,7 @@
           <w:rPr>
             <w:rStyle w:val="Hyperlink"/>
           </w:rPr>
-          <w:t xml:space="preserve">Kapitel 1.7</w:t>
+          <w:t xml:space="preserve">Absatz 1.7</w:t>
         </w:r>
       </w:hyperlink>
       <w:r>
@@ -4068,62 +5217,32 @@
         <w:pStyle w:val="FirstParagraph"/>
       </w:pPr>
       <w:r>
-        <w:t xml:space="preserve">Datenformat Apache</w:t>
+        <w:t xml:space="preserve">Das Datenformat</w:t>
       </w:r>
       <w:r>
         <w:t xml:space="preserve"> </w:t>
       </w:r>
-      <w:hyperlink r:id="rId41">
+      <w:hyperlink r:id="rId38">
         <w:r>
           <w:rPr>
             <w:rStyle w:val="Hyperlink"/>
             <w:b/>
             <w:bCs/>
           </w:rPr>
-          <w:t xml:space="preserve">Parquet</w:t>
+          <w:t xml:space="preserve">Apache Parquet</w:t>
         </w:r>
       </w:hyperlink>
       <w:r>
         <w:t xml:space="preserve"> </w:t>
       </w:r>
       <w:r>
-        <w:t xml:space="preserve">- R zeigt große Performanzvorteile gegenüber Stata für FDZ Aufgaben:</w:t>
-      </w:r>
-      <w:r>
-        <w:t xml:space="preserve"> </w:t>
-      </w:r>
-      <w:r>
-        <w:t xml:space="preserve">“Note that using parquet and R reduces the computing time compared to the optimised Stata approach by 65.1% from 77.6 to 27.1 seconds”</w:t>
-      </w:r>
-      <w:r>
-        <w:t xml:space="preserve"> </w:t>
-      </w:r>
-      <w:r>
-        <w:t xml:space="preserve">(</w:t>
+        <w:t xml:space="preserve">ist ein spaltenbasiertes, komprimiertes Open-Source-Format, das speziell für effiziente Speicherung und Verarbeitung großer Datenmengen entwickelt wurde. Durch seine Struktur ermöglicht Parquet den schnellen Zugriff auf einzelne Variablen und reduziert gleichzeitig den Speicherbedarf erheblich. (</w:t>
       </w:r>
       <w:r>
         <w:t xml:space="preserve">Gomolka, Blaschke, und Hirsch (2021)</w:t>
       </w:r>
       <w:r>
-        <w:t xml:space="preserve">)</w:t>
-      </w:r>
-      <w:r>
-        <w:t xml:space="preserve"> </w:t>
-      </w:r>
-      <w:r>
-        <w:t xml:space="preserve">- Die u.g. Parquet-Dateien werden bereits standardmäßig im FDSZ angeboten.</w:t>
-      </w:r>
-      <w:r>
-        <w:t xml:space="preserve"> </w:t>
-      </w:r>
-      <w:r>
-        <w:t xml:space="preserve">- Datenformat, spaltenbasiert, komprimiert, …</w:t>
-      </w:r>
-      <w:r>
-        <w:t xml:space="preserve"> </w:t>
-      </w:r>
-      <w:r>
-        <w:t xml:space="preserve">- tba - s. Vortrag</w:t>
+        <w:t xml:space="preserve">) zeigte im FDZ-Kontext massive Geschwindigkeitsgewinne anhand Parquet, sodass im FDSZ bereits standardmäßig Parquet-Dateien angeboten werden.</w:t>
       </w:r>
     </w:p>
     <w:p>
@@ -4139,7 +5258,7 @@
         <w:pStyle w:val="Compact"/>
         <w:numPr>
           <w:ilvl w:val="0"/>
-          <w:numId w:val="1011"/>
+          <w:numId w:val="1005"/>
         </w:numPr>
       </w:pPr>
       <w:r>
@@ -4153,7 +5272,7 @@
         <w:t xml:space="preserve"> </w:t>
       </w:r>
       <w:r>
-        <w:t xml:space="preserve">(Richardson u. a. 2019)</w:t>
+        <w:t xml:space="preserve">(Richardson u. a. 2024)</w:t>
       </w:r>
       <w:r>
         <w:t xml:space="preserve">: Ein C++-basiertes R-Paket, das speziell für die Arbeit mit großen Datensätzen entwickelt wurde. Es ermöglicht die Verarbeitung von Daten, die größer als der verfügbare Arbeitsspeicher sind, durch intelligente Datenaufteilung und Parallelisierung. Arrow ist optimal auf das Parquet-Dateiformat abgestimmt und kann Berechnungen automatisch optimieren (Lazy-Computation). Damit ist Arrow besonders geeignet für Datensätze, die mehrere Gigabyte oder sogar Terabyte umfassen.</w:t>
@@ -4167,7 +5286,7 @@
         <w:pStyle w:val="Compact"/>
         <w:numPr>
           <w:ilvl w:val="0"/>
-          <w:numId w:val="1011"/>
+          <w:numId w:val="1005"/>
         </w:numPr>
       </w:pPr>
       <w:r>
@@ -4181,7 +5300,7 @@
         <w:t xml:space="preserve"> </w:t>
       </w:r>
       <w:r>
-        <w:t xml:space="preserve">(Mühleisen und Raasveldt 2020)</w:t>
+        <w:t xml:space="preserve">(Mühleisen und Raasveldt 2024)</w:t>
       </w:r>
       <w:r>
         <w:t xml:space="preserve">: Ein eingebettetes Datenbanksystem, das ohne separaten Datenbankserver direkt in R genutzt werden kann. Es verarbeitet Daten spaltenweise, was besonders bei analytischen Abfragen auf großen Datensätzen sehr schnell ist. DuckDB nutzt die bekannte SQL-Syntax für Datenabfragen und kann nahtlos mit Arrow-Daten zusammenarbeiten. Das System verwaltet den Arbeitsspeicher intelligent und kann auch Daten verarbeiten, die größer als der verfügbare RAM sind.</w:t>
@@ -4195,7 +5314,7 @@
         <w:pStyle w:val="Compact"/>
         <w:numPr>
           <w:ilvl w:val="0"/>
-          <w:numId w:val="1011"/>
+          <w:numId w:val="1005"/>
         </w:numPr>
       </w:pPr>
       <w:r>
@@ -4209,23 +5328,23 @@
         <w:t xml:space="preserve"> </w:t>
       </w:r>
       <w:r>
-        <w:t xml:space="preserve">(Shima, Bacher, und u.a. 2022)</w:t>
-      </w:r>
-      <w:r>
-        <w:t xml:space="preserve">: Ein Rust-basiertes R-Paket, das durch die Programmiersprache Rust besonders effizient arbeitet. Es bietet sowohl eine Python-orientierte Syntax als auch eine dplyr-kompatible Variante (tidypolars), die für R-Nutzende vertrauter ist. Polars nutzt moderne Optimierungstechniken und ist für sehr große Datensätze ausgelegt. Die Rust-Implementierung sorgt für hohe Geschwindigkeit bei gleichzeitig sparsamer Nutzung der Systemressourcen.</w:t>
+        <w:t xml:space="preserve">(Shima, Bacher, und u.a. 2024)</w:t>
+      </w:r>
+      <w:r>
+        <w:t xml:space="preserve">: Ein Rust-basiertes R-Paket, das durch die Programmiersprache Rust besonders effizient arbeitet. Es bietet sowohl eine Python-orientierte Syntax als auch eine dplyr-kompatible Variante (tidypolars), die für R-Nutzende vertrauter ist. Polars nutzt moderne Optimierungstechniken und ist für sehr große Datensätze ausgelegt. Die Rust-Implementierung sorgt für hohe Geschwind igkeit bei gleichzeitig sparsamer Nutzung der Systemressourcen.</w:t>
       </w:r>
       <w:r>
         <w:t xml:space="preserve"> </w:t>
       </w:r>
     </w:p>
-    <w:bookmarkEnd w:id="42"/>
-    <w:bookmarkStart w:id="46" w:name="externe-benchmarks"/>
+    <w:bookmarkEnd w:id="39"/>
+    <w:bookmarkStart w:id="43" w:name="externe-benchmarks"/>
     <w:p>
       <w:pPr>
         <w:pStyle w:val="berschrift3"/>
       </w:pPr>
       <w:r>
-        <w:t xml:space="preserve">1.7.4 Externe Benchmarks</w:t>
+        <w:t xml:space="preserve">1.7.3 Externe Benchmarks</w:t>
       </w:r>
     </w:p>
     <w:p>
@@ -4243,7 +5362,31 @@
         <w:t xml:space="preserve"> </w:t>
       </w:r>
       <w:r>
-        <w:t xml:space="preserve">kommen zu unterschiedlichen Ergebnissen, daher ist die untersuchung in eigener Infrastruktur mir relevanten Use Cases (Datenmengen) und verfügbaren Package-Versionen wichtig und wird im folgenden</w:t>
+        <w:t xml:space="preserve">können abweichenden Ergebnisse erzeugen.</w:t>
+      </w:r>
+      <w:r>
+        <w:rPr>
+          <w:rStyle w:val="Funotenzeichen"/>
+        </w:rPr>
+        <w:footnoteReference w:id="40"/>
+      </w:r>
+      <w:r>
+        <w:rPr>
+          <w:rStyle w:val="Funotenzeichen"/>
+        </w:rPr>
+        <w:footnoteReference w:id="41"/>
+      </w:r>
+      <w:r>
+        <w:rPr>
+          <w:rStyle w:val="Funotenzeichen"/>
+        </w:rPr>
+        <w:footnoteReference w:id="42"/>
+      </w:r>
+      <w:r>
+        <w:t xml:space="preserve"> </w:t>
+      </w:r>
+      <w:r>
+        <w:t xml:space="preserve">Daher ist die Untersuchung in der eigener Infrastruktur mit relevanten Anwendungsfällen (insbesondere Datenmengen) und den verfügbaren Software-Versionen gewinnbringend. Die auf den Servern des Statistischen Bundesamts und des FDZ verfügbaren R-Paket-Versionen können aus organisatorischen Gründen nicht flexibel angepasst werden, da die Installation neuer Pakete ausschließlich auf Antrag über das R-Betriebsteam erfolgt (in der Regel innerhalb von ein bis zwei Arbeitstagen). Die zum Zeitpunkt des in</w:t>
       </w:r>
       <w:r>
         <w:t xml:space="preserve"> </w:t>
@@ -4253,56 +5396,31 @@
           <w:rPr>
             <w:rStyle w:val="Hyperlink"/>
           </w:rPr>
-          <w:t xml:space="preserve">Kapitel 1.8</w:t>
+          <w:t xml:space="preserve">Absatz 1.8</w:t>
         </w:r>
       </w:hyperlink>
       <w:r>
         <w:t xml:space="preserve"> </w:t>
       </w:r>
       <w:r>
-        <w:t xml:space="preserve">durchgeführt.</w:t>
-      </w:r>
-      <w:r>
-        <w:rPr>
-          <w:rStyle w:val="Funotenzeichen"/>
-        </w:rPr>
-        <w:footnoteReference w:id="43"/>
-      </w:r>
-      <w:r>
-        <w:rPr>
-          <w:rStyle w:val="Funotenzeichen"/>
-        </w:rPr>
-        <w:footnoteReference w:id="44"/>
-      </w:r>
-      <w:r>
-        <w:rPr>
-          <w:rStyle w:val="Funotenzeichen"/>
-        </w:rPr>
-        <w:footnoteReference w:id="45"/>
-      </w:r>
-    </w:p>
-    <w:p>
-      <w:pPr>
-        <w:pStyle w:val="BodyText"/>
-      </w:pPr>
-      <w:r>
-        <w:t xml:space="preserve">Die auf den Servern des StBA und FDZ verfügbaren</w:t>
+        <w:t xml:space="preserve">dargestellten Performanzvergleichs verfügbaren Versionen sind im Literaturverzeichnis aufgeführt. Entscheidend ist bei der Versionswahl nicht das absolute Performanz-Optimum, sondern eine Version mit langfristig stabiler und verlässlich guter Performance. Ein systematisher Performanzvergleich wird im FDZ-OnSite-Server für die Anwendungsfälle aus</w:t>
       </w:r>
       <w:r>
         <w:t xml:space="preserve"> </w:t>
       </w:r>
-      <w:r>
-        <w:rPr>
-          <w:b/>
-          <w:bCs/>
-        </w:rPr>
-        <w:t xml:space="preserve">Packageversionen</w:t>
-      </w:r>
+      <w:hyperlink w:anchor="sec-btp">
+        <w:r>
+          <w:rPr>
+            <w:rStyle w:val="Hyperlink"/>
+          </w:rPr>
+          <w:t xml:space="preserve">Absatz 1.5</w:t>
+        </w:r>
+      </w:hyperlink>
       <w:r>
         <w:t xml:space="preserve"> </w:t>
       </w:r>
       <w:r>
-        <w:t xml:space="preserve">lassen sich aus organisatorischen Gründen nicht flexibel ändern, da die Genehmigung und Einrichtung neuer Packages nur auf Antrag durch unser R-Betriebsteam erfolgt (i.d.R. innerhalb von 1-2 Tagen ). Die Package-Versionen, die zum Zeitpunkt des in</w:t>
+        <w:t xml:space="preserve">im folgenden</w:t>
       </w:r>
       <w:r>
         <w:t xml:space="preserve"> </w:t>
@@ -4312,1309 +5430,19 @@
           <w:rPr>
             <w:rStyle w:val="Hyperlink"/>
           </w:rPr>
-          <w:t xml:space="preserve">Kapitel 1.8</w:t>
+          <w:t xml:space="preserve">Absatz 1.8</w:t>
         </w:r>
       </w:hyperlink>
       <w:r>
         <w:t xml:space="preserve"> </w:t>
       </w:r>
       <w:r>
-        <w:t xml:space="preserve">dargestellten Performanz-Vergleiches verfügab waren, können Tabelle</w:t>
-      </w:r>
-      <w:r>
-        <w:t xml:space="preserve"> </w:t>
-      </w:r>
-      <w:r>
-        <w:rPr>
-          <w:b/>
-          <w:bCs/>
-        </w:rPr>
-        <w:t xml:space="preserve">?@tbl-pkg-versions</w:t>
-      </w:r>
-      <w:r>
-        <w:t xml:space="preserve"> </w:t>
-      </w:r>
-      <w:r>
-        <w:t xml:space="preserve">entnommen werden. Ultimatives Optimum nicht wichtig, langzeitig stabil gute Performanz ist entscheidend.</w:t>
+        <w:t xml:space="preserve">durchgeführt.</w:t>
       </w:r>
     </w:p>
-    <w:p>
-      <w:pPr>
-        <w:pStyle w:val="BodyText"/>
-      </w:pPr>
-      <w:r>
-        <w:t xml:space="preserve">Version in Bib enthalten?</w:t>
-      </w:r>
-    </w:p>
-    <w:tbl xmlns:w="http://schemas.openxmlformats.org/wordprocessingml/2006/main" xmlns:r="http://schemas.openxmlformats.org/officeDocument/2006/relationships" xmlns:w14="http://schemas.microsoft.com/office/word/2010/wordml" xmlns:wp="http://schemas.openxmlformats.org/drawingml/2006/wordprocessingDrawing" xmlns:a="http://schemas.openxmlformats.org/drawingml/2006/main" xmlns:pic="http://schemas.openxmlformats.org/drawingml/2006/picture">
-      <w:tblPr>
-        <w:tblLayout w:type="fixed"/>
-        <w:jc w:val="center"/>
-        <w:tblLook w:firstRow="1" w:lastRow="0" w:firstColumn="0" w:lastColumn="0" w:noHBand="0" w:noVBand="1"/>
-      </w:tblPr>
-      <w:tblGrid>
-        <w:gridCol w:w="1686"/>
-        <w:gridCol w:w="1267"/>
-      </w:tblGrid>
-      <w:tr>
-        <w:trPr>
-          <w:trHeight w:val="565" w:hRule="auto"/>
-          <w:tblHeader/>
-        </w:trPr>
-        header 1
-        <w:tc>
-          <w:tcPr>
-            <w:tcBorders>
-              <w:bottom w:val="single" w:sz="8" w:space="0" w:color="000000"/>
-              <w:top w:val="single" w:sz="8" w:space="0" w:color="000000"/>
-              <w:left w:val="none" w:sz="0" w:space="0" w:color="000000"/>
-              <w:right w:val="none" w:sz="0" w:space="0" w:color="000000"/>
-            </w:tcBorders>
-            <w:shd w:val="clear" w:color="auto" w:fill="FFFFFF"/>
-            <w:tcMar>
-              <w:top w:w="0" w:type="dxa"/>
-              <w:bottom w:w="0" w:type="dxa"/>
-              <w:left w:w="0" w:type="dxa"/>
-              <w:right w:w="0" w:type="dxa"/>
-            </w:tcMar>
-            <w:vAlign w:val="center"/>
-          </w:tcPr>
-          <w:p>
-            <w:pPr>
-              <w:jc w:val="left"/>
-              <w:pBdr>
-                <w:bottom w:val="none" w:sz="0" w:space="0" w:color="000000"/>
-                <w:top w:val="none" w:sz="0" w:space="0" w:color="000000"/>
-                <w:left w:val="none" w:sz="0" w:space="0" w:color="000000"/>
-                <w:right w:val="none" w:sz="0" w:space="0" w:color="000000"/>
-              </w:pBdr>
-              <w:spacing w:after="100" w:before="100" w:line="240"/>
-              <w:ind w:left="100" w:right="100" w:firstLine="0" w:firstLineChars="0"/>
-              <w:rPr>
-                <w:rFonts w:ascii="Arial" w:hAnsi="Arial" w:eastAsia="Arial" w:cs="Arial"/>
-                <w:i w:val="false"/>
-                <w:b w:val="true"/>
-                <w:u w:val="none"/>
-                <w:strike w:val="false"/>
-                <w:sz w:val="20"/>
-                <w:szCs w:val="20"/>
-                <w:color w:val="000000"/>
-              </w:rPr>
-            </w:pPr>
-            <w:r xmlns:w="http://schemas.openxmlformats.org/wordprocessingml/2006/main" xmlns:wp="http://schemas.openxmlformats.org/drawingml/2006/wordprocessingDrawing" xmlns:r="http://schemas.openxmlformats.org/officeDocument/2006/relationships" xmlns:w14="http://schemas.microsoft.com/office/word/2010/wordml">
-              <w:rPr>
-                <w:rFonts w:ascii="Arial" w:hAnsi="Arial" w:eastAsia="Arial" w:cs="Arial"/>
-                <w:i w:val="false"/>
-                <w:b w:val="true"/>
-                <w:u w:val="none"/>
-                <w:strike w:val="false"/>
-                <w:sz w:val="20"/>
-                <w:szCs w:val="20"/>
-                <w:color w:val="000000"/>
-              </w:rPr>
-              <w:t xml:space="preserve">Software</w:t>
-            </w:r>
-          </w:p>
-        </w:tc>
-        <w:tc>
-          <w:tcPr>
-            <w:tcBorders>
-              <w:bottom w:val="single" w:sz="8" w:space="0" w:color="000000"/>
-              <w:top w:val="single" w:sz="8" w:space="0" w:color="000000"/>
-              <w:left w:val="none" w:sz="0" w:space="0" w:color="000000"/>
-              <w:right w:val="none" w:sz="0" w:space="0" w:color="000000"/>
-            </w:tcBorders>
-            <w:shd w:val="clear" w:color="auto" w:fill="FFFFFF"/>
-            <w:tcMar>
-              <w:top w:w="0" w:type="dxa"/>
-              <w:bottom w:w="0" w:type="dxa"/>
-              <w:left w:w="0" w:type="dxa"/>
-              <w:right w:w="0" w:type="dxa"/>
-            </w:tcMar>
-            <w:vAlign w:val="center"/>
-          </w:tcPr>
-          <w:p>
-            <w:pPr>
-              <w:jc w:val="left"/>
-              <w:pBdr>
-                <w:bottom w:val="none" w:sz="0" w:space="0" w:color="000000"/>
-                <w:top w:val="none" w:sz="0" w:space="0" w:color="000000"/>
-                <w:left w:val="none" w:sz="0" w:space="0" w:color="000000"/>
-                <w:right w:val="none" w:sz="0" w:space="0" w:color="000000"/>
-              </w:pBdr>
-              <w:spacing w:after="100" w:before="100" w:line="240"/>
-              <w:ind w:left="100" w:right="100" w:firstLine="0" w:firstLineChars="0"/>
-              <w:rPr>
-                <w:rFonts w:ascii="Arial" w:hAnsi="Arial" w:eastAsia="Arial" w:cs="Arial"/>
-                <w:i w:val="false"/>
-                <w:b w:val="true"/>
-                <w:u w:val="none"/>
-                <w:strike w:val="false"/>
-                <w:sz w:val="20"/>
-                <w:szCs w:val="20"/>
-                <w:color w:val="000000"/>
-              </w:rPr>
-            </w:pPr>
-            <w:r xmlns:w="http://schemas.openxmlformats.org/wordprocessingml/2006/main" xmlns:wp="http://schemas.openxmlformats.org/drawingml/2006/wordprocessingDrawing" xmlns:r="http://schemas.openxmlformats.org/officeDocument/2006/relationships" xmlns:w14="http://schemas.microsoft.com/office/word/2010/wordml">
-              <w:rPr>
-                <w:rFonts w:ascii="Arial" w:hAnsi="Arial" w:eastAsia="Arial" w:cs="Arial"/>
-                <w:i w:val="false"/>
-                <w:b w:val="true"/>
-                <w:u w:val="none"/>
-                <w:strike w:val="false"/>
-                <w:sz w:val="20"/>
-                <w:szCs w:val="20"/>
-                <w:color w:val="000000"/>
-              </w:rPr>
-              <w:t xml:space="preserve">Version</w:t>
-            </w:r>
-          </w:p>
-        </w:tc>
-      </w:tr>
-      <w:tr>
-        <w:trPr>
-          <w:trHeight w:val="589" w:hRule="auto"/>
-        </w:trPr>
-        body 1
-        <w:tc>
-          <w:tcPr>
-            <w:tcBorders>
-              <w:bottom w:val="none" w:sz="0" w:space="0" w:color="000000"/>
-              <w:top w:val="single" w:sz="8" w:space="0" w:color="000000"/>
-              <w:left w:val="none" w:sz="0" w:space="0" w:color="000000"/>
-              <w:right w:val="none" w:sz="0" w:space="0" w:color="000000"/>
-            </w:tcBorders>
-            <w:shd w:val="clear" w:color="auto" w:fill="FFFFFF"/>
-            <w:tcMar>
-              <w:top w:w="0" w:type="dxa"/>
-              <w:bottom w:w="0" w:type="dxa"/>
-              <w:left w:w="0" w:type="dxa"/>
-              <w:right w:w="0" w:type="dxa"/>
-            </w:tcMar>
-            <w:vAlign w:val="center"/>
-          </w:tcPr>
-          <w:p>
-            <w:pPr>
-              <w:jc w:val="left"/>
-              <w:pBdr>
-                <w:bottom w:val="none" w:sz="0" w:space="0" w:color="000000"/>
-                <w:top w:val="none" w:sz="0" w:space="0" w:color="000000"/>
-                <w:left w:val="none" w:sz="0" w:space="0" w:color="000000"/>
-                <w:right w:val="none" w:sz="0" w:space="0" w:color="000000"/>
-              </w:pBdr>
-              <w:spacing w:after="100" w:before="100" w:line="240"/>
-              <w:ind w:left="100" w:right="100" w:firstLine="0" w:firstLineChars="0"/>
-              <w:rPr>
-                <w:rFonts w:ascii="Arial" w:hAnsi="Arial" w:eastAsia="Arial" w:cs="Arial"/>
-                <w:i w:val="false"/>
-                <w:b w:val="false"/>
-                <w:u w:val="none"/>
-                <w:strike w:val="false"/>
-                <w:sz w:val="20"/>
-                <w:szCs w:val="20"/>
-                <w:color w:val="000000"/>
-              </w:rPr>
-            </w:pPr>
-            <w:r xmlns:w="http://schemas.openxmlformats.org/wordprocessingml/2006/main" xmlns:wp="http://schemas.openxmlformats.org/drawingml/2006/wordprocessingDrawing" xmlns:r="http://schemas.openxmlformats.org/officeDocument/2006/relationships" xmlns:w14="http://schemas.microsoft.com/office/word/2010/wordml">
-              <w:rPr>
-                <w:rFonts w:ascii="Arial" w:hAnsi="Arial" w:eastAsia="Arial" w:cs="Arial"/>
-                <w:i w:val="false"/>
-                <w:b w:val="false"/>
-                <w:u w:val="none"/>
-                <w:strike w:val="false"/>
-                <w:sz w:val="20"/>
-                <w:szCs w:val="20"/>
-                <w:color w:val="000000"/>
-              </w:rPr>
-              <w:t xml:space="preserve">SAS</w:t>
-            </w:r>
-          </w:p>
-        </w:tc>
-        <w:tc>
-          <w:tcPr>
-            <w:tcBorders>
-              <w:bottom w:val="none" w:sz="0" w:space="0" w:color="000000"/>
-              <w:top w:val="single" w:sz="8" w:space="0" w:color="000000"/>
-              <w:left w:val="none" w:sz="0" w:space="0" w:color="000000"/>
-              <w:right w:val="none" w:sz="0" w:space="0" w:color="000000"/>
-            </w:tcBorders>
-            <w:shd w:val="clear" w:color="auto" w:fill="FFFFFF"/>
-            <w:tcMar>
-              <w:top w:w="0" w:type="dxa"/>
-              <w:bottom w:w="0" w:type="dxa"/>
-              <w:left w:w="0" w:type="dxa"/>
-              <w:right w:w="0" w:type="dxa"/>
-            </w:tcMar>
-            <w:vAlign w:val="center"/>
-          </w:tcPr>
-          <w:p>
-            <w:pPr>
-              <w:jc w:val="left"/>
-              <w:pBdr>
-                <w:bottom w:val="none" w:sz="0" w:space="0" w:color="000000"/>
-                <w:top w:val="none" w:sz="0" w:space="0" w:color="000000"/>
-                <w:left w:val="none" w:sz="0" w:space="0" w:color="000000"/>
-                <w:right w:val="none" w:sz="0" w:space="0" w:color="000000"/>
-              </w:pBdr>
-              <w:spacing w:after="100" w:before="100" w:line="240"/>
-              <w:ind w:left="100" w:right="100" w:firstLine="0" w:firstLineChars="0"/>
-              <w:rPr>
-                <w:rFonts w:ascii="Arial" w:hAnsi="Arial" w:eastAsia="Arial" w:cs="Arial"/>
-                <w:i w:val="false"/>
-                <w:b w:val="false"/>
-                <w:u w:val="none"/>
-                <w:strike w:val="false"/>
-                <w:sz w:val="20"/>
-                <w:szCs w:val="20"/>
-                <w:color w:val="000000"/>
-              </w:rPr>
-            </w:pPr>
-            <w:r xmlns:w="http://schemas.openxmlformats.org/wordprocessingml/2006/main" xmlns:wp="http://schemas.openxmlformats.org/drawingml/2006/wordprocessingDrawing" xmlns:r="http://schemas.openxmlformats.org/officeDocument/2006/relationships" xmlns:w14="http://schemas.microsoft.com/office/word/2010/wordml">
-              <w:rPr>
-                <w:rFonts w:ascii="Arial" w:hAnsi="Arial" w:eastAsia="Arial" w:cs="Arial"/>
-                <w:i w:val="false"/>
-                <w:b w:val="false"/>
-                <w:u w:val="none"/>
-                <w:strike w:val="false"/>
-                <w:sz w:val="20"/>
-                <w:szCs w:val="20"/>
-                <w:color w:val="000000"/>
-              </w:rPr>
-              <w:t xml:space="preserve">9.4 (M8)</w:t>
-            </w:r>
-          </w:p>
-        </w:tc>
-      </w:tr>
-      <w:tr>
-        <w:trPr>
-          <w:trHeight w:val="562" w:hRule="auto"/>
-        </w:trPr>
-        body 2
-        <w:tc>
-          <w:tcPr>
-            <w:tcBorders>
-              <w:bottom w:val="none" w:sz="0" w:space="0" w:color="000000"/>
-              <w:top w:val="none" w:sz="0" w:space="0" w:color="000000"/>
-              <w:left w:val="none" w:sz="0" w:space="0" w:color="000000"/>
-              <w:right w:val="none" w:sz="0" w:space="0" w:color="000000"/>
-            </w:tcBorders>
-            <w:shd w:val="clear" w:color="auto" w:fill="FFFFFF"/>
-            <w:tcMar>
-              <w:top w:w="0" w:type="dxa"/>
-              <w:bottom w:w="0" w:type="dxa"/>
-              <w:left w:w="0" w:type="dxa"/>
-              <w:right w:w="0" w:type="dxa"/>
-            </w:tcMar>
-            <w:vAlign w:val="center"/>
-          </w:tcPr>
-          <w:p>
-            <w:pPr>
-              <w:jc w:val="left"/>
-              <w:pBdr>
-                <w:bottom w:val="none" w:sz="0" w:space="0" w:color="000000"/>
-                <w:top w:val="none" w:sz="0" w:space="0" w:color="000000"/>
-                <w:left w:val="none" w:sz="0" w:space="0" w:color="000000"/>
-                <w:right w:val="none" w:sz="0" w:space="0" w:color="000000"/>
-              </w:pBdr>
-              <w:spacing w:after="100" w:before="100" w:line="240"/>
-              <w:ind w:left="100" w:right="100" w:firstLine="0" w:firstLineChars="0"/>
-              <w:rPr>
-                <w:rFonts w:ascii="Arial" w:hAnsi="Arial" w:eastAsia="Arial" w:cs="Arial"/>
-                <w:i w:val="false"/>
-                <w:b w:val="false"/>
-                <w:u w:val="none"/>
-                <w:strike w:val="false"/>
-                <w:sz w:val="20"/>
-                <w:szCs w:val="20"/>
-                <w:color w:val="000000"/>
-              </w:rPr>
-            </w:pPr>
-            <w:r xmlns:w="http://schemas.openxmlformats.org/wordprocessingml/2006/main" xmlns:wp="http://schemas.openxmlformats.org/drawingml/2006/wordprocessingDrawing" xmlns:r="http://schemas.openxmlformats.org/officeDocument/2006/relationships" xmlns:w14="http://schemas.microsoft.com/office/word/2010/wordml">
-              <w:rPr>
-                <w:rFonts w:ascii="Arial" w:hAnsi="Arial" w:eastAsia="Arial" w:cs="Arial"/>
-                <w:i w:val="false"/>
-                <w:b w:val="false"/>
-                <w:u w:val="none"/>
-                <w:strike w:val="false"/>
-                <w:sz w:val="20"/>
-                <w:szCs w:val="20"/>
-                <w:color w:val="000000"/>
-              </w:rPr>
-              <w:t xml:space="preserve">Stata</w:t>
-            </w:r>
-          </w:p>
-        </w:tc>
-        <w:tc>
-          <w:tcPr>
-            <w:tcBorders>
-              <w:bottom w:val="none" w:sz="0" w:space="0" w:color="000000"/>
-              <w:top w:val="none" w:sz="0" w:space="0" w:color="000000"/>
-              <w:left w:val="none" w:sz="0" w:space="0" w:color="000000"/>
-              <w:right w:val="none" w:sz="0" w:space="0" w:color="000000"/>
-            </w:tcBorders>
-            <w:shd w:val="clear" w:color="auto" w:fill="FFFFFF"/>
-            <w:tcMar>
-              <w:top w:w="0" w:type="dxa"/>
-              <w:bottom w:w="0" w:type="dxa"/>
-              <w:left w:w="0" w:type="dxa"/>
-              <w:right w:w="0" w:type="dxa"/>
-            </w:tcMar>
-            <w:vAlign w:val="center"/>
-          </w:tcPr>
-          <w:p>
-            <w:pPr>
-              <w:jc w:val="left"/>
-              <w:pBdr>
-                <w:bottom w:val="none" w:sz="0" w:space="0" w:color="000000"/>
-                <w:top w:val="none" w:sz="0" w:space="0" w:color="000000"/>
-                <w:left w:val="none" w:sz="0" w:space="0" w:color="000000"/>
-                <w:right w:val="none" w:sz="0" w:space="0" w:color="000000"/>
-              </w:pBdr>
-              <w:spacing w:after="100" w:before="100" w:line="240"/>
-              <w:ind w:left="100" w:right="100" w:firstLine="0" w:firstLineChars="0"/>
-              <w:rPr>
-                <w:rFonts w:ascii="Arial" w:hAnsi="Arial" w:eastAsia="Arial" w:cs="Arial"/>
-                <w:i w:val="false"/>
-                <w:b w:val="false"/>
-                <w:u w:val="none"/>
-                <w:strike w:val="false"/>
-                <w:sz w:val="20"/>
-                <w:szCs w:val="20"/>
-                <w:color w:val="000000"/>
-              </w:rPr>
-            </w:pPr>
-            <w:r xmlns:w="http://schemas.openxmlformats.org/wordprocessingml/2006/main" xmlns:wp="http://schemas.openxmlformats.org/drawingml/2006/wordprocessingDrawing" xmlns:r="http://schemas.openxmlformats.org/officeDocument/2006/relationships" xmlns:w14="http://schemas.microsoft.com/office/word/2010/wordml">
-              <w:rPr>
-                <w:rFonts w:ascii="Arial" w:hAnsi="Arial" w:eastAsia="Arial" w:cs="Arial"/>
-                <w:i w:val="false"/>
-                <w:b w:val="false"/>
-                <w:u w:val="none"/>
-                <w:strike w:val="false"/>
-                <w:sz w:val="20"/>
-                <w:szCs w:val="20"/>
-                <w:color w:val="000000"/>
-              </w:rPr>
-              <w:t xml:space="preserve">19 MP</w:t>
-            </w:r>
-          </w:p>
-        </w:tc>
-      </w:tr>
-      <w:tr>
-        <w:trPr>
-          <w:trHeight w:val="559" w:hRule="auto"/>
-        </w:trPr>
-        body 3
-        <w:tc>
-          <w:tcPr>
-            <w:tcBorders>
-              <w:bottom w:val="none" w:sz="0" w:space="0" w:color="000000"/>
-              <w:top w:val="none" w:sz="0" w:space="0" w:color="000000"/>
-              <w:left w:val="none" w:sz="0" w:space="0" w:color="000000"/>
-              <w:right w:val="none" w:sz="0" w:space="0" w:color="000000"/>
-            </w:tcBorders>
-            <w:shd w:val="clear" w:color="auto" w:fill="FFFFFF"/>
-            <w:tcMar>
-              <w:top w:w="0" w:type="dxa"/>
-              <w:bottom w:w="0" w:type="dxa"/>
-              <w:left w:w="0" w:type="dxa"/>
-              <w:right w:w="0" w:type="dxa"/>
-            </w:tcMar>
-            <w:vAlign w:val="center"/>
-          </w:tcPr>
-          <w:p>
-            <w:pPr>
-              <w:jc w:val="left"/>
-              <w:pBdr>
-                <w:bottom w:val="none" w:sz="0" w:space="0" w:color="000000"/>
-                <w:top w:val="none" w:sz="0" w:space="0" w:color="000000"/>
-                <w:left w:val="none" w:sz="0" w:space="0" w:color="000000"/>
-                <w:right w:val="none" w:sz="0" w:space="0" w:color="000000"/>
-              </w:pBdr>
-              <w:spacing w:after="100" w:before="100" w:line="240"/>
-              <w:ind w:left="100" w:right="100" w:firstLine="0" w:firstLineChars="0"/>
-              <w:rPr>
-                <w:rFonts w:ascii="Arial" w:hAnsi="Arial" w:eastAsia="Arial" w:cs="Arial"/>
-                <w:i w:val="false"/>
-                <w:b w:val="false"/>
-                <w:u w:val="none"/>
-                <w:strike w:val="false"/>
-                <w:sz w:val="20"/>
-                <w:szCs w:val="20"/>
-                <w:color w:val="000000"/>
-              </w:rPr>
-            </w:pPr>
-            <w:r xmlns:w="http://schemas.openxmlformats.org/wordprocessingml/2006/main" xmlns:wp="http://schemas.openxmlformats.org/drawingml/2006/wordprocessingDrawing" xmlns:r="http://schemas.openxmlformats.org/officeDocument/2006/relationships" xmlns:w14="http://schemas.microsoft.com/office/word/2010/wordml">
-              <w:rPr>
-                <w:rFonts w:ascii="Arial" w:hAnsi="Arial" w:eastAsia="Arial" w:cs="Arial"/>
-                <w:i w:val="false"/>
-                <w:b w:val="false"/>
-                <w:u w:val="none"/>
-                <w:strike w:val="false"/>
-                <w:sz w:val="20"/>
-                <w:szCs w:val="20"/>
-                <w:color w:val="000000"/>
-              </w:rPr>
-              <w:t xml:space="preserve">R</w:t>
-            </w:r>
-          </w:p>
-        </w:tc>
-        <w:tc>
-          <w:tcPr>
-            <w:tcBorders>
-              <w:bottom w:val="none" w:sz="0" w:space="0" w:color="000000"/>
-              <w:top w:val="none" w:sz="0" w:space="0" w:color="000000"/>
-              <w:left w:val="none" w:sz="0" w:space="0" w:color="000000"/>
-              <w:right w:val="none" w:sz="0" w:space="0" w:color="000000"/>
-            </w:tcBorders>
-            <w:shd w:val="clear" w:color="auto" w:fill="FFFFFF"/>
-            <w:tcMar>
-              <w:top w:w="0" w:type="dxa"/>
-              <w:bottom w:w="0" w:type="dxa"/>
-              <w:left w:w="0" w:type="dxa"/>
-              <w:right w:w="0" w:type="dxa"/>
-            </w:tcMar>
-            <w:vAlign w:val="center"/>
-          </w:tcPr>
-          <w:p>
-            <w:pPr>
-              <w:jc w:val="left"/>
-              <w:pBdr>
-                <w:bottom w:val="none" w:sz="0" w:space="0" w:color="000000"/>
-                <w:top w:val="none" w:sz="0" w:space="0" w:color="000000"/>
-                <w:left w:val="none" w:sz="0" w:space="0" w:color="000000"/>
-                <w:right w:val="none" w:sz="0" w:space="0" w:color="000000"/>
-              </w:pBdr>
-              <w:spacing w:after="100" w:before="100" w:line="240"/>
-              <w:ind w:left="100" w:right="100" w:firstLine="0" w:firstLineChars="0"/>
-              <w:rPr>
-                <w:rFonts w:ascii="Arial" w:hAnsi="Arial" w:eastAsia="Arial" w:cs="Arial"/>
-                <w:i w:val="false"/>
-                <w:b w:val="false"/>
-                <w:u w:val="none"/>
-                <w:strike w:val="false"/>
-                <w:sz w:val="20"/>
-                <w:szCs w:val="20"/>
-                <w:color w:val="000000"/>
-              </w:rPr>
-            </w:pPr>
-            <w:r xmlns:w="http://schemas.openxmlformats.org/wordprocessingml/2006/main" xmlns:wp="http://schemas.openxmlformats.org/drawingml/2006/wordprocessingDrawing" xmlns:r="http://schemas.openxmlformats.org/officeDocument/2006/relationships" xmlns:w14="http://schemas.microsoft.com/office/word/2010/wordml">
-              <w:rPr>
-                <w:rFonts w:ascii="Arial" w:hAnsi="Arial" w:eastAsia="Arial" w:cs="Arial"/>
-                <w:i w:val="false"/>
-                <w:b w:val="false"/>
-                <w:u w:val="none"/>
-                <w:strike w:val="false"/>
-                <w:sz w:val="20"/>
-                <w:szCs w:val="20"/>
-                <w:color w:val="000000"/>
-              </w:rPr>
-              <w:t xml:space="preserve">4.5</w:t>
-            </w:r>
-          </w:p>
-        </w:tc>
-      </w:tr>
-      <w:tr>
-        <w:trPr>
-          <w:trHeight w:val="595" w:hRule="auto"/>
-        </w:trPr>
-        body 4
-        <w:tc>
-          <w:tcPr>
-            <w:tcBorders>
-              <w:bottom w:val="none" w:sz="0" w:space="0" w:color="000000"/>
-              <w:top w:val="none" w:sz="0" w:space="0" w:color="000000"/>
-              <w:left w:val="none" w:sz="0" w:space="0" w:color="000000"/>
-              <w:right w:val="none" w:sz="0" w:space="0" w:color="000000"/>
-            </w:tcBorders>
-            <w:shd w:val="clear" w:color="auto" w:fill="FFFFFF"/>
-            <w:tcMar>
-              <w:top w:w="0" w:type="dxa"/>
-              <w:bottom w:w="0" w:type="dxa"/>
-              <w:left w:w="0" w:type="dxa"/>
-              <w:right w:w="0" w:type="dxa"/>
-            </w:tcMar>
-            <w:vAlign w:val="center"/>
-          </w:tcPr>
-          <w:p>
-            <w:pPr>
-              <w:jc w:val="left"/>
-              <w:pBdr>
-                <w:bottom w:val="none" w:sz="0" w:space="0" w:color="000000"/>
-                <w:top w:val="none" w:sz="0" w:space="0" w:color="000000"/>
-                <w:left w:val="none" w:sz="0" w:space="0" w:color="000000"/>
-                <w:right w:val="none" w:sz="0" w:space="0" w:color="000000"/>
-              </w:pBdr>
-              <w:spacing w:after="100" w:before="100" w:line="240"/>
-              <w:ind w:left="100" w:right="100" w:firstLine="0" w:firstLineChars="0"/>
-              <w:rPr>
-                <w:rFonts w:ascii="Arial" w:hAnsi="Arial" w:eastAsia="Arial" w:cs="Arial"/>
-                <w:i w:val="false"/>
-                <w:b w:val="false"/>
-                <w:u w:val="none"/>
-                <w:strike w:val="false"/>
-                <w:sz w:val="20"/>
-                <w:szCs w:val="20"/>
-                <w:color w:val="000000"/>
-              </w:rPr>
-            </w:pPr>
-            <w:r xmlns:w="http://schemas.openxmlformats.org/wordprocessingml/2006/main" xmlns:wp="http://schemas.openxmlformats.org/drawingml/2006/wordprocessingDrawing" xmlns:r="http://schemas.openxmlformats.org/officeDocument/2006/relationships" xmlns:w14="http://schemas.microsoft.com/office/word/2010/wordml">
-              <w:rPr>
-                <w:rFonts w:ascii="Arial" w:hAnsi="Arial" w:eastAsia="Arial" w:cs="Arial"/>
-                <w:i w:val="false"/>
-                <w:b w:val="false"/>
-                <w:u w:val="none"/>
-                <w:strike w:val="false"/>
-                <w:sz w:val="20"/>
-                <w:szCs w:val="20"/>
-                <w:color w:val="000000"/>
-              </w:rPr>
-              <w:t xml:space="preserve">{data.table}</w:t>
-            </w:r>
-          </w:p>
-        </w:tc>
-        <w:tc>
-          <w:tcPr>
-            <w:tcBorders>
-              <w:bottom w:val="none" w:sz="0" w:space="0" w:color="000000"/>
-              <w:top w:val="none" w:sz="0" w:space="0" w:color="000000"/>
-              <w:left w:val="none" w:sz="0" w:space="0" w:color="000000"/>
-              <w:right w:val="none" w:sz="0" w:space="0" w:color="000000"/>
-            </w:tcBorders>
-            <w:shd w:val="clear" w:color="auto" w:fill="FFFFFF"/>
-            <w:tcMar>
-              <w:top w:w="0" w:type="dxa"/>
-              <w:bottom w:w="0" w:type="dxa"/>
-              <w:left w:w="0" w:type="dxa"/>
-              <w:right w:w="0" w:type="dxa"/>
-            </w:tcMar>
-            <w:vAlign w:val="center"/>
-          </w:tcPr>
-          <w:p>
-            <w:pPr>
-              <w:jc w:val="left"/>
-              <w:pBdr>
-                <w:bottom w:val="none" w:sz="0" w:space="0" w:color="000000"/>
-                <w:top w:val="none" w:sz="0" w:space="0" w:color="000000"/>
-                <w:left w:val="none" w:sz="0" w:space="0" w:color="000000"/>
-                <w:right w:val="none" w:sz="0" w:space="0" w:color="000000"/>
-              </w:pBdr>
-              <w:spacing w:after="100" w:before="100" w:line="240"/>
-              <w:ind w:left="100" w:right="100" w:firstLine="0" w:firstLineChars="0"/>
-              <w:rPr>
-                <w:rFonts w:ascii="Arial" w:hAnsi="Arial" w:eastAsia="Arial" w:cs="Arial"/>
-                <w:i w:val="false"/>
-                <w:b w:val="false"/>
-                <w:u w:val="none"/>
-                <w:strike w:val="false"/>
-                <w:sz w:val="20"/>
-                <w:szCs w:val="20"/>
-                <w:color w:val="000000"/>
-              </w:rPr>
-            </w:pPr>
-            <w:r xmlns:w="http://schemas.openxmlformats.org/wordprocessingml/2006/main" xmlns:wp="http://schemas.openxmlformats.org/drawingml/2006/wordprocessingDrawing" xmlns:r="http://schemas.openxmlformats.org/officeDocument/2006/relationships" xmlns:w14="http://schemas.microsoft.com/office/word/2010/wordml">
-              <w:rPr>
-                <w:rFonts w:ascii="Arial" w:hAnsi="Arial" w:eastAsia="Arial" w:cs="Arial"/>
-                <w:i w:val="false"/>
-                <w:b w:val="false"/>
-                <w:u w:val="none"/>
-                <w:strike w:val="false"/>
-                <w:sz w:val="20"/>
-                <w:szCs w:val="20"/>
-                <w:color w:val="000000"/>
-              </w:rPr>
-              <w:t xml:space="preserve">1.17.8</w:t>
-            </w:r>
-          </w:p>
-        </w:tc>
-      </w:tr>
-      <w:tr>
-        <w:trPr>
-          <w:trHeight w:val="595" w:hRule="auto"/>
-        </w:trPr>
-        body 5
-        <w:tc>
-          <w:tcPr>
-            <w:tcBorders>
-              <w:bottom w:val="none" w:sz="0" w:space="0" w:color="000000"/>
-              <w:top w:val="none" w:sz="0" w:space="0" w:color="000000"/>
-              <w:left w:val="none" w:sz="0" w:space="0" w:color="000000"/>
-              <w:right w:val="none" w:sz="0" w:space="0" w:color="000000"/>
-            </w:tcBorders>
-            <w:shd w:val="clear" w:color="auto" w:fill="FFFFFF"/>
-            <w:tcMar>
-              <w:top w:w="0" w:type="dxa"/>
-              <w:bottom w:w="0" w:type="dxa"/>
-              <w:left w:w="0" w:type="dxa"/>
-              <w:right w:w="0" w:type="dxa"/>
-            </w:tcMar>
-            <w:vAlign w:val="center"/>
-          </w:tcPr>
-          <w:p>
-            <w:pPr>
-              <w:jc w:val="left"/>
-              <w:pBdr>
-                <w:bottom w:val="none" w:sz="0" w:space="0" w:color="000000"/>
-                <w:top w:val="none" w:sz="0" w:space="0" w:color="000000"/>
-                <w:left w:val="none" w:sz="0" w:space="0" w:color="000000"/>
-                <w:right w:val="none" w:sz="0" w:space="0" w:color="000000"/>
-              </w:pBdr>
-              <w:spacing w:after="100" w:before="100" w:line="240"/>
-              <w:ind w:left="100" w:right="100" w:firstLine="0" w:firstLineChars="0"/>
-              <w:rPr>
-                <w:rFonts w:ascii="Arial" w:hAnsi="Arial" w:eastAsia="Arial" w:cs="Arial"/>
-                <w:i w:val="false"/>
-                <w:b w:val="false"/>
-                <w:u w:val="none"/>
-                <w:strike w:val="false"/>
-                <w:sz w:val="20"/>
-                <w:szCs w:val="20"/>
-                <w:color w:val="000000"/>
-              </w:rPr>
-            </w:pPr>
-            <w:r xmlns:w="http://schemas.openxmlformats.org/wordprocessingml/2006/main" xmlns:wp="http://schemas.openxmlformats.org/drawingml/2006/wordprocessingDrawing" xmlns:r="http://schemas.openxmlformats.org/officeDocument/2006/relationships" xmlns:w14="http://schemas.microsoft.com/office/word/2010/wordml">
-              <w:rPr>
-                <w:rFonts w:ascii="Arial" w:hAnsi="Arial" w:eastAsia="Arial" w:cs="Arial"/>
-                <w:i w:val="false"/>
-                <w:b w:val="false"/>
-                <w:u w:val="none"/>
-                <w:strike w:val="false"/>
-                <w:sz w:val="20"/>
-                <w:szCs w:val="20"/>
-                <w:color w:val="000000"/>
-              </w:rPr>
-              <w:t xml:space="preserve">{readr}</w:t>
-            </w:r>
-          </w:p>
-        </w:tc>
-        <w:tc>
-          <w:tcPr>
-            <w:tcBorders>
-              <w:bottom w:val="none" w:sz="0" w:space="0" w:color="000000"/>
-              <w:top w:val="none" w:sz="0" w:space="0" w:color="000000"/>
-              <w:left w:val="none" w:sz="0" w:space="0" w:color="000000"/>
-              <w:right w:val="none" w:sz="0" w:space="0" w:color="000000"/>
-            </w:tcBorders>
-            <w:shd w:val="clear" w:color="auto" w:fill="FFFFFF"/>
-            <w:tcMar>
-              <w:top w:w="0" w:type="dxa"/>
-              <w:bottom w:w="0" w:type="dxa"/>
-              <w:left w:w="0" w:type="dxa"/>
-              <w:right w:w="0" w:type="dxa"/>
-            </w:tcMar>
-            <w:vAlign w:val="center"/>
-          </w:tcPr>
-          <w:p>
-            <w:pPr>
-              <w:jc w:val="left"/>
-              <w:pBdr>
-                <w:bottom w:val="none" w:sz="0" w:space="0" w:color="000000"/>
-                <w:top w:val="none" w:sz="0" w:space="0" w:color="000000"/>
-                <w:left w:val="none" w:sz="0" w:space="0" w:color="000000"/>
-                <w:right w:val="none" w:sz="0" w:space="0" w:color="000000"/>
-              </w:pBdr>
-              <w:spacing w:after="100" w:before="100" w:line="240"/>
-              <w:ind w:left="100" w:right="100" w:firstLine="0" w:firstLineChars="0"/>
-              <w:rPr>
-                <w:rFonts w:ascii="Arial" w:hAnsi="Arial" w:eastAsia="Arial" w:cs="Arial"/>
-                <w:i w:val="false"/>
-                <w:b w:val="false"/>
-                <w:u w:val="none"/>
-                <w:strike w:val="false"/>
-                <w:sz w:val="20"/>
-                <w:szCs w:val="20"/>
-                <w:color w:val="000000"/>
-              </w:rPr>
-            </w:pPr>
-            <w:r xmlns:w="http://schemas.openxmlformats.org/wordprocessingml/2006/main" xmlns:wp="http://schemas.openxmlformats.org/drawingml/2006/wordprocessingDrawing" xmlns:r="http://schemas.openxmlformats.org/officeDocument/2006/relationships" xmlns:w14="http://schemas.microsoft.com/office/word/2010/wordml">
-              <w:rPr>
-                <w:rFonts w:ascii="Arial" w:hAnsi="Arial" w:eastAsia="Arial" w:cs="Arial"/>
-                <w:i w:val="false"/>
-                <w:b w:val="false"/>
-                <w:u w:val="none"/>
-                <w:strike w:val="false"/>
-                <w:sz w:val="20"/>
-                <w:szCs w:val="20"/>
-                <w:color w:val="000000"/>
-              </w:rPr>
-              <w:t xml:space="preserve">tba</w:t>
-            </w:r>
-          </w:p>
-        </w:tc>
-      </w:tr>
-      <w:tr>
-        <w:trPr>
-          <w:trHeight w:val="604" w:hRule="auto"/>
-        </w:trPr>
-        body 6
-        <w:tc>
-          <w:tcPr>
-            <w:tcBorders>
-              <w:bottom w:val="none" w:sz="0" w:space="0" w:color="000000"/>
-              <w:top w:val="none" w:sz="0" w:space="0" w:color="000000"/>
-              <w:left w:val="none" w:sz="0" w:space="0" w:color="000000"/>
-              <w:right w:val="none" w:sz="0" w:space="0" w:color="000000"/>
-            </w:tcBorders>
-            <w:shd w:val="clear" w:color="auto" w:fill="FFFFFF"/>
-            <w:tcMar>
-              <w:top w:w="0" w:type="dxa"/>
-              <w:bottom w:w="0" w:type="dxa"/>
-              <w:left w:w="0" w:type="dxa"/>
-              <w:right w:w="0" w:type="dxa"/>
-            </w:tcMar>
-            <w:vAlign w:val="center"/>
-          </w:tcPr>
-          <w:p>
-            <w:pPr>
-              <w:jc w:val="left"/>
-              <w:pBdr>
-                <w:bottom w:val="none" w:sz="0" w:space="0" w:color="000000"/>
-                <w:top w:val="none" w:sz="0" w:space="0" w:color="000000"/>
-                <w:left w:val="none" w:sz="0" w:space="0" w:color="000000"/>
-                <w:right w:val="none" w:sz="0" w:space="0" w:color="000000"/>
-              </w:pBdr>
-              <w:spacing w:after="100" w:before="100" w:line="240"/>
-              <w:ind w:left="100" w:right="100" w:firstLine="0" w:firstLineChars="0"/>
-              <w:rPr>
-                <w:rFonts w:ascii="Arial" w:hAnsi="Arial" w:eastAsia="Arial" w:cs="Arial"/>
-                <w:i w:val="false"/>
-                <w:b w:val="false"/>
-                <w:u w:val="none"/>
-                <w:strike w:val="false"/>
-                <w:sz w:val="20"/>
-                <w:szCs w:val="20"/>
-                <w:color w:val="000000"/>
-              </w:rPr>
-            </w:pPr>
-            <w:r xmlns:w="http://schemas.openxmlformats.org/wordprocessingml/2006/main" xmlns:wp="http://schemas.openxmlformats.org/drawingml/2006/wordprocessingDrawing" xmlns:r="http://schemas.openxmlformats.org/officeDocument/2006/relationships" xmlns:w14="http://schemas.microsoft.com/office/word/2010/wordml">
-              <w:rPr>
-                <w:rFonts w:ascii="Arial" w:hAnsi="Arial" w:eastAsia="Arial" w:cs="Arial"/>
-                <w:i w:val="false"/>
-                <w:b w:val="false"/>
-                <w:u w:val="none"/>
-                <w:strike w:val="false"/>
-                <w:sz w:val="20"/>
-                <w:szCs w:val="20"/>
-                <w:color w:val="000000"/>
-              </w:rPr>
-              <w:t xml:space="preserve">{dplyr}</w:t>
-            </w:r>
-          </w:p>
-        </w:tc>
-        <w:tc>
-          <w:tcPr>
-            <w:tcBorders>
-              <w:bottom w:val="none" w:sz="0" w:space="0" w:color="000000"/>
-              <w:top w:val="none" w:sz="0" w:space="0" w:color="000000"/>
-              <w:left w:val="none" w:sz="0" w:space="0" w:color="000000"/>
-              <w:right w:val="none" w:sz="0" w:space="0" w:color="000000"/>
-            </w:tcBorders>
-            <w:shd w:val="clear" w:color="auto" w:fill="FFFFFF"/>
-            <w:tcMar>
-              <w:top w:w="0" w:type="dxa"/>
-              <w:bottom w:w="0" w:type="dxa"/>
-              <w:left w:w="0" w:type="dxa"/>
-              <w:right w:w="0" w:type="dxa"/>
-            </w:tcMar>
-            <w:vAlign w:val="center"/>
-          </w:tcPr>
-          <w:p>
-            <w:pPr>
-              <w:jc w:val="left"/>
-              <w:pBdr>
-                <w:bottom w:val="none" w:sz="0" w:space="0" w:color="000000"/>
-                <w:top w:val="none" w:sz="0" w:space="0" w:color="000000"/>
-                <w:left w:val="none" w:sz="0" w:space="0" w:color="000000"/>
-                <w:right w:val="none" w:sz="0" w:space="0" w:color="000000"/>
-              </w:pBdr>
-              <w:spacing w:after="100" w:before="100" w:line="240"/>
-              <w:ind w:left="100" w:right="100" w:firstLine="0" w:firstLineChars="0"/>
-              <w:rPr>
-                <w:rFonts w:ascii="Arial" w:hAnsi="Arial" w:eastAsia="Arial" w:cs="Arial"/>
-                <w:i w:val="false"/>
-                <w:b w:val="false"/>
-                <w:u w:val="none"/>
-                <w:strike w:val="false"/>
-                <w:sz w:val="20"/>
-                <w:szCs w:val="20"/>
-                <w:color w:val="000000"/>
-              </w:rPr>
-            </w:pPr>
-            <w:r xmlns:w="http://schemas.openxmlformats.org/wordprocessingml/2006/main" xmlns:wp="http://schemas.openxmlformats.org/drawingml/2006/wordprocessingDrawing" xmlns:r="http://schemas.openxmlformats.org/officeDocument/2006/relationships" xmlns:w14="http://schemas.microsoft.com/office/word/2010/wordml">
-              <w:rPr>
-                <w:rFonts w:ascii="Arial" w:hAnsi="Arial" w:eastAsia="Arial" w:cs="Arial"/>
-                <w:i w:val="false"/>
-                <w:b w:val="false"/>
-                <w:u w:val="none"/>
-                <w:strike w:val="false"/>
-                <w:sz w:val="20"/>
-                <w:szCs w:val="20"/>
-                <w:color w:val="000000"/>
-              </w:rPr>
-              <w:t xml:space="preserve">tba</w:t>
-            </w:r>
-          </w:p>
-        </w:tc>
-      </w:tr>
-      <w:tr>
-        <w:trPr>
-          <w:trHeight w:val="595" w:hRule="auto"/>
-        </w:trPr>
-        body 7
-        <w:tc>
-          <w:tcPr>
-            <w:tcBorders>
-              <w:bottom w:val="none" w:sz="0" w:space="0" w:color="000000"/>
-              <w:top w:val="none" w:sz="0" w:space="0" w:color="000000"/>
-              <w:left w:val="none" w:sz="0" w:space="0" w:color="000000"/>
-              <w:right w:val="none" w:sz="0" w:space="0" w:color="000000"/>
-            </w:tcBorders>
-            <w:shd w:val="clear" w:color="auto" w:fill="FFFFFF"/>
-            <w:tcMar>
-              <w:top w:w="0" w:type="dxa"/>
-              <w:bottom w:w="0" w:type="dxa"/>
-              <w:left w:w="0" w:type="dxa"/>
-              <w:right w:w="0" w:type="dxa"/>
-            </w:tcMar>
-            <w:vAlign w:val="center"/>
-          </w:tcPr>
-          <w:p>
-            <w:pPr>
-              <w:jc w:val="left"/>
-              <w:pBdr>
-                <w:bottom w:val="none" w:sz="0" w:space="0" w:color="000000"/>
-                <w:top w:val="none" w:sz="0" w:space="0" w:color="000000"/>
-                <w:left w:val="none" w:sz="0" w:space="0" w:color="000000"/>
-                <w:right w:val="none" w:sz="0" w:space="0" w:color="000000"/>
-              </w:pBdr>
-              <w:spacing w:after="100" w:before="100" w:line="240"/>
-              <w:ind w:left="100" w:right="100" w:firstLine="0" w:firstLineChars="0"/>
-              <w:rPr>
-                <w:rFonts w:ascii="Arial" w:hAnsi="Arial" w:eastAsia="Arial" w:cs="Arial"/>
-                <w:i w:val="false"/>
-                <w:b w:val="false"/>
-                <w:u w:val="none"/>
-                <w:strike w:val="false"/>
-                <w:sz w:val="20"/>
-                <w:szCs w:val="20"/>
-                <w:color w:val="000000"/>
-              </w:rPr>
-            </w:pPr>
-            <w:r xmlns:w="http://schemas.openxmlformats.org/wordprocessingml/2006/main" xmlns:wp="http://schemas.openxmlformats.org/drawingml/2006/wordprocessingDrawing" xmlns:r="http://schemas.openxmlformats.org/officeDocument/2006/relationships" xmlns:w14="http://schemas.microsoft.com/office/word/2010/wordml">
-              <w:rPr>
-                <w:rFonts w:ascii="Arial" w:hAnsi="Arial" w:eastAsia="Arial" w:cs="Arial"/>
-                <w:i w:val="false"/>
-                <w:b w:val="false"/>
-                <w:u w:val="none"/>
-                <w:strike w:val="false"/>
-                <w:sz w:val="20"/>
-                <w:szCs w:val="20"/>
-                <w:color w:val="000000"/>
-              </w:rPr>
-              <w:t xml:space="preserve">{vroom}</w:t>
-            </w:r>
-          </w:p>
-        </w:tc>
-        <w:tc>
-          <w:tcPr>
-            <w:tcBorders>
-              <w:bottom w:val="none" w:sz="0" w:space="0" w:color="000000"/>
-              <w:top w:val="none" w:sz="0" w:space="0" w:color="000000"/>
-              <w:left w:val="none" w:sz="0" w:space="0" w:color="000000"/>
-              <w:right w:val="none" w:sz="0" w:space="0" w:color="000000"/>
-            </w:tcBorders>
-            <w:shd w:val="clear" w:color="auto" w:fill="FFFFFF"/>
-            <w:tcMar>
-              <w:top w:w="0" w:type="dxa"/>
-              <w:bottom w:w="0" w:type="dxa"/>
-              <w:left w:w="0" w:type="dxa"/>
-              <w:right w:w="0" w:type="dxa"/>
-            </w:tcMar>
-            <w:vAlign w:val="center"/>
-          </w:tcPr>
-          <w:p>
-            <w:pPr>
-              <w:jc w:val="left"/>
-              <w:pBdr>
-                <w:bottom w:val="none" w:sz="0" w:space="0" w:color="000000"/>
-                <w:top w:val="none" w:sz="0" w:space="0" w:color="000000"/>
-                <w:left w:val="none" w:sz="0" w:space="0" w:color="000000"/>
-                <w:right w:val="none" w:sz="0" w:space="0" w:color="000000"/>
-              </w:pBdr>
-              <w:spacing w:after="100" w:before="100" w:line="240"/>
-              <w:ind w:left="100" w:right="100" w:firstLine="0" w:firstLineChars="0"/>
-              <w:rPr>
-                <w:rFonts w:ascii="Arial" w:hAnsi="Arial" w:eastAsia="Arial" w:cs="Arial"/>
-                <w:i w:val="false"/>
-                <w:b w:val="false"/>
-                <w:u w:val="none"/>
-                <w:strike w:val="false"/>
-                <w:sz w:val="20"/>
-                <w:szCs w:val="20"/>
-                <w:color w:val="000000"/>
-              </w:rPr>
-            </w:pPr>
-            <w:r xmlns:w="http://schemas.openxmlformats.org/wordprocessingml/2006/main" xmlns:wp="http://schemas.openxmlformats.org/drawingml/2006/wordprocessingDrawing" xmlns:r="http://schemas.openxmlformats.org/officeDocument/2006/relationships" xmlns:w14="http://schemas.microsoft.com/office/word/2010/wordml">
-              <w:rPr>
-                <w:rFonts w:ascii="Arial" w:hAnsi="Arial" w:eastAsia="Arial" w:cs="Arial"/>
-                <w:i w:val="false"/>
-                <w:b w:val="false"/>
-                <w:u w:val="none"/>
-                <w:strike w:val="false"/>
-                <w:sz w:val="20"/>
-                <w:szCs w:val="20"/>
-                <w:color w:val="000000"/>
-              </w:rPr>
-              <w:t xml:space="preserve">tba</w:t>
-            </w:r>
-          </w:p>
-        </w:tc>
-      </w:tr>
-      <w:tr>
-        <w:trPr>
-          <w:trHeight w:val="595" w:hRule="auto"/>
-        </w:trPr>
-        body 8
-        <w:tc>
-          <w:tcPr>
-            <w:tcBorders>
-              <w:bottom w:val="none" w:sz="0" w:space="0" w:color="000000"/>
-              <w:top w:val="none" w:sz="0" w:space="0" w:color="000000"/>
-              <w:left w:val="none" w:sz="0" w:space="0" w:color="000000"/>
-              <w:right w:val="none" w:sz="0" w:space="0" w:color="000000"/>
-            </w:tcBorders>
-            <w:shd w:val="clear" w:color="auto" w:fill="FFFFFF"/>
-            <w:tcMar>
-              <w:top w:w="0" w:type="dxa"/>
-              <w:bottom w:w="0" w:type="dxa"/>
-              <w:left w:w="0" w:type="dxa"/>
-              <w:right w:w="0" w:type="dxa"/>
-            </w:tcMar>
-            <w:vAlign w:val="center"/>
-          </w:tcPr>
-          <w:p>
-            <w:pPr>
-              <w:jc w:val="left"/>
-              <w:pBdr>
-                <w:bottom w:val="none" w:sz="0" w:space="0" w:color="000000"/>
-                <w:top w:val="none" w:sz="0" w:space="0" w:color="000000"/>
-                <w:left w:val="none" w:sz="0" w:space="0" w:color="000000"/>
-                <w:right w:val="none" w:sz="0" w:space="0" w:color="000000"/>
-              </w:pBdr>
-              <w:spacing w:after="100" w:before="100" w:line="240"/>
-              <w:ind w:left="100" w:right="100" w:firstLine="0" w:firstLineChars="0"/>
-              <w:rPr>
-                <w:rFonts w:ascii="Arial" w:hAnsi="Arial" w:eastAsia="Arial" w:cs="Arial"/>
-                <w:i w:val="false"/>
-                <w:b w:val="false"/>
-                <w:u w:val="none"/>
-                <w:strike w:val="false"/>
-                <w:sz w:val="20"/>
-                <w:szCs w:val="20"/>
-                <w:color w:val="000000"/>
-              </w:rPr>
-            </w:pPr>
-            <w:r xmlns:w="http://schemas.openxmlformats.org/wordprocessingml/2006/main" xmlns:wp="http://schemas.openxmlformats.org/drawingml/2006/wordprocessingDrawing" xmlns:r="http://schemas.openxmlformats.org/officeDocument/2006/relationships" xmlns:w14="http://schemas.microsoft.com/office/word/2010/wordml">
-              <w:rPr>
-                <w:rFonts w:ascii="Arial" w:hAnsi="Arial" w:eastAsia="Arial" w:cs="Arial"/>
-                <w:i w:val="false"/>
-                <w:b w:val="false"/>
-                <w:u w:val="none"/>
-                <w:strike w:val="false"/>
-                <w:sz w:val="20"/>
-                <w:szCs w:val="20"/>
-                <w:color w:val="000000"/>
-              </w:rPr>
-              <w:t xml:space="preserve">{arrow}</w:t>
-            </w:r>
-          </w:p>
-        </w:tc>
-        <w:tc>
-          <w:tcPr>
-            <w:tcBorders>
-              <w:bottom w:val="none" w:sz="0" w:space="0" w:color="000000"/>
-              <w:top w:val="none" w:sz="0" w:space="0" w:color="000000"/>
-              <w:left w:val="none" w:sz="0" w:space="0" w:color="000000"/>
-              <w:right w:val="none" w:sz="0" w:space="0" w:color="000000"/>
-            </w:tcBorders>
-            <w:shd w:val="clear" w:color="auto" w:fill="FFFFFF"/>
-            <w:tcMar>
-              <w:top w:w="0" w:type="dxa"/>
-              <w:bottom w:w="0" w:type="dxa"/>
-              <w:left w:w="0" w:type="dxa"/>
-              <w:right w:w="0" w:type="dxa"/>
-            </w:tcMar>
-            <w:vAlign w:val="center"/>
-          </w:tcPr>
-          <w:p>
-            <w:pPr>
-              <w:jc w:val="left"/>
-              <w:pBdr>
-                <w:bottom w:val="none" w:sz="0" w:space="0" w:color="000000"/>
-                <w:top w:val="none" w:sz="0" w:space="0" w:color="000000"/>
-                <w:left w:val="none" w:sz="0" w:space="0" w:color="000000"/>
-                <w:right w:val="none" w:sz="0" w:space="0" w:color="000000"/>
-              </w:pBdr>
-              <w:spacing w:after="100" w:before="100" w:line="240"/>
-              <w:ind w:left="100" w:right="100" w:firstLine="0" w:firstLineChars="0"/>
-              <w:rPr>
-                <w:rFonts w:ascii="Arial" w:hAnsi="Arial" w:eastAsia="Arial" w:cs="Arial"/>
-                <w:i w:val="false"/>
-                <w:b w:val="false"/>
-                <w:u w:val="none"/>
-                <w:strike w:val="false"/>
-                <w:sz w:val="20"/>
-                <w:szCs w:val="20"/>
-                <w:color w:val="000000"/>
-              </w:rPr>
-            </w:pPr>
-            <w:r xmlns:w="http://schemas.openxmlformats.org/wordprocessingml/2006/main" xmlns:wp="http://schemas.openxmlformats.org/drawingml/2006/wordprocessingDrawing" xmlns:r="http://schemas.openxmlformats.org/officeDocument/2006/relationships" xmlns:w14="http://schemas.microsoft.com/office/word/2010/wordml">
-              <w:rPr>
-                <w:rFonts w:ascii="Arial" w:hAnsi="Arial" w:eastAsia="Arial" w:cs="Arial"/>
-                <w:i w:val="false"/>
-                <w:b w:val="false"/>
-                <w:u w:val="none"/>
-                <w:strike w:val="false"/>
-                <w:sz w:val="20"/>
-                <w:szCs w:val="20"/>
-                <w:color w:val="000000"/>
-              </w:rPr>
-              <w:t xml:space="preserve">20.0.0.2</w:t>
-            </w:r>
-          </w:p>
-        </w:tc>
-      </w:tr>
-      <w:tr>
-        <w:trPr>
-          <w:trHeight w:val="595" w:hRule="auto"/>
-        </w:trPr>
-        body 9
-        <w:tc>
-          <w:tcPr>
-            <w:tcBorders>
-              <w:bottom w:val="none" w:sz="0" w:space="0" w:color="000000"/>
-              <w:top w:val="none" w:sz="0" w:space="0" w:color="000000"/>
-              <w:left w:val="none" w:sz="0" w:space="0" w:color="000000"/>
-              <w:right w:val="none" w:sz="0" w:space="0" w:color="000000"/>
-            </w:tcBorders>
-            <w:shd w:val="clear" w:color="auto" w:fill="FFFFFF"/>
-            <w:tcMar>
-              <w:top w:w="0" w:type="dxa"/>
-              <w:bottom w:w="0" w:type="dxa"/>
-              <w:left w:w="0" w:type="dxa"/>
-              <w:right w:w="0" w:type="dxa"/>
-            </w:tcMar>
-            <w:vAlign w:val="center"/>
-          </w:tcPr>
-          <w:p>
-            <w:pPr>
-              <w:jc w:val="left"/>
-              <w:pBdr>
-                <w:bottom w:val="none" w:sz="0" w:space="0" w:color="000000"/>
-                <w:top w:val="none" w:sz="0" w:space="0" w:color="000000"/>
-                <w:left w:val="none" w:sz="0" w:space="0" w:color="000000"/>
-                <w:right w:val="none" w:sz="0" w:space="0" w:color="000000"/>
-              </w:pBdr>
-              <w:spacing w:after="100" w:before="100" w:line="240"/>
-              <w:ind w:left="100" w:right="100" w:firstLine="0" w:firstLineChars="0"/>
-              <w:rPr>
-                <w:rFonts w:ascii="Arial" w:hAnsi="Arial" w:eastAsia="Arial" w:cs="Arial"/>
-                <w:i w:val="false"/>
-                <w:b w:val="false"/>
-                <w:u w:val="none"/>
-                <w:strike w:val="false"/>
-                <w:sz w:val="20"/>
-                <w:szCs w:val="20"/>
-                <w:color w:val="000000"/>
-              </w:rPr>
-            </w:pPr>
-            <w:r xmlns:w="http://schemas.openxmlformats.org/wordprocessingml/2006/main" xmlns:wp="http://schemas.openxmlformats.org/drawingml/2006/wordprocessingDrawing" xmlns:r="http://schemas.openxmlformats.org/officeDocument/2006/relationships" xmlns:w14="http://schemas.microsoft.com/office/word/2010/wordml">
-              <w:rPr>
-                <w:rFonts w:ascii="Arial" w:hAnsi="Arial" w:eastAsia="Arial" w:cs="Arial"/>
-                <w:i w:val="false"/>
-                <w:b w:val="false"/>
-                <w:u w:val="none"/>
-                <w:strike w:val="false"/>
-                <w:sz w:val="20"/>
-                <w:szCs w:val="20"/>
-                <w:color w:val="000000"/>
-              </w:rPr>
-              <w:t xml:space="preserve">{duckdb}</w:t>
-            </w:r>
-          </w:p>
-        </w:tc>
-        <w:tc>
-          <w:tcPr>
-            <w:tcBorders>
-              <w:bottom w:val="none" w:sz="0" w:space="0" w:color="000000"/>
-              <w:top w:val="none" w:sz="0" w:space="0" w:color="000000"/>
-              <w:left w:val="none" w:sz="0" w:space="0" w:color="000000"/>
-              <w:right w:val="none" w:sz="0" w:space="0" w:color="000000"/>
-            </w:tcBorders>
-            <w:shd w:val="clear" w:color="auto" w:fill="FFFFFF"/>
-            <w:tcMar>
-              <w:top w:w="0" w:type="dxa"/>
-              <w:bottom w:w="0" w:type="dxa"/>
-              <w:left w:w="0" w:type="dxa"/>
-              <w:right w:w="0" w:type="dxa"/>
-            </w:tcMar>
-            <w:vAlign w:val="center"/>
-          </w:tcPr>
-          <w:p>
-            <w:pPr>
-              <w:jc w:val="left"/>
-              <w:pBdr>
-                <w:bottom w:val="none" w:sz="0" w:space="0" w:color="000000"/>
-                <w:top w:val="none" w:sz="0" w:space="0" w:color="000000"/>
-                <w:left w:val="none" w:sz="0" w:space="0" w:color="000000"/>
-                <w:right w:val="none" w:sz="0" w:space="0" w:color="000000"/>
-              </w:pBdr>
-              <w:spacing w:after="100" w:before="100" w:line="240"/>
-              <w:ind w:left="100" w:right="100" w:firstLine="0" w:firstLineChars="0"/>
-              <w:rPr>
-                <w:rFonts w:ascii="Arial" w:hAnsi="Arial" w:eastAsia="Arial" w:cs="Arial"/>
-                <w:i w:val="false"/>
-                <w:b w:val="false"/>
-                <w:u w:val="none"/>
-                <w:strike w:val="false"/>
-                <w:sz w:val="20"/>
-                <w:szCs w:val="20"/>
-                <w:color w:val="000000"/>
-              </w:rPr>
-            </w:pPr>
-            <w:r xmlns:w="http://schemas.openxmlformats.org/wordprocessingml/2006/main" xmlns:wp="http://schemas.openxmlformats.org/drawingml/2006/wordprocessingDrawing" xmlns:r="http://schemas.openxmlformats.org/officeDocument/2006/relationships" xmlns:w14="http://schemas.microsoft.com/office/word/2010/wordml">
-              <w:rPr>
-                <w:rFonts w:ascii="Arial" w:hAnsi="Arial" w:eastAsia="Arial" w:cs="Arial"/>
-                <w:i w:val="false"/>
-                <w:b w:val="false"/>
-                <w:u w:val="none"/>
-                <w:strike w:val="false"/>
-                <w:sz w:val="20"/>
-                <w:szCs w:val="20"/>
-                <w:color w:val="000000"/>
-              </w:rPr>
-              <w:t xml:space="preserve">1.3.2</w:t>
-            </w:r>
-          </w:p>
-        </w:tc>
-      </w:tr>
-      <w:tr>
-        <w:trPr>
-          <w:trHeight w:val="604" w:hRule="auto"/>
-        </w:trPr>
-        body10
-        <w:tc>
-          <w:tcPr>
-            <w:tcBorders>
-              <w:bottom w:val="single" w:sz="8" w:space="0" w:color="000000"/>
-              <w:top w:val="none" w:sz="0" w:space="0" w:color="000000"/>
-              <w:left w:val="none" w:sz="0" w:space="0" w:color="000000"/>
-              <w:right w:val="none" w:sz="0" w:space="0" w:color="000000"/>
-            </w:tcBorders>
-            <w:shd w:val="clear" w:color="auto" w:fill="FFFFFF"/>
-            <w:tcMar>
-              <w:top w:w="0" w:type="dxa"/>
-              <w:bottom w:w="0" w:type="dxa"/>
-              <w:left w:w="0" w:type="dxa"/>
-              <w:right w:w="0" w:type="dxa"/>
-            </w:tcMar>
-            <w:vAlign w:val="center"/>
-          </w:tcPr>
-          <w:p>
-            <w:pPr>
-              <w:jc w:val="left"/>
-              <w:pBdr>
-                <w:bottom w:val="none" w:sz="0" w:space="0" w:color="000000"/>
-                <w:top w:val="none" w:sz="0" w:space="0" w:color="000000"/>
-                <w:left w:val="none" w:sz="0" w:space="0" w:color="000000"/>
-                <w:right w:val="none" w:sz="0" w:space="0" w:color="000000"/>
-              </w:pBdr>
-              <w:spacing w:after="100" w:before="100" w:line="240"/>
-              <w:ind w:left="100" w:right="100" w:firstLine="0" w:firstLineChars="0"/>
-              <w:rPr>
-                <w:rFonts w:ascii="Arial" w:hAnsi="Arial" w:eastAsia="Arial" w:cs="Arial"/>
-                <w:i w:val="false"/>
-                <w:b w:val="false"/>
-                <w:u w:val="none"/>
-                <w:strike w:val="false"/>
-                <w:sz w:val="20"/>
-                <w:szCs w:val="20"/>
-                <w:color w:val="000000"/>
-              </w:rPr>
-            </w:pPr>
-            <w:r xmlns:w="http://schemas.openxmlformats.org/wordprocessingml/2006/main" xmlns:wp="http://schemas.openxmlformats.org/drawingml/2006/wordprocessingDrawing" xmlns:r="http://schemas.openxmlformats.org/officeDocument/2006/relationships" xmlns:w14="http://schemas.microsoft.com/office/word/2010/wordml">
-              <w:rPr>
-                <w:rFonts w:ascii="Arial" w:hAnsi="Arial" w:eastAsia="Arial" w:cs="Arial"/>
-                <w:i w:val="false"/>
-                <w:b w:val="false"/>
-                <w:u w:val="none"/>
-                <w:strike w:val="false"/>
-                <w:sz w:val="20"/>
-                <w:szCs w:val="20"/>
-                <w:color w:val="000000"/>
-              </w:rPr>
-              <w:t xml:space="preserve">{polars}</w:t>
-            </w:r>
-          </w:p>
-        </w:tc>
-        <w:tc>
-          <w:tcPr>
-            <w:tcBorders>
-              <w:bottom w:val="single" w:sz="8" w:space="0" w:color="000000"/>
-              <w:top w:val="none" w:sz="0" w:space="0" w:color="000000"/>
-              <w:left w:val="none" w:sz="0" w:space="0" w:color="000000"/>
-              <w:right w:val="none" w:sz="0" w:space="0" w:color="000000"/>
-            </w:tcBorders>
-            <w:shd w:val="clear" w:color="auto" w:fill="FFFFFF"/>
-            <w:tcMar>
-              <w:top w:w="0" w:type="dxa"/>
-              <w:bottom w:w="0" w:type="dxa"/>
-              <w:left w:w="0" w:type="dxa"/>
-              <w:right w:w="0" w:type="dxa"/>
-            </w:tcMar>
-            <w:vAlign w:val="center"/>
-          </w:tcPr>
-          <w:p>
-            <w:pPr>
-              <w:jc w:val="left"/>
-              <w:pBdr>
-                <w:bottom w:val="none" w:sz="0" w:space="0" w:color="000000"/>
-                <w:top w:val="none" w:sz="0" w:space="0" w:color="000000"/>
-                <w:left w:val="none" w:sz="0" w:space="0" w:color="000000"/>
-                <w:right w:val="none" w:sz="0" w:space="0" w:color="000000"/>
-              </w:pBdr>
-              <w:spacing w:after="100" w:before="100" w:line="240"/>
-              <w:ind w:left="100" w:right="100" w:firstLine="0" w:firstLineChars="0"/>
-              <w:rPr>
-                <w:rFonts w:ascii="Arial" w:hAnsi="Arial" w:eastAsia="Arial" w:cs="Arial"/>
-                <w:i w:val="false"/>
-                <w:b w:val="false"/>
-                <w:u w:val="none"/>
-                <w:strike w:val="false"/>
-                <w:sz w:val="20"/>
-                <w:szCs w:val="20"/>
-                <w:color w:val="000000"/>
-              </w:rPr>
-            </w:pPr>
-            <w:r xmlns:w="http://schemas.openxmlformats.org/wordprocessingml/2006/main" xmlns:wp="http://schemas.openxmlformats.org/drawingml/2006/wordprocessingDrawing" xmlns:r="http://schemas.openxmlformats.org/officeDocument/2006/relationships" xmlns:w14="http://schemas.microsoft.com/office/word/2010/wordml">
-              <w:rPr>
-                <w:rFonts w:ascii="Arial" w:hAnsi="Arial" w:eastAsia="Arial" w:cs="Arial"/>
-                <w:i w:val="false"/>
-                <w:b w:val="false"/>
-                <w:u w:val="none"/>
-                <w:strike w:val="false"/>
-                <w:sz w:val="20"/>
-                <w:szCs w:val="20"/>
-                <w:color w:val="000000"/>
-              </w:rPr>
-              <w:t xml:space="preserve">1.0.1</w:t>
-            </w:r>
-          </w:p>
-        </w:tc>
-      </w:tr>
-    </w:tbl>
-    <w:bookmarkEnd w:id="46"/>
-    <w:bookmarkEnd w:id="47"/>
-    <w:bookmarkStart w:id="55" w:name="sec-benchmark"/>
+    <w:bookmarkEnd w:id="43"/>
+    <w:bookmarkEnd w:id="44"/>
+    <w:bookmarkStart w:id="52" w:name="sec-benchmark"/>
     <w:p>
       <w:pPr>
         <w:pStyle w:val="berschrift2"/>
@@ -5631,7 +5459,7 @@
         <w:t xml:space="preserve">RAM nicht aussagekräftig!!!</w:t>
       </w:r>
     </w:p>
-    <w:bookmarkStart w:id="49" w:name="versuchsaufbau"/>
+    <w:bookmarkStart w:id="46" w:name="versuchsaufbau"/>
     <w:p>
       <w:pPr>
         <w:pStyle w:val="berschrift3"/>
@@ -5655,7 +5483,7 @@
           <w:rPr>
             <w:rStyle w:val="Hyperlink"/>
           </w:rPr>
-          <w:t xml:space="preserve">Kapitel 1.7</w:t>
+          <w:t xml:space="preserve">Absatz 1.7</w:t>
         </w:r>
       </w:hyperlink>
       <w:r>
@@ -5668,7 +5496,7 @@
         <w:rPr>
           <w:rStyle w:val="Funotenzeichen"/>
         </w:rPr>
-        <w:footnoteReference w:id="48"/>
+        <w:footnoteReference w:id="45"/>
       </w:r>
       <w:r>
         <w:t xml:space="preserve">.</w:t>
@@ -5703,7 +5531,7 @@
         <w:pStyle w:val="Compact"/>
         <w:numPr>
           <w:ilvl w:val="0"/>
-          <w:numId w:val="1012"/>
+          <w:numId w:val="1006"/>
         </w:numPr>
       </w:pPr>
       <w:r>
@@ -5725,7 +5553,7 @@
         <w:pStyle w:val="Compact"/>
         <w:numPr>
           <w:ilvl w:val="0"/>
-          <w:numId w:val="1012"/>
+          <w:numId w:val="1006"/>
         </w:numPr>
       </w:pPr>
       <w:r>
@@ -5808,8 +5636,8 @@
         <w:t xml:space="preserve">ist ausreichend vorhanden, aber unnötige Belegung sollte vermieden werden. Feine Abstufungen der Zielgrößen sind für unsere Aufgaben nicht gleichermaßen relevant. Eine Methode, die die betrachteten Auswertungen in unter 10 Sekunden mit weniger als 4 GB Arbeitsspeicher durchführen kann, wird bereits als optimal bewertet. Weitere Optimierungen sind in diesem Fall nicht erforderlich. Falls bereits die gewünschte Performanz erreicht wurde, rückt die Reduktion des Entwicklungsaufwand in den Vordergrund. Entsprechend sind Aspekte wie einfache Anwendbarkeit und Nachvollziehbarkeit – selbst für unerfahrene Nutzende – ausschlaggebend.</w:t>
       </w:r>
     </w:p>
-    <w:bookmarkEnd w:id="49"/>
-    <w:bookmarkStart w:id="50" w:name="vergleichswert-in-sas-und-stata"/>
+    <w:bookmarkEnd w:id="46"/>
+    <w:bookmarkStart w:id="47" w:name="vergleichswert-in-sas-und-stata"/>
     <w:p>
       <w:pPr>
         <w:pStyle w:val="berschrift3"/>
@@ -7245,8 +7073,8 @@
         <w:t xml:space="preserve">zeigen, dass der umfangreiche Arbeitsspeicher des FDZ OnSite-Servers nicht ausreicht, um das BTP vollständig in Stata einzulesen, sodass zwingend mit Variablenselektion gearbeitet werden muss. SAS zeigt seine Stärke anhand der geringen Beanspruchung des Arbeitsspeichers, benötigt aber mit etwa 2,3 Minuten pro Auswertung die doppelte Laufzeit gegenüber Stata.</w:t>
       </w:r>
     </w:p>
-    <w:bookmarkEnd w:id="50"/>
-    <w:bookmarkStart w:id="51" w:name="kleiner-vergleich-von-r-zu-sas-und-stata"/>
+    <w:bookmarkEnd w:id="47"/>
+    <w:bookmarkStart w:id="48" w:name="kleiner-vergleich-von-r-zu-sas-und-stata"/>
     <w:p>
       <w:pPr>
         <w:pStyle w:val="berschrift3"/>
@@ -7305,7 +7133,7 @@
         <w:pStyle w:val="Compact"/>
         <w:numPr>
           <w:ilvl w:val="0"/>
-          <w:numId w:val="1013"/>
+          <w:numId w:val="1007"/>
         </w:numPr>
       </w:pPr>
       <w:r>
@@ -7336,7 +7164,7 @@
         <w:pStyle w:val="Compact"/>
         <w:numPr>
           <w:ilvl w:val="0"/>
-          <w:numId w:val="1013"/>
+          <w:numId w:val="1007"/>
         </w:numPr>
       </w:pPr>
       <w:r>
@@ -12042,8 +11870,8 @@
         </w:tc>
       </w:tr>
     </w:tbl>
-    <w:bookmarkEnd w:id="51"/>
-    <w:bookmarkStart w:id="54" w:name="größere-datenmengen-in-r"/>
+    <w:bookmarkEnd w:id="48"/>
+    <w:bookmarkStart w:id="51" w:name="größere-datenmengen-in-r"/>
     <w:p>
       <w:pPr>
         <w:pStyle w:val="berschrift3"/>
@@ -12055,6 +11883,14 @@
     <w:p>
       <w:pPr>
         <w:pStyle w:val="FirstParagraph"/>
+      </w:pPr>
+      <w:r>
+        <w:t xml:space="preserve">[tba: PLOT Laufzeit in Datenmenge der Tools]</w:t>
+      </w:r>
+    </w:p>
+    <w:p>
+      <w:pPr>
+        <w:pStyle w:val="BodyText"/>
       </w:pPr>
       <w:r>
         <w:t xml:space="preserve">Auch für 10 % der simulierten BTP-Daten, kann R die beiden betrachteten Auswertungen in Echtzeit mit minimalem Arbeitsspeicher beantworten (siehe</w:t>
@@ -12094,7 +11930,7 @@
         <w:pStyle w:val="Compact"/>
         <w:numPr>
           <w:ilvl w:val="0"/>
-          <w:numId w:val="1014"/>
+          <w:numId w:val="1008"/>
         </w:numPr>
       </w:pPr>
       <w:r>
@@ -12122,7 +11958,7 @@
         <w:pStyle w:val="Compact"/>
         <w:numPr>
           <w:ilvl w:val="0"/>
-          <w:numId w:val="1014"/>
+          <w:numId w:val="1008"/>
         </w:numPr>
       </w:pPr>
       <w:r>
@@ -12161,7 +11997,7 @@
         <w:rPr>
           <w:rStyle w:val="Funotenzeichen"/>
         </w:rPr>
-        <w:footnoteReference w:id="52"/>
+        <w:footnoteReference w:id="49"/>
       </w:r>
       <w:r>
         <w:t xml:space="preserve">. Zudem hat es noch größere Entwicklungsaufwände beansprucht, da der an Python angelehnte Syntaxstil deutlich von üblicher Programmierung in R abweicht. Öffentliche Hilfestellung bezieht sich hauptsächlich auf Python (oder Rust), was sich in den Antworten der KI-Chatassistenten wiederspiegelt.</w:t>
@@ -12188,7 +12024,7 @@
         <w:pStyle w:val="Compact"/>
         <w:numPr>
           <w:ilvl w:val="0"/>
-          <w:numId w:val="1015"/>
+          <w:numId w:val="1009"/>
         </w:numPr>
       </w:pPr>
       <w:r>
@@ -12200,7 +12036,7 @@
         <w:pStyle w:val="Compact"/>
         <w:numPr>
           <w:ilvl w:val="0"/>
-          <w:numId w:val="1015"/>
+          <w:numId w:val="1009"/>
         </w:numPr>
       </w:pPr>
       <w:r>
@@ -12212,7 +12048,7 @@
         <w:pStyle w:val="Compact"/>
         <w:numPr>
           <w:ilvl w:val="0"/>
-          <w:numId w:val="1015"/>
+          <w:numId w:val="1009"/>
         </w:numPr>
       </w:pPr>
       <w:r>
@@ -12224,7 +12060,7 @@
         <w:pStyle w:val="Compact"/>
         <w:numPr>
           <w:ilvl w:val="0"/>
-          <w:numId w:val="1015"/>
+          <w:numId w:val="1009"/>
         </w:numPr>
       </w:pPr>
       <w:r>
@@ -12234,7 +12070,7 @@
         <w:rPr>
           <w:rStyle w:val="Funotenzeichen"/>
         </w:rPr>
-        <w:footnoteReference w:id="53"/>
+        <w:footnoteReference w:id="50"/>
       </w:r>
     </w:p>
     <w:p>
@@ -12242,7 +12078,7 @@
         <w:pStyle w:val="Compact"/>
         <w:numPr>
           <w:ilvl w:val="0"/>
-          <w:numId w:val="1015"/>
+          <w:numId w:val="1009"/>
         </w:numPr>
       </w:pPr>
       <w:r>
@@ -12254,7 +12090,7 @@
         <w:pStyle w:val="Compact"/>
         <w:numPr>
           <w:ilvl w:val="0"/>
-          <w:numId w:val="1015"/>
+          <w:numId w:val="1009"/>
         </w:numPr>
       </w:pPr>
       <w:r>
@@ -12266,7 +12102,7 @@
         <w:pStyle w:val="Compact"/>
         <w:numPr>
           <w:ilvl w:val="0"/>
-          <w:numId w:val="1015"/>
+          <w:numId w:val="1009"/>
         </w:numPr>
       </w:pPr>
       <w:r>
@@ -16933,9 +16769,9 @@
         <w:t xml:space="preserve">[tba: Plot RAM-Bedarf abhängig von der Datenmenge]</w:t>
       </w:r>
     </w:p>
-    <w:bookmarkEnd w:id="54"/>
-    <w:bookmarkEnd w:id="55"/>
-    <w:bookmarkStart w:id="58" w:name="sec-ergebnis"/>
+    <w:bookmarkEnd w:id="51"/>
+    <w:bookmarkEnd w:id="52"/>
+    <w:bookmarkStart w:id="55" w:name="sec-ergebnis"/>
     <w:p>
       <w:pPr>
         <w:pStyle w:val="berschrift2"/>
@@ -16950,6 +16786,395 @@
       </w:pPr>
       <w:r>
         <w:t xml:space="preserve">Anwendung der besten Methode auf die echten Daten des vollständige BTP ergibt:</w:t>
+      </w:r>
+    </w:p>
+    <w:p>
+      <w:pPr>
+        <w:pStyle w:val="Compact"/>
+        <w:numPr>
+          <w:ilvl w:val="0"/>
+          <w:numId w:val="1010"/>
+        </w:numPr>
+      </w:pPr>
+      <w:r>
+        <w:t xml:space="preserve">Performanz von {arrow} Fallzahlen (ein paar Sekunden) und Regression (Sekunden)</w:t>
+      </w:r>
+    </w:p>
+    <w:p>
+      <w:pPr>
+        <w:pStyle w:val="Compact"/>
+        <w:numPr>
+          <w:ilvl w:val="0"/>
+          <w:numId w:val="1010"/>
+        </w:numPr>
+      </w:pPr>
+      <w:r>
+        <w:t xml:space="preserve">leicht lesbar in {arrow}</w:t>
+      </w:r>
+    </w:p>
+    <w:bookmarkStart w:id="53" w:name="ergebnis"/>
+    <w:p>
+      <w:pPr>
+        <w:pStyle w:val="berschrift3"/>
+      </w:pPr>
+      <w:r>
+        <w:t xml:space="preserve">1.9.1 Ergebnis</w:t>
+      </w:r>
+    </w:p>
+    <w:p>
+      <w:pPr>
+        <w:pStyle w:val="FirstParagraph"/>
+      </w:pPr>
+      <w:r>
+        <w:t xml:space="preserve">[Ergebnistabelle Fallzahl, ggf. als Heatmap]</w:t>
+      </w:r>
+    </w:p>
+    <w:p>
+      <w:pPr>
+        <w:pStyle w:val="BodyText"/>
+      </w:pPr>
+      <w:r>
+        <w:t xml:space="preserve">-&gt; Zukünftige Nutzung für MDR wird umgesetzt.</w:t>
+      </w:r>
+    </w:p>
+    <w:p>
+      <w:pPr>
+        <w:pStyle w:val="BodyText"/>
+      </w:pPr>
+      <w:r>
+        <w:t xml:space="preserve">[Model Summary?]</w:t>
+      </w:r>
+    </w:p>
+    <w:bookmarkEnd w:id="53"/>
+    <w:bookmarkStart w:id="54" w:name="vergleich-zu-sas-stata-datatable"/>
+    <w:p>
+      <w:pPr>
+        <w:pStyle w:val="berschrift3"/>
+      </w:pPr>
+      <w:r>
+        <w:t xml:space="preserve">1.9.2 Vergleich zu SAS, (Stata), Datatable</w:t>
+      </w:r>
+    </w:p>
+    <w:p>
+      <w:pPr>
+        <w:pStyle w:val="Compact"/>
+        <w:numPr>
+          <w:ilvl w:val="0"/>
+          <w:numId w:val="1011"/>
+        </w:numPr>
+      </w:pPr>
+      <w:r>
+        <w:t xml:space="preserve">Ergebnis in SAS</w:t>
+      </w:r>
+    </w:p>
+    <w:p>
+      <w:pPr>
+        <w:pStyle w:val="Compact"/>
+        <w:numPr>
+          <w:ilvl w:val="0"/>
+          <w:numId w:val="1011"/>
+        </w:numPr>
+      </w:pPr>
+      <w:r>
+        <w:t xml:space="preserve">(optional) Datatable ohne sekeltives Einlesen führt zu RAM Crash (RAM-Fehler?)</w:t>
+      </w:r>
+    </w:p>
+    <w:p>
+      <w:pPr>
+        <w:pStyle w:val="Compact"/>
+        <w:numPr>
+          <w:ilvl w:val="0"/>
+          <w:numId w:val="1011"/>
+        </w:numPr>
+      </w:pPr>
+      <w:r>
+        <w:t xml:space="preserve">(optional) Datatable Sel.</w:t>
+      </w:r>
+    </w:p>
+    <w:p>
+      <w:pPr>
+        <w:pStyle w:val="FirstParagraph"/>
+      </w:pPr>
+      <w:r>
+        <w:t xml:space="preserve">Real world application unserer Ergebnisse auf das Echte BTP</w:t>
+      </w:r>
+    </w:p>
+    <w:p>
+      <w:pPr>
+        <w:pStyle w:val="BodyText"/>
+      </w:pPr>
+      <w:r>
+        <w:t xml:space="preserve">Ergebnis für gesamten Datensatz</w:t>
+      </w:r>
+    </w:p>
+    <w:p>
+      <w:pPr>
+        <w:pStyle w:val="BodyText"/>
+      </w:pPr>
+      <w:r>
+        <w:t xml:space="preserve">-&gt; Größere Speicherreduktion, da das echte BTP mehr fehlende Werte enthält, als anhand der externen Daten angenommen.</w:t>
+      </w:r>
+    </w:p>
+    <w:bookmarkEnd w:id="54"/>
+    <w:bookmarkEnd w:id="55"/>
+    <w:bookmarkStart w:id="61" w:name="sec-ausblick"/>
+    <w:p>
+      <w:pPr>
+        <w:pStyle w:val="berschrift2"/>
+      </w:pPr>
+      <w:r>
+        <w:t xml:space="preserve">1.10 Fazit</w:t>
+      </w:r>
+    </w:p>
+    <w:p>
+      <w:pPr>
+        <w:pStyle w:val="FirstParagraph"/>
+      </w:pPr>
+      <w:r>
+        <w:t xml:space="preserve">Wir kommen zu dem Schluss, dass eine Datenhaltung im Parquet-Format für Datenverarbeitungen bzw. -auswertungen in der Statistikproduktion und im FDZ gewinnbringend eingesetzt werden kann. Es reduziert den notwendigen Festplattenspeicher stark und mehrere R-Pakete (arrow, duckdb und polars) sind in der Lage Daten im Parquet-Format sehr schnell zu verarbeiten. In unserer Untersuchung bot das R-Paket arrow die beste Nutzererfahrung, sodass auch die Entwickleraufwände am geringsten waren.</w:t>
+      </w:r>
+    </w:p>
+    <w:p>
+      <w:pPr>
+        <w:pStyle w:val="BodyText"/>
+      </w:pPr>
+      <w:r>
+        <w:t xml:space="preserve">Daher empfehlen wir, eine Datenhaltung im Parquet-Format und eine Datenverarbeitung in</w:t>
+      </w:r>
+      <w:r>
+        <w:t xml:space="preserve"> </w:t>
+      </w:r>
+      <w:r>
+        <w:rPr>
+          <w:b/>
+          <w:bCs/>
+        </w:rPr>
+        <w:t xml:space="preserve">R</w:t>
+      </w:r>
+      <w:r>
+        <w:t xml:space="preserve"> </w:t>
+      </w:r>
+      <w:r>
+        <w:t xml:space="preserve">in der amtlichen Statistik und dem FDZ zu erproben und bei positivem Ausgang zu etablieren. Denn unsere Untersuchung demonstriert, dass dadurch relevante analytische Fragestellungen anhand großer Datenmengen in Echtzeit ressourcenschonend beantwortet werden können.</w:t>
+      </w:r>
+    </w:p>
+    <w:bookmarkStart w:id="56" w:name="X3237aa6b2077a96e93972e993bcf2fb8d58c28b"/>
+    <w:p>
+      <w:pPr>
+        <w:pStyle w:val="berschrift3"/>
+      </w:pPr>
+      <w:r>
+        <w:t xml:space="preserve">1.10.1 Auswirkung auf IT-Infrastruktur und -Beratung</w:t>
+      </w:r>
+    </w:p>
+    <w:p>
+      <w:pPr>
+        <w:pStyle w:val="Compact"/>
+        <w:numPr>
+          <w:ilvl w:val="0"/>
+          <w:numId w:val="1012"/>
+        </w:numPr>
+      </w:pPr>
+      <w:r>
+        <w:t xml:space="preserve">Fokus auf Hardware und Software mit größtem Mehrwert (weniger RAM und R anstatt Spark, GPUs, Datenbanken, Cloud, …)</w:t>
+      </w:r>
+    </w:p>
+    <w:p>
+      <w:pPr>
+        <w:pStyle w:val="Compact"/>
+        <w:numPr>
+          <w:ilvl w:val="0"/>
+          <w:numId w:val="1012"/>
+        </w:numPr>
+      </w:pPr>
+      <w:r>
+        <w:t xml:space="preserve">Fokus auf Maintainance und Patching von R, Parquet und hier genannte Packages {arrow}, {duckdb}, {polars}</w:t>
+      </w:r>
+    </w:p>
+    <w:p>
+      <w:pPr>
+        <w:pStyle w:val="Compact"/>
+        <w:numPr>
+          <w:ilvl w:val="0"/>
+          <w:numId w:val="1012"/>
+        </w:numPr>
+      </w:pPr>
+      <w:r>
+        <w:t xml:space="preserve">Etablierung dieser Softwarelösungen kann langfristig…</w:t>
+      </w:r>
+    </w:p>
+    <w:p>
+      <w:pPr>
+        <w:pStyle w:val="Compact"/>
+        <w:numPr>
+          <w:ilvl w:val="1"/>
+          <w:numId w:val="1013"/>
+        </w:numPr>
+      </w:pPr>
+      <w:r>
+        <w:t xml:space="preserve">die Hardwareanforderungen reduzieren</w:t>
+      </w:r>
+    </w:p>
+    <w:p>
+      <w:pPr>
+        <w:pStyle w:val="Compact"/>
+        <w:numPr>
+          <w:ilvl w:val="1"/>
+          <w:numId w:val="1013"/>
+        </w:numPr>
+      </w:pPr>
+      <w:r>
+        <w:t xml:space="preserve">die Analysesoftwarevielfalt verschlanken, somit Beschaffungen einsparen (besserer Ausdruck?)</w:t>
+      </w:r>
+    </w:p>
+    <w:p>
+      <w:pPr>
+        <w:pStyle w:val="Compact"/>
+        <w:numPr>
+          <w:ilvl w:val="0"/>
+          <w:numId w:val="1012"/>
+        </w:numPr>
+      </w:pPr>
+      <w:r>
+        <w:t xml:space="preserve">Schulungsangebot benötigt für</w:t>
+      </w:r>
+      <w:r>
+        <w:t xml:space="preserve"> </w:t>
+      </w:r>
+      <w:r>
+        <w:rPr>
+          <w:i/>
+          <w:iCs/>
+        </w:rPr>
+        <w:t xml:space="preserve">“hoch-performante Auswertungen in R”</w:t>
+      </w:r>
+    </w:p>
+    <w:p>
+      <w:pPr>
+        <w:pStyle w:val="Compact"/>
+        <w:numPr>
+          <w:ilvl w:val="0"/>
+          <w:numId w:val="1012"/>
+        </w:numPr>
+      </w:pPr>
+      <w:r>
+        <w:t xml:space="preserve">eigener Beitrag zu Open Source entscheidend, um die Etablierung zu fördern.</w:t>
+      </w:r>
+    </w:p>
+    <w:bookmarkEnd w:id="56"/>
+    <w:bookmarkStart w:id="57" w:name="auswirkungen-auf-die-statistikproduktion"/>
+    <w:p>
+      <w:pPr>
+        <w:pStyle w:val="berschrift3"/>
+      </w:pPr>
+      <w:r>
+        <w:t xml:space="preserve">1.10.2 Auswirkungen auf die Statistikproduktion</w:t>
+      </w:r>
+    </w:p>
+    <w:p>
+      <w:pPr>
+        <w:pStyle w:val="Compact"/>
+        <w:numPr>
+          <w:ilvl w:val="0"/>
+          <w:numId w:val="1014"/>
+        </w:numPr>
+      </w:pPr>
+      <w:r>
+        <w:t xml:space="preserve">Steigerung der Effizienz und Reaktionsgeschwindigkeit</w:t>
+      </w:r>
+    </w:p>
+    <w:p>
+      <w:pPr>
+        <w:pStyle w:val="Compact"/>
+        <w:numPr>
+          <w:ilvl w:val="0"/>
+          <w:numId w:val="1014"/>
+        </w:numPr>
+      </w:pPr>
+      <w:r>
+        <w:t xml:space="preserve">(Vorsichtig!? Annette, lieber weg oder rein?) Vereinfachung der Statistikproduktion, durch leicht nachvollziehbaren Code und Fokus auf Wissensaufbau in R</w:t>
+      </w:r>
+    </w:p>
+    <w:p>
+      <w:pPr>
+        <w:pStyle w:val="Compact"/>
+        <w:numPr>
+          <w:ilvl w:val="0"/>
+          <w:numId w:val="1014"/>
+        </w:numPr>
+      </w:pPr>
+      <w:r>
+        <w:t xml:space="preserve">Aufbau eines Datenbestands in Parquet</w:t>
+      </w:r>
+    </w:p>
+    <w:p>
+      <w:pPr>
+        <w:pStyle w:val="Compact"/>
+        <w:numPr>
+          <w:ilvl w:val="0"/>
+          <w:numId w:val="1014"/>
+        </w:numPr>
+      </w:pPr>
+      <w:r>
+        <w:t xml:space="preserve">Anwendung auf weitere Produkte</w:t>
+      </w:r>
+    </w:p>
+    <w:p>
+      <w:pPr>
+        <w:pStyle w:val="Compact"/>
+        <w:numPr>
+          <w:ilvl w:val="1"/>
+          <w:numId w:val="1015"/>
+        </w:numPr>
+      </w:pPr>
+      <w:r>
+        <w:t xml:space="preserve">Überarbeitung des BTP</w:t>
+      </w:r>
+    </w:p>
+    <w:p>
+      <w:pPr>
+        <w:pStyle w:val="Compact"/>
+        <w:numPr>
+          <w:ilvl w:val="1"/>
+          <w:numId w:val="1015"/>
+        </w:numPr>
+      </w:pPr>
+      <w:r>
+        <w:t xml:space="preserve">Mindeststeuer (oder?)</w:t>
+      </w:r>
+    </w:p>
+    <w:p>
+      <w:pPr>
+        <w:pStyle w:val="Compact"/>
+        <w:numPr>
+          <w:ilvl w:val="1"/>
+          <w:numId w:val="1015"/>
+        </w:numPr>
+      </w:pPr>
+      <w:r>
+        <w:t xml:space="preserve">DRG</w:t>
+      </w:r>
+    </w:p>
+    <w:p>
+      <w:pPr>
+        <w:pStyle w:val="Compact"/>
+        <w:numPr>
+          <w:ilvl w:val="1"/>
+          <w:numId w:val="1015"/>
+        </w:numPr>
+      </w:pPr>
+      <w:r>
+        <w:t xml:space="preserve">TPP 2</w:t>
+      </w:r>
+    </w:p>
+    <w:bookmarkEnd w:id="57"/>
+    <w:bookmarkStart w:id="58" w:name="auswirkungen-auf-die-fdz"/>
+    <w:p>
+      <w:pPr>
+        <w:pStyle w:val="berschrift3"/>
+      </w:pPr>
+      <w:r>
+        <w:t xml:space="preserve">1.10.3 Auswirkungen auf die FDZ</w:t>
       </w:r>
     </w:p>
     <w:p>
@@ -16961,7 +17186,7 @@
         </w:numPr>
       </w:pPr>
       <w:r>
-        <w:t xml:space="preserve">Performanz von {arrow} Fallzahlen (ein paar Sekunden) und Regression (Sekunden)</w:t>
+        <w:t xml:space="preserve">Berücksichtigung in Mustersyntaxen und Nutzendenberatung im FDZ Bund. Teilen von Code-Snippets und Templates fördern.</w:t>
       </w:r>
     </w:p>
     <w:p>
@@ -16973,50 +17198,53 @@
         </w:numPr>
       </w:pPr>
       <w:r>
-        <w:t xml:space="preserve">leicht lesbar in {arrow}</w:t>
+        <w:t xml:space="preserve">mögliche Vereinfachung der Betreuung (Fokus auf R, Reduktion von Performanz- und Programmierproblemen)</w:t>
       </w:r>
     </w:p>
-    <w:bookmarkStart w:id="56" w:name="ergebnis"/>
+    <w:p>
+      <w:pPr>
+        <w:pStyle w:val="Compact"/>
+        <w:numPr>
+          <w:ilvl w:val="0"/>
+          <w:numId w:val="1016"/>
+        </w:numPr>
+      </w:pPr>
+      <w:r>
+        <w:t xml:space="preserve">Bereitstellung von Parquet in geeigneter Aufteilung empfohlen</w:t>
+      </w:r>
+    </w:p>
+    <w:p>
+      <w:pPr>
+        <w:pStyle w:val="Compact"/>
+        <w:numPr>
+          <w:ilvl w:val="0"/>
+          <w:numId w:val="1016"/>
+        </w:numPr>
+      </w:pPr>
+      <w:r>
+        <w:t xml:space="preserve">Erprobung im FDZ Bund Vorbild für andere FDZ</w:t>
+      </w:r>
+    </w:p>
+    <w:p>
+      <w:pPr>
+        <w:pStyle w:val="Compact"/>
+        <w:numPr>
+          <w:ilvl w:val="0"/>
+          <w:numId w:val="1016"/>
+        </w:numPr>
+      </w:pPr>
+      <w:r>
+        <w:t xml:space="preserve">Optimierung von Hardware und Software Angebot</w:t>
+      </w:r>
+    </w:p>
+    <w:bookmarkEnd w:id="58"/>
+    <w:bookmarkStart w:id="59" w:name="auswirkung-auf-die-wissenschaft"/>
     <w:p>
       <w:pPr>
         <w:pStyle w:val="berschrift3"/>
       </w:pPr>
       <w:r>
-        <w:t xml:space="preserve">1.9.1 Ergebnis</w:t>
-      </w:r>
-    </w:p>
-    <w:p>
-      <w:pPr>
-        <w:pStyle w:val="FirstParagraph"/>
-      </w:pPr>
-      <w:r>
-        <w:t xml:space="preserve">[Ergebnistabelle Fallzahl, ggf. als Heatmap]</w:t>
-      </w:r>
-    </w:p>
-    <w:p>
-      <w:pPr>
-        <w:pStyle w:val="BodyText"/>
-      </w:pPr>
-      <w:r>
-        <w:t xml:space="preserve">-&gt; Zukünftige Nutzung für MDR wird umgesetzt.</w:t>
-      </w:r>
-    </w:p>
-    <w:p>
-      <w:pPr>
-        <w:pStyle w:val="BodyText"/>
-      </w:pPr>
-      <w:r>
-        <w:t xml:space="preserve">[Model Summary?]</w:t>
-      </w:r>
-    </w:p>
-    <w:bookmarkEnd w:id="56"/>
-    <w:bookmarkStart w:id="57" w:name="vergleich-zu-sas-stata-datatable"/>
-    <w:p>
-      <w:pPr>
-        <w:pStyle w:val="berschrift3"/>
-      </w:pPr>
-      <w:r>
-        <w:t xml:space="preserve">1.9.2 Vergleich zu SAS, (Stata), Datatable</w:t>
+        <w:t xml:space="preserve">1.10.4 Auswirkung auf die Wissenschaft</w:t>
       </w:r>
     </w:p>
     <w:p>
@@ -17028,7 +17256,44 @@
         </w:numPr>
       </w:pPr>
       <w:r>
-        <w:t xml:space="preserve">Ergebnis in SAS</w:t>
+        <w:t xml:space="preserve">Verwendung von R bietet am FDZ Bund einen deutlichen</w:t>
+      </w:r>
+      <w:r>
+        <w:t xml:space="preserve"> </w:t>
+      </w:r>
+      <w:r>
+        <w:rPr>
+          <w:b/>
+          <w:bCs/>
+        </w:rPr>
+        <w:t xml:space="preserve">Wettbewerbsvorteil in der emp. Forschung</w:t>
+      </w:r>
+      <w:r>
+        <w:t xml:space="preserve">. Lediglich R ist (am GWAP und via KDFV) am FDZ Bund in der Lage große Datenmengen innerhalb von Sekunden zu analysieren und Datenmengen überhalb des verfügbaren Arbeitspeicher, wie das BTP, ohne vorherige Variablenselektion auszuwerten.</w:t>
+      </w:r>
+    </w:p>
+    <w:p>
+      <w:pPr>
+        <w:pStyle w:val="Compact"/>
+        <w:numPr>
+          <w:ilvl w:val="1"/>
+          <w:numId w:val="1018"/>
+        </w:numPr>
+      </w:pPr>
+      <w:r>
+        <w:t xml:space="preserve">Vollmaterial kann statt Stichproben angeboten werden. Erleichtert die FDZ Betreuung und GWAP/KDFV-Verfügbarkeit</w:t>
+      </w:r>
+    </w:p>
+    <w:p>
+      <w:pPr>
+        <w:pStyle w:val="Compact"/>
+        <w:numPr>
+          <w:ilvl w:val="1"/>
+          <w:numId w:val="1018"/>
+        </w:numPr>
+      </w:pPr>
+      <w:r>
+        <w:t xml:space="preserve">mehr explorative oder komplexe Analysen sind in kürzerer Zeit möglich.</w:t>
       </w:r>
     </w:p>
     <w:p>
@@ -17040,7 +17305,7 @@
         </w:numPr>
       </w:pPr>
       <w:r>
-        <w:t xml:space="preserve">(optional) Datatable ohne sekeltives Einlesen führt zu RAM Crash (RAM-Fehler?)</w:t>
+        <w:t xml:space="preserve">Dazu ist R als frei verfügbare Open-Source Software leicht zu lernen und {arrow} bietet hoch-performante Analysen selbst für R-Basiskenntnisse. Empfehlung an die emp. Wissenschaft, sich verstärkt mit R zu befassen.</w:t>
       </w:r>
     </w:p>
     <w:p>
@@ -17052,85 +17317,7 @@
         </w:numPr>
       </w:pPr>
       <w:r>
-        <w:t xml:space="preserve">(optional) Datatable Sel.</w:t>
-      </w:r>
-    </w:p>
-    <w:p>
-      <w:pPr>
-        <w:pStyle w:val="FirstParagraph"/>
-      </w:pPr>
-      <w:r>
-        <w:t xml:space="preserve">Real world application unserer Ergebnisse auf das Echte BTP</w:t>
-      </w:r>
-    </w:p>
-    <w:p>
-      <w:pPr>
-        <w:pStyle w:val="BodyText"/>
-      </w:pPr>
-      <w:r>
-        <w:t xml:space="preserve">Ergebnis für gesamten Datensatz</w:t>
-      </w:r>
-    </w:p>
-    <w:p>
-      <w:pPr>
-        <w:pStyle w:val="BodyText"/>
-      </w:pPr>
-      <w:r>
-        <w:t xml:space="preserve">-&gt; Größere Speicherreduktion, da das echte BTP mehr fehlende Werte enthält, als anhand der externen Daten angenommen.</w:t>
-      </w:r>
-    </w:p>
-    <w:bookmarkEnd w:id="57"/>
-    <w:bookmarkEnd w:id="58"/>
-    <w:bookmarkStart w:id="65" w:name="sec-ausblick"/>
-    <w:p>
-      <w:pPr>
-        <w:pStyle w:val="berschrift2"/>
-      </w:pPr>
-      <w:r>
-        <w:t xml:space="preserve">1.10 Fazit</w:t>
-      </w:r>
-    </w:p>
-    <w:bookmarkStart w:id="59" w:name="kernaussage-des-artikels"/>
-    <w:p>
-      <w:pPr>
-        <w:pStyle w:val="berschrift3"/>
-      </w:pPr>
-      <w:r>
-        <w:t xml:space="preserve">1.10.1 Kernaussage des Artikels</w:t>
-      </w:r>
-    </w:p>
-    <w:p>
-      <w:pPr>
-        <w:pStyle w:val="FirstParagraph"/>
-      </w:pPr>
-      <w:r>
-        <w:t xml:space="preserve">Wir empfehlen eine Datenhaltung im Parquet-Format und</w:t>
-      </w:r>
-      <w:r>
-        <w:t xml:space="preserve"> </w:t>
-      </w:r>
-      <w:r>
-        <w:rPr>
-          <w:b/>
-          <w:bCs/>
-        </w:rPr>
-        <w:t xml:space="preserve">R</w:t>
-      </w:r>
-      <w:r>
-        <w:t xml:space="preserve"> </w:t>
-      </w:r>
-      <w:r>
-        <w:t xml:space="preserve">incl. {arrow} + {parquet} (bei Bedarf {duckdb}, {polars}) zu erproben und zu etablieren! Denn unsere Untersuchung demonstriert ganz neue Möglichkeiten, analytische Fragestellungen anhand großer Datenmengen in Echtzeit zu beantworten.</w:t>
-      </w:r>
-    </w:p>
-    <w:bookmarkEnd w:id="59"/>
-    <w:bookmarkStart w:id="60" w:name="X98797c60f1b413c047da157efda4e72e0abd62c"/>
-    <w:p>
-      <w:pPr>
-        <w:pStyle w:val="berschrift3"/>
-      </w:pPr>
-      <w:r>
-        <w:t xml:space="preserve">1.10.2 Auswirkung auf IT-Infrastruktur und Beratung</w:t>
+        <w:t xml:space="preserve">Für analoge über-RAM-Verarbeitungen bietet Stata aktuell keine Lösung. SAS bietet bei weitem nicht hier gemessene Performanz von R. R hervorragende Möglichkeiten bietet Performanz und Anwenderfreundlichkeit zu übertreffen.</w:t>
       </w:r>
     </w:p>
     <w:p>
@@ -17138,360 +17325,7 @@
         <w:pStyle w:val="Compact"/>
         <w:numPr>
           <w:ilvl w:val="0"/>
-          <w:numId w:val="1018"/>
-        </w:numPr>
-      </w:pPr>
-      <w:r>
-        <w:t xml:space="preserve">Fokus auf Hardware und Software mit größtem Mehrwert (weniger RAM und R anstatt Spark, GPUs, Datenbanken, Cloud, …)</w:t>
-      </w:r>
-    </w:p>
-    <w:p>
-      <w:pPr>
-        <w:pStyle w:val="Compact"/>
-        <w:numPr>
-          <w:ilvl w:val="0"/>
-          <w:numId w:val="1018"/>
-        </w:numPr>
-      </w:pPr>
-      <w:r>
-        <w:t xml:space="preserve">Fokus auf Maintainance und Patching von R, Parquet und hier genannte Packages {arrow}, {duckdb}, {polars}</w:t>
-      </w:r>
-    </w:p>
-    <w:p>
-      <w:pPr>
-        <w:pStyle w:val="Compact"/>
-        <w:numPr>
-          <w:ilvl w:val="0"/>
-          <w:numId w:val="1018"/>
-        </w:numPr>
-      </w:pPr>
-      <w:r>
-        <w:t xml:space="preserve">Etablierung dieser Softwarelösungen kann langfristig…</w:t>
-      </w:r>
-    </w:p>
-    <w:p>
-      <w:pPr>
-        <w:pStyle w:val="Compact"/>
-        <w:numPr>
-          <w:ilvl w:val="1"/>
-          <w:numId w:val="1019"/>
-        </w:numPr>
-      </w:pPr>
-      <w:r>
-        <w:t xml:space="preserve">die Hardwareanforderungen reduzieren</w:t>
-      </w:r>
-    </w:p>
-    <w:p>
-      <w:pPr>
-        <w:pStyle w:val="Compact"/>
-        <w:numPr>
-          <w:ilvl w:val="1"/>
-          <w:numId w:val="1019"/>
-        </w:numPr>
-      </w:pPr>
-      <w:r>
-        <w:t xml:space="preserve">die Analysesoftwarevielfalt verschlanken, somit Beschaffungen einsparen (besserer Ausdruck?)</w:t>
-      </w:r>
-    </w:p>
-    <w:p>
-      <w:pPr>
-        <w:pStyle w:val="Compact"/>
-        <w:numPr>
-          <w:ilvl w:val="0"/>
-          <w:numId w:val="1018"/>
-        </w:numPr>
-      </w:pPr>
-      <w:r>
-        <w:t xml:space="preserve">Schulungsangebot benötigt für</w:t>
-      </w:r>
-      <w:r>
-        <w:t xml:space="preserve"> </w:t>
-      </w:r>
-      <w:r>
-        <w:rPr>
-          <w:i/>
-          <w:iCs/>
-        </w:rPr>
-        <w:t xml:space="preserve">“hoch-performante Auswertungen in R”</w:t>
-      </w:r>
-    </w:p>
-    <w:p>
-      <w:pPr>
-        <w:pStyle w:val="Compact"/>
-        <w:numPr>
-          <w:ilvl w:val="0"/>
-          <w:numId w:val="1018"/>
-        </w:numPr>
-      </w:pPr>
-      <w:r>
-        <w:t xml:space="preserve">eigener Beitrag zu Open Source entscheidend, um die Etablierung zu fördern.</w:t>
-      </w:r>
-    </w:p>
-    <w:bookmarkEnd w:id="60"/>
-    <w:bookmarkStart w:id="61" w:name="auswirkungen-auf-die-statistikproduktion"/>
-    <w:p>
-      <w:pPr>
-        <w:pStyle w:val="berschrift3"/>
-      </w:pPr>
-      <w:r>
-        <w:t xml:space="preserve">1.10.3 Auswirkungen auf die Statistikproduktion</w:t>
-      </w:r>
-    </w:p>
-    <w:p>
-      <w:pPr>
-        <w:pStyle w:val="Compact"/>
-        <w:numPr>
-          <w:ilvl w:val="0"/>
-          <w:numId w:val="1020"/>
-        </w:numPr>
-      </w:pPr>
-      <w:r>
-        <w:t xml:space="preserve">Steigerung der Effizienz und Reaktionsgeschwindigkeit</w:t>
-      </w:r>
-    </w:p>
-    <w:p>
-      <w:pPr>
-        <w:pStyle w:val="Compact"/>
-        <w:numPr>
-          <w:ilvl w:val="0"/>
-          <w:numId w:val="1020"/>
-        </w:numPr>
-      </w:pPr>
-      <w:r>
-        <w:t xml:space="preserve">(Vorsichtig!? Annette, lieber weg oder rein?) Vereinfachung der Statistikproduktion, durch leicht nachvollziehbaren Code und Fokus auf Wissensaufbau in R</w:t>
-      </w:r>
-    </w:p>
-    <w:p>
-      <w:pPr>
-        <w:pStyle w:val="Compact"/>
-        <w:numPr>
-          <w:ilvl w:val="0"/>
-          <w:numId w:val="1020"/>
-        </w:numPr>
-      </w:pPr>
-      <w:r>
-        <w:t xml:space="preserve">Aufbau eines Datenbestands in Parquet</w:t>
-      </w:r>
-    </w:p>
-    <w:p>
-      <w:pPr>
-        <w:pStyle w:val="Compact"/>
-        <w:numPr>
-          <w:ilvl w:val="0"/>
-          <w:numId w:val="1020"/>
-        </w:numPr>
-      </w:pPr>
-      <w:r>
-        <w:t xml:space="preserve">Anwendung auf weitere Produkte</w:t>
-      </w:r>
-    </w:p>
-    <w:p>
-      <w:pPr>
-        <w:pStyle w:val="Compact"/>
-        <w:numPr>
-          <w:ilvl w:val="1"/>
-          <w:numId w:val="1021"/>
-        </w:numPr>
-      </w:pPr>
-      <w:r>
-        <w:t xml:space="preserve">Überarbeitung des BTP</w:t>
-      </w:r>
-    </w:p>
-    <w:p>
-      <w:pPr>
-        <w:pStyle w:val="Compact"/>
-        <w:numPr>
-          <w:ilvl w:val="1"/>
-          <w:numId w:val="1021"/>
-        </w:numPr>
-      </w:pPr>
-      <w:r>
-        <w:t xml:space="preserve">Mindeststeuer (oder?)</w:t>
-      </w:r>
-    </w:p>
-    <w:p>
-      <w:pPr>
-        <w:pStyle w:val="Compact"/>
-        <w:numPr>
-          <w:ilvl w:val="1"/>
-          <w:numId w:val="1021"/>
-        </w:numPr>
-      </w:pPr>
-      <w:r>
-        <w:t xml:space="preserve">DRG</w:t>
-      </w:r>
-    </w:p>
-    <w:p>
-      <w:pPr>
-        <w:pStyle w:val="Compact"/>
-        <w:numPr>
-          <w:ilvl w:val="1"/>
-          <w:numId w:val="1021"/>
-        </w:numPr>
-      </w:pPr>
-      <w:r>
-        <w:t xml:space="preserve">TPP 2</w:t>
-      </w:r>
-    </w:p>
-    <w:bookmarkEnd w:id="61"/>
-    <w:bookmarkStart w:id="62" w:name="auswirkungen-auf-die-fdz"/>
-    <w:p>
-      <w:pPr>
-        <w:pStyle w:val="berschrift3"/>
-      </w:pPr>
-      <w:r>
-        <w:t xml:space="preserve">1.10.4 Auswirkungen auf die FDZ</w:t>
-      </w:r>
-    </w:p>
-    <w:p>
-      <w:pPr>
-        <w:pStyle w:val="Compact"/>
-        <w:numPr>
-          <w:ilvl w:val="0"/>
-          <w:numId w:val="1022"/>
-        </w:numPr>
-      </w:pPr>
-      <w:r>
-        <w:t xml:space="preserve">Berücksichtigung in Mustersyntaxen und Nutzendenberatung im FDZ Bund. Teilen von Code-Snippets und Templates fördern.</w:t>
-      </w:r>
-    </w:p>
-    <w:p>
-      <w:pPr>
-        <w:pStyle w:val="Compact"/>
-        <w:numPr>
-          <w:ilvl w:val="0"/>
-          <w:numId w:val="1022"/>
-        </w:numPr>
-      </w:pPr>
-      <w:r>
-        <w:t xml:space="preserve">mögliche Vereinfachung der Betreuung (Fokus auf R, Reduktion von Performanz- und Programmierproblemen)</w:t>
-      </w:r>
-    </w:p>
-    <w:p>
-      <w:pPr>
-        <w:pStyle w:val="Compact"/>
-        <w:numPr>
-          <w:ilvl w:val="0"/>
-          <w:numId w:val="1022"/>
-        </w:numPr>
-      </w:pPr>
-      <w:r>
-        <w:t xml:space="preserve">Bereitstellung von Parquet in geeigneter Aufteilung empfohlen</w:t>
-      </w:r>
-    </w:p>
-    <w:p>
-      <w:pPr>
-        <w:pStyle w:val="Compact"/>
-        <w:numPr>
-          <w:ilvl w:val="0"/>
-          <w:numId w:val="1022"/>
-        </w:numPr>
-      </w:pPr>
-      <w:r>
-        <w:t xml:space="preserve">Erprobung im FDZ Bund Vorbild für andere FDZ</w:t>
-      </w:r>
-    </w:p>
-    <w:p>
-      <w:pPr>
-        <w:pStyle w:val="Compact"/>
-        <w:numPr>
-          <w:ilvl w:val="0"/>
-          <w:numId w:val="1022"/>
-        </w:numPr>
-      </w:pPr>
-      <w:r>
-        <w:t xml:space="preserve">Optimierung von Hardware und Software Angebot</w:t>
-      </w:r>
-    </w:p>
-    <w:bookmarkEnd w:id="62"/>
-    <w:bookmarkStart w:id="63" w:name="auswirkung-auf-die-wissenschaft"/>
-    <w:p>
-      <w:pPr>
-        <w:pStyle w:val="berschrift3"/>
-      </w:pPr>
-      <w:r>
-        <w:t xml:space="preserve">1.10.5 Auswirkung auf die Wissenschaft</w:t>
-      </w:r>
-    </w:p>
-    <w:p>
-      <w:pPr>
-        <w:pStyle w:val="Compact"/>
-        <w:numPr>
-          <w:ilvl w:val="0"/>
-          <w:numId w:val="1023"/>
-        </w:numPr>
-      </w:pPr>
-      <w:r>
-        <w:t xml:space="preserve">Verwendung von R bietet am FDZ Bund einen deutlichen</w:t>
-      </w:r>
-      <w:r>
-        <w:t xml:space="preserve"> </w:t>
-      </w:r>
-      <w:r>
-        <w:rPr>
-          <w:b/>
-          <w:bCs/>
-        </w:rPr>
-        <w:t xml:space="preserve">Wettbewerbsvorteil in der emp. Forschung</w:t>
-      </w:r>
-      <w:r>
-        <w:t xml:space="preserve">. Lediglich R ist (am GWAP und via KDFV) am FDZ Bund in der Lage große Datenmengen innerhalb von Sekunden zu analysieren und Datenmengen überhalb des verfügbaren Arbeitspeicher, wie das BTP, ohne vorherige Variablenselektion auszuwerten.</w:t>
-      </w:r>
-    </w:p>
-    <w:p>
-      <w:pPr>
-        <w:pStyle w:val="Compact"/>
-        <w:numPr>
-          <w:ilvl w:val="1"/>
-          <w:numId w:val="1024"/>
-        </w:numPr>
-      </w:pPr>
-      <w:r>
-        <w:t xml:space="preserve">Vollmaterial kann statt Stichproben angeboten werden. Erleichtert die FDZ Betreuung und GWAP/KDFV-Verfügbarkeit</w:t>
-      </w:r>
-    </w:p>
-    <w:p>
-      <w:pPr>
-        <w:pStyle w:val="Compact"/>
-        <w:numPr>
-          <w:ilvl w:val="1"/>
-          <w:numId w:val="1024"/>
-        </w:numPr>
-      </w:pPr>
-      <w:r>
-        <w:t xml:space="preserve">mehr explorative oder komplexe Analysen sind in kürzerer Zeit möglich.</w:t>
-      </w:r>
-    </w:p>
-    <w:p>
-      <w:pPr>
-        <w:pStyle w:val="Compact"/>
-        <w:numPr>
-          <w:ilvl w:val="0"/>
-          <w:numId w:val="1023"/>
-        </w:numPr>
-      </w:pPr>
-      <w:r>
-        <w:t xml:space="preserve">Dazu ist R als frei verfügbare Open-Source Software leicht zu lernen und {arrow} bietet hoch-performante Analysen selbst für R-Basiskenntnisse. Empfehlung an die emp. Wissenschaft, sich verstärkt mit R zu befassen.</w:t>
-      </w:r>
-    </w:p>
-    <w:p>
-      <w:pPr>
-        <w:pStyle w:val="Compact"/>
-        <w:numPr>
-          <w:ilvl w:val="0"/>
-          <w:numId w:val="1023"/>
-        </w:numPr>
-      </w:pPr>
-      <w:r>
-        <w:t xml:space="preserve">Für analoge über-RAM-Verarbeitungen bietet Stata aktuell keine Lösung. SAS bietet bei weitem nicht hier gemessene Performanz von R. R hervorragende Möglichkeiten bietet Performanz und Anwenderfreundlichkeit zu übertreffen.</w:t>
-      </w:r>
-    </w:p>
-    <w:p>
-      <w:pPr>
-        <w:pStyle w:val="Compact"/>
-        <w:numPr>
-          <w:ilvl w:val="0"/>
-          <w:numId w:val="1023"/>
+          <w:numId w:val="1017"/>
         </w:numPr>
       </w:pPr>
       <w:r>
@@ -17511,14 +17345,14 @@
         <w:t xml:space="preserve">. Aus dem realen Use Case Optimierung der Systemkonfiguration und Beratungsbedarfe identifizieren.</w:t>
       </w:r>
     </w:p>
-    <w:bookmarkEnd w:id="63"/>
-    <w:bookmarkStart w:id="64" w:name="schlussbemerkung"/>
+    <w:bookmarkEnd w:id="59"/>
+    <w:bookmarkStart w:id="60" w:name="schlussbemerkung"/>
     <w:p>
       <w:pPr>
         <w:pStyle w:val="berschrift3"/>
       </w:pPr>
       <w:r>
-        <w:t xml:space="preserve">1.10.6 Schlussbemerkung</w:t>
+        <w:t xml:space="preserve">1.10.5 Schlussbemerkung</w:t>
       </w:r>
     </w:p>
     <w:p>
@@ -17619,8 +17453,8 @@
         <w:t xml:space="preserve">. Dies trägt letztlich zur Stärkung der evidenzbasierten Politik- und Gesellschaftsberatung bei.</w:t>
       </w:r>
     </w:p>
-    <w:bookmarkEnd w:id="64"/>
-    <w:bookmarkEnd w:id="65"/>
+    <w:bookmarkEnd w:id="60"/>
+    <w:bookmarkEnd w:id="61"/>
     <w:bookmarkStart w:id="86" w:name="anhang"/>
     <w:p>
       <w:pPr>
@@ -32274,13 +32108,13 @@
       </w:tr>
     </w:tbl>
     <w:bookmarkStart w:id="84" w:name="refs"/>
-    <w:bookmarkStart w:id="67" w:name="ref-R-data.table"/>
+    <w:bookmarkStart w:id="63" w:name="ref-R-data.table"/>
     <w:p>
       <w:pPr>
         <w:pStyle w:val="Bibliography"/>
       </w:pPr>
       <w:r>
-        <w:t xml:space="preserve">Barrett, Tyson, Matt Dowle, Arun Srinivasan, Jan Gorecki, Michael Chirico, Toby Hocking, Benjamin Schwendinger, und Ivan Krylov. 2006.</w:t>
+        <w:t xml:space="preserve">Barrett, Tyson, Matt Dowle, Arun Srinivasan, Jan Gorecki, Michael Chirico, Toby Hocking, Benjamin Schwendinger, und Ivan Krylov. 2024.</w:t>
       </w:r>
       <w:r>
         <w:t xml:space="preserve"> </w:t>
@@ -32298,7 +32132,7 @@
       <w:r>
         <w:t xml:space="preserve"> </w:t>
       </w:r>
-      <w:hyperlink r:id="rId66">
+      <w:hyperlink r:id="rId62">
         <w:r>
           <w:rPr>
             <w:rStyle w:val="Hyperlink"/>
@@ -32310,13 +32144,50 @@
         <w:t xml:space="preserve">.</w:t>
       </w:r>
     </w:p>
-    <w:bookmarkEnd w:id="67"/>
-    <w:bookmarkStart w:id="69" w:name="ref-gomolka2021largedata"/>
+    <w:bookmarkEnd w:id="63"/>
+    <w:bookmarkStart w:id="65" w:name="ref-fdz2024btp"/>
     <w:p>
       <w:pPr>
         <w:pStyle w:val="Bibliography"/>
       </w:pPr>
       <w:r>
+        <w:t xml:space="preserve">Forschungsdatenzentrum des Statistischen Bundesamtes. 2024.</w:t>
+      </w:r>
+      <w:r>
+        <w:t xml:space="preserve"> </w:t>
+      </w:r>
+      <w:r>
+        <w:rPr>
+          <w:i/>
+          <w:iCs/>
+        </w:rPr>
+        <w:t xml:space="preserve">Business-Tax-Panel 2013–2019: Metadatenreport Produktionsdaten</w:t>
+      </w:r>
+      <w:r>
+        <w:t xml:space="preserve">. Wiesbaden.</w:t>
+      </w:r>
+      <w:r>
+        <w:t xml:space="preserve"> </w:t>
+      </w:r>
+      <w:hyperlink r:id="rId64">
+        <w:r>
+          <w:rPr>
+            <w:rStyle w:val="Hyperlink"/>
+          </w:rPr>
+          <w:t xml:space="preserve">https://www.forschungsdatenzentrum.de/sites/default/files/btp_2013-2019_on-site_mdr-prod.pdf</w:t>
+        </w:r>
+      </w:hyperlink>
+      <w:r>
+        <w:t xml:space="preserve">.</w:t>
+      </w:r>
+    </w:p>
+    <w:bookmarkEnd w:id="65"/>
+    <w:bookmarkStart w:id="67" w:name="ref-gomolka2021largedata"/>
+    <w:p>
+      <w:pPr>
+        <w:pStyle w:val="Bibliography"/>
+      </w:pPr>
+      <w:r>
         <w:t xml:space="preserve">Gomolka, Matthias, Jannick Blaschke, und Christian Hirsch. 2021.</w:t>
       </w:r>
       <w:r>
@@ -32331,7 +32202,7 @@
       <w:r>
         <w:t xml:space="preserve"> </w:t>
       </w:r>
-      <w:hyperlink r:id="rId68">
+      <w:hyperlink r:id="rId66">
         <w:r>
           <w:rPr>
             <w:rStyle w:val="Hyperlink"/>
@@ -32343,14 +32214,14 @@
         <w:t xml:space="preserve">.</w:t>
       </w:r>
     </w:p>
-    <w:bookmarkEnd w:id="69"/>
-    <w:bookmarkStart w:id="71" w:name="ref-R-collapse"/>
+    <w:bookmarkEnd w:id="67"/>
+    <w:bookmarkStart w:id="69" w:name="ref-R-collapse"/>
     <w:p>
       <w:pPr>
         <w:pStyle w:val="Bibliography"/>
       </w:pPr>
       <w:r>
-        <w:t xml:space="preserve">Krantz, Sebastian. 2020.</w:t>
+        <w:t xml:space="preserve">Krantz, Sebastian. 2024.</w:t>
       </w:r>
       <w:r>
         <w:t xml:space="preserve"> </w:t>
@@ -32368,7 +32239,7 @@
       <w:r>
         <w:t xml:space="preserve"> </w:t>
       </w:r>
-      <w:hyperlink r:id="rId70">
+      <w:hyperlink r:id="rId68">
         <w:r>
           <w:rPr>
             <w:rStyle w:val="Hyperlink"/>
@@ -32380,6 +32251,55 @@
         <w:t xml:space="preserve">.</w:t>
       </w:r>
     </w:p>
+    <w:bookmarkEnd w:id="69"/>
+    <w:bookmarkStart w:id="71" w:name="ref-kristiansen2023btp"/>
+    <w:p>
+      <w:pPr>
+        <w:pStyle w:val="Bibliography"/>
+      </w:pPr>
+      <w:r>
+        <w:t xml:space="preserve">Kristiansen, Annette. 2023.</w:t>
+      </w:r>
+      <w:r>
+        <w:t xml:space="preserve"> </w:t>
+      </w:r>
+      <w:r>
+        <w:t xml:space="preserve">„Das Business-Tax-Panel – Ein neuer Datensatz für die Steuerforschung“</w:t>
+      </w:r>
+      <w:r>
+        <w:t xml:space="preserve">.</w:t>
+      </w:r>
+      <w:r>
+        <w:t xml:space="preserve"> </w:t>
+      </w:r>
+      <w:r>
+        <w:rPr>
+          <w:i/>
+          <w:iCs/>
+        </w:rPr>
+        <w:t xml:space="preserve">WISTA – Wirtschaft und Statistik</w:t>
+      </w:r>
+      <w:r>
+        <w:t xml:space="preserve"> </w:t>
+      </w:r>
+      <w:r>
+        <w:t xml:space="preserve">75 (4): 33–42.</w:t>
+      </w:r>
+      <w:r>
+        <w:t xml:space="preserve"> </w:t>
+      </w:r>
+      <w:hyperlink r:id="rId70">
+        <w:r>
+          <w:rPr>
+            <w:rStyle w:val="Hyperlink"/>
+          </w:rPr>
+          <w:t xml:space="preserve">https://www.destatis.de/DE/Methoden/WISTA-Wirtschaft-und-Statistik/2023/04/business-tax-panel-042023.html</w:t>
+        </w:r>
+      </w:hyperlink>
+      <w:r>
+        <w:t xml:space="preserve">.</w:t>
+      </w:r>
+    </w:p>
     <w:bookmarkEnd w:id="71"/>
     <w:bookmarkStart w:id="73" w:name="ref-R-duckdb"/>
     <w:p>
@@ -32387,7 +32307,7 @@
         <w:pStyle w:val="Bibliography"/>
       </w:pPr>
       <w:r>
-        <w:t xml:space="preserve">Mühleisen, Hannes, und Mark Raasveldt. 2020.</w:t>
+        <w:t xml:space="preserve">Mühleisen, Hannes, und Mark Raasveldt. 2024.</w:t>
       </w:r>
       <w:r>
         <w:t xml:space="preserve"> </w:t>
@@ -32424,7 +32344,7 @@
         <w:pStyle w:val="Bibliography"/>
       </w:pPr>
       <w:r>
-        <w:t xml:space="preserve">Richardson, Neal, Ian Cook, Nic Crane, Dewey Dunnington, Romain François, Jonathan Keane, Bryce Mecum, u. a. 2019.</w:t>
+        <w:t xml:space="preserve">Richardson, Neal, Ian Cook, Nic Crane, Dewey Dunnington, Romain François, Jonathan Keane, Bryce Mecum, u. a. 2024.</w:t>
       </w:r>
       <w:r>
         <w:t xml:space="preserve"> </w:t>
@@ -32494,7 +32414,7 @@
         <w:pStyle w:val="Bibliography"/>
       </w:pPr>
       <w:r>
-        <w:t xml:space="preserve">Shima, Tatsuya, Etienne Bacher, und u.a. 2022.</w:t>
+        <w:t xml:space="preserve">Shima, Tatsuya, Etienne Bacher, und u.a. 2024.</w:t>
       </w:r>
       <w:r>
         <w:t xml:space="preserve"> </w:t>
@@ -32531,7 +32451,7 @@
         <w:pStyle w:val="Bibliography"/>
       </w:pPr>
       <w:r>
-        <w:t xml:space="preserve">Wickham, Hadley, Mara Averick, Jennifer Bryan, Winston Chang, Lucy D’Agostino McGowan, Romain François, Garrett Grolemund, u. a. 2019.</w:t>
+        <w:t xml:space="preserve">Wickham, Hadley, Mara Averick, Jennifer Bryan, Winston Chang, Lucy D’Agostino McGowan, Romain François, Garrett Grolemund, u. a. 2016.</w:t>
       </w:r>
       <w:r>
         <w:t xml:space="preserve"> </w:t>
@@ -32742,7 +32662,7 @@
       </w:r>
     </w:p>
   </w:footnote>
-  <w:footnote w:id="20">
+  <w:footnote w:id="25">
     <w:p>
       <w:pPr>
         <w:pStyle w:val="Funotentext"/>
@@ -32757,11 +32677,11 @@
         <w:t xml:space="preserve"> </w:t>
       </w:r>
       <w:r>
-        <w:t xml:space="preserve">https://www.bundesfinanzministerium.de/Web/DE/Themen/Steuern/Steuerliche_Themengebiete/NeSt/netzwerk-fuer-empirische-steuerforschung.html</w:t>
+        <w:t xml:space="preserve">Da SAS bereits langjährig eingesetzt wird, ist für die kommenden Performanzvergleiche zu beachten, dass die SAS-Server nicht über die neuste Hardware verfügen. SAS wurde in 2025 auf Version 9.4M8 aktualisiert.</w:t>
       </w:r>
     </w:p>
   </w:footnote>
-  <w:footnote w:id="21">
+  <w:footnote w:id="28">
     <w:p>
       <w:pPr>
         <w:pStyle w:val="Funotentext"/>
@@ -32776,11 +32696,11 @@
         <w:t xml:space="preserve"> </w:t>
       </w:r>
       <w:r>
-        <w:t xml:space="preserve">https://www.forschungsdatenzentrum.de/de/steuern/btp</w:t>
+        <w:t xml:space="preserve">Aktuell sind offiziell 23 035 Pakete auf CRAN verfügbar. S. https://cran.r-project.org/index.html</w:t>
       </w:r>
     </w:p>
   </w:footnote>
-  <w:footnote w:id="22">
+  <w:footnote w:id="29">
     <w:p>
       <w:pPr>
         <w:pStyle w:val="Funotentext"/>
@@ -32795,11 +32715,11 @@
         <w:t xml:space="preserve"> </w:t>
       </w:r>
       <w:r>
-        <w:t xml:space="preserve">Wachstum der uRos s. https://r-project.ro/conference2025.html#Presentations</w:t>
+        <w:t xml:space="preserve">https://r-project.ro/conference2025.html</w:t>
       </w:r>
     </w:p>
   </w:footnote>
-  <w:footnote w:id="27">
+  <w:footnote w:id="35">
     <w:p>
       <w:pPr>
         <w:pStyle w:val="Funotentext"/>
@@ -32814,11 +32734,11 @@
         <w:t xml:space="preserve"> </w:t>
       </w:r>
       <w:r>
-        <w:t xml:space="preserve">Vortrag Annette 2024 JK</w:t>
+        <w:t xml:space="preserve">Das Schreiben von Daten wird nicht vertieft behandelt, da die betrachteten Ergebnistabellen in der Regel klein sind. Die genannten Lösungen sind jdennoch beim Schreiben effizient. Aufgrund externer Abhängigkeiten werden Datenbanksysteme und Spark nicht berücksichtigt. Der Fokus liegt auf Standard-R-Nutzende, die mit den üblichen R-Werkzeugen vertraut sind.</w:t>
       </w:r>
     </w:p>
   </w:footnote>
-  <w:footnote w:id="32">
+  <w:footnote w:id="40">
     <w:p>
       <w:pPr>
         <w:pStyle w:val="Funotentext"/>
@@ -32833,11 +32753,11 @@
         <w:t xml:space="preserve"> </w:t>
       </w:r>
       <w:r>
-        <w:t xml:space="preserve">Da SAS bereits langjährig eingesetzt wird, ist für die kommenden Performanzvergleiche zu beachten, dass die SAS-Server nicht über die neuste Hardware verfügen. SAS wurde in 2025 auf Version 9.4M8 aktualisiert. Die neuste Version ist SAS 9.4M9. S. https://documentation.sas.com/doc/en/pgmsascdc/9.4_3.5/whatsdiff/upgradeswhatsnew94.html</w:t>
+        <w:t xml:space="preserve">Benchmark von Data.table: https://cran.r-project.org/web/packages/data.table/vignettes/datatable-benchmarking.html</w:t>
       </w:r>
     </w:p>
   </w:footnote>
-  <w:footnote w:id="38">
+  <w:footnote w:id="41">
     <w:p>
       <w:pPr>
         <w:pStyle w:val="Funotentext"/>
@@ -32852,28 +32772,11 @@
         <w:t xml:space="preserve"> </w:t>
       </w:r>
       <w:r>
-        <w:t xml:space="preserve">Das Schreiben von Daten wird in unserer Untersuchung vernachlässigt, da es sich bei den Veröffentlichungen des Statistischen Bundesamtes oder den Ergebnissen der Wissenschaft im FDZ um kleine Tabellen handelt, die meist keine große Performanz erfordern. Dennoch bieten die in in</w:t>
-      </w:r>
-      <w:r>
-        <w:t xml:space="preserve"> </w:t>
-      </w:r>
-      <w:hyperlink w:anchor="sec-highperf">
-        <w:r>
-          <w:rPr>
-            <w:rStyle w:val="Hyperlink"/>
-          </w:rPr>
-          <w:t xml:space="preserve">Kapitel 1.7.3</w:t>
-        </w:r>
-      </w:hyperlink>
-      <w:r>
-        <w:t xml:space="preserve"> </w:t>
-      </w:r>
-      <w:r>
-        <w:t xml:space="preserve">vorstellten Lösungen auch hohe Performanz im Schreiben von Daten. Aufgrund der externen Abhängigkeiten verzichten wir auf die betrachtung von Datenbanken und Spark. Die Werkzeuge sind auch in Programmiersprachen wie Python verfügbar. Dort kann gibt es weitere Möglichkeiten für hohe Perfomanz. Wir fokussieren uns auf den standard R-Nutzenden.</w:t>
+        <w:t xml:space="preserve">Benchmark von DuckDB https://duckdblabs.github.io/db-benchmark/</w:t>
       </w:r>
     </w:p>
   </w:footnote>
-  <w:footnote w:id="43">
+  <w:footnote w:id="42">
     <w:p>
       <w:pPr>
         <w:pStyle w:val="Funotentext"/>
@@ -32888,26 +32791,7 @@
         <w:t xml:space="preserve"> </w:t>
       </w:r>
       <w:r>
-        <w:t xml:space="preserve">Benchmark von Data.table: https://cran.r-project.org/web/packages/data.table/vignettes/datatable-benchmarking.html</w:t>
-      </w:r>
-    </w:p>
-  </w:footnote>
-  <w:footnote w:id="44">
-    <w:p>
-      <w:pPr>
-        <w:pStyle w:val="Funotentext"/>
-      </w:pPr>
-      <w:r>
-        <w:rPr>
-          <w:rStyle w:val="Funotenzeichen"/>
-        </w:rPr>
-        <w:footnoteRef/>
-      </w:r>
-      <w:r>
-        <w:t xml:space="preserve"> </w:t>
-      </w:r>
-      <w:r>
-        <w:t xml:space="preserve">Benchmark von DuckDB https://duckdblabs.github.io/db-benchmark/</w:t>
+        <w:t xml:space="preserve">https://ddotta.github.io/cookbook-rpolars/benchmarking.html</w:t>
       </w:r>
     </w:p>
   </w:footnote>
@@ -32926,11 +32810,11 @@
         <w:t xml:space="preserve"> </w:t>
       </w:r>
       <w:r>
-        <w:t xml:space="preserve">https://ddotta.github.io/cookbook-rpolars/benchmarking.html</w:t>
+        <w:t xml:space="preserve">www.opencode.de/URL-To-Be-Announced.</w:t>
       </w:r>
     </w:p>
   </w:footnote>
-  <w:footnote w:id="48">
+  <w:footnote w:id="49">
     <w:p>
       <w:pPr>
         <w:pStyle w:val="Funotentext"/>
@@ -32945,30 +32829,11 @@
         <w:t xml:space="preserve"> </w:t>
       </w:r>
       <w:r>
-        <w:t xml:space="preserve">www.opencode.de/URL-To-Be-Announced.</w:t>
+        <w:t xml:space="preserve">Das R-Package {polars} Version 1.0.1 war nur der erste Minor Release nach einer kompletten Überarbeitung. Inzwischen sind 5 neuere Major Releases mit diversen Performanz-Verbesserungen verfügbar.</w:t>
       </w:r>
     </w:p>
   </w:footnote>
-  <w:footnote w:id="52">
-    <w:p>
-      <w:pPr>
-        <w:pStyle w:val="Funotentext"/>
-      </w:pPr>
-      <w:r>
-        <w:rPr>
-          <w:rStyle w:val="Funotenzeichen"/>
-        </w:rPr>
-        <w:footnoteRef/>
-      </w:r>
-      <w:r>
-        <w:t xml:space="preserve"> </w:t>
-      </w:r>
-      <w:r>
-        <w:t xml:space="preserve">Das R-Package {polars} Version 1.0.1 war nur der erste Minor Release nach einer kompletten Überarbeitung. Inzwischen sind 5 neuere Major Releases mit diversen Performanz-Verbesserungen verfügbar.</w:t>
-      </w:r>
-    </w:p>
-  </w:footnote>
-  <w:footnote w:id="53">
+  <w:footnote w:id="50">
     <w:p>
       <w:pPr>
         <w:pStyle w:val="Funotentext"/>
@@ -34244,91 +34109,6 @@
       </w:rPr>
     </w:lvl>
   </w:abstractNum>
-  <w:abstractNum w:abstractNumId="99412">
-    <w:nsid w:val="00A99412"/>
-    <w:multiLevelType w:val="multilevel"/>
-    <w:lvl w:ilvl="0">
-      <w:start w:val="2"/>
-      <w:numFmt w:val="decimal"/>
-      <w:lvlText w:val="%1."/>
-      <w:lvlJc w:val="left"/>
-      <w:pPr>
-        <w:ind w:left="720" w:hanging="360"/>
-      </w:pPr>
-    </w:lvl>
-    <w:lvl w:ilvl="1">
-      <w:start w:val="2"/>
-      <w:numFmt w:val="decimal"/>
-      <w:lvlText w:val="%2."/>
-      <w:lvlJc w:val="left"/>
-      <w:pPr>
-        <w:ind w:left="1440" w:hanging="360"/>
-      </w:pPr>
-    </w:lvl>
-    <w:lvl w:ilvl="2">
-      <w:start w:val="2"/>
-      <w:numFmt w:val="decimal"/>
-      <w:lvlText w:val="%3."/>
-      <w:lvlJc w:val="left"/>
-      <w:pPr>
-        <w:ind w:left="2160" w:hanging="360"/>
-      </w:pPr>
-    </w:lvl>
-    <w:lvl w:ilvl="3">
-      <w:start w:val="2"/>
-      <w:numFmt w:val="decimal"/>
-      <w:lvlText w:val="%4."/>
-      <w:lvlJc w:val="left"/>
-      <w:pPr>
-        <w:ind w:left="2880" w:hanging="360"/>
-      </w:pPr>
-    </w:lvl>
-    <w:lvl w:ilvl="4">
-      <w:start w:val="2"/>
-      <w:numFmt w:val="decimal"/>
-      <w:lvlText w:val="%5."/>
-      <w:lvlJc w:val="left"/>
-      <w:pPr>
-        <w:ind w:left="3600" w:hanging="360"/>
-      </w:pPr>
-    </w:lvl>
-    <w:lvl w:ilvl="5">
-      <w:start w:val="2"/>
-      <w:numFmt w:val="decimal"/>
-      <w:lvlText w:val="%6."/>
-      <w:lvlJc w:val="left"/>
-      <w:pPr>
-        <w:ind w:left="4320" w:hanging="360"/>
-      </w:pPr>
-    </w:lvl>
-    <w:lvl w:ilvl="6">
-      <w:start w:val="2"/>
-      <w:numFmt w:val="decimal"/>
-      <w:lvlText w:val="%7."/>
-      <w:lvlJc w:val="left"/>
-      <w:pPr>
-        <w:ind w:left="5040" w:hanging="360"/>
-      </w:pPr>
-    </w:lvl>
-    <w:lvl w:ilvl="7">
-      <w:start w:val="2"/>
-      <w:numFmt w:val="decimal"/>
-      <w:lvlText w:val="%8."/>
-      <w:lvlJc w:val="left"/>
-      <w:pPr>
-        <w:ind w:left="5760" w:hanging="360"/>
-      </w:pPr>
-    </w:lvl>
-    <w:lvl w:ilvl="8">
-      <w:start w:val="2"/>
-      <w:numFmt w:val="decimal"/>
-      <w:lvlText w:val="%9."/>
-      <w:lvlJc w:val="left"/>
-      <w:pPr>
-        <w:ind w:left="6480" w:hanging="360"/>
-      </w:pPr>
-    </w:lvl>
-  </w:abstractNum>
   <w:num w16cid:durableId="617182474" w:numId="1">
     <w:abstractNumId w:val="5"/>
   </w:num>
@@ -34408,6 +34188,18 @@
     </w:lvlOverride>
   </w:num>
   <w:num w:numId="1002">
+    <w:abstractNumId w:val="991"/>
+  </w:num>
+  <w:num w:numId="1003">
+    <w:abstractNumId w:val="991"/>
+  </w:num>
+  <w:num w:numId="1004">
+    <w:abstractNumId w:val="991"/>
+  </w:num>
+  <w:num w:numId="1005">
+    <w:abstractNumId w:val="991"/>
+  </w:num>
+  <w:num w:numId="1006">
     <w:abstractNumId w:val="99411"/>
     <w:lvlOverride w:ilvl="0">
       <w:startOverride w:val="1"/>
@@ -34437,7 +34229,10 @@
       <w:startOverride w:val="1"/>
     </w:lvlOverride>
   </w:num>
-  <w:num w:numId="1003">
+  <w:num w:numId="1007">
+    <w:abstractNumId w:val="991"/>
+  </w:num>
+  <w:num w:numId="1008">
     <w:abstractNumId w:val="99411"/>
     <w:lvlOverride w:ilvl="0">
       <w:startOverride w:val="1"/>
@@ -34467,58 +34262,7 @@
       <w:startOverride w:val="1"/>
     </w:lvlOverride>
   </w:num>
-  <w:num w:numId="1004">
-    <w:abstractNumId w:val="991"/>
-  </w:num>
-  <w:num w:numId="1005">
-    <w:abstractNumId w:val="99412"/>
-    <w:lvlOverride w:ilvl="0">
-      <w:startOverride w:val="2"/>
-    </w:lvlOverride>
-    <w:lvlOverride w:ilvl="1">
-      <w:startOverride w:val="2"/>
-    </w:lvlOverride>
-    <w:lvlOverride w:ilvl="2">
-      <w:startOverride w:val="2"/>
-    </w:lvlOverride>
-    <w:lvlOverride w:ilvl="3">
-      <w:startOverride w:val="2"/>
-    </w:lvlOverride>
-    <w:lvlOverride w:ilvl="4">
-      <w:startOverride w:val="2"/>
-    </w:lvlOverride>
-    <w:lvlOverride w:ilvl="5">
-      <w:startOverride w:val="2"/>
-    </w:lvlOverride>
-    <w:lvlOverride w:ilvl="6">
-      <w:startOverride w:val="2"/>
-    </w:lvlOverride>
-    <w:lvlOverride w:ilvl="7">
-      <w:startOverride w:val="2"/>
-    </w:lvlOverride>
-    <w:lvlOverride w:ilvl="8">
-      <w:startOverride w:val="2"/>
-    </w:lvlOverride>
-  </w:num>
-  <w:num w:numId="1006">
-    <w:abstractNumId w:val="991"/>
-  </w:num>
-  <w:num w:numId="1007">
-    <w:abstractNumId w:val="991"/>
-  </w:num>
-  <w:num w:numId="1008">
-    <w:abstractNumId w:val="991"/>
-  </w:num>
   <w:num w:numId="1009">
-    <w:abstractNumId w:val="991"/>
-  </w:num>
-  <w:num w:numId="1010">
-    <w:abstractNumId w:val="991"/>
-  </w:num>
-  <w:num w:numId="1011">
-    <w:abstractNumId w:val="991"/>
-  </w:num>
-  <w:num w:numId="1012">
     <w:abstractNumId w:val="99411"/>
     <w:lvlOverride w:ilvl="0">
       <w:startOverride w:val="1"/>
@@ -34548,68 +34292,23 @@
       <w:startOverride w:val="1"/>
     </w:lvlOverride>
   </w:num>
+  <w:num w:numId="1010">
+    <w:abstractNumId w:val="991"/>
+  </w:num>
+  <w:num w:numId="1011">
+    <w:abstractNumId w:val="991"/>
+  </w:num>
+  <w:num w:numId="1012">
+    <w:abstractNumId w:val="991"/>
+  </w:num>
   <w:num w:numId="1013">
     <w:abstractNumId w:val="991"/>
   </w:num>
   <w:num w:numId="1014">
-    <w:abstractNumId w:val="99411"/>
-    <w:lvlOverride w:ilvl="0">
-      <w:startOverride w:val="1"/>
-    </w:lvlOverride>
-    <w:lvlOverride w:ilvl="1">
-      <w:startOverride w:val="1"/>
-    </w:lvlOverride>
-    <w:lvlOverride w:ilvl="2">
-      <w:startOverride w:val="1"/>
-    </w:lvlOverride>
-    <w:lvlOverride w:ilvl="3">
-      <w:startOverride w:val="1"/>
-    </w:lvlOverride>
-    <w:lvlOverride w:ilvl="4">
-      <w:startOverride w:val="1"/>
-    </w:lvlOverride>
-    <w:lvlOverride w:ilvl="5">
-      <w:startOverride w:val="1"/>
-    </w:lvlOverride>
-    <w:lvlOverride w:ilvl="6">
-      <w:startOverride w:val="1"/>
-    </w:lvlOverride>
-    <w:lvlOverride w:ilvl="7">
-      <w:startOverride w:val="1"/>
-    </w:lvlOverride>
-    <w:lvlOverride w:ilvl="8">
-      <w:startOverride w:val="1"/>
-    </w:lvlOverride>
+    <w:abstractNumId w:val="991"/>
   </w:num>
   <w:num w:numId="1015">
-    <w:abstractNumId w:val="99411"/>
-    <w:lvlOverride w:ilvl="0">
-      <w:startOverride w:val="1"/>
-    </w:lvlOverride>
-    <w:lvlOverride w:ilvl="1">
-      <w:startOverride w:val="1"/>
-    </w:lvlOverride>
-    <w:lvlOverride w:ilvl="2">
-      <w:startOverride w:val="1"/>
-    </w:lvlOverride>
-    <w:lvlOverride w:ilvl="3">
-      <w:startOverride w:val="1"/>
-    </w:lvlOverride>
-    <w:lvlOverride w:ilvl="4">
-      <w:startOverride w:val="1"/>
-    </w:lvlOverride>
-    <w:lvlOverride w:ilvl="5">
-      <w:startOverride w:val="1"/>
-    </w:lvlOverride>
-    <w:lvlOverride w:ilvl="6">
-      <w:startOverride w:val="1"/>
-    </w:lvlOverride>
-    <w:lvlOverride w:ilvl="7">
-      <w:startOverride w:val="1"/>
-    </w:lvlOverride>
-    <w:lvlOverride w:ilvl="8">
-      <w:startOverride w:val="1"/>
-    </w:lvlOverride>
+    <w:abstractNumId w:val="991"/>
   </w:num>
   <w:num w:numId="1016">
     <w:abstractNumId w:val="991"/>
@@ -34618,24 +34317,6 @@
     <w:abstractNumId w:val="991"/>
   </w:num>
   <w:num w:numId="1018">
-    <w:abstractNumId w:val="991"/>
-  </w:num>
-  <w:num w:numId="1019">
-    <w:abstractNumId w:val="991"/>
-  </w:num>
-  <w:num w:numId="1020">
-    <w:abstractNumId w:val="991"/>
-  </w:num>
-  <w:num w:numId="1021">
-    <w:abstractNumId w:val="991"/>
-  </w:num>
-  <w:num w:numId="1022">
-    <w:abstractNumId w:val="991"/>
-  </w:num>
-  <w:num w:numId="1023">
-    <w:abstractNumId w:val="991"/>
-  </w:num>
-  <w:num w:numId="1024">
     <w:abstractNumId w:val="991"/>
   </w:num>
 </w:numbering>

--- a/projects/paper-wista-r-efficiency-v3/_book/Effiziente-Analyse-Forschungsdaten-R.docx
+++ b/projects/paper-wista-r-efficiency-v3/_book/Effiziente-Analyse-Forschungsdaten-R.docx
@@ -15,15 +15,7 @@
         <w:pStyle w:val="Author"/>
       </w:pPr>
       <w:r>
-        <w:t xml:space="preserve">Oliver Hauke</w:t>
-      </w:r>
-    </w:p>
-    <w:p>
-      <w:pPr>
-        <w:pStyle w:val="Author"/>
-      </w:pPr>
-      <w:r>
-        <w:t xml:space="preserve">Annette Kristiansen</w:t>
+        <w:t xml:space="preserve">Oliver Hauke, Annette Kristiansen</w:t>
       </w:r>
     </w:p>
     <w:p>
@@ -36,72 +28,33 @@
     </w:p>
     <w:p>
       <w:pPr>
-        <w:pStyle w:val="AbstractTitle"/>
-      </w:pPr>
-      <w:r>
-        <w:t xml:space="preserve">Zusammenfassung</w:t>
-      </w:r>
-    </w:p>
-    <w:p>
-      <w:pPr>
-        <w:pStyle w:val="Abstract"/>
-      </w:pPr>
-      <w:r>
-        <w:t xml:space="preserve">Das Statistische Bundesamt steht in den letzten Jahren vor der Herausforderung, ein deutlich größeres Datenvolumen zu verarbeiten, während zugleich die Erwartungen der Öffentlichkeit an die Aktualität und Detailliertheit der Statistiken gestiegen sind. Aktuelle technologische Weiterentwicklungen bieten das Potenzial diese Herausforderungen zu bewältigen. Geeignete Werkzeuge können Auswertungen, die bisher mehrere Stunden gedauert haben, in wenigen Sekunden ausführen. Der vorliegende Artikel evaluiert die Performanz und Nutzerfreundlichkeit entsprechender Werkzeuge in der Statistiksoftware R mit dem Ziel Handlungsempfehlungen für die Praxis abzuleiten.</w:t>
-      </w:r>
-    </w:p>
-    <w:sdt>
-      <w:sdtPr>
-        <w:docPartObj>
-          <w:docPartGallery w:val="Table of Contents"/>
-          <w:docPartUnique/>
-        </w:docPartObj>
-      </w:sdtPr>
-      <w:sdtContent>
-        <w:p>
-          <w:pPr>
-            <w:pStyle w:val="TOCHeading"/>
-          </w:pPr>
-          <w:r>
-            <w:t xml:space="preserve">Inhaltsverzeichnis</w:t>
-          </w:r>
-        </w:p>
-        <w:p>
-          <w:r>
-            <w:fldChar w:fldCharType="begin" w:dirty="true"/>
-            <w:instrText xml:space="preserve">TOC \o "1-3" \h \z \u</w:instrText>
-            <w:fldChar w:fldCharType="separate"/>
-            <w:fldChar w:fldCharType="end"/>
-          </w:r>
-        </w:p>
-      </w:sdtContent>
-    </w:sdt>
-    <w:bookmarkStart w:id="20" w:name="zusammenfassung"/>
-    <w:p>
-      <w:pPr>
-        <w:pStyle w:val="berschrift1"/>
-      </w:pPr>
-      <w:r>
-        <w:t xml:space="preserve">1. Zusammenfassung</w:t>
-      </w:r>
-    </w:p>
-    <w:p>
-      <w:pPr>
         <w:pStyle w:val="FirstParagraph"/>
-      </w:pPr>
-      <w:r>
-        <w:t xml:space="preserve">Das Statistische Bundesamt steht in den letzten Jahren vor der Herausforderung, ein deutlich größeres Datenvolumen zu verarbeiten, während zugleich die Erwartungen der Öffentlichkeit an die Aktualität und Detailliertheit der Statistiken gestiegen sind. Aktuelle technologische Weiterentwicklungen bieten das Potenzial diese Herausforderungen zu bewältigen. Geeignete Werkzeuge können Auswertungen, die bisher mehrere Stunden gedauert haben, in wenigen Sekunden ausführen. Der vorliegende Artikel evaluiert die Performanz und Nutzerfreundlichkeit entsprechender Werkzeuge in der Statistiksoftware R mit dem Ziel Handlungsempfehlungen für die Praxis abzuleiten.</w:t>
-      </w:r>
-    </w:p>
-    <w:p>
-      <w:pPr>
-        <w:pStyle w:val="BodyText"/>
       </w:pPr>
       <w:r>
         <w:rPr>
           <w:b/>
           <w:bCs/>
         </w:rPr>
+        <w:t xml:space="preserve">Zusammenfassung</w:t>
+      </w:r>
+    </w:p>
+    <w:p>
+      <w:pPr>
+        <w:pStyle w:val="BodyText"/>
+      </w:pPr>
+      <w:r>
+        <w:t xml:space="preserve">Das Statistische Bundesamt steht in den letzten Jahren vor der Herausforderung, ein deutlich größeres Datenvolumen zu verarbeiten, während zugleich die Erwartungen der Öffentlichkeit an die Aktualität und Detailliertheit der Statistiken gestiegen sind. Aktuelle technologische Weiterentwicklungen bieten das Potenzial diese Herausforderungen zu bewältigen. Geeignete Werkzeuge können Auswertungen, die bisher mehrere Stunden gedauert haben, in wenigen Sekunden ausführen. Der vorliegende Artikel evaluiert die Performanz und Nutzerfreundlichkeit entsprechender Werkzeuge in der Statistiksoftware R mit dem Ziel Handlungsempfehlungen für die Praxis abzuleiten.</w:t>
+      </w:r>
+    </w:p>
+    <w:p>
+      <w:pPr>
+        <w:pStyle w:val="BodyText"/>
+      </w:pPr>
+      <w:r>
+        <w:rPr>
+          <w:b/>
+          <w:bCs/>
+        </w:rPr>
         <w:t xml:space="preserve">Schlüsselwörter:</w:t>
       </w:r>
       <w:r>
@@ -111,19 +64,21 @@
         <w:t xml:space="preserve">R, Datenverarbeitung, Performanz, Business-Tax-Panel, Forschungsdatenzentrum</w:t>
       </w:r>
     </w:p>
-    <w:bookmarkEnd w:id="20"/>
-    <w:bookmarkStart w:id="88" w:name="abstract"/>
-    <w:p>
-      <w:pPr>
-        <w:pStyle w:val="berschrift1"/>
-      </w:pPr>
-      <w:r>
-        <w:t xml:space="preserve">2. Abstract</w:t>
-      </w:r>
-    </w:p>
-    <w:p>
-      <w:pPr>
-        <w:pStyle w:val="FirstParagraph"/>
+    <w:p>
+      <w:pPr>
+        <w:pStyle w:val="BodyText"/>
+      </w:pPr>
+      <w:r>
+        <w:rPr>
+          <w:b/>
+          <w:bCs/>
+        </w:rPr>
+        <w:t xml:space="preserve">Abstract</w:t>
+      </w:r>
+    </w:p>
+    <w:p>
+      <w:pPr>
+        <w:pStyle w:val="BodyText"/>
       </w:pPr>
       <w:r>
         <w:t xml:space="preserve">The Federal Statistical Office of Germany faces the challenge of processing significantly larger data volumes while public expectations for timeliness and detail in statistics have increased. Recent technological developments offer the potential to meet these challenges. Suitable tools can execute analyses that previously took hours in just seconds. This article evaluates the performance and user-friendliness of corresponding tools in the statistical software R with the aim of deriving practical recommendations.</w:t>
@@ -184,18 +139,16 @@
     </w:p>
     <w:p>
       <w:r>
-        <w:pict>
-          <v:rect style="width:0;height:1.5pt" o:hralign="center" o:hrstd="t" o:hr="t"/>
-        </w:pict>
-      </w:r>
-    </w:p>
-    <w:bookmarkStart w:id="21" w:name="sec-einleitung"/>
-    <w:p>
-      <w:pPr>
-        <w:pStyle w:val="berschrift2"/>
-      </w:pPr>
-      <w:r>
-        <w:t xml:space="preserve">2.1 Einleitung</w:t>
+        <w:br w:type="page"/>
+      </w:r>
+    </w:p>
+    <w:bookmarkStart w:id="20" w:name="sec-einleitung"/>
+    <w:p>
+      <w:pPr>
+        <w:pStyle w:val="berschrift1"/>
+      </w:pPr>
+      <w:r>
+        <w:t xml:space="preserve">1 Einleitung</w:t>
       </w:r>
     </w:p>
     <w:p>
@@ -357,7 +310,7 @@
           <w:rPr>
             <w:rStyle w:val="Hyperlink"/>
           </w:rPr>
-          <w:t xml:space="preserve">Absatz 2.2</w:t>
+          <w:t xml:space="preserve">Absatz 2</w:t>
         </w:r>
       </w:hyperlink>
       <w:r>
@@ -379,7 +332,7 @@
           <w:rPr>
             <w:rStyle w:val="Hyperlink"/>
           </w:rPr>
-          <w:t xml:space="preserve">Absatz 2.3</w:t>
+          <w:t xml:space="preserve">Absatz 3</w:t>
         </w:r>
       </w:hyperlink>
       <w:r>
@@ -417,7 +370,7 @@
           <w:rPr>
             <w:rStyle w:val="Hyperlink"/>
           </w:rPr>
-          <w:t xml:space="preserve">Absatz 2.4</w:t>
+          <w:t xml:space="preserve">Absatz 4</w:t>
         </w:r>
       </w:hyperlink>
       <w:r>
@@ -431,7 +384,7 @@
           <w:rPr>
             <w:rStyle w:val="Hyperlink"/>
           </w:rPr>
-          <w:t xml:space="preserve">Absatz 2.5</w:t>
+          <w:t xml:space="preserve">Absatz 5</w:t>
         </w:r>
       </w:hyperlink>
       <w:r>
@@ -445,114 +398,114 @@
           <w:rPr>
             <w:rStyle w:val="Hyperlink"/>
           </w:rPr>
-          <w:t xml:space="preserve">Absatz 2.6</w:t>
+          <w:t xml:space="preserve">Absatz 6</w:t>
         </w:r>
       </w:hyperlink>
       <w:r>
         <w:t xml:space="preserve">).</w:t>
       </w:r>
     </w:p>
+    <w:bookmarkEnd w:id="20"/>
+    <w:bookmarkStart w:id="24" w:name="sec-btp"/>
+    <w:p>
+      <w:pPr>
+        <w:pStyle w:val="berschrift1"/>
+      </w:pPr>
+      <w:r>
+        <w:t xml:space="preserve">2 Anwendungsfall Business-Tax-Panel</w:t>
+      </w:r>
+    </w:p>
+    <w:bookmarkStart w:id="21" w:name="datengrundlage"/>
+    <w:p>
+      <w:pPr>
+        <w:pStyle w:val="berschrift2"/>
+      </w:pPr>
+      <w:r>
+        <w:t xml:space="preserve">2.1 Datengrundlage</w:t>
+      </w:r>
+    </w:p>
+    <w:p>
+      <w:pPr>
+        <w:pStyle w:val="FirstParagraph"/>
+      </w:pPr>
+      <w:r>
+        <w:t xml:space="preserve">Das Business-Tax-Panel kombiniert die Angaben aus verschiedenen Ertrags- sowie Umsatzsteuerstatistiken im Quer- und Längsschnitt. Verfügbar sind Informationen aus den folgenden Statistiken: Gewerbe-, Körperschaftsteuer, Umsatzsteuer-Voranmeldung und -Veranlagung, Statistik über die Personengesellschaften und Gemeinschaften, Einnahmenüberschussrechnung und einige Merkmale aus dem Statistischen Unternehmensregister. Insgesamt deckt der Forschungsdatensatz eine Vielzahl an Analysemöglichkeiten ab, wie zum Beispiel die Analyse von Anpassungsreaktionen oder Verteilungsanalysen, die für evidenzbasierte steuerpolitische Entscheidungen nötig sind</w:t>
+      </w:r>
+      <w:r>
+        <w:t xml:space="preserve"> </w:t>
+      </w:r>
+      <w:r>
+        <w:t xml:space="preserve">(Kristiansen 2023)</w:t>
+      </w:r>
+      <w:r>
+        <w:t xml:space="preserve">.</w:t>
+      </w:r>
+    </w:p>
+    <w:p>
+      <w:pPr>
+        <w:pStyle w:val="BodyText"/>
+      </w:pPr>
+      <w:r>
+        <w:t xml:space="preserve">Für die vielfältigen Analysewünsche der Forschenden, die damit einhergehende Dokumentation des Datensatzes in den Metadatenreports</w:t>
+      </w:r>
+      <w:r>
+        <w:t xml:space="preserve"> </w:t>
+      </w:r>
+      <w:r>
+        <w:t xml:space="preserve">(Forschungsdatenzentrum des Statistischen Bundesamtes 2024)</w:t>
+      </w:r>
+      <w:r>
+        <w:t xml:space="preserve"> </w:t>
+      </w:r>
+      <w:r>
+        <w:t xml:space="preserve">des FDZ Bund und den Auswertungsbedarf des Fachbereichs ist der Datensatz möglichst wenig beschränkt worden und dadurch ressourcenintensiv. Anstelle einer Stichprobe wurden die zugrundeliegenden Vollerhebungen verwendet. Die erste Version des BTP (2013 - 2019) besteht aus knapp 67 Millionen Beobachtungen. Mit der Aktualisierung um das Berichtsjahr 2020 wird sich die Zahl der Beobachtungen auf etwa 78 Millionen erhöhen. Auch der Merkmalsumfang von zurzeit über 2.700 Merkmalen wird durch Erweiterung von Berichtsjahren steigen. Bereits aktuell und insbesondere durch die anstehende Aktualisierung steht der Fachbereich sowie das FDZ Bund vor der Herausforderung den hohe Bedarf an Speicherkapazität, Arbeitsspeicher und Prozessorleistung zu decken.</w:t>
+      </w:r>
+    </w:p>
     <w:bookmarkEnd w:id="21"/>
-    <w:bookmarkStart w:id="25" w:name="sec-btp"/>
+    <w:bookmarkStart w:id="23" w:name="auswertungsbedarfe"/>
     <w:p>
       <w:pPr>
         <w:pStyle w:val="berschrift2"/>
       </w:pPr>
       <w:r>
-        <w:t xml:space="preserve">2.2 Anwendungsfall Business-Tax-Panel</w:t>
-      </w:r>
-    </w:p>
-    <w:bookmarkStart w:id="22" w:name="datengrundlage"/>
+        <w:t xml:space="preserve">2.2 Auswertungsbedarfe</w:t>
+      </w:r>
+    </w:p>
+    <w:p>
+      <w:pPr>
+        <w:pStyle w:val="FirstParagraph"/>
+      </w:pPr>
+      <w:r>
+        <w:t xml:space="preserve">Neben den standardisierten Veröffentlichungsprodukten (wie z.B. Genesis-Tabellen, Statistische Berichte) werden Sonderauswertungen erstellt. Sowohl bei den Standard- als auch bei den Sonderauswertungen werden meist spezifische Anforderungen angegeben. Dafür sind verschiedene Bearbeitungsschritte in Form von Filterungen der Beobachtungen (z.B. Angaben nur für Organträger) und Auswahl von Merkmalen sowie anschließende Berechnungen nötig. Abschließend wird die Tabelle in die vorgegebene Veröffentlichungsform gebracht. Das FDZ Bund hat für die Erstellung des Metadatenreports einen ähnlichen Bedarf. Um den Bedarf nach deskriptiven Auswertungen abzubilden wird die Tabelle zur Häufigkeitsverteilung der Beobachtungen je Jahr und Steuerstatistik</w:t>
+      </w:r>
+      <w:r>
+        <w:t xml:space="preserve"> </w:t>
+      </w:r>
+      <w:r>
+        <w:t xml:space="preserve">(Forschungsdatenzentrum des Statistischen Bundesamtes 2024)</w:t>
+      </w:r>
+      <w:r>
+        <w:t xml:space="preserve"> </w:t>
+      </w:r>
+      <w:r>
+        <w:t xml:space="preserve">verwendet.</w:t>
+      </w:r>
+    </w:p>
+    <w:p>
+      <w:pPr>
+        <w:pStyle w:val="BodyText"/>
+      </w:pPr>
+      <w:r>
+        <w:t xml:space="preserve">Für den zweiten Anwendungsfall wird insb. auch die Datenaufbereitung abgebildet und im Anschluss eine Regressionsanalyse durchgeführt um den zusätzlichen Bedarf der Wissenschaft abzudecken: Es wird das Vorliegen eines Verlustvortrages im jeweiligen Berichtsjahr anhand verschiedener Einflussfaktoren erklärt. Die Körperschaftsteuerstatistik zeigt über die Jahre eine Zunahme der Steuerpflichtigen mit Verlustvortrag im jeweiligen Berichtsjahr (GENESIS Code 73211-0002). Anzunehmen ist, dass Personalkosten den Verlustvortrag erhöhen können, daher wird die Zahl der Sozialversicherungspflichtig Beschäftigten sowie die Summe der Löhne und Gehälter als erklärende Variable verwendet. Der jeweilige Gesamtbetrag der Einkünfte und die abgezogenen Spenden können ebenfalls den Verlustvortrag beeinflussen. Um den Internationalisierungsgrad des Unternehmens zu erfassen wird ein Dummy aufgenommen. Die verschiedenen Datenbearbeitungsschritte und Analyse zeigen ein potenzielles Forschungsprojekt und sind entsprechend vereinfacht.</w:t>
+      </w:r>
+    </w:p>
+    <w:bookmarkStart w:id="22" w:name="deskriptive-eckdaten"/>
     <w:p>
       <w:pPr>
         <w:pStyle w:val="berschrift3"/>
       </w:pPr>
       <w:r>
-        <w:t xml:space="preserve">2.2.1 Datengrundlage</w:t>
-      </w:r>
-    </w:p>
-    <w:p>
-      <w:pPr>
-        <w:pStyle w:val="FirstParagraph"/>
-      </w:pPr>
-      <w:r>
-        <w:t xml:space="preserve">Das Business-Tax-Panel kombiniert die Angaben aus verschiedenen Ertrags- sowie Umsatzsteuerstatistiken im Quer- und Längsschnitt. Verfügbar sind Informationen aus den folgenden Statistiken: Gewerbe-, Körperschaftsteuer, Umsatzsteuer-Voranmeldung und -Veranlagung, Statistik über die Personengesellschaften und Gemeinschaften, Einnahmenüberschussrechnung und einige Merkmale aus dem Statistischen Unternehmensregister. Insgesamt deckt der Forschungsdatensatz eine Vielzahl an Analysemöglichkeiten ab, wie zum Beispiel die Analyse von Anpassungsreaktionen oder Verteilungsanalysen, die für evidenzbasierte steuerpolitische Entscheidungen nötig sind</w:t>
-      </w:r>
-      <w:r>
-        <w:t xml:space="preserve"> </w:t>
-      </w:r>
-      <w:r>
-        <w:t xml:space="preserve">(Kristiansen 2023)</w:t>
-      </w:r>
-      <w:r>
-        <w:t xml:space="preserve">.</w:t>
-      </w:r>
-    </w:p>
-    <w:p>
-      <w:pPr>
-        <w:pStyle w:val="BodyText"/>
-      </w:pPr>
-      <w:r>
-        <w:t xml:space="preserve">Für die vielfältigen Analysewünsche der Forschenden, die damit einhergehende Dokumentation des Datensatzes in den Metadatenreports</w:t>
-      </w:r>
-      <w:r>
-        <w:t xml:space="preserve"> </w:t>
-      </w:r>
-      <w:r>
-        <w:t xml:space="preserve">(Forschungsdatenzentrum des Statistischen Bundesamtes 2024)</w:t>
-      </w:r>
-      <w:r>
-        <w:t xml:space="preserve"> </w:t>
-      </w:r>
-      <w:r>
-        <w:t xml:space="preserve">des FDZ Bund und den Auswertungsbedarf des Fachbereichs ist der Datensatz möglichst wenig beschränkt worden und dadurch ressourcenintensiv. Anstelle einer Stichprobe wurden die zugrundeliegenden Vollerhebungen verwendet. Die erste Version des BTP (2013 - 2019) besteht aus knapp 67 Millionen Beobachtungen. Mit der Aktualisierung um das Berichtsjahr 2020 wird sich die Zahl der Beobachtungen auf etwa 78 Millionen erhöhen. Auch der Merkmalsumfang von zurzeit über 2.700 Merkmalen wird durch Erweiterung von Berichtsjahren steigen. Bereits aktuell und insbesondere durch die anstehende Aktualisierung steht der Fachbereich sowie das FDZ Bund vor der Herausforderung den hohe Bedarf an Speicherkapazität, Arbeitsspeicher und Prozessorleistung zu decken.</w:t>
-      </w:r>
-    </w:p>
-    <w:bookmarkEnd w:id="22"/>
-    <w:bookmarkStart w:id="24" w:name="auswertungsbedarfe"/>
-    <w:p>
-      <w:pPr>
-        <w:pStyle w:val="berschrift3"/>
-      </w:pPr>
-      <w:r>
-        <w:t xml:space="preserve">2.2.2 Auswertungsbedarfe</w:t>
-      </w:r>
-    </w:p>
-    <w:p>
-      <w:pPr>
-        <w:pStyle w:val="FirstParagraph"/>
-      </w:pPr>
-      <w:r>
-        <w:t xml:space="preserve">Neben den standardisierten Veröffentlichungsprodukten (wie z.B. Genesis-Tabellen, Statistische Berichte) werden Sonderauswertungen erstellt. Sowohl bei den Standard- als auch bei den Sonderauswertungen werden meist spezifische Anforderungen angegeben. Dafür sind verschiedene Bearbeitungsschritte in Form von Filterungen der Beobachtungen (z.B. Angaben nur für Organträger) und Auswahl von Merkmalen sowie anschließende Berechnungen nötig. Abschließend wird die Tabelle in die vorgegebene Veröffentlichungsform gebracht. Das FDZ Bund hat für die Erstellung des Metadatenreports einen ähnlichen Bedarf. Um den Bedarf nach deskriptiven Auswertungen abzubilden wird die Tabelle zur Häufigkeitsverteilung der Beobachtungen je Jahr und Steuerstatistik</w:t>
-      </w:r>
-      <w:r>
-        <w:t xml:space="preserve"> </w:t>
-      </w:r>
-      <w:r>
-        <w:t xml:space="preserve">(Forschungsdatenzentrum des Statistischen Bundesamtes 2024)</w:t>
-      </w:r>
-      <w:r>
-        <w:t xml:space="preserve"> </w:t>
-      </w:r>
-      <w:r>
-        <w:t xml:space="preserve">verwendet.</w:t>
-      </w:r>
-    </w:p>
-    <w:p>
-      <w:pPr>
-        <w:pStyle w:val="BodyText"/>
-      </w:pPr>
-      <w:r>
-        <w:t xml:space="preserve">Für den zweiten Anwendungsfall wird insb. auch die Datenaufbereitung abgebildet und im Anschluss eine Regressionsanalyse durchgeführt um den zusätzlichen Bedarf der Wissenschaft abzudecken: Es wird das Vorliegen eines Verlustvortrages im jeweiligen Berichtsjahr anhand verschiedener Einflussfaktoren erklärt. Die Körperschaftsteuerstatistik zeigt über die Jahre eine Zunahme der Steuerpflichtigen mit Verlustvortrag im jeweiligen Berichtsjahr (GENESIS Code 73211-0002). Anzunehmen ist, dass Personalkosten den Verlustvortrag erhöhen können, daher wird die Zahl der Sozialversicherungspflichtig Beschäftigten sowie die Summe der Löhne und Gehälter als erklärende Variable verwendet. Der jeweilige Gesamtbetrag der Einkünfte und die abgezogenen Spenden können ebenfalls den Verlustvortrag beeinflussen. Um den Internationalisierungsgrad des Unternehmens zu erfassen wird ein Dummy aufgenommen. Die verschiedenen Datenbearbeitungsschritte und Analyse zeigen ein potenzielles Forschungsprojekt und sind entsprechend vereinfacht.</w:t>
-      </w:r>
-    </w:p>
-    <w:bookmarkStart w:id="23" w:name="deskriptive-eckdaten"/>
-    <w:p>
-      <w:pPr>
-        <w:pStyle w:val="berschrift4"/>
-      </w:pPr>
-      <w:r>
-        <w:t xml:space="preserve">2.2.2.1 Deskriptive Eckdaten</w:t>
+        <w:t xml:space="preserve">2.2.1 Deskriptive Eckdaten</w:t>
       </w:r>
     </w:p>
     <w:p>
@@ -619,41 +572,41 @@
         <w:t xml:space="preserve">Exemplarisch, neues BTP beinhaltet dies. Regelmäßige Updates beschleunigen.</w:t>
       </w:r>
     </w:p>
+    <w:bookmarkEnd w:id="22"/>
     <w:bookmarkEnd w:id="23"/>
     <w:bookmarkEnd w:id="24"/>
-    <w:bookmarkEnd w:id="25"/>
-    <w:bookmarkStart w:id="35" w:name="sec-infrastruktur"/>
+    <w:bookmarkStart w:id="34" w:name="sec-infrastruktur"/>
+    <w:p>
+      <w:pPr>
+        <w:pStyle w:val="berschrift1"/>
+      </w:pPr>
+      <w:r>
+        <w:t xml:space="preserve">3 Ausbau der Analyseinfrastruktur</w:t>
+      </w:r>
+    </w:p>
+    <w:p>
+      <w:pPr>
+        <w:pStyle w:val="FirstParagraph"/>
+      </w:pPr>
+      <w:r>
+        <w:t xml:space="preserve">Mit der Bereitstellung neuer Analyseserver konnten im Jahr 2025 entscheidende Fortschritte beim Ausbau der analytischen Infrastruktur des Statistischen Bundesamtes und des FDZ Bund erzielt werden.</w:t>
+      </w:r>
+    </w:p>
+    <w:p>
+      <w:pPr>
+        <w:pStyle w:val="BodyText"/>
+      </w:pPr>
+      <w:r>
+        <w:t xml:space="preserve">Die Einführung der neuen Systeme ist als Ergebnis langjähriger Planung und Umsetzung ein besonders bedeutender Schritt. Denn sogar Änderungen von Softwareversionen in der abgeschotteten Infrastruktur können organisatorisch aufwändig sein, sodass für die folgenden Darstellungen nicht immer die neuesten Versionen der betrachteten Software zur Verfügung stehen –- ein Umstand, der die realistischen Rahmenbedingungen der laufenden Statistikproduktion widerspiegelt. Um dennoch langfristig leistungsstark zu bleiben, wurde die neue Infrastruktur von Beginn an zukunftsorientiert konzipiert und bietet moderne Software auf einer deutlich erweiterten Hardwarebasis.</w:t>
+      </w:r>
+    </w:p>
+    <w:bookmarkStart w:id="26" w:name="ausgangslage"/>
     <w:p>
       <w:pPr>
         <w:pStyle w:val="berschrift2"/>
       </w:pPr>
       <w:r>
-        <w:t xml:space="preserve">2.3 Ausbau der Analyseinfrastruktur</w:t>
-      </w:r>
-    </w:p>
-    <w:p>
-      <w:pPr>
-        <w:pStyle w:val="FirstParagraph"/>
-      </w:pPr>
-      <w:r>
-        <w:t xml:space="preserve">Mit der Bereitstellung neuer Analyseserver konnten im Jahr 2025 entscheidende Fortschritte beim Ausbau der analytischen Infrastruktur des Statistischen Bundesamtes und des FDZ Bund erzielt werden.</w:t>
-      </w:r>
-    </w:p>
-    <w:p>
-      <w:pPr>
-        <w:pStyle w:val="BodyText"/>
-      </w:pPr>
-      <w:r>
-        <w:t xml:space="preserve">Die Einführung der neuen Systeme ist als Ergebnis langjähriger Planung und Umsetzung ein besonders bedeutender Schritt. Denn sogar Änderungen von Softwareversionen in der abgeschotteten Infrastruktur können organisatorisch aufwändig sein, sodass für die folgenden Darstellungen nicht immer die neuesten Versionen der betrachteten Software zur Verfügung stehen –- ein Umstand, der die realistischen Rahmenbedingungen der laufenden Statistikproduktion widerspiegelt. Um dennoch langfristig leistungsstark zu bleiben, wurde die neue Infrastruktur von Beginn an zukunftsorientiert konzipiert und bietet moderne Software auf einer deutlich erweiterten Hardwarebasis.</w:t>
-      </w:r>
-    </w:p>
-    <w:bookmarkStart w:id="27" w:name="ausgangslage"/>
-    <w:p>
-      <w:pPr>
-        <w:pStyle w:val="berschrift3"/>
-      </w:pPr>
-      <w:r>
-        <w:t xml:space="preserve">2.3.1 Ausgangslage</w:t>
+        <w:t xml:space="preserve">3.1 Ausgangslage</w:t>
       </w:r>
     </w:p>
     <w:p>
@@ -680,7 +633,7 @@
         <w:rPr>
           <w:rStyle w:val="Funotenzeichen"/>
         </w:rPr>
-        <w:footnoteReference w:id="26"/>
+        <w:footnoteReference w:id="25"/>
       </w:r>
       <w:r>
         <w:t xml:space="preserve"> </w:t>
@@ -696,7 +649,7 @@
           <w:rPr>
             <w:rStyle w:val="Hyperlink"/>
           </w:rPr>
-          <w:t xml:space="preserve">Absatz 2.4</w:t>
+          <w:t xml:space="preserve">Absatz 4</w:t>
         </w:r>
       </w:hyperlink>
       <w:r>
@@ -713,7 +666,7 @@
           <w:rPr>
             <w:rStyle w:val="Hyperlink"/>
           </w:rPr>
-          <w:t xml:space="preserve">Absatz 2.5</w:t>
+          <w:t xml:space="preserve">Absatz 5</w:t>
         </w:r>
       </w:hyperlink>
       <w:r>
@@ -792,62 +745,62 @@
         <w:t xml:space="preserve">beschränkt, wodurch viele Produkte des FDZ Bund ohne Datenzuschnitt an den GWAPs nicht bearbeitet werden konnten. Leistungsfähigere Server standen vor der Bereitstellung des OnSite-Servers lediglich in der KDFV zur Verfügung.</w:t>
       </w:r>
     </w:p>
+    <w:bookmarkEnd w:id="26"/>
+    <w:bookmarkStart w:id="27" w:name="sec-infra-anf"/>
+    <w:p>
+      <w:pPr>
+        <w:pStyle w:val="berschrift2"/>
+      </w:pPr>
+      <w:r>
+        <w:t xml:space="preserve">3.2 Anforderungen an die Analyseinfrastruktur</w:t>
+      </w:r>
+    </w:p>
+    <w:p>
+      <w:pPr>
+        <w:pStyle w:val="FirstParagraph"/>
+      </w:pPr>
+      <w:r>
+        <w:t xml:space="preserve">Damit eine moderne Infrastruktur die technischen Herausforderungen des Statistischen Bundesamtes und FDZ Bund adressiert, muss sie ein breites Spektrum an Datenverarbeitungsmethoden mit hoher Performanz nutzerfreundlich bereitstellen.</w:t>
+      </w:r>
+    </w:p>
+    <w:p>
+      <w:pPr>
+        <w:pStyle w:val="BodyText"/>
+      </w:pPr>
+      <w:r>
+        <w:t xml:space="preserve">Die eingesetzte Infrastruktur muss skalierbar sein und die Verarbeitung wachsender Datenmengen zuverlässig mit den vorhandenen Rechenkapazitäten ermöglichen, sodass die steigenden Datenverarbeitungsbedarfe gedeckt werden können. Um eine hohe Reaktionsfähigkeit und eine reibungslose GWAP- bzw. KDFV-Nutzung im FDZ Bund sicherzustellen, sollten die Systeme kurze Rechenzeiten auf dem aktuellen Stand der Technik ermöglichen – und idealerweise Auswertungen großer Datenmengen in Echtzeit (d.h. innerhalb weniger Sekunden) ausführen können.</w:t>
+      </w:r>
+    </w:p>
+    <w:p>
+      <w:pPr>
+        <w:pStyle w:val="BodyText"/>
+      </w:pPr>
+      <w:r>
+        <w:t xml:space="preserve">Ein wesentlicher Erfolgsfaktor der Systeme ist eine hohe Nutzerfreundlichkeit. Moderne Interfaces und eine nachvollziehbare Programmiersyntax müssen sicherstellen, dass die Infrastruktur für verschiedene Fachstatistiker/-innen oder Forschende diverser Fachrichtungen leicht zugänglich ist. Dabei ist zu beachten, dass Nutzerfreundlichkeit auch den Gesamtaufwand der Datenauswertung reduziert, da neben der Rechenzeit auch die Entwicklungszeit betrachtet werden muss (</w:t>
+      </w:r>
+      <w:r>
+        <w:t xml:space="preserve">Gomolka, Blaschke, und Hirsch (2021)</w:t>
+      </w:r>
+      <w:r>
+        <w:t xml:space="preserve">).</w:t>
+      </w:r>
+    </w:p>
+    <w:p>
+      <w:pPr>
+        <w:pStyle w:val="BodyText"/>
+      </w:pPr>
+      <w:r>
+        <w:t xml:space="preserve">Auch die Einrichtbarkeit und Wartungsaufwände der Analysesysteme in der abgeschotteten Systemarchitektur des Statistischen Bundesamtes spielen eine entscheidende Rolle für den stabilen Einsatz in der Statistikproduktion und Verfügbarkeit für die Wissenschaft im FDZ Bund.</w:t>
+      </w:r>
+    </w:p>
     <w:bookmarkEnd w:id="27"/>
-    <w:bookmarkStart w:id="28" w:name="sec-infra-anf"/>
-    <w:p>
-      <w:pPr>
-        <w:pStyle w:val="berschrift3"/>
-      </w:pPr>
-      <w:r>
-        <w:t xml:space="preserve">2.3.2 Anforderungen an die Analyseinfrastruktur</w:t>
-      </w:r>
-    </w:p>
-    <w:p>
-      <w:pPr>
-        <w:pStyle w:val="FirstParagraph"/>
-      </w:pPr>
-      <w:r>
-        <w:t xml:space="preserve">Damit eine moderne Infrastruktur die technischen Herausforderungen des Statistischen Bundesamtes und FDZ Bund adressiert, muss sie ein breites Spektrum an Datenverarbeitungsmethoden mit hoher Performanz nutzerfreundlich bereitstellen.</w:t>
-      </w:r>
-    </w:p>
-    <w:p>
-      <w:pPr>
-        <w:pStyle w:val="BodyText"/>
-      </w:pPr>
-      <w:r>
-        <w:t xml:space="preserve">Die eingesetzte Infrastruktur muss skalierbar sein und die Verarbeitung wachsender Datenmengen zuverlässig mit den vorhandenen Rechenkapazitäten ermöglichen, sodass die steigenden Datenverarbeitungsbedarfe gedeckt werden können. Um eine hohe Reaktionsfähigkeit und eine reibungslose GWAP- bzw. KDFV-Nutzung im FDZ Bund sicherzustellen, sollten die Systeme kurze Rechenzeiten auf dem aktuellen Stand der Technik ermöglichen – und idealerweise Auswertungen großer Datenmengen in Echtzeit (d.h. innerhalb weniger Sekunden) ausführen können.</w:t>
-      </w:r>
-    </w:p>
-    <w:p>
-      <w:pPr>
-        <w:pStyle w:val="BodyText"/>
-      </w:pPr>
-      <w:r>
-        <w:t xml:space="preserve">Ein wesentlicher Erfolgsfaktor der Systeme ist eine hohe Nutzerfreundlichkeit. Moderne Interfaces und eine nachvollziehbare Programmiersyntax müssen sicherstellen, dass die Infrastruktur für verschiedene Fachstatistiker/-innen oder Forschende diverser Fachrichtungen leicht zugänglich ist. Dabei ist zu beachten, dass Nutzerfreundlichkeit auch den Gesamtaufwand der Datenauswertung reduziert, da neben der Rechenzeit auch die Entwicklungszeit betrachtet werden muss (</w:t>
-      </w:r>
-      <w:r>
-        <w:t xml:space="preserve">Gomolka, Blaschke, und Hirsch (2021)</w:t>
-      </w:r>
-      <w:r>
-        <w:t xml:space="preserve">).</w:t>
-      </w:r>
-    </w:p>
-    <w:p>
-      <w:pPr>
-        <w:pStyle w:val="BodyText"/>
-      </w:pPr>
-      <w:r>
-        <w:t xml:space="preserve">Auch die Einrichtbarkeit und Wartungsaufwände der Analysesysteme in der abgeschotteten Systemarchitektur des Statistischen Bundesamtes spielen eine entscheidende Rolle für den stabilen Einsatz in der Statistikproduktion und Verfügbarkeit für die Wissenschaft im FDZ Bund.</w:t>
-      </w:r>
-    </w:p>
-    <w:bookmarkEnd w:id="28"/>
-    <w:bookmarkStart w:id="32" w:name="r-server-des-statistischen-bundesamtes"/>
-    <w:p>
-      <w:pPr>
-        <w:pStyle w:val="berschrift3"/>
-      </w:pPr>
-      <w:r>
-        <w:t xml:space="preserve">2.3.3 R-Server des Statistischen Bundesamtes</w:t>
+    <w:bookmarkStart w:id="31" w:name="r-server-des-statistischen-bundesamtes"/>
+    <w:p>
+      <w:pPr>
+        <w:pStyle w:val="berschrift2"/>
+      </w:pPr>
+      <w:r>
+        <w:t xml:space="preserve">3.3 R-Server des Statistischen Bundesamtes</w:t>
       </w:r>
     </w:p>
     <w:p>
@@ -901,7 +854,7 @@
         <w:rPr>
           <w:rStyle w:val="Funotenzeichen"/>
         </w:rPr>
-        <w:footnoteReference w:id="29"/>
+        <w:footnoteReference w:id="28"/>
       </w:r>
       <w:r>
         <w:t xml:space="preserve"> </w:t>
@@ -917,7 +870,7 @@
           <w:rPr>
             <w:rStyle w:val="Hyperlink"/>
           </w:rPr>
-          <w:t xml:space="preserve">Absatz 2.3.2</w:t>
+          <w:t xml:space="preserve">Absatz 3.2</w:t>
         </w:r>
       </w:hyperlink>
       <w:r>
@@ -942,7 +895,7 @@
         <w:rPr>
           <w:rStyle w:val="Funotenzeichen"/>
         </w:rPr>
-        <w:footnoteReference w:id="30"/>
+        <w:footnoteReference w:id="29"/>
       </w:r>
     </w:p>
     <w:p>
@@ -1003,24 +956,7 @@
         <w:t xml:space="preserve">Posit Workbench</w:t>
       </w:r>
       <w:r>
-        <w:t xml:space="preserve">, da sie wesentliche Funktionen für kollaboratives Arbeiten und Skalierbarkeit bietet und den Betrieb der Systeme unterstützt. Zusätzlich wurden die Systemressourcen deutlich ausgebaut (siehe</w:t>
-      </w:r>
-      <w:r>
-        <w:t xml:space="preserve"> </w:t>
-      </w:r>
-      <w:hyperlink w:anchor="tbl-stba-rserver">
-        <w:r>
-          <w:rPr>
-            <w:rStyle w:val="Hyperlink"/>
-          </w:rPr>
-          <w:t xml:space="preserve">Tabelle 1</w:t>
-        </w:r>
-      </w:hyperlink>
-      <w:r>
-        <w:t xml:space="preserve"> </w:t>
-      </w:r>
-      <w:r>
-        <w:t xml:space="preserve">) und insbesondere Grafikkarten bieten ganz neue Anwendungsfälle.</w:t>
+        <w:t xml:space="preserve">, da sie wesentliche Funktionen für kollaboratives Arbeiten und Skalierbarkeit bietet und den Betrieb der Systeme unterstützt. Zusätzlich wurden die Systemressourcen deutlich ausgebaut (siehe Tabelle 1 ) und insbesondere Grafikkarten bieten ganz neue Anwendungsfälle.</w:t>
       </w:r>
     </w:p>
     <w:tbl>
@@ -1036,7 +972,7 @@
       <w:tr>
         <w:tc>
           <w:tcPr/>
-          <w:bookmarkStart w:id="31" w:name="tbl-stba-rserver"/>
+          <w:bookmarkStart w:id="30" w:name="tbl-stba-rserver"/>
           <w:p>
             <w:pPr>
               <w:jc w:val="center"/>
@@ -1060,16 +996,16 @@
                 <w:b/>
                 <w:bCs/>
               </w:rPr>
-              <w:t xml:space="preserve">→ Tabelle siehe Excel-Datei:</w:t>
+              <w:t xml:space="preserve">→ Tabelle 1</w:t>
             </w:r>
             <w:r>
               <w:t xml:space="preserve"> </w:t>
             </w:r>
             <w:r>
-              <w:t xml:space="preserve">Tabellen-Effiziente-Analyse-Forschungsdaten-R.xlsx</w:t>
+              <w:t xml:space="preserve">(siehe Excel-Datei)</w:t>
             </w:r>
           </w:p>
-          <w:bookmarkEnd w:id="31"/>
+          <w:bookmarkEnd w:id="30"/>
         </w:tc>
       </w:tr>
     </w:tbl>
@@ -1081,14 +1017,14 @@
         <w:t xml:space="preserve">Die Bereitstellung der aktuellsten R-Version und moderner R-Pakete in einer nutzerfreundlichen Oberfläche führt dazu, dass moderne Werkzeuge für Datenverarbeitung, -auswertung und -visualisierung leicht zugänglich sind. Dadurch wird das System aktuell von über 200 aktiven Nutzende verwendet.</w:t>
       </w:r>
     </w:p>
-    <w:bookmarkEnd w:id="32"/>
-    <w:bookmarkStart w:id="34" w:name="onsite-server-des-fdz-bund"/>
-    <w:p>
-      <w:pPr>
-        <w:pStyle w:val="berschrift3"/>
-      </w:pPr>
-      <w:r>
-        <w:t xml:space="preserve">2.3.4 OnSite-Server des FDZ Bund</w:t>
+    <w:bookmarkEnd w:id="31"/>
+    <w:bookmarkStart w:id="33" w:name="onsite-server-des-fdz-bund"/>
+    <w:p>
+      <w:pPr>
+        <w:pStyle w:val="berschrift2"/>
+      </w:pPr>
+      <w:r>
+        <w:t xml:space="preserve">3.4 OnSite-Server des FDZ Bund</w:t>
       </w:r>
     </w:p>
     <w:p>
@@ -1128,7 +1064,7 @@
       <w:tr>
         <w:tc>
           <w:tcPr/>
-          <w:bookmarkStart w:id="33" w:name="tbl-fdz-server"/>
+          <w:bookmarkStart w:id="32" w:name="tbl-fdz-server"/>
           <w:p>
             <w:pPr>
               <w:jc w:val="center"/>
@@ -1152,16 +1088,16 @@
                 <w:b/>
                 <w:bCs/>
               </w:rPr>
-              <w:t xml:space="preserve">→ Tabelle siehe Excel-Datei:</w:t>
+              <w:t xml:space="preserve">→ Tabelle 2</w:t>
             </w:r>
             <w:r>
               <w:t xml:space="preserve"> </w:t>
             </w:r>
             <w:r>
-              <w:t xml:space="preserve">Tabellen-Effiziente-Analyse-Forschungsdaten-R.xlsx</w:t>
+              <w:t xml:space="preserve">(siehe Excel-Datei)</w:t>
             </w:r>
           </w:p>
-          <w:bookmarkEnd w:id="33"/>
+          <w:bookmarkEnd w:id="32"/>
         </w:tc>
       </w:tr>
     </w:tbl>
@@ -1188,22 +1124,22 @@
           <w:rPr>
             <w:rStyle w:val="Hyperlink"/>
           </w:rPr>
-          <w:t xml:space="preserve">Absatz 2.4</w:t>
+          <w:t xml:space="preserve">Absatz 4</w:t>
         </w:r>
       </w:hyperlink>
       <w:r>
         <w:t xml:space="preserve">.</w:t>
       </w:r>
     </w:p>
+    <w:bookmarkEnd w:id="33"/>
     <w:bookmarkEnd w:id="34"/>
-    <w:bookmarkEnd w:id="35"/>
-    <w:bookmarkStart w:id="45" w:name="sec-methoden"/>
-    <w:p>
-      <w:pPr>
-        <w:pStyle w:val="berschrift2"/>
-      </w:pPr>
-      <w:r>
-        <w:t xml:space="preserve">2.4 Datenverarbeitungswerkzeuge</w:t>
+    <w:bookmarkStart w:id="44" w:name="sec-methoden"/>
+    <w:p>
+      <w:pPr>
+        <w:pStyle w:val="berschrift1"/>
+      </w:pPr>
+      <w:r>
+        <w:t xml:space="preserve">4 Datenverarbeitungswerkzeuge</w:t>
       </w:r>
     </w:p>
     <w:p>
@@ -1230,7 +1166,7 @@
         <w:rPr>
           <w:rStyle w:val="Funotenzeichen"/>
         </w:rPr>
-        <w:footnoteReference w:id="36"/>
+        <w:footnoteReference w:id="35"/>
       </w:r>
     </w:p>
     <w:p>
@@ -1286,13 +1222,13 @@
         <w:t xml:space="preserve">nötig. Zwar erlaubt die RAM-Verarbeitung schnellen Zugriff, doch das Einlesen beansprucht einen Großteil der Laufzeit, und der verfügbare Arbeitsspeicher ist meist begrenzt. Geeignete Software und moderne Hardware ermöglicht heute eine sehr schnelle Verarbeitung von Datenmengen oberhalb des RAMs.</w:t>
       </w:r>
     </w:p>
-    <w:bookmarkStart w:id="38" w:name="klassische-methoden-in-r"/>
-    <w:p>
-      <w:pPr>
-        <w:pStyle w:val="berschrift3"/>
-      </w:pPr>
-      <w:r>
-        <w:t xml:space="preserve">2.4.1 Klassische Methoden in R</w:t>
+    <w:bookmarkStart w:id="37" w:name="klassische-methoden-in-r"/>
+    <w:p>
+      <w:pPr>
+        <w:pStyle w:val="berschrift2"/>
+      </w:pPr>
+      <w:r>
+        <w:t xml:space="preserve">4.1 Klassische Methoden in R</w:t>
       </w:r>
     </w:p>
     <w:p>
@@ -1376,21 +1312,7 @@
         <w:t xml:space="preserve">dplyr-Syntax</w:t>
       </w:r>
       <w:r>
-        <w:t xml:space="preserve">) (s.</w:t>
-      </w:r>
-      <w:r>
-        <w:t xml:space="preserve"> </w:t>
-      </w:r>
-      <w:hyperlink w:anchor="tbl-dplyr-syntax">
-        <w:r>
-          <w:rPr>
-            <w:rStyle w:val="Hyperlink"/>
-          </w:rPr>
-          <w:t xml:space="preserve">Tabelle 3</w:t>
-        </w:r>
-      </w:hyperlink>
-      <w:r>
-        <w:t xml:space="preserve">) orientiert sich an menschlicher Sprache und macht den Code auch für Einsteiger gut verständlich. Auch ein eigener Datenleser readr ist inbegriffen. Diese nutzerfreundliche Syntax ist so beliebt, dass sie von vielen anderen R-Paketen übernommen wurde. Für mittlere Datenmengen, die in den Arbeitsspeicher passen, ist tidyverse eine ausgewogene Wahl zwischen Nutzerfreundlichkeit und Performanz.</w:t>
+        <w:t xml:space="preserve">) (s. Tabelle 3) orientiert sich an menschlicher Sprache und macht den Code auch für Einsteiger gut verständlich. Auch ein eigener Datenleser readr ist inbegriffen. Diese nutzerfreundliche Syntax ist so beliebt, dass sie von vielen anderen R-Paketen übernommen wurde. Für mittlere Datenmengen, die in den Arbeitsspeicher passen, ist tidyverse eine ausgewogene Wahl zwischen Nutzerfreundlichkeit und Performanz.</w:t>
       </w:r>
       <w:r>
         <w:t xml:space="preserve"> </w:t>
@@ -1434,7 +1356,7 @@
       <w:tr>
         <w:tc>
           <w:tcPr/>
-          <w:bookmarkStart w:id="37" w:name="tbl-dplyr-syntax"/>
+          <w:bookmarkStart w:id="36" w:name="tbl-dplyr-syntax"/>
           <w:p>
             <w:pPr>
               <w:jc w:val="center"/>
@@ -1458,27 +1380,27 @@
                 <w:b/>
                 <w:bCs/>
               </w:rPr>
-              <w:t xml:space="preserve">→ Tabelle siehe Excel-Datei:</w:t>
+              <w:t xml:space="preserve">→ Tabelle 3</w:t>
             </w:r>
             <w:r>
               <w:t xml:space="preserve"> </w:t>
             </w:r>
             <w:r>
-              <w:t xml:space="preserve">Tabellen-Effiziente-Analyse-Forschungsdaten-R.xlsx</w:t>
+              <w:t xml:space="preserve">(siehe Excel-Datei)</w:t>
             </w:r>
           </w:p>
-          <w:bookmarkEnd w:id="37"/>
+          <w:bookmarkEnd w:id="36"/>
         </w:tc>
       </w:tr>
     </w:tbl>
-    <w:bookmarkEnd w:id="38"/>
-    <w:bookmarkStart w:id="40" w:name="sec-highperf"/>
-    <w:p>
-      <w:pPr>
-        <w:pStyle w:val="berschrift3"/>
-      </w:pPr>
-      <w:r>
-        <w:t xml:space="preserve">2.4.2 Hoch-performante Methoden in R</w:t>
+    <w:bookmarkEnd w:id="37"/>
+    <w:bookmarkStart w:id="39" w:name="sec-highperf"/>
+    <w:p>
+      <w:pPr>
+        <w:pStyle w:val="berschrift2"/>
+      </w:pPr>
+      <w:r>
+        <w:t xml:space="preserve">4.2 Hoch-performante Methoden in R</w:t>
       </w:r>
     </w:p>
     <w:p>
@@ -1591,7 +1513,7 @@
           <w:rPr>
             <w:rStyle w:val="Hyperlink"/>
           </w:rPr>
-          <w:t xml:space="preserve">Absatz 2.4</w:t>
+          <w:t xml:space="preserve">Absatz 4</w:t>
         </w:r>
       </w:hyperlink>
       <w:r>
@@ -1608,7 +1530,7 @@
       <w:r>
         <w:t xml:space="preserve"> </w:t>
       </w:r>
-      <w:hyperlink r:id="rId39">
+      <w:hyperlink r:id="rId38">
         <w:r>
           <w:rPr>
             <w:rStyle w:val="Hyperlink"/>
@@ -1729,14 +1651,14 @@
         <w:t xml:space="preserve"> </w:t>
       </w:r>
     </w:p>
-    <w:bookmarkEnd w:id="40"/>
-    <w:bookmarkStart w:id="44" w:name="externe-benchmarks"/>
-    <w:p>
-      <w:pPr>
-        <w:pStyle w:val="berschrift3"/>
-      </w:pPr>
-      <w:r>
-        <w:t xml:space="preserve">2.4.3 Externe Benchmarks</w:t>
+    <w:bookmarkEnd w:id="39"/>
+    <w:bookmarkStart w:id="43" w:name="externe-benchmarks"/>
+    <w:p>
+      <w:pPr>
+        <w:pStyle w:val="berschrift2"/>
+      </w:pPr>
+      <w:r>
+        <w:t xml:space="preserve">4.3 Externe Benchmarks</w:t>
       </w:r>
     </w:p>
     <w:p>
@@ -1760,6 +1682,12 @@
         <w:rPr>
           <w:rStyle w:val="Funotenzeichen"/>
         </w:rPr>
+        <w:footnoteReference w:id="40"/>
+      </w:r>
+      <w:r>
+        <w:rPr>
+          <w:rStyle w:val="Funotenzeichen"/>
+        </w:rPr>
         <w:footnoteReference w:id="41"/>
       </w:r>
       <w:r>
@@ -1767,12 +1695,6 @@
           <w:rStyle w:val="Funotenzeichen"/>
         </w:rPr>
         <w:footnoteReference w:id="42"/>
-      </w:r>
-      <w:r>
-        <w:rPr>
-          <w:rStyle w:val="Funotenzeichen"/>
-        </w:rPr>
-        <w:footnoteReference w:id="43"/>
       </w:r>
       <w:r>
         <w:t xml:space="preserve"> </w:t>
@@ -1788,7 +1710,7 @@
           <w:rPr>
             <w:rStyle w:val="Hyperlink"/>
           </w:rPr>
-          <w:t xml:space="preserve">Absatz 2.5</w:t>
+          <w:t xml:space="preserve">Absatz 5</w:t>
         </w:r>
       </w:hyperlink>
       <w:r>
@@ -1805,7 +1727,7 @@
           <w:rPr>
             <w:rStyle w:val="Hyperlink"/>
           </w:rPr>
-          <w:t xml:space="preserve">Absatz 2.2</w:t>
+          <w:t xml:space="preserve">Absatz 2</w:t>
         </w:r>
       </w:hyperlink>
       <w:r>
@@ -1822,7 +1744,7 @@
           <w:rPr>
             <w:rStyle w:val="Hyperlink"/>
           </w:rPr>
-          <w:t xml:space="preserve">Absatz 2.5</w:t>
+          <w:t xml:space="preserve">Absatz 5</w:t>
         </w:r>
       </w:hyperlink>
       <w:r>
@@ -1832,32 +1754,32 @@
         <w:t xml:space="preserve">durchgeführt.</w:t>
       </w:r>
     </w:p>
+    <w:bookmarkEnd w:id="43"/>
     <w:bookmarkEnd w:id="44"/>
-    <w:bookmarkEnd w:id="45"/>
-    <w:bookmarkStart w:id="53" w:name="sec-benchmark"/>
+    <w:bookmarkStart w:id="52" w:name="sec-benchmark"/>
+    <w:p>
+      <w:pPr>
+        <w:pStyle w:val="berschrift1"/>
+      </w:pPr>
+      <w:r>
+        <w:t xml:space="preserve">5 Performanzvergleich</w:t>
+      </w:r>
+    </w:p>
+    <w:p>
+      <w:pPr>
+        <w:pStyle w:val="FirstParagraph"/>
+      </w:pPr>
+      <w:r>
+        <w:t xml:space="preserve">RAM nicht aussagekräftig!!!</w:t>
+      </w:r>
+    </w:p>
+    <w:bookmarkStart w:id="46" w:name="versuchsaufbau"/>
     <w:p>
       <w:pPr>
         <w:pStyle w:val="berschrift2"/>
       </w:pPr>
       <w:r>
-        <w:t xml:space="preserve">2.5 Performanzvergleich</w:t>
-      </w:r>
-    </w:p>
-    <w:p>
-      <w:pPr>
-        <w:pStyle w:val="FirstParagraph"/>
-      </w:pPr>
-      <w:r>
-        <w:t xml:space="preserve">RAM nicht aussagekräftig!!!</w:t>
-      </w:r>
-    </w:p>
-    <w:bookmarkStart w:id="47" w:name="versuchsaufbau"/>
-    <w:p>
-      <w:pPr>
-        <w:pStyle w:val="berschrift3"/>
-      </w:pPr>
-      <w:r>
-        <w:t xml:space="preserve">2.5.1 Versuchsaufbau</w:t>
+        <w:t xml:space="preserve">5.1 Versuchsaufbau</w:t>
       </w:r>
     </w:p>
     <w:p>
@@ -1875,7 +1797,7 @@
           <w:rPr>
             <w:rStyle w:val="Hyperlink"/>
           </w:rPr>
-          <w:t xml:space="preserve">Absatz 2.4</w:t>
+          <w:t xml:space="preserve">Absatz 4</w:t>
         </w:r>
       </w:hyperlink>
       <w:r>
@@ -1888,7 +1810,7 @@
         <w:rPr>
           <w:rStyle w:val="Funotenzeichen"/>
         </w:rPr>
-        <w:footnoteReference w:id="46"/>
+        <w:footnoteReference w:id="45"/>
       </w:r>
       <w:r>
         <w:t xml:space="preserve">.</w:t>
@@ -2028,14 +1950,14 @@
         <w:t xml:space="preserve">ist ausreichend vorhanden, aber unnötige Belegung sollte vermieden werden. Feine Abstufungen der Zielgrößen sind für unsere Aufgaben nicht gleichermaßen relevant. Eine Methode, die die betrachteten Auswertungen in unter 10 Sekunden mit weniger als 4 GB Arbeitsspeicher durchführen kann, wird bereits als optimal bewertet. Weitere Optimierungen sind in diesem Fall nicht erforderlich. Falls bereits die gewünschte Performanz erreicht wurde, rückt die Reduktion des Entwicklungsaufwand in den Vordergrund. Entsprechend sind Aspekte wie einfache Anwendbarkeit und Nachvollziehbarkeit – selbst für unerfahrene Nutzende – ausschlaggebend.</w:t>
       </w:r>
     </w:p>
-    <w:bookmarkEnd w:id="47"/>
-    <w:bookmarkStart w:id="48" w:name="vergleichswert-in-sas-und-stata"/>
-    <w:p>
-      <w:pPr>
-        <w:pStyle w:val="berschrift3"/>
-      </w:pPr>
-      <w:r>
-        <w:t xml:space="preserve">2.5.2 Vergleichswert in SAS und Stata</w:t>
+    <w:bookmarkEnd w:id="46"/>
+    <w:bookmarkStart w:id="47" w:name="vergleichswert-in-sas-und-stata"/>
+    <w:p>
+      <w:pPr>
+        <w:pStyle w:val="berschrift2"/>
+      </w:pPr>
+      <w:r>
+        <w:t xml:space="preserve">5.2 Vergleichswert in SAS und Stata</w:t>
       </w:r>
     </w:p>
     <w:p>
@@ -2055,13 +1977,13 @@
           <w:b/>
           <w:bCs/>
         </w:rPr>
-        <w:t xml:space="preserve">→ Tabelle siehe Excel-Datei:</w:t>
-      </w:r>
-      <w:r>
-        <w:t xml:space="preserve"> </w:t>
-      </w:r>
-      <w:r>
-        <w:t xml:space="preserve">Tabellen-Effiziente-Analyse-Forschungsdaten-R.xlsx</w:t>
+        <w:t xml:space="preserve">→ Tabelle 4</w:t>
+      </w:r>
+      <w:r>
+        <w:t xml:space="preserve"> </w:t>
+      </w:r>
+      <w:r>
+        <w:t xml:space="preserve">(siehe Excel-Datei)</w:t>
       </w:r>
     </w:p>
     <w:p>
@@ -2069,33 +1991,17 @@
         <w:pStyle w:val="BodyText"/>
       </w:pPr>
       <w:r>
-        <w:t xml:space="preserve">Die Ergebnisse in</w:t>
-      </w:r>
-      <w:r>
-        <w:t xml:space="preserve"> </w:t>
-      </w:r>
-      <w:r>
-        <w:rPr>
-          <w:b/>
-          <w:bCs/>
-        </w:rPr>
-        <w:t xml:space="preserve">?@tbl-baseline</w:t>
-      </w:r>
-      <w:r>
-        <w:t xml:space="preserve"> </w:t>
-      </w:r>
-      <w:r>
-        <w:t xml:space="preserve">zeigen, dass der umfangreiche Arbeitsspeicher des OnSite-Servers des FDZ Bund nicht ausreicht, um das BTP vollständig in Stata einzulesen, sodass zwingend mit Variablenselektion gearbeitet werden muss. SAS zeigt seine Stärke anhand der geringen Beanspruchung des Arbeitsspeichers, benötigt aber mit etwa 2,3 Minuten pro Auswertung die doppelte Laufzeit gegenüber Stata.</w:t>
-      </w:r>
-    </w:p>
-    <w:bookmarkEnd w:id="48"/>
-    <w:bookmarkStart w:id="49" w:name="kleiner-vergleich-von-r-zu-sas-und-stata"/>
-    <w:p>
-      <w:pPr>
-        <w:pStyle w:val="berschrift3"/>
-      </w:pPr>
-      <w:r>
-        <w:t xml:space="preserve">2.5.3 Kleiner Vergleich von R zu SAS und Stata</w:t>
+        <w:t xml:space="preserve">Die Ergebnisse in Tabelle 4 zeigen, dass der umfangreiche Arbeitsspeicher des OnSite-Servers des FDZ Bund nicht ausreicht, um das BTP vollständig in Stata einzulesen, sodass zwingend mit Variablenselektion gearbeitet werden muss. SAS zeigt seine Stärke anhand der geringen Beanspruchung des Arbeitsspeichers, benötigt aber mit etwa 2,3 Minuten pro Auswertung die doppelte Laufzeit gegenüber Stata.</w:t>
+      </w:r>
+    </w:p>
+    <w:bookmarkEnd w:id="47"/>
+    <w:bookmarkStart w:id="48" w:name="kleiner-vergleich-von-r-zu-sas-und-stata"/>
+    <w:p>
+      <w:pPr>
+        <w:pStyle w:val="berschrift2"/>
+      </w:pPr>
+      <w:r>
+        <w:t xml:space="preserve">5.3 Kleiner Vergleich von R zu SAS und Stata</w:t>
       </w:r>
     </w:p>
     <w:p>
@@ -2111,36 +2017,7 @@
         <w:pStyle w:val="BodyText"/>
       </w:pPr>
       <w:r>
-        <w:t xml:space="preserve">Für 1 % der simulierten BTP-Daten reduzieren die R-Datenverarbeitungsmethoden alle Zielgrößen gegenüber SAS und Stata erheblich (siehe</w:t>
-      </w:r>
-      <w:r>
-        <w:t xml:space="preserve"> </w:t>
-      </w:r>
-      <w:r>
-        <w:rPr>
-          <w:b/>
-          <w:bCs/>
-        </w:rPr>
-        <w:t xml:space="preserve">?@tbl-benchmark-small</w:t>
-      </w:r>
-      <w:r>
-        <w:t xml:space="preserve"> </w:t>
-      </w:r>
-      <w:r>
-        <w:t xml:space="preserve">und</w:t>
-      </w:r>
-      <w:r>
-        <w:t xml:space="preserve"> </w:t>
-      </w:r>
-      <w:r>
-        <w:rPr>
-          <w:b/>
-          <w:bCs/>
-        </w:rPr>
-        <w:t xml:space="preserve">?@tbl-benchmark-regr-small</w:t>
-      </w:r>
-      <w:r>
-        <w:t xml:space="preserve">). Selbst klassische R-Methoden sind um den Faktor 7 schneller und benötigen nur 33 % des Festplattenspeichers. {polars}, {duckdb} und {arrow} lösen die betrachteten Auswertungen sogar</w:t>
+        <w:t xml:space="preserve">Für 1 % der simulierten BTP-Daten reduzieren die R-Datenverarbeitungsmethoden alle Zielgrößen gegenüber SAS und Stata erheblich (siehe Tabelle 5 und Tabelle 6). Selbst klassische R-Methoden sind um den Faktor 7 schneller und benötigen nur 33 % des Festplattenspeichers. {polars}, {duckdb} und {arrow} lösen die betrachteten Auswertungen sogar</w:t>
       </w:r>
     </w:p>
     <w:p>
@@ -2242,13 +2119,13 @@
           <w:b/>
           <w:bCs/>
         </w:rPr>
-        <w:t xml:space="preserve">→ Tabelle siehe Excel-Datei:</w:t>
-      </w:r>
-      <w:r>
-        <w:t xml:space="preserve"> </w:t>
-      </w:r>
-      <w:r>
-        <w:t xml:space="preserve">Tabellen-Effiziente-Analyse-Forschungsdaten-R.xlsx</w:t>
+        <w:t xml:space="preserve">→ Tabelle 5</w:t>
+      </w:r>
+      <w:r>
+        <w:t xml:space="preserve"> </w:t>
+      </w:r>
+      <w:r>
+        <w:t xml:space="preserve">(siehe Excel-Datei)</w:t>
       </w:r>
     </w:p>
     <w:p>
@@ -2260,23 +2137,23 @@
           <w:b/>
           <w:bCs/>
         </w:rPr>
-        <w:t xml:space="preserve">→ Tabelle siehe Excel-Datei:</w:t>
-      </w:r>
-      <w:r>
-        <w:t xml:space="preserve"> </w:t>
-      </w:r>
-      <w:r>
-        <w:t xml:space="preserve">Tabellen-Effiziente-Analyse-Forschungsdaten-R.xlsx</w:t>
-      </w:r>
-    </w:p>
-    <w:bookmarkEnd w:id="49"/>
-    <w:bookmarkStart w:id="52" w:name="größere-datenmengen-in-r"/>
-    <w:p>
-      <w:pPr>
-        <w:pStyle w:val="berschrift3"/>
-      </w:pPr>
-      <w:r>
-        <w:t xml:space="preserve">2.5.4 Größere Datenmengen in R</w:t>
+        <w:t xml:space="preserve">→ Tabelle 6</w:t>
+      </w:r>
+      <w:r>
+        <w:t xml:space="preserve"> </w:t>
+      </w:r>
+      <w:r>
+        <w:t xml:space="preserve">(siehe Excel-Datei)</w:t>
+      </w:r>
+    </w:p>
+    <w:bookmarkEnd w:id="48"/>
+    <w:bookmarkStart w:id="51" w:name="größere-datenmengen-in-r"/>
+    <w:p>
+      <w:pPr>
+        <w:pStyle w:val="berschrift2"/>
+      </w:pPr>
+      <w:r>
+        <w:t xml:space="preserve">5.4 Größere Datenmengen in R</w:t>
       </w:r>
     </w:p>
     <w:p>
@@ -2292,36 +2169,7 @@
         <w:pStyle w:val="BodyText"/>
       </w:pPr>
       <w:r>
-        <w:t xml:space="preserve">Auch für 10 % der simulierten BTP-Daten kann R die beiden betrachteten Auswertungen in Echtzeit mit minimalem Arbeitsspeicher beantworten (siehe</w:t>
-      </w:r>
-      <w:r>
-        <w:t xml:space="preserve"> </w:t>
-      </w:r>
-      <w:r>
-        <w:rPr>
-          <w:b/>
-          <w:bCs/>
-        </w:rPr>
-        <w:t xml:space="preserve">?@tbl-benchmark</w:t>
-      </w:r>
-      <w:r>
-        <w:t xml:space="preserve"> </w:t>
-      </w:r>
-      <w:r>
-        <w:t xml:space="preserve">und</w:t>
-      </w:r>
-      <w:r>
-        <w:t xml:space="preserve"> </w:t>
-      </w:r>
-      <w:r>
-        <w:rPr>
-          <w:b/>
-          <w:bCs/>
-        </w:rPr>
-        <w:t xml:space="preserve">?@tbl-benchmark-regr</w:t>
-      </w:r>
-      <w:r>
-        <w:t xml:space="preserve">). Die Auswertungsmethoden mit der höchsten Performanz nutzen alle das {parquet} und erreichen:</w:t>
+        <w:t xml:space="preserve">Auch für 10 % der simulierten BTP-Daten kann R die beiden betrachteten Auswertungen in Echtzeit mit minimalem Arbeitsspeicher beantworten (siehe Tabelle 7 und Tabelle 8). Die Auswertungsmethoden mit der höchsten Performanz nutzen alle das {parquet} und erreichen:</w:t>
       </w:r>
     </w:p>
     <w:p>
@@ -2396,7 +2244,7 @@
         <w:rPr>
           <w:rStyle w:val="Funotenzeichen"/>
         </w:rPr>
-        <w:footnoteReference w:id="50"/>
+        <w:footnoteReference w:id="49"/>
       </w:r>
       <w:r>
         <w:t xml:space="preserve">. Zudem hat es noch größere Entwicklungsaufwände beansprucht, da der an Python angelehnte Syntaxstil deutlich von üblicher Programmierung in R abweicht. Öffentliche Hilfestellung bezieht sich hauptsächlich auf Python (oder Rust), was sich in den Antworten der KI-Chatassistenten wiederspiegelt.</w:t>
@@ -2469,7 +2317,7 @@
         <w:rPr>
           <w:rStyle w:val="Funotenzeichen"/>
         </w:rPr>
-        <w:footnoteReference w:id="51"/>
+        <w:footnoteReference w:id="50"/>
       </w:r>
     </w:p>
     <w:p>
@@ -2517,13 +2365,13 @@
           <w:b/>
           <w:bCs/>
         </w:rPr>
-        <w:t xml:space="preserve">→ Tabelle siehe Excel-Datei:</w:t>
-      </w:r>
-      <w:r>
-        <w:t xml:space="preserve"> </w:t>
-      </w:r>
-      <w:r>
-        <w:t xml:space="preserve">Tabellen-Effiziente-Analyse-Forschungsdaten-R.xlsx</w:t>
+        <w:t xml:space="preserve">→ Tabelle 7</w:t>
+      </w:r>
+      <w:r>
+        <w:t xml:space="preserve"> </w:t>
+      </w:r>
+      <w:r>
+        <w:t xml:space="preserve">(siehe Excel-Datei)</w:t>
       </w:r>
     </w:p>
     <w:p>
@@ -2535,13 +2383,13 @@
           <w:b/>
           <w:bCs/>
         </w:rPr>
-        <w:t xml:space="preserve">→ Tabelle siehe Excel-Datei:</w:t>
-      </w:r>
-      <w:r>
-        <w:t xml:space="preserve"> </w:t>
-      </w:r>
-      <w:r>
-        <w:t xml:space="preserve">Tabellen-Effiziente-Analyse-Forschungsdaten-R.xlsx</w:t>
+        <w:t xml:space="preserve">→ Tabelle 8</w:t>
+      </w:r>
+      <w:r>
+        <w:t xml:space="preserve"> </w:t>
+      </w:r>
+      <w:r>
+        <w:t xml:space="preserve">(siehe Excel-Datei)</w:t>
       </w:r>
     </w:p>
     <w:p>
@@ -2552,15 +2400,15 @@
         <w:t xml:space="preserve">[tba: Plot RAM-Bedarf abhängig von der Datenmenge]</w:t>
       </w:r>
     </w:p>
+    <w:bookmarkEnd w:id="51"/>
     <w:bookmarkEnd w:id="52"/>
-    <w:bookmarkEnd w:id="53"/>
-    <w:bookmarkStart w:id="56" w:name="sec-ergebnis"/>
-    <w:p>
-      <w:pPr>
-        <w:pStyle w:val="berschrift2"/>
-      </w:pPr>
-      <w:r>
-        <w:t xml:space="preserve">2.6 Ergebnis für das vollständige BTP</w:t>
+    <w:bookmarkStart w:id="55" w:name="sec-ergebnis"/>
+    <w:p>
+      <w:pPr>
+        <w:pStyle w:val="berschrift1"/>
+      </w:pPr>
+      <w:r>
+        <w:t xml:space="preserve">6 Ergebnis für das vollständige BTP</w:t>
       </w:r>
     </w:p>
     <w:p>
@@ -2595,13 +2443,13 @@
         <w:t xml:space="preserve">leicht lesbar in {arrow}</w:t>
       </w:r>
     </w:p>
-    <w:bookmarkStart w:id="54" w:name="ergebnis"/>
-    <w:p>
-      <w:pPr>
-        <w:pStyle w:val="berschrift3"/>
-      </w:pPr>
-      <w:r>
-        <w:t xml:space="preserve">2.6.1 Ergebnis</w:t>
+    <w:bookmarkStart w:id="53" w:name="ergebnis"/>
+    <w:p>
+      <w:pPr>
+        <w:pStyle w:val="berschrift2"/>
+      </w:pPr>
+      <w:r>
+        <w:t xml:space="preserve">6.1 Ergebnis</w:t>
       </w:r>
     </w:p>
     <w:p>
@@ -2628,14 +2476,14 @@
         <w:t xml:space="preserve">[Model Summary?]</w:t>
       </w:r>
     </w:p>
-    <w:bookmarkEnd w:id="54"/>
-    <w:bookmarkStart w:id="55" w:name="vergleich-zu-sas-stata-datatable"/>
-    <w:p>
-      <w:pPr>
-        <w:pStyle w:val="berschrift3"/>
-      </w:pPr>
-      <w:r>
-        <w:t xml:space="preserve">2.6.2 Vergleich zu SAS, (Stata), Datatable</w:t>
+    <w:bookmarkEnd w:id="53"/>
+    <w:bookmarkStart w:id="54" w:name="vergleich-zu-sas-stata-datatable"/>
+    <w:p>
+      <w:pPr>
+        <w:pStyle w:val="berschrift2"/>
+      </w:pPr>
+      <w:r>
+        <w:t xml:space="preserve">6.2 Vergleich zu SAS, (Stata), Datatable</w:t>
       </w:r>
     </w:p>
     <w:p>
@@ -2698,15 +2546,15 @@
         <w:t xml:space="preserve">-&gt; Größere Speicherreduktion, da das echte BTP mehr fehlende Werte enthält, als anhand der externen Daten angenommen.</w:t>
       </w:r>
     </w:p>
+    <w:bookmarkEnd w:id="54"/>
     <w:bookmarkEnd w:id="55"/>
-    <w:bookmarkEnd w:id="56"/>
-    <w:bookmarkStart w:id="62" w:name="sec-ausblick"/>
-    <w:p>
-      <w:pPr>
-        <w:pStyle w:val="berschrift2"/>
-      </w:pPr>
-      <w:r>
-        <w:t xml:space="preserve">2.7 Fazit</w:t>
+    <w:bookmarkStart w:id="61" w:name="sec-ausblick"/>
+    <w:p>
+      <w:pPr>
+        <w:pStyle w:val="berschrift1"/>
+      </w:pPr>
+      <w:r>
+        <w:t xml:space="preserve">7 Fazit</w:t>
       </w:r>
     </w:p>
     <w:p>
@@ -2741,13 +2589,13 @@
         <w:t xml:space="preserve">in der amtlichen Statistik und dem FDZ Bund zu erproben und bei positivem Ausgang zu etablieren. Denn unsere Untersuchung demonstriert, dass dadurch relevante analytische Fragestellungen anhand großer Datenmengen in Echtzeit ressourcenschonend beantwortet werden können.</w:t>
       </w:r>
     </w:p>
-    <w:bookmarkStart w:id="57" w:name="X3237aa6b2077a96e93972e993bcf2fb8d58c28b"/>
-    <w:p>
-      <w:pPr>
-        <w:pStyle w:val="berschrift3"/>
-      </w:pPr>
-      <w:r>
-        <w:t xml:space="preserve">2.7.1 Auswirkung auf IT-Infrastruktur und -Beratung</w:t>
+    <w:bookmarkStart w:id="56" w:name="X3237aa6b2077a96e93972e993bcf2fb8d58c28b"/>
+    <w:p>
+      <w:pPr>
+        <w:pStyle w:val="berschrift2"/>
+      </w:pPr>
+      <w:r>
+        <w:t xml:space="preserve">7.1 Auswirkung auf IT-Infrastruktur und -Beratung</w:t>
       </w:r>
     </w:p>
     <w:p>
@@ -2844,14 +2692,14 @@
         <w:t xml:space="preserve">eigener Beitrag zu Open Source entscheidend, um die Etablierung zu fördern.</w:t>
       </w:r>
     </w:p>
-    <w:bookmarkEnd w:id="57"/>
-    <w:bookmarkStart w:id="58" w:name="auswirkungen-auf-die-statistikproduktion"/>
-    <w:p>
-      <w:pPr>
-        <w:pStyle w:val="berschrift3"/>
-      </w:pPr>
-      <w:r>
-        <w:t xml:space="preserve">2.7.2 Auswirkungen auf die Statistikproduktion</w:t>
+    <w:bookmarkEnd w:id="56"/>
+    <w:bookmarkStart w:id="57" w:name="auswirkungen-auf-die-statistikproduktion"/>
+    <w:p>
+      <w:pPr>
+        <w:pStyle w:val="berschrift2"/>
+      </w:pPr>
+      <w:r>
+        <w:t xml:space="preserve">7.2 Auswirkungen auf die Statistikproduktion</w:t>
       </w:r>
     </w:p>
     <w:p>
@@ -2950,14 +2798,14 @@
         <w:t xml:space="preserve">TPP 2</w:t>
       </w:r>
     </w:p>
-    <w:bookmarkEnd w:id="58"/>
-    <w:bookmarkStart w:id="59" w:name="auswirkungen-auf-das-fdz-bund"/>
-    <w:p>
-      <w:pPr>
-        <w:pStyle w:val="berschrift3"/>
-      </w:pPr>
-      <w:r>
-        <w:t xml:space="preserve">2.7.3 Auswirkungen auf das FDZ Bund</w:t>
+    <w:bookmarkEnd w:id="57"/>
+    <w:bookmarkStart w:id="58" w:name="auswirkungen-auf-das-fdz-bund"/>
+    <w:p>
+      <w:pPr>
+        <w:pStyle w:val="berschrift2"/>
+      </w:pPr>
+      <w:r>
+        <w:t xml:space="preserve">7.3 Auswirkungen auf das FDZ Bund</w:t>
       </w:r>
     </w:p>
     <w:p>
@@ -3020,14 +2868,14 @@
         <w:t xml:space="preserve">Optimierung von Hardware und Software Angebot</w:t>
       </w:r>
     </w:p>
-    <w:bookmarkEnd w:id="59"/>
-    <w:bookmarkStart w:id="60" w:name="auswirkung-auf-die-wissenschaft"/>
-    <w:p>
-      <w:pPr>
-        <w:pStyle w:val="berschrift3"/>
-      </w:pPr>
-      <w:r>
-        <w:t xml:space="preserve">2.7.4 Auswirkung auf die Wissenschaft</w:t>
+    <w:bookmarkEnd w:id="58"/>
+    <w:bookmarkStart w:id="59" w:name="auswirkung-auf-die-wissenschaft"/>
+    <w:p>
+      <w:pPr>
+        <w:pStyle w:val="berschrift2"/>
+      </w:pPr>
+      <w:r>
+        <w:t xml:space="preserve">7.4 Auswirkung auf die Wissenschaft</w:t>
       </w:r>
     </w:p>
     <w:p>
@@ -3128,14 +2976,14 @@
         <w:t xml:space="preserve">. Aus dem realen Use Case Optimierung der Systemkonfiguration und Beratungsbedarfe identifizieren.</w:t>
       </w:r>
     </w:p>
-    <w:bookmarkEnd w:id="60"/>
-    <w:bookmarkStart w:id="61" w:name="schlussbemerkung"/>
-    <w:p>
-      <w:pPr>
-        <w:pStyle w:val="berschrift3"/>
-      </w:pPr>
-      <w:r>
-        <w:t xml:space="preserve">2.7.5 Schlussbemerkung</w:t>
+    <w:bookmarkEnd w:id="59"/>
+    <w:bookmarkStart w:id="60" w:name="schlussbemerkung"/>
+    <w:p>
+      <w:pPr>
+        <w:pStyle w:val="berschrift2"/>
+      </w:pPr>
+      <w:r>
+        <w:t xml:space="preserve">7.5 Schlussbemerkung</w:t>
       </w:r>
     </w:p>
     <w:p>
@@ -3236,29 +3084,29 @@
         <w:t xml:space="preserve">. Dies trägt letztlich zur Stärkung der evidenzbasierten Politik- und Gesellschaftsberatung bei.</w:t>
       </w:r>
     </w:p>
+    <w:bookmarkEnd w:id="60"/>
     <w:bookmarkEnd w:id="61"/>
-    <w:bookmarkEnd w:id="62"/>
-    <w:bookmarkStart w:id="87" w:name="anhang"/>
+    <w:bookmarkStart w:id="86" w:name="anhang"/>
+    <w:p>
+      <w:pPr>
+        <w:pStyle w:val="berschrift1"/>
+      </w:pPr>
+      <w:r>
+        <w:t xml:space="preserve">Anhang</w:t>
+      </w:r>
+    </w:p>
+    <w:p>
+      <w:pPr>
+        <w:pStyle w:val="FirstParagraph"/>
+      </w:pPr>
+      <w:r>
+        <w:t xml:space="preserve">Inhalte für die Veröffentlichung in Open Code.</w:t>
+      </w:r>
+    </w:p>
+    <w:bookmarkStart w:id="85" w:name="X16fe35d77f6939ff3067664ca1252d894245afb"/>
     <w:p>
       <w:pPr>
         <w:pStyle w:val="berschrift2"/>
-      </w:pPr>
-      <w:r>
-        <w:t xml:space="preserve">Anhang</w:t>
-      </w:r>
-    </w:p>
-    <w:p>
-      <w:pPr>
-        <w:pStyle w:val="FirstParagraph"/>
-      </w:pPr>
-      <w:r>
-        <w:t xml:space="preserve">Inhalte für die Veröffentlichung in Open Code.</w:t>
-      </w:r>
-    </w:p>
-    <w:bookmarkStart w:id="86" w:name="X16fe35d77f6939ff3067664ca1252d894245afb"/>
-    <w:p>
-      <w:pPr>
-        <w:pStyle w:val="berschrift3"/>
       </w:pPr>
       <w:r>
         <w:t xml:space="preserve">Weitere Performancemessungen für kleinere Datenmengen.</w:t>
@@ -3273,13 +3121,13 @@
           <w:b/>
           <w:bCs/>
         </w:rPr>
-        <w:t xml:space="preserve">→ Tabelle siehe Excel-Datei:</w:t>
-      </w:r>
-      <w:r>
-        <w:t xml:space="preserve"> </w:t>
-      </w:r>
-      <w:r>
-        <w:t xml:space="preserve">Tabellen-Effiziente-Analyse-Forschungsdaten-R.xlsx</w:t>
+        <w:t xml:space="preserve">→ Tabelle 1</w:t>
+      </w:r>
+      <w:r>
+        <w:t xml:space="preserve"> </w:t>
+      </w:r>
+      <w:r>
+        <w:t xml:space="preserve">(siehe Excel-Datei)</w:t>
       </w:r>
     </w:p>
     <w:p>
@@ -3291,17 +3139,22 @@
           <w:b/>
           <w:bCs/>
         </w:rPr>
-        <w:t xml:space="preserve">→ Tabelle siehe Excel-Datei:</w:t>
-      </w:r>
-      <w:r>
-        <w:t xml:space="preserve"> </w:t>
-      </w:r>
-      <w:r>
-        <w:t xml:space="preserve">Tabellen-Effiziente-Analyse-Forschungsdaten-R.xlsx</w:t>
-      </w:r>
-    </w:p>
-    <w:bookmarkStart w:id="85" w:name="refs"/>
-    <w:bookmarkStart w:id="64" w:name="ref-R-data.table"/>
+        <w:t xml:space="preserve">→ Tabelle 2</w:t>
+      </w:r>
+      <w:r>
+        <w:t xml:space="preserve"> </w:t>
+      </w:r>
+      <w:r>
+        <w:t xml:space="preserve">(siehe Excel-Datei)</w:t>
+      </w:r>
+    </w:p>
+    <w:p>
+      <w:r>
+        <w:br w:type="page"/>
+      </w:r>
+    </w:p>
+    <w:bookmarkStart w:id="84" w:name="refs"/>
+    <w:bookmarkStart w:id="63" w:name="ref-R-data.table"/>
     <w:p>
       <w:pPr>
         <w:pStyle w:val="Bibliography"/>
@@ -3325,7 +3178,7 @@
       <w:r>
         <w:t xml:space="preserve"> </w:t>
       </w:r>
-      <w:hyperlink r:id="rId63">
+      <w:hyperlink r:id="rId62">
         <w:r>
           <w:rPr>
             <w:rStyle w:val="Hyperlink"/>
@@ -3337,8 +3190,8 @@
         <w:t xml:space="preserve">.</w:t>
       </w:r>
     </w:p>
-    <w:bookmarkEnd w:id="64"/>
-    <w:bookmarkStart w:id="66" w:name="ref-fdz2024btp"/>
+    <w:bookmarkEnd w:id="63"/>
+    <w:bookmarkStart w:id="65" w:name="ref-fdz2024btp"/>
     <w:p>
       <w:pPr>
         <w:pStyle w:val="Bibliography"/>
@@ -3362,7 +3215,7 @@
       <w:r>
         <w:t xml:space="preserve"> </w:t>
       </w:r>
-      <w:hyperlink r:id="rId65">
+      <w:hyperlink r:id="rId64">
         <w:r>
           <w:rPr>
             <w:rStyle w:val="Hyperlink"/>
@@ -3374,8 +3227,8 @@
         <w:t xml:space="preserve">.</w:t>
       </w:r>
     </w:p>
-    <w:bookmarkEnd w:id="66"/>
-    <w:bookmarkStart w:id="68" w:name="ref-gomolka2021largedata"/>
+    <w:bookmarkEnd w:id="65"/>
+    <w:bookmarkStart w:id="67" w:name="ref-gomolka2021largedata"/>
     <w:p>
       <w:pPr>
         <w:pStyle w:val="Bibliography"/>
@@ -3395,7 +3248,7 @@
       <w:r>
         <w:t xml:space="preserve"> </w:t>
       </w:r>
-      <w:hyperlink r:id="rId67">
+      <w:hyperlink r:id="rId66">
         <w:r>
           <w:rPr>
             <w:rStyle w:val="Hyperlink"/>
@@ -3407,8 +3260,8 @@
         <w:t xml:space="preserve">.</w:t>
       </w:r>
     </w:p>
-    <w:bookmarkEnd w:id="68"/>
-    <w:bookmarkStart w:id="70" w:name="ref-R-collapse"/>
+    <w:bookmarkEnd w:id="67"/>
+    <w:bookmarkStart w:id="69" w:name="ref-R-collapse"/>
     <w:p>
       <w:pPr>
         <w:pStyle w:val="Bibliography"/>
@@ -3432,7 +3285,7 @@
       <w:r>
         <w:t xml:space="preserve"> </w:t>
       </w:r>
-      <w:hyperlink r:id="rId69">
+      <w:hyperlink r:id="rId68">
         <w:r>
           <w:rPr>
             <w:rStyle w:val="Hyperlink"/>
@@ -3444,8 +3297,8 @@
         <w:t xml:space="preserve">.</w:t>
       </w:r>
     </w:p>
-    <w:bookmarkEnd w:id="70"/>
-    <w:bookmarkStart w:id="72" w:name="ref-kristiansen2023btp"/>
+    <w:bookmarkEnd w:id="69"/>
+    <w:bookmarkStart w:id="71" w:name="ref-kristiansen2023btp"/>
     <w:p>
       <w:pPr>
         <w:pStyle w:val="Bibliography"/>
@@ -3481,7 +3334,7 @@
       <w:r>
         <w:t xml:space="preserve"> </w:t>
       </w:r>
-      <w:hyperlink r:id="rId71">
+      <w:hyperlink r:id="rId70">
         <w:r>
           <w:rPr>
             <w:rStyle w:val="Hyperlink"/>
@@ -3493,8 +3346,8 @@
         <w:t xml:space="preserve">.</w:t>
       </w:r>
     </w:p>
-    <w:bookmarkEnd w:id="72"/>
-    <w:bookmarkStart w:id="74" w:name="ref-R-duckdb"/>
+    <w:bookmarkEnd w:id="71"/>
+    <w:bookmarkStart w:id="73" w:name="ref-R-duckdb"/>
     <w:p>
       <w:pPr>
         <w:pStyle w:val="Bibliography"/>
@@ -3518,7 +3371,7 @@
       <w:r>
         <w:t xml:space="preserve"> </w:t>
       </w:r>
-      <w:hyperlink r:id="rId73">
+      <w:hyperlink r:id="rId72">
         <w:r>
           <w:rPr>
             <w:rStyle w:val="Hyperlink"/>
@@ -3530,8 +3383,8 @@
         <w:t xml:space="preserve">.</w:t>
       </w:r>
     </w:p>
-    <w:bookmarkEnd w:id="74"/>
-    <w:bookmarkStart w:id="76" w:name="ref-R-arrow"/>
+    <w:bookmarkEnd w:id="73"/>
+    <w:bookmarkStart w:id="75" w:name="ref-R-arrow"/>
     <w:p>
       <w:pPr>
         <w:pStyle w:val="Bibliography"/>
@@ -3555,7 +3408,7 @@
       <w:r>
         <w:t xml:space="preserve"> </w:t>
       </w:r>
-      <w:hyperlink r:id="rId75">
+      <w:hyperlink r:id="rId74">
         <w:r>
           <w:rPr>
             <w:rStyle w:val="Hyperlink"/>
@@ -3567,8 +3420,8 @@
         <w:t xml:space="preserve">.</w:t>
       </w:r>
     </w:p>
-    <w:bookmarkEnd w:id="76"/>
-    <w:bookmarkStart w:id="78" w:name="ref-svr2023jahresgutachten"/>
+    <w:bookmarkEnd w:id="75"/>
+    <w:bookmarkStart w:id="77" w:name="ref-svr2023jahresgutachten"/>
     <w:p>
       <w:pPr>
         <w:pStyle w:val="Bibliography"/>
@@ -3588,7 +3441,7 @@
       <w:r>
         <w:t xml:space="preserve"> </w:t>
       </w:r>
-      <w:hyperlink r:id="rId77">
+      <w:hyperlink r:id="rId76">
         <w:r>
           <w:rPr>
             <w:rStyle w:val="Hyperlink"/>
@@ -3600,8 +3453,8 @@
         <w:t xml:space="preserve">.</w:t>
       </w:r>
     </w:p>
-    <w:bookmarkEnd w:id="78"/>
-    <w:bookmarkStart w:id="80" w:name="ref-R-polars"/>
+    <w:bookmarkEnd w:id="77"/>
+    <w:bookmarkStart w:id="79" w:name="ref-R-polars"/>
     <w:p>
       <w:pPr>
         <w:pStyle w:val="Bibliography"/>
@@ -3625,7 +3478,7 @@
       <w:r>
         <w:t xml:space="preserve"> </w:t>
       </w:r>
-      <w:hyperlink r:id="rId79">
+      <w:hyperlink r:id="rId78">
         <w:r>
           <w:rPr>
             <w:rStyle w:val="Hyperlink"/>
@@ -3637,8 +3490,8 @@
         <w:t xml:space="preserve">.</w:t>
       </w:r>
     </w:p>
-    <w:bookmarkEnd w:id="80"/>
-    <w:bookmarkStart w:id="82" w:name="ref-R-tidyverse"/>
+    <w:bookmarkEnd w:id="79"/>
+    <w:bookmarkStart w:id="81" w:name="ref-R-tidyverse"/>
     <w:p>
       <w:pPr>
         <w:pStyle w:val="Bibliography"/>
@@ -3683,7 +3536,7 @@
       <w:r>
         <w:t xml:space="preserve"> </w:t>
       </w:r>
-      <w:hyperlink r:id="rId81">
+      <w:hyperlink r:id="rId80">
         <w:r>
           <w:rPr>
             <w:rStyle w:val="Hyperlink"/>
@@ -3695,8 +3548,8 @@
         <w:t xml:space="preserve">.</w:t>
       </w:r>
     </w:p>
-    <w:bookmarkEnd w:id="82"/>
-    <w:bookmarkStart w:id="84" w:name="ref-bmf2020dateninfrastruktur"/>
+    <w:bookmarkEnd w:id="81"/>
+    <w:bookmarkStart w:id="83" w:name="ref-bmf2020dateninfrastruktur"/>
     <w:p>
       <w:pPr>
         <w:pStyle w:val="Bibliography"/>
@@ -3716,7 +3569,7 @@
       <w:r>
         <w:t xml:space="preserve"> </w:t>
       </w:r>
-      <w:hyperlink r:id="rId83">
+      <w:hyperlink r:id="rId82">
         <w:r>
           <w:rPr>
             <w:rStyle w:val="Hyperlink"/>
@@ -3728,11 +3581,10 @@
         <w:t xml:space="preserve">.</w:t>
       </w:r>
     </w:p>
+    <w:bookmarkEnd w:id="83"/>
     <w:bookmarkEnd w:id="84"/>
     <w:bookmarkEnd w:id="85"/>
     <w:bookmarkEnd w:id="86"/>
-    <w:bookmarkEnd w:id="87"/>
-    <w:bookmarkEnd w:id="88"/>
     <w:sectPr>
       <w:footerReference r:id="rId10" w:type="even"/>
       <w:footerReference r:id="rId9" w:type="default"/>
@@ -3856,7 +3708,7 @@
       </w:r>
     </w:p>
   </w:footnote>
-  <w:footnote w:id="26">
+  <w:footnote w:id="25">
     <w:p>
       <w:pPr>
         <w:pStyle w:val="Funotentext"/>
@@ -3872,6 +3724,25 @@
       </w:r>
       <w:r>
         <w:t xml:space="preserve">Da SAS bereits langjährig eingesetzt wird, ist für die kommenden Performanzvergleiche zu beachten, dass die SAS-Server nicht über die neuste Hardware verfügen. SAS wurde in 2025 auf Version 9.4M8 aktualisiert.</w:t>
+      </w:r>
+    </w:p>
+  </w:footnote>
+  <w:footnote w:id="28">
+    <w:p>
+      <w:pPr>
+        <w:pStyle w:val="Funotentext"/>
+      </w:pPr>
+      <w:r>
+        <w:rPr>
+          <w:rStyle w:val="Funotenzeichen"/>
+        </w:rPr>
+        <w:footnoteRef/>
+      </w:r>
+      <w:r>
+        <w:t xml:space="preserve"> </w:t>
+      </w:r>
+      <w:r>
+        <w:t xml:space="preserve">Aktuell sind offiziell 23 035 Pakete auf CRAN verfügbar. S. https://cran.r-project.org/index.html</w:t>
       </w:r>
     </w:p>
   </w:footnote>
@@ -3890,11 +3761,11 @@
         <w:t xml:space="preserve"> </w:t>
       </w:r>
       <w:r>
-        <w:t xml:space="preserve">Aktuell sind offiziell 23 035 Pakete auf CRAN verfügbar. S. https://cran.r-project.org/index.html</w:t>
+        <w:t xml:space="preserve">https://r-project.ro/conference2025.html</w:t>
       </w:r>
     </w:p>
   </w:footnote>
-  <w:footnote w:id="30">
+  <w:footnote w:id="35">
     <w:p>
       <w:pPr>
         <w:pStyle w:val="Funotentext"/>
@@ -3909,11 +3780,11 @@
         <w:t xml:space="preserve"> </w:t>
       </w:r>
       <w:r>
-        <w:t xml:space="preserve">https://r-project.ro/conference2025.html</w:t>
+        <w:t xml:space="preserve">Das Schreiben von Daten wird nicht vertieft behandelt, da die betrachteten Ergebnistabellen in der Regel klein sind. Die genannten Lösungen sind dennoch beim Schreiben effizient. Aufgrund externer Abhängigkeiten werden Datenbanksysteme und Spark nicht berücksichtigt. Der Fokus liegt auf Standard-R-Nutzende, die mit den üblichen R-Werkzeugen vertraut sind.</w:t>
       </w:r>
     </w:p>
   </w:footnote>
-  <w:footnote w:id="36">
+  <w:footnote w:id="40">
     <w:p>
       <w:pPr>
         <w:pStyle w:val="Funotentext"/>
@@ -3928,7 +3799,7 @@
         <w:t xml:space="preserve"> </w:t>
       </w:r>
       <w:r>
-        <w:t xml:space="preserve">Das Schreiben von Daten wird nicht vertieft behandelt, da die betrachteten Ergebnistabellen in der Regel klein sind. Die genannten Lösungen sind dennoch beim Schreiben effizient. Aufgrund externer Abhängigkeiten werden Datenbanksysteme und Spark nicht berücksichtigt. Der Fokus liegt auf Standard-R-Nutzende, die mit den üblichen R-Werkzeugen vertraut sind.</w:t>
+        <w:t xml:space="preserve">Benchmark von Data.table: https://cran.r-project.org/web/packages/data.table/vignettes/datatable-benchmarking.html</w:t>
       </w:r>
     </w:p>
   </w:footnote>
@@ -3947,7 +3818,7 @@
         <w:t xml:space="preserve"> </w:t>
       </w:r>
       <w:r>
-        <w:t xml:space="preserve">Benchmark von Data.table: https://cran.r-project.org/web/packages/data.table/vignettes/datatable-benchmarking.html</w:t>
+        <w:t xml:space="preserve">Benchmark von DuckDB https://duckdblabs.github.io/db-benchmark/</w:t>
       </w:r>
     </w:p>
   </w:footnote>
@@ -3966,11 +3837,11 @@
         <w:t xml:space="preserve"> </w:t>
       </w:r>
       <w:r>
-        <w:t xml:space="preserve">Benchmark von DuckDB https://duckdblabs.github.io/db-benchmark/</w:t>
+        <w:t xml:space="preserve">https://ddotta.github.io/cookbook-rpolars/benchmarking.html</w:t>
       </w:r>
     </w:p>
   </w:footnote>
-  <w:footnote w:id="43">
+  <w:footnote w:id="45">
     <w:p>
       <w:pPr>
         <w:pStyle w:val="Funotentext"/>
@@ -3985,11 +3856,11 @@
         <w:t xml:space="preserve"> </w:t>
       </w:r>
       <w:r>
-        <w:t xml:space="preserve">https://ddotta.github.io/cookbook-rpolars/benchmarking.html</w:t>
+        <w:t xml:space="preserve">www.opencode.de/URL-To-Be-Announced.</w:t>
       </w:r>
     </w:p>
   </w:footnote>
-  <w:footnote w:id="46">
+  <w:footnote w:id="49">
     <w:p>
       <w:pPr>
         <w:pStyle w:val="Funotentext"/>
@@ -4004,30 +3875,11 @@
         <w:t xml:space="preserve"> </w:t>
       </w:r>
       <w:r>
-        <w:t xml:space="preserve">www.opencode.de/URL-To-Be-Announced.</w:t>
+        <w:t xml:space="preserve">Das R-Package {polars} Version 1.0.1 war nur der erste Minor Release nach einer kompletten Überarbeitung. Inzwischen sind 5 neuere Major Releases mit diversen Performanz-Verbesserungen verfügbar.</w:t>
       </w:r>
     </w:p>
   </w:footnote>
   <w:footnote w:id="50">
-    <w:p>
-      <w:pPr>
-        <w:pStyle w:val="Funotentext"/>
-      </w:pPr>
-      <w:r>
-        <w:rPr>
-          <w:rStyle w:val="Funotenzeichen"/>
-        </w:rPr>
-        <w:footnoteRef/>
-      </w:r>
-      <w:r>
-        <w:t xml:space="preserve"> </w:t>
-      </w:r>
-      <w:r>
-        <w:t xml:space="preserve">Das R-Package {polars} Version 1.0.1 war nur der erste Minor Release nach einer kompletten Überarbeitung. Inzwischen sind 5 neuere Major Releases mit diversen Performanz-Verbesserungen verfügbar.</w:t>
-      </w:r>
-    </w:p>
-  </w:footnote>
-  <w:footnote w:id="51">
     <w:p>
       <w:pPr>
         <w:pStyle w:val="Funotentext"/>

--- a/projects/paper-wista-r-efficiency-v3/_book/Effiziente-Analyse-Forschungsdaten-R.docx
+++ b/projects/paper-wista-r-efficiency-v3/_book/Effiziente-Analyse-Forschungsdaten-R.docx
@@ -23,7 +23,7 @@
         <w:pStyle w:val="Date"/>
       </w:pPr>
       <w:r>
-        <w:t xml:space="preserve">2025-12-08</w:t>
+        <w:t xml:space="preserve">2025-12-09</w:t>
       </w:r>
     </w:p>
     <w:p>
@@ -1765,15 +1765,7 @@
         <w:t xml:space="preserve">5 Performanzvergleich</w:t>
       </w:r>
     </w:p>
-    <w:p>
-      <w:pPr>
-        <w:pStyle w:val="FirstParagraph"/>
-      </w:pPr>
-      <w:r>
-        <w:t xml:space="preserve">RAM nicht aussagekräftig!!!</w:t>
-      </w:r>
-    </w:p>
-    <w:bookmarkStart w:id="46" w:name="versuchsaufbau"/>
+    <w:bookmarkStart w:id="47" w:name="versuchsaufbau"/>
     <w:p>
       <w:pPr>
         <w:pStyle w:val="berschrift2"/>
@@ -1929,13 +1921,22 @@
         <w:t xml:space="preserve"> </w:t>
       </w:r>
       <w:r>
-        <w:t xml:space="preserve">der Auswertung entscheidend, da ein übermäßiger Arbeitsspeicherverbrauch zu Abbrüchen führen kann. Dennoch verzichten wir auf den Bericht systematischer RAM-Messungen, da der RAM-Verbrauch nicht realistisch von R gemessen werden kann. Hochperformante Pakete lagern RAM-Operationen auf Rust und C++ aus, was in R nicht realistisch gemessen werden kann.</w:t>
+        <w:t xml:space="preserve">der Auswertung entscheidend, da ein übermäßiger Arbeitsspeicherverbrauch zu Abbrüchen führen kann. Dennoch verzichten wir auf den Bericht einiger RAM-Messungen, da der RAM-Verbrauch nicht realistisch von R gemessen werden kann. Hochperformante Pakete lagern RAM-Operationen auf Rust und C++ aus, sodass die Auslastung nur realistisch auf Ebene des Betriebsystems gemessen werden kann.</w:t>
+      </w:r>
+      <w:r>
+        <w:rPr>
+          <w:rStyle w:val="Funotenzeichen"/>
+        </w:rPr>
+        <w:footnoteReference w:id="46"/>
       </w:r>
     </w:p>
     <w:p>
       <w:pPr>
         <w:pStyle w:val="BodyText"/>
       </w:pPr>
+      <w:r>
+        <w:t xml:space="preserve">Der neue OnSite-Server bietet ausreichend</w:t>
+      </w:r>
       <w:r>
         <w:rPr>
           <w:b/>
@@ -1944,20 +1945,17 @@
         <w:t xml:space="preserve">Festplattenspeicher</w:t>
       </w:r>
       <w:r>
-        <w:t xml:space="preserve"> </w:t>
-      </w:r>
-      <w:r>
-        <w:t xml:space="preserve">ist ausreichend vorhanden, aber unnötige Belegung sollte vermieden werden. Feine Abstufungen der Zielgrößen sind für unsere Aufgaben nicht gleichermaßen relevant. Eine Methode, die die betrachteten Auswertungen in unter 10 Sekunden mit weniger als 4 GB Arbeitsspeicher durchführen kann, wird bereits als optimal bewertet. Weitere Optimierungen sind in diesem Fall nicht erforderlich. Falls bereits die gewünschte Performanz erreicht wurde, rückt die Reduktion des Entwicklungsaufwand in den Vordergrund. Entsprechend sind Aspekte wie einfache Anwendbarkeit und Nachvollziehbarkeit – selbst für unerfahrene Nutzende – ausschlaggebend.</w:t>
-      </w:r>
-    </w:p>
-    <w:bookmarkEnd w:id="46"/>
-    <w:bookmarkStart w:id="47" w:name="vergleichswert-in-sas-und-stata"/>
+        <w:t xml:space="preserve">, aber unnötige Belegung sollte vermieden werden. Feine Abstufungen der Zielgrößen sind für unsere Aufgaben nicht gleichermaßen relevant. Eine Methode, die die betrachteten Auswertungen in unter 10 Sekunden mit weniger als 10 GB Arbeitsspeicher durchführen kann, wird bereits als optimal bewertet. Weitere Optimierungen sind in diesem Fall nicht erforderlich. Falls bereits die gewünschte Performanz erreicht wurde, rückt die Reduktion des Entwicklungsaufwand in den Vordergrund. Entsprechend sind Aspekte wie einfache Anwendbarkeit und Nachvollziehbarkeit – selbst für unerfahrene Nutzende – ausschlaggebend.</w:t>
+      </w:r>
+    </w:p>
+    <w:bookmarkEnd w:id="47"/>
+    <w:bookmarkStart w:id="48" w:name="kleiner-vergleich-von-r-zu-sas-und-stata"/>
     <w:p>
       <w:pPr>
         <w:pStyle w:val="berschrift2"/>
       </w:pPr>
       <w:r>
-        <w:t xml:space="preserve">5.2 Vergleichswert in SAS und Stata</w:t>
+        <w:t xml:space="preserve">5.2 Kleiner Vergleich von R zu SAS und Stata</w:t>
       </w:r>
     </w:p>
     <w:p>
@@ -1965,7 +1963,7 @@
         <w:pStyle w:val="FirstParagraph"/>
       </w:pPr>
       <w:r>
-        <w:t xml:space="preserve">Um die nachfolgenden Ergebnisse einzuordnen, haben wir die Performanzmessungen auch für 1 % der simulierten BTP-Daten (etwa 800.000 Beobachtungen) in SAS und Stata durchgeführt.</w:t>
+        <w:t xml:space="preserve">Um die nachfolgenden Ergebnisse einzuordnen, haben wir die Performanzmessungen auch für 1 % der simulierten BTP-Daten (etwa 700 000 Beobachtungen) in SAS und Stata durchgeführt.</w:t>
       </w:r>
     </w:p>
     <w:p>
@@ -1994,30 +1992,12 @@
         <w:t xml:space="preserve">Die Ergebnisse in Tabelle 4 zeigen, dass der umfangreiche Arbeitsspeicher des OnSite-Servers des FDZ Bund nicht ausreicht, um das BTP vollständig in Stata einzulesen, sodass zwingend mit Variablenselektion gearbeitet werden muss. SAS zeigt seine Stärke anhand der geringen Beanspruchung des Arbeitsspeichers, benötigt aber mit etwa 2,3 Minuten pro Auswertung die doppelte Laufzeit gegenüber Stata.</w:t>
       </w:r>
     </w:p>
-    <w:bookmarkEnd w:id="47"/>
-    <w:bookmarkStart w:id="48" w:name="kleiner-vergleich-von-r-zu-sas-und-stata"/>
-    <w:p>
-      <w:pPr>
-        <w:pStyle w:val="berschrift2"/>
-      </w:pPr>
-      <w:r>
-        <w:t xml:space="preserve">5.3 Kleiner Vergleich von R zu SAS und Stata</w:t>
-      </w:r>
-    </w:p>
-    <w:p>
-      <w:pPr>
-        <w:pStyle w:val="FirstParagraph"/>
-      </w:pPr>
-      <w:r>
-        <w:t xml:space="preserve">RAM Messung: http://adv-r.had.co.nz/memory.html</w:t>
-      </w:r>
-    </w:p>
     <w:p>
       <w:pPr>
         <w:pStyle w:val="BodyText"/>
       </w:pPr>
       <w:r>
-        <w:t xml:space="preserve">Für 1 % der simulierten BTP-Daten reduzieren die R-Datenverarbeitungsmethoden alle Zielgrößen gegenüber SAS und Stata erheblich (siehe Tabelle 5 und Tabelle 6). Selbst klassische R-Methoden sind um den Faktor 7 schneller und benötigen nur 33 % des Festplattenspeichers. {polars}, {duckdb} und {arrow} lösen die betrachteten Auswertungen sogar</w:t>
+        <w:t xml:space="preserve">Für 1 % der simulierten BTP-Daten reduzieren die R-Datenverarbeitungsmethoden alle Zielgrößen gegenüber SAS und Stata erheblich (siehe Tabelle 5 und Tabelle 6). Selbst klassische R-Methoden sind um den Faktor 7 schneller und benötigen nur 33 % des Festplattenspeichers. Die Pakete polars, duckdb und arrow lösen die betrachteten Auswertungen sogar</w:t>
       </w:r>
     </w:p>
     <w:p>
@@ -2076,7 +2056,7 @@
         <w:t xml:space="preserve"> </w:t>
       </w:r>
       <w:r>
-        <w:t xml:space="preserve">(6-fach weniger gegenüber SAS und Stata).</w:t>
+        <w:t xml:space="preserve">(nur ein Sechstel gegenüber SAS und Stata).</w:t>
       </w:r>
     </w:p>
     <w:p>
@@ -2153,7 +2133,7 @@
         <w:pStyle w:val="berschrift2"/>
       </w:pPr>
       <w:r>
-        <w:t xml:space="preserve">5.4 Größere Datenmengen in R</w:t>
+        <w:t xml:space="preserve">5.3 Größere Datenmengen in R</w:t>
       </w:r>
     </w:p>
     <w:p>
@@ -2353,7 +2333,7 @@
         </w:numPr>
       </w:pPr>
       <w:r>
-        <w:t xml:space="preserve">Dadurch das {arrow} die Nutzung auch von mehreren {parquet} Dateien unterstützt spart gegenüber CSV mind. 50% der Festplatte (für das reale BTP sogar 80%+) und ermöglicht schnelle Nutzung auch von Datenmengen überhalb des verfügbaren Arbeitsspeichers.</w:t>
+        <w:t xml:space="preserve">Dadurch dass {arrow} die Nutzung auch von mehreren {parquet} Dateien unterstützt, spart es gegenüber CSV mind. 50 % der Festplatte (für das reale BTP sogar 80 %+) und ermöglicht schnelle Nutzung auch von Datenmengen oberhalb des verfügbaren Arbeitsspeichers.</w:t>
       </w:r>
     </w:p>
     <w:p>
@@ -2648,14 +2628,17 @@
     </w:p>
     <w:p>
       <w:pPr>
-        <w:pStyle w:val="Compact"/>
+        <w:pStyle w:val="SourceCode"/>
         <w:numPr>
           <w:ilvl w:val="1"/>
           <w:numId w:val="1013"/>
         </w:numPr>
       </w:pPr>
       <w:r>
-        <w:t xml:space="preserve">die Analysesoftwarevielfalt verschlanken, somit Beschaffungen einsparen (besserer Ausdruck?)</w:t>
+        <w:rPr>
+          <w:rStyle w:val="VerbatimChar"/>
+        </w:rPr>
+        <w:t xml:space="preserve">  die Analysesoftwarevielfalt verschlanken und somit Beschaffungskosten einsparen</w:t>
       </w:r>
     </w:p>
     <w:p>
@@ -2667,7 +2650,7 @@
         </w:numPr>
       </w:pPr>
       <w:r>
-        <w:t xml:space="preserve">Schulungsangebot benötigt für</w:t>
+        <w:t xml:space="preserve">Ein Schulungsangebot für</w:t>
       </w:r>
       <w:r>
         <w:t xml:space="preserve"> </w:t>
@@ -2677,7 +2660,13 @@
           <w:i/>
           <w:iCs/>
         </w:rPr>
-        <w:t xml:space="preserve">“hoch-performante Auswertungen in R”</w:t>
+        <w:t xml:space="preserve">hochperformante Auswertungen in R</w:t>
+      </w:r>
+      <w:r>
+        <w:t xml:space="preserve"> </w:t>
+      </w:r>
+      <w:r>
+        <w:t xml:space="preserve">wird benötigt</w:t>
       </w:r>
     </w:p>
     <w:p>
@@ -2689,7 +2678,7 @@
         </w:numPr>
       </w:pPr>
       <w:r>
-        <w:t xml:space="preserve">eigener Beitrag zu Open Source entscheidend, um die Etablierung zu fördern.</w:t>
+        <w:t xml:space="preserve">Ein eigener Beitrag zu Open Source ist entscheidend, um die Etablierung zu fördern.</w:t>
       </w:r>
     </w:p>
     <w:bookmarkEnd w:id="56"/>
@@ -2723,7 +2712,7 @@
         </w:numPr>
       </w:pPr>
       <w:r>
-        <w:t xml:space="preserve">(Vorsichtig!? Annette, lieber weg oder rein?) Vereinfachung der Statistikproduktion, durch leicht nachvollziehbaren Code und Fokus auf Wissensaufbau in R</w:t>
+        <w:t xml:space="preserve">Vereinfachung der Statistikproduktion durch leicht nachvollziehbaren Code und Fokus auf Wissensaufbau in R</w:t>
       </w:r>
     </w:p>
     <w:p>
@@ -2887,7 +2876,7 @@
         </w:numPr>
       </w:pPr>
       <w:r>
-        <w:t xml:space="preserve">Verwendung von R bietet am FDZ Bund einen deutlichen</w:t>
+        <w:t xml:space="preserve">Die Verwendung von R bietet am FDZ Bund einen deutlichen</w:t>
       </w:r>
       <w:r>
         <w:t xml:space="preserve"> </w:t>
@@ -2897,10 +2886,10 @@
           <w:b/>
           <w:bCs/>
         </w:rPr>
-        <w:t xml:space="preserve">Wettbewerbsvorteil in der emp. Forschung</w:t>
-      </w:r>
-      <w:r>
-        <w:t xml:space="preserve">. Lediglich R ist (am GWAP und via KDFV) am FDZ Bund in der Lage große Datenmengen innerhalb von Sekunden zu analysieren und Datenmengen überhalb des verfügbaren Arbeitspeicher, wie das BTP, ohne vorherige Variablenselektion auszuwerten.</w:t>
+        <w:t xml:space="preserve">Wettbewerbsvorteil in der empirischen Forschung</w:t>
+      </w:r>
+      <w:r>
+        <w:t xml:space="preserve">. Lediglich R ist (am GWAP und via KDFV) am FDZ Bund in der Lage, große Datenmengen innerhalb von Sekunden zu analysieren und Datenmengen oberhalb des verfügbaren Arbeitsspeichers, wie das BTP, ohne vorherige Variablenselektion auszuwerten.</w:t>
       </w:r>
     </w:p>
     <w:p>
@@ -2936,7 +2925,7 @@
         </w:numPr>
       </w:pPr>
       <w:r>
-        <w:t xml:space="preserve">Dazu ist R als frei verfügbare Open-Source Software leicht zu lernen und {arrow} bietet hoch-performante Analysen selbst für R-Basiskenntnisse. Empfehlung an die emp. Wissenschaft, sich verstärkt mit R zu befassen.</w:t>
+        <w:t xml:space="preserve">Dazu ist R als frei verfügbare Open-Source-Software leicht zu lernen, und arrow bietet hochperformante Analysen selbst für R-Basiskenntnisse. Empfehlung an die emp. Wissenschaft, sich verstärkt mit R zu befassen.</w:t>
       </w:r>
     </w:p>
     <w:p>
@@ -2948,7 +2937,7 @@
         </w:numPr>
       </w:pPr>
       <w:r>
-        <w:t xml:space="preserve">Für analoge über-RAM-Verarbeitungen bietet Stata aktuell keine Lösung. SAS bietet bei weitem nicht hier gemessene Performanz von R. R hervorragende Möglichkeiten bietet Performanz und Anwenderfreundlichkeit zu übertreffen.</w:t>
+        <w:t xml:space="preserve">Für analoge Verarbeitungen über den RAM hinaus bietet Stata aktuell keine Lösung. SAS bietet bei weitem nicht hier gemessene Performanz von R. R bietet hervorragende Möglichkeiten, Performanz und Anwenderfreundlichkeit zu übertreffen.</w:t>
       </w:r>
     </w:p>
     <w:p>
@@ -3031,7 +3020,7 @@
         <w:t xml:space="preserve"> </w:t>
       </w:r>
       <w:r>
-        <w:t xml:space="preserve">von Infrastrukturbetreibern, amtlicher Statistik, Forschungsdatenzentren und Forschenden. Die systematische Wissensaufbau, Dokumentation und Verbreitung von Best Practices wird entscheidend für den Erfolg sein.</w:t>
+        <w:t xml:space="preserve">von Infrastrukturbetreibern, amtlicher Statistik, Forschungsdatenzentren und Forschenden. Der systematische Wissensaufbau, die Dokumentation und Verbreitung von Best Practices werden entscheidend für den Erfolg sein.</w:t>
       </w:r>
     </w:p>
     <w:p>
@@ -3857,6 +3846,34 @@
       </w:r>
       <w:r>
         <w:t xml:space="preserve">www.opencode.de/URL-To-Be-Announced.</w:t>
+      </w:r>
+    </w:p>
+  </w:footnote>
+  <w:footnote w:id="46">
+    <w:p>
+      <w:pPr>
+        <w:pStyle w:val="Funotentext"/>
+      </w:pPr>
+      <w:r>
+        <w:rPr>
+          <w:rStyle w:val="Funotenzeichen"/>
+        </w:rPr>
+        <w:footnoteRef/>
+      </w:r>
+      <w:r>
+        <w:t xml:space="preserve"> </w:t>
+      </w:r>
+      <w:r>
+        <w:rPr>
+          <w:rStyle w:val="VerbatimChar"/>
+        </w:rPr>
+        <w:t xml:space="preserve">bench::mark</w:t>
+      </w:r>
+      <w:r>
+        <w:t xml:space="preserve"> </w:t>
+      </w:r>
+      <w:r>
+        <w:t xml:space="preserve">kann für Rust-basierte Applikationen RAM nicht zuverlässig messen. S. https://tidypolars.etiennebacher.com/.</w:t>
       </w:r>
     </w:p>
   </w:footnote>

--- a/projects/paper-wista-r-efficiency-v3/_book/Effiziente-Analyse-Forschungsdaten-R.docx
+++ b/projects/paper-wista-r-efficiency-v3/_book/Effiziente-Analyse-Forschungsdaten-R.docx
@@ -7,7 +7,7 @@
         <w:pStyle w:val="Titel"/>
       </w:pPr>
       <w:r>
-        <w:t xml:space="preserve">Effiziente Auswertung des Business-Tax-Panels mithilfe von R</w:t>
+        <w:t xml:space="preserve">Effiziente Auswertung des Business Tax Panels mithilfe von R</w:t>
       </w:r>
     </w:p>
     <w:p>
@@ -458,7 +458,7 @@
         <w:t xml:space="preserve"> </w:t>
       </w:r>
       <w:r>
-        <w:t xml:space="preserve">des FDZ Bund und den Auswertungsbedarf des Fachbereichs ist der Datensatz möglichst wenig beschränkt worden und dadurch ressourcenintensiv. Anstelle einer Stichprobe wurden die zugrundeliegenden Vollerhebungen verwendet. Die erste Version des BTP (2013 - 2019) besteht aus knapp 67 Millionen Beobachtungen. Mit der Aktualisierung um das Berichtsjahr 2020 wird sich die Zahl der Beobachtungen auf etwa 78 Millionen erhöhen. Auch der Merkmalsumfang von zurzeit über 2.700 Merkmalen wird durch Erweiterung von Berichtsjahren steigen. Bereits aktuell und insbesondere durch die anstehende Aktualisierung steht der Fachbereich sowie das FDZ Bund vor der Herausforderung den hohe Bedarf an Speicherkapazität, Arbeitsspeicher und Prozessorleistung zu decken.</w:t>
+        <w:t xml:space="preserve">des FDZ Bund und den Auswertungsbedarf des Fachbereichs ist der Datensatz möglichst wenig beschränkt worden und dadurch ressourcenintensiv. Anstelle einer Stichprobe wurden die zugrundeliegenden Vollerhebungen verwendet. Die erste Version des BTP (2013 - 2019) besteht aus knapp 67 Millionen Beobachtungen. Mit der Aktualisierung um das Berichtsjahr 2020 wird sich die Zahl der Beobachtungen auf etwa 78 Millionen erhöhen. Auch der Merkmalsumfang von zurzeit über 2.700 Merkmalen wird durch Erweiterung von Berichtsjahren steigen. Bereits aktuell und insbesondere durch die anstehende Aktualisierung steht der Fachbereich sowie das FDZ Bund vor der Herausforderung den hohe Bedarf an Speicherkapazität, Arbeitsspeicher (sog. Random-Access-Memory, kurz RAM) und Prozessorleistung zu decken.</w:t>
       </w:r>
     </w:p>
     <w:bookmarkEnd w:id="21"/>
@@ -1274,7 +1274,10 @@
         <w:t xml:space="preserve">(Barrett u. a. 2024)</w:t>
       </w:r>
       <w:r>
-        <w:t xml:space="preserve">: Ein ausgereiftes R-Paket, das die Datenverarbeitung deutlich schneller macht als Standard-R-Funktionen. Es nutzt den verfügbaren Arbeitsspeicher besonders effizient und ist seit vielen Jahren bewährt. Die Syntax orientiert sich an der R-Basissyntax, erfordert aber spezielle Kenntnisse. Solange die Daten in den Arbeitsspeicher passen, ist data.table in den meisten Fällen die performanteste klassische Lösung.</w:t>
+        <w:t xml:space="preserve"> </w:t>
+      </w:r>
+      <w:r>
+        <w:t xml:space="preserve">gilt als Goldstandard für die schnelle Datenverarbeitung im Arbeitsspeicher sowie das effiziente Einlesen von CSV-Dateien. Dank seiner an die Base-R-Syntax angelehnten Struktur ist es sehr beliebt. Solange die Daten vollständig in den Arbeitsspeicher passen, ist data.table in den meisten Fällen die schnellste klassische Lösung. Dabei ist einschränkend zu beachten, dass zum Arbeiten im RAM ein Vielfaches (typischerweise etwa das Drei- bis Vierfache) der Größe der CSV-Datei an Arbeitsspeicher benötigt wird.</w:t>
       </w:r>
       <w:r>
         <w:t xml:space="preserve"> </w:t>
@@ -1312,35 +1315,13 @@
         <w:t xml:space="preserve">dplyr-Syntax</w:t>
       </w:r>
       <w:r>
-        <w:t xml:space="preserve">) (s. Tabelle 3) orientiert sich an menschlicher Sprache und macht den Code auch für Einsteiger gut verständlich. Auch ein eigener Datenleser readr ist inbegriffen. Diese nutzerfreundliche Syntax ist so beliebt, dass sie von vielen anderen R-Paketen übernommen wurde. Für mittlere Datenmengen, die in den Arbeitsspeicher passen, ist tidyverse eine ausgewogene Wahl zwischen Nutzerfreundlichkeit und Performanz.</w:t>
-      </w:r>
-      <w:r>
-        <w:t xml:space="preserve"> </w:t>
-      </w:r>
-    </w:p>
-    <w:p>
-      <w:pPr>
-        <w:pStyle w:val="Compact"/>
-        <w:numPr>
-          <w:ilvl w:val="0"/>
-          <w:numId w:val="1003"/>
-        </w:numPr>
-      </w:pPr>
-      <w:r>
-        <w:rPr>
-          <w:b/>
-          <w:bCs/>
-        </w:rPr>
-        <w:t xml:space="preserve">collapse</w:t>
-      </w:r>
-      <w:r>
-        <w:t xml:space="preserve"> </w:t>
-      </w:r>
-      <w:r>
-        <w:t xml:space="preserve">(Krantz 2024)</w:t>
-      </w:r>
-      <w:r>
-        <w:t xml:space="preserve">: Ein spezialisiertes R-Paket für schnelle statistische Berechnungen und Datentransformationen. Es kombiniert hohe Performanz mit einem breiten Funktionsumfang für komplexe Datenanalysen. Collapse ist besonders effizient bei Aggregationen und Gruppierungsoperationen und bietet dabei eine konsistente Syntax.</w:t>
+        <w:t xml:space="preserve">) (s. Tabelle 3) orientiert sich an menschlicher Sprache und macht den Code auch für Einsteiger gut verständlich. Diese nutzerfreundliche Syntax ist so beliebt, dass sie von vielen anderen R-Paketen übernommen wurde. Für mittlere Datenmengen, die in den Arbeitsspeicher passen, ist tidyverse eine ausgewogene Wahl zwischen Nutzerfreundlichkeit und Performanz.</w:t>
+      </w:r>
+      <w:r>
+        <w:t xml:space="preserve"> </w:t>
+      </w:r>
+      <w:r>
+        <w:t xml:space="preserve"> </w:t>
       </w:r>
     </w:p>
     <w:tbl>
@@ -1408,7 +1389,7 @@
         <w:pStyle w:val="FirstParagraph"/>
       </w:pPr>
       <w:r>
-        <w:t xml:space="preserve">Ab mittleren Datenmengen (relativ zu CPU und RAM) ist die nachfolgend beschriebene</w:t>
+        <w:t xml:space="preserve">Ab Datenmengen, die einen Großteil des Arbeitsspeichers belegen, ist die nachfolgend beschriebene</w:t>
       </w:r>
       <w:r>
         <w:t xml:space="preserve"> </w:t>
@@ -1437,7 +1418,7 @@
         <w:t xml:space="preserve">Best Practice</w:t>
       </w:r>
       <w:r>
-        <w:t xml:space="preserve">, die direkt spürbare Performanzgewinne birgt. Darüberhinaus kann die Datenaufteilung kombiniert mit sog. Lazy-Computation gewinnbringend sein:</w:t>
+        <w:t xml:space="preserve">, die direkt spürbare Performanzgewinne bringt. Dies gilt besonders für klassische Methoden, da dies das Risiko für RAM-Abbrüche und Wartezeiten deutlich reduziert. Darüberhinaus kann die Datenaufteilung kombiniert mit sog. Lazy-Computation für große Datenmengen oder komplexe Analysen gewinnbringend sein:</w:t>
       </w:r>
     </w:p>
     <w:p>
@@ -1456,7 +1437,7 @@
         <w:t xml:space="preserve">Variablenselektion</w:t>
       </w:r>
       <w:r>
-        <w:t xml:space="preserve">: Beim Einlesen von Daten ist die Auswahl der benötigten Variablen in der Einlesefunktion eine wesentliche Best Practice (besonders für klassische Methoden, da dies das Risiko für RAM-Abbrüche und Wartezeiten deutlich reduziert). Das Einlesen zunächst aller Daten (ggf. mit Variablenselektion zu einem späteren Zeitpunkt) verursacht unnötige Wartezeiten und Ressourcenbelegung und kann zu Abbrüchen führen. Auch Stata profitiert von einer Beschleunigung um 39,9 % in R und 33,9 % laut</w:t>
+        <w:t xml:space="preserve">: Wenn die Einlesefunktion die Auswahl von Variablen zulässt, sollte dies für klassische Methoden stehts genutzt werden, um Ladezeit und RAM-Bedarf massiv zu reduzieren. Das Einlesen zunächst aller Daten (ggf. mit Variablenselektion zu einem späteren Zeitpunkt) verursacht unnötige Wartezeiten und Ressourcenbelegung und kann zu Abbrüchen führen. Auch Stata profitiert von einer Variablenselektion mit einer Beschleunigung um 33,9 % in Anwendungsfällen aus</w:t>
       </w:r>
       <w:r>
         <w:t xml:space="preserve"> </w:t>
@@ -1556,7 +1537,7 @@
         <w:t xml:space="preserve"> </w:t>
       </w:r>
       <w:r>
-        <w:t xml:space="preserve">zeigten im Kontext der Forschungsdatenzentren massive Geschwindigkeitsgewinne mit Parquet, sodass im FDSZ bereits standardmäßig Parquet-Dateien angeboten werden.</w:t>
+        <w:t xml:space="preserve">zeigten im Kontext der Forschungsdatenzentren massive Geschwindigkeitsgewinne anhand Parquet, sodass im FDSZ bereits standardmäßig Parquet-Dateien angeboten werden.</w:t>
       </w:r>
     </w:p>
     <w:p>
@@ -1589,7 +1570,10 @@
         <w:t xml:space="preserve">(Richardson u. a. 2024)</w:t>
       </w:r>
       <w:r>
-        <w:t xml:space="preserve">: Ein C++-basiertes R-Paket, das speziell für die Arbeit mit großen Datensätzen entwickelt wurde. Es ermöglicht die Verarbeitung von Daten, die größer als der verfügbare Arbeitsspeicher sind, durch intelligente Datenaufteilung und Parallelisierung. Arrow ist optimal auf das Parquet-Dateiformat abgestimmt und kann Berechnungen automatisch optimieren (Lazy-Computation). Damit ist Arrow besonders geeignet für Datensätze, die mehrere Gigabyte oder sogar Terabyte umfassen.</w:t>
+        <w:t xml:space="preserve"> </w:t>
+      </w:r>
+      <w:r>
+        <w:t xml:space="preserve">ist ein C++-basiertes R-Paket, das speziell für die Arbeit mit großen Datensätzen entwickelt wurde. Es ermöglicht die Verarbeitung von Daten, die größer als der verfügbare Arbeitsspeicher sind, durch intelligente Datenaufteilung und Parallelisierung. Arrow ist anhand Lazy-Computation oft die beste Wahl in R um mehrerer Parquet-Dateien zu nutzen. So können Datenmengen verarbeitet werden, die insgesamt ein Vielfaches größer sind als der vorhandene Arbeitsspeicher, solange die einzelnen Dateien deutlich in den RAM passen sind.</w:t>
       </w:r>
       <w:r>
         <w:t xml:space="preserve"> </w:t>
@@ -1617,7 +1601,7 @@
         <w:t xml:space="preserve">(Mühleisen und Raasveldt 2024)</w:t>
       </w:r>
       <w:r>
-        <w:t xml:space="preserve">: Ein eingebettetes Datenbanksystem, das ohne separaten Datenbankserver direkt in R genutzt werden kann. Es verarbeitet Daten spaltenweise, was besonders bei analytischen Abfragen auf großen Datensätzen sehr schnell ist. DuckDB nutzt die bekannte SQL-Syntax für Datenabfragen und kann nahtlos mit Arrow-Daten zusammenarbeiten. Das System verwaltet den Arbeitsspeicher intelligent und kann auch Daten verarbeiten, die größer als der verfügbare RAM sind.</w:t>
+        <w:t xml:space="preserve">: Ein eingebettetes Datenbanksystem, das ohne separaten Datenbankserver direkt in R genutzt werden kann. Es verarbeitet Daten spaltenweise, was besonders bei analytischen Abfragen auf großen Datensätzen sehr schnell ist. DuckDB nutzt nativ SQL-Syntax für Datenabfragen. DuckDB zeichnet sich durch einen besonders geringen Arbeitsspeicherverbrauch aus. Um mit Dplyr-Syntax arbeiten zu können, gibt es ergänzende R-Pakete sowie eine direkte Schnittstelle Arrow.</w:t>
       </w:r>
       <w:r>
         <w:t xml:space="preserve"> </w:t>
@@ -1645,7 +1629,7 @@
         <w:t xml:space="preserve">(Shima, Bacher, und u.a. 2024)</w:t>
       </w:r>
       <w:r>
-        <w:t xml:space="preserve">: Ein Rust-basiertes R-Paket, das durch die Programmiersprache Rust besonders effizient arbeitet. Es bietet sowohl eine Python-orientierte Syntax als auch eine dplyr-kompatible Variante (tidypolars), die für R-Nutzende vertrauter ist. Polars nutzt moderne Optimierungstechniken und ist für sehr große Datensätze ausgelegt. Die Rust-Implementierung sorgt für hohe Geschwindigkeit bei gleichzeitig sparsamer Nutzung der Systemressourcen.</w:t>
+        <w:t xml:space="preserve">: Ein neueres R-Paket, das anhand der Programmiersprache Rust für hohe Geschwindigkeit und sparsame Ressourcennnutzung sorgt. Nativ nutzt es Python-orientierte Syntax und kann auch durch das Paket tidypolars mit vertrauter Dplyr-Syntax genutzt werden. Dies führt zu minimalen Verzögerungen. Polars nutzt moderne Optimierungstechniken und ist für sehr große Datensätze ausgelegt.</w:t>
       </w:r>
       <w:r>
         <w:t xml:space="preserve"> </w:t>
@@ -1717,7 +1701,7 @@
         <w:t xml:space="preserve"> </w:t>
       </w:r>
       <w:r>
-        <w:t xml:space="preserve">dargestellten Performanzvergleichs verfügbaren Versionen sind im Literaturverzeichnis aufgeführt. Entscheidend ist bei der Versionswahl nicht das absolute Performanz-Optimum, sondern eine Version mit langfristig stabiler und verlässlich guter Performance. Ein systematischer Performanzvergleich wird auf dem OnSite-Server des FDZ Bund für die Anwendungsfälle aus</w:t>
+        <w:t xml:space="preserve">dargestellten Performanzvergleichs verfügbaren Versionen sind im Literaturverzeichnis aufgeführt. Entscheidend ist bei der Versionswahl nicht das absolute Performanz-Optimum, sondern eine Version mit langfristig stabiler und verlässlich guter Performance. Ein Performanzvergleich wird auf dem OnSite-Server des FDZ Bund für die Anwendungsfälle aus</w:t>
       </w:r>
       <w:r>
         <w:t xml:space="preserve"> </w:t>
@@ -1756,22 +1740,13 @@
     </w:p>
     <w:bookmarkEnd w:id="43"/>
     <w:bookmarkEnd w:id="44"/>
-    <w:bookmarkStart w:id="52" w:name="sec-benchmark"/>
+    <w:bookmarkStart w:id="51" w:name="sec-benchmark"/>
     <w:p>
       <w:pPr>
         <w:pStyle w:val="berschrift1"/>
       </w:pPr>
       <w:r>
         <w:t xml:space="preserve">5 Performanzvergleich</w:t>
-      </w:r>
-    </w:p>
-    <w:bookmarkStart w:id="47" w:name="versuchsaufbau"/>
-    <w:p>
-      <w:pPr>
-        <w:pStyle w:val="berschrift2"/>
-      </w:pPr>
-      <w:r>
-        <w:t xml:space="preserve">5.1 Versuchsaufbau</w:t>
       </w:r>
     </w:p>
     <w:p>
@@ -1796,24 +1771,24 @@
         <w:t xml:space="preserve"> </w:t>
       </w:r>
       <w:r>
-        <w:t xml:space="preserve">vorgestellten Datenverarbeitungsmethoden abzuwägen, haben wir deren Performanz in einem systematischen Vergleich auf dem SAS-Server des Statistischen Bundesamtes und den neuen OnSite-R- und Stata-Servern des FDZ Bund gemessen. Weiterführende Performanzmessung sowie der vollständig reproduzierbare Code sind auf Opencode verfügbar</w:t>
-      </w:r>
-      <w:r>
-        <w:rPr>
-          <w:rStyle w:val="Funotenzeichen"/>
-        </w:rPr>
-        <w:footnoteReference w:id="45"/>
-      </w:r>
-      <w:r>
-        <w:t xml:space="preserve">.</w:t>
-      </w:r>
-    </w:p>
-    <w:p>
-      <w:pPr>
-        <w:pStyle w:val="BodyText"/>
-      </w:pPr>
-      <w:r>
-        <w:t xml:space="preserve">Für die Untersuchung wurden simulierte Einzeldaten in verschiedenen Größen (0,1 %/1 %/10 % der insgesamt 67 Millionen Beobachtungen des BTP) betrachtet. Sie wurden aus öffentlich verfügbaren Informationen generiert und bilden die wesentlichen Strukturen des BTP für unsere Analyse künstlich nach. Abgrenzend zu den im FDZ Bund bereitgestellten</w:t>
+        <w:t xml:space="preserve">vorgestellten Datenverarbeitungsmethoden abzuwägen, explorieren wir deren Performanz in einem umfangreichen Vergleich auf dem SAS-Server des Statistischen Bundesamtes und den neuen OnSite-R- und Stata-Servern des FDZ Bund. Wir erhöhen schrittweise die Datenmenge und betrachten nur Kandidaten weiter, die hohe Performanz zeigen konnten. Für R-Pakete mit hohem Potenzial und hoher Nutzerfreundlichkeit wurden mehr Optionen erprobt, um die besten Optionen zu bestimmen.</w:t>
+      </w:r>
+    </w:p>
+    <w:bookmarkStart w:id="46" w:name="versuchsaufbau"/>
+    <w:p>
+      <w:pPr>
+        <w:pStyle w:val="berschrift2"/>
+      </w:pPr>
+      <w:r>
+        <w:t xml:space="preserve">5.1 Versuchsaufbau</w:t>
+      </w:r>
+    </w:p>
+    <w:p>
+      <w:pPr>
+        <w:pStyle w:val="FirstParagraph"/>
+      </w:pPr>
+      <w:r>
+        <w:t xml:space="preserve">Für die Untersuchung wurden simulierte Einzeldaten in verschiedenen Größen (0,1 % / 1 % / 10 % der insgesamt 67 Millionen Beobachtungen des BTP) betrachtet. Sie wurden aus öffentlich verfügbaren Informationen generiert und bilden die wesentlichen Strukturen des BTP für unsere Analyse künstlich nach. Abgrenzend zu den im FDZ Bund bereitgestellten</w:t>
       </w:r>
       <w:r>
         <w:t xml:space="preserve"> </w:t>
@@ -1921,13 +1896,19 @@
         <w:t xml:space="preserve"> </w:t>
       </w:r>
       <w:r>
-        <w:t xml:space="preserve">der Auswertung entscheidend, da ein übermäßiger Arbeitsspeicherverbrauch zu Abbrüchen führen kann. Dennoch verzichten wir auf den Bericht einiger RAM-Messungen, da der RAM-Verbrauch nicht realistisch von R gemessen werden kann. Hochperformante Pakete lagern RAM-Operationen auf Rust und C++ aus, sodass die Auslastung nur realistisch auf Ebene des Betriebsystems gemessen werden kann.</w:t>
+        <w:t xml:space="preserve">der Auswertung entscheidend, da ein übermäßiger Arbeitsspeicherverbrauch zu Abbrüchen führen kann. Im Rahmen unseres Experments konnte der RAM-Verbrauch nicht systematisch korrekt gemessen werden, da der Verbrauch von C++ oder Rust anhand von R-Paketen schlecht beobachtbar ist.</w:t>
       </w:r>
       <w:r>
         <w:rPr>
           <w:rStyle w:val="Funotenzeichen"/>
         </w:rPr>
-        <w:footnoteReference w:id="46"/>
+        <w:footnoteReference w:id="45"/>
+      </w:r>
+      <w:r>
+        <w:t xml:space="preserve"> </w:t>
+      </w:r>
+      <w:r>
+        <w:t xml:space="preserve">Für ausgewählte Tests haben wir den RAM-Verbrauch anhand eines Systemmonitors beobachtet.</w:t>
       </w:r>
     </w:p>
     <w:p>
@@ -1945,11 +1926,27 @@
         <w:t xml:space="preserve">Festplattenspeicher</w:t>
       </w:r>
       <w:r>
-        <w:t xml:space="preserve">, aber unnötige Belegung sollte vermieden werden. Feine Abstufungen der Zielgrößen sind für unsere Aufgaben nicht gleichermaßen relevant. Eine Methode, die die betrachteten Auswertungen in unter 10 Sekunden mit weniger als 10 GB Arbeitsspeicher durchführen kann, wird bereits als optimal bewertet. Weitere Optimierungen sind in diesem Fall nicht erforderlich. Falls bereits die gewünschte Performanz erreicht wurde, rückt die Reduktion des Entwicklungsaufwand in den Vordergrund. Entsprechend sind Aspekte wie einfache Anwendbarkeit und Nachvollziehbarkeit – selbst für unerfahrene Nutzende – ausschlaggebend.</w:t>
-      </w:r>
-    </w:p>
-    <w:bookmarkEnd w:id="47"/>
-    <w:bookmarkStart w:id="48" w:name="kleiner-vergleich-von-r-zu-sas-und-stata"/>
+        <w:t xml:space="preserve">, aber unnötige Belegung ist zu vermeiden.</w:t>
+      </w:r>
+    </w:p>
+    <w:p>
+      <w:pPr>
+        <w:pStyle w:val="BodyText"/>
+      </w:pPr>
+      <w:r>
+        <w:t xml:space="preserve">Unser Ziel ist, Werkzeuge mit einer Mindestperformanz in verschiedenen Szenarien zu finden und nicht in jedem Anwendungsfall ein Werkzeug für die schnellste Verarbeitung zu bestimmen. Denn es sollten möglichst wenig verschiedene Werkzeuge eingesetzt werden, um Entwicklungs- und Wartungsaufwände gering zu halten.</w:t>
+      </w:r>
+    </w:p>
+    <w:p>
+      <w:pPr>
+        <w:pStyle w:val="BodyText"/>
+      </w:pPr>
+      <w:r>
+        <w:t xml:space="preserve">Feine Abstufungen der Zielgrößen sind für unsere Aufgaben nicht gleichermaßen relevant. Eine Methode, die die betrachteten Auswertungen in unter 10 Sekunden mit weniger als 10 GB Arbeitsspeicher durchführen kann, wird bereits als optimal bewertet. Weitere Optimierungen sind in diesem Fall nicht erforderlich. Falls bereits die gewünschte Performanz erreicht wurde, rückt die Reduktion des Entwicklungsaufwand in den Vordergrund. Entsprechend sind Aspekte wie einfache Anwendbarkeit und Nachvollziehbarkeit – auch für unerfahrene Nutzende – ausschlaggebend.</w:t>
+      </w:r>
+    </w:p>
+    <w:bookmarkEnd w:id="46"/>
+    <w:bookmarkStart w:id="47" w:name="kleiner-vergleich-von-r-zu-sas-und-stata"/>
     <w:p>
       <w:pPr>
         <w:pStyle w:val="berschrift2"/>
@@ -1963,7 +1960,7 @@
         <w:pStyle w:val="FirstParagraph"/>
       </w:pPr>
       <w:r>
-        <w:t xml:space="preserve">Um die nachfolgenden Ergebnisse einzuordnen, haben wir die Performanzmessungen auch für 1 % der simulierten BTP-Daten (etwa 700 000 Beobachtungen) in SAS und Stata durchgeführt.</w:t>
+        <w:t xml:space="preserve">Wir betrachten zunächst 1 % 1 % der simulierten BTP-Daten (etwa 700 000 Beobachtungen). Um die nachfolgenden Ergebnisse einzuordnen, haben wir die Performanzmessungen auch in SAS und Stata durchgeführt.</w:t>
       </w:r>
     </w:p>
     <w:p>
@@ -1989,7 +1986,7 @@
         <w:pStyle w:val="BodyText"/>
       </w:pPr>
       <w:r>
-        <w:t xml:space="preserve">Die Ergebnisse in Tabelle 4 zeigen, dass der umfangreiche Arbeitsspeicher des OnSite-Servers des FDZ Bund nicht ausreicht, um das BTP vollständig in Stata einzulesen, sodass zwingend mit Variablenselektion gearbeitet werden muss. SAS zeigt seine Stärke anhand der geringen Beanspruchung des Arbeitsspeichers, benötigt aber mit etwa 2,3 Minuten pro Auswertung die doppelte Laufzeit gegenüber Stata.</w:t>
+        <w:t xml:space="preserve">Die Ergebnisse in Tabelle 4 deuten an, dass der umfangreiche Arbeitsspeicher des OnSite-Servers des FDZ Bund nicht ausreichen wird, um das BTP vollständig in Stata einzulesen, sodass in Stata zwingend mit Variablenselektion gearbeitet werden muss. SAS zeigt seine Stärke anhand der geringen Beanspruchung des Arbeitsspeichers, benötigt aber mit etwa 2,3 Minuten pro Auswertung etwa doppelt so lang wie Stata.</w:t>
       </w:r>
     </w:p>
     <w:p>
@@ -1997,7 +1994,7 @@
         <w:pStyle w:val="BodyText"/>
       </w:pPr>
       <w:r>
-        <w:t xml:space="preserve">Für 1 % der simulierten BTP-Daten reduzieren die R-Datenverarbeitungsmethoden alle Zielgrößen gegenüber SAS und Stata erheblich (siehe Tabelle 5 und Tabelle 6). Selbst klassische R-Methoden sind um den Faktor 7 schneller und benötigen nur 33 % des Festplattenspeichers. Die Pakete polars, duckdb und arrow lösen die betrachteten Auswertungen sogar</w:t>
+        <w:t xml:space="preserve">Für 1 % der simulierten BTP-Daten reduzieren die R-Datenverarbeitungsmethoden alle Zielgrößen gegenüber SAS und Stata erheblich (siehe Tabelle 5 und Tabelle 6). Selbst klassische R-Methoden sind um den Faktor 7 schneller und benötigen nur 33 % des Festplattenspeichers. Die Pakete Polars, Duckdb und Arrow lösen die betrachteten Auswertungen sogar</w:t>
       </w:r>
     </w:p>
     <w:p>
@@ -2040,7 +2037,7 @@
         </w:numPr>
       </w:pPr>
       <w:r>
-        <w:t xml:space="preserve">und nur mit</w:t>
+        <w:t xml:space="preserve">und mit nur</w:t>
       </w:r>
       <w:r>
         <w:t xml:space="preserve"> </w:t>
@@ -2064,7 +2061,7 @@
         <w:pStyle w:val="FirstParagraph"/>
       </w:pPr>
       <w:r>
-        <w:t xml:space="preserve">Unter den klassischen R-Methoden bietet data.table die beste Performanz. Dabei ist wesentlich zu beachten, dass die Einlesefunktion</w:t>
+        <w:t xml:space="preserve">Unter den klassischen R-Methoden bietet Data.table die beste Performanz – besonders wenn die Einlesefunktion</w:t>
       </w:r>
       <w:r>
         <w:t xml:space="preserve"> </w:t>
@@ -2079,7 +2076,7 @@
         <w:t xml:space="preserve"> </w:t>
       </w:r>
       <w:r>
-        <w:t xml:space="preserve">direkt die relevanten Variablen auswählt. Dadurch lassen sich unsere Auswertungen um einen Faktor 3 beschleunigen und vor allem der Arbeitsspeicher um ein Tausendfaches reduzieren.</w:t>
+        <w:t xml:space="preserve">direkt die relevanten Variablen auswählt. Dadurch lassen sich unsere Auswertungen um das dreifache beschleunigen und vor allem der Arbeitsspeicher um ein Tausendfaches reduzieren.</w:t>
       </w:r>
     </w:p>
     <w:p>
@@ -2087,7 +2084,7 @@
         <w:pStyle w:val="BodyText"/>
       </w:pPr>
       <w:r>
-        <w:t xml:space="preserve">Alle hochperformanten Methoden sind dermaßen effizient, dass die Datenmenge von 800.000 Beobachtungen nicht mehr ausreicht, um zwischen den besten Methoden zu differenzieren. Daher erhöhen wir im nächsten Experiment die Datenmenge auf 8.000.000 Beobachtungen (10% BTP).</w:t>
+        <w:t xml:space="preserve">Alle hochperformanten Methoden sind dermaßen schnell, dass die Datenmenge von 800 000 Beobachtungen nicht mehr ausreicht, um zwischen den besten Methoden zu differenzieren. Daher erhöhen wir für ausgewählte Werkzeuge im nächsten Experiment die Datenmenge auf 8 000 000 Beobachtungen (10 % BTP).</w:t>
       </w:r>
     </w:p>
     <w:p>
@@ -2126,8 +2123,8 @@
         <w:t xml:space="preserve">(siehe Excel-Datei)</w:t>
       </w:r>
     </w:p>
-    <w:bookmarkEnd w:id="48"/>
-    <w:bookmarkStart w:id="51" w:name="größere-datenmengen-in-r"/>
+    <w:bookmarkEnd w:id="47"/>
+    <w:bookmarkStart w:id="50" w:name="größere-datenmengen-in-r"/>
     <w:p>
       <w:pPr>
         <w:pStyle w:val="berschrift2"/>
@@ -2161,7 +2158,7 @@
         </w:numPr>
       </w:pPr>
       <w:r>
-        <w:t xml:space="preserve">{arrow} benötigt nur</w:t>
+        <w:t xml:space="preserve">Arrow benötigt nur</w:t>
       </w:r>
       <w:r>
         <w:t xml:space="preserve"> </w:t>
@@ -2189,7 +2186,7 @@
         </w:numPr>
       </w:pPr>
       <w:r>
-        <w:t xml:space="preserve">{duckdb} benötigt nur 5,1 Sekunden und</w:t>
+        <w:t xml:space="preserve">Duckdb benötigt nur 5,1 Sekunden und</w:t>
       </w:r>
       <w:r>
         <w:t xml:space="preserve"> </w:t>
@@ -2218,13 +2215,13 @@
         <w:pStyle w:val="BodyText"/>
       </w:pPr>
       <w:r>
-        <w:t xml:space="preserve">Unerwarteterweise ist die Laufzeit von polars für diese Datenmenge mit 1,2 Minuten weit abgeschlagen, obwohl dasselbe Auswertungsskript für kleinere Datenmengen immer die geringste Laufzeit aufwies. Da {polars} das jüngste der betrachteten R-Packages ist, vermuten wir Performanzprobleme in der vorliegenden Version 1.0.1</w:t>
+        <w:t xml:space="preserve">Unerwarteterweise ist die Laufzeit von Polars für diese Datenmenge mit 1,2 Minuten weit abgeschlagen, obwohl dasselbe Auswertungsskript für kleinere Datenmengen immer die geringste Laufzeit aufwies. Da Polars das jüngste der betrachteten R-Packages ist, vermuten wir Performanzprobleme in der vorliegenden Version 1.0.1</w:t>
       </w:r>
       <w:r>
         <w:rPr>
           <w:rStyle w:val="Funotenzeichen"/>
         </w:rPr>
-        <w:footnoteReference w:id="49"/>
+        <w:footnoteReference w:id="48"/>
       </w:r>
       <w:r>
         <w:t xml:space="preserve">. Zudem hat es noch größere Entwicklungsaufwände beansprucht, da der an Python angelehnte Syntaxstil deutlich von üblicher Programmierung in R abweicht. Öffentliche Hilfestellung bezieht sich hauptsächlich auf Python (oder Rust), was sich in den Antworten der KI-Chatassistenten wiederspiegelt.</w:t>
@@ -2235,7 +2232,7 @@
         <w:pStyle w:val="BodyText"/>
       </w:pPr>
       <w:r>
-        <w:t xml:space="preserve">Klassische Methoden kommen bei der betrachteten Datenmenge bereits an ihre Grenzen. Falls in data.table unbedacht der vollständige Datensatz eingelesen wird, werden in unserem Anwendungsfall die verfügbaren 512 GB Arbeitsspeicher vollständig beansprucht. Schon wenn klassische Methoden auf Datenmengen von ca. 25-33% des verfügbaren Arbeitsspeichers angewandt werden, ist somit deutlich mehr Erfahrung der Nutzenden notwendig, um die relevanten Variablen manuell geschickt zu selektieren unter Beobachtung des Arbeitsspeicherverbrauchs.</w:t>
+        <w:t xml:space="preserve">Klassische Methoden kommen bei der betrachteten Datenmenge bereits an ihre Grenzen. Falls in Data.table unbedacht der vollständige Datensatz eingelesen wird, werden in unserem Anwendungsfall die verfügbaren 512 GB Arbeitsspeicher vollständig beansprucht. Schon wenn klassische Methoden auf Datenmengen von ca. 25–33 % des verfügbaren Arbeitsspeichers angewandt werden, ist somit deutlich mehr Erfahrung der Nutzenden notwendig, um die relevanten Variablen manuell geschickt zu selektieren unter Beobachtung des Arbeitsspeicherverbrauchs.</w:t>
       </w:r>
     </w:p>
     <w:p>
@@ -2243,7 +2240,7 @@
         <w:pStyle w:val="BodyText"/>
       </w:pPr>
       <w:r>
-        <w:t xml:space="preserve">Somit kommen wir insgesamt zu dem Ergebnis, dass {arrow} kombiniert mit {parquet} für die Bewältigung unserer Aufgaben die beste Datenverarbeitungsmethode ist, da die Methodik hervorragende Performanz und zugleich hohe Nutzerfreundlichkeit bietet. Im Detail haben uns der folgenden Mehrwerte überzeugt:</w:t>
+        <w:t xml:space="preserve">Somit kommen wir insgesamt zu dem Ergebnis, dass Arrow kombiniert mit Parquet für die Bewältigung unserer Aufgaben die beste Datenverarbeitungsmethode ist, da die Methodik hervorragende Performanz und zugleich hohe Nutzerfreundlichkeit bietet. Im Detail haben uns der folgenden Mehrwerte überzeugt:</w:t>
       </w:r>
     </w:p>
     <w:p>
@@ -2255,7 +2252,7 @@
         </w:numPr>
       </w:pPr>
       <w:r>
-        <w:t xml:space="preserve">Für die relevanteste Datenmenge von 8 Mio. Beobachtungen zeigte {arrow} die geringsten Laufzeiten unter 5 Sekunden, was der Fachstatistik Antworten auf Sonderanfragen in Echtzeit ermöglicht und der Wissenschaft alle denkenswerten explorativen Analysen auszuweiten.</w:t>
+        <w:t xml:space="preserve">Für die relevanteste Datenmenge von 8 Mio. Beobachtungen zeigte Arrow die geringsten Laufzeiten unter 5 Sekunden, was der Fachstatistik Antworten auf Sonderanfragen in Echtzeit ermöglicht und der Wissenschaft alle denkenswerten explorativen Analysen auszuweiten.</w:t>
       </w:r>
     </w:p>
     <w:p>
@@ -2267,7 +2264,7 @@
         </w:numPr>
       </w:pPr>
       <w:r>
-        <w:t xml:space="preserve">auch die Nutzererfahrung gefiel uns mit {arrow} am besten und somit waren die einhergehenden Entwicklungaufwände gegenüber den Anderen Methoden am geringsten.</w:t>
+        <w:t xml:space="preserve">Auch die Nutzererfahrung gefiel uns mit Arrow am besten, und somit waren die einhergehenden Entwicklungsaufwände gegenüber den anderen Methoden am geringsten.</w:t>
       </w:r>
     </w:p>
     <w:p>
@@ -2279,7 +2276,7 @@
         </w:numPr>
       </w:pPr>
       <w:r>
-        <w:t xml:space="preserve">,{arrow} verwendet die anschauliche {tidyverse} Syntax nativ. Vorhandener Code lässt sich zum Großteil änderungsfrei und ohne Performanzverluste auf {arrow} übertragen. {duckdb} kann bei Kenntnissen in SQL zu bevorzugen sein und {polars} mit Erfahrungen in Python.</w:t>
+        <w:t xml:space="preserve">Arrow verwendet die anschauliche Tidyverse-Syntax nativ. Vorhandener Code lässt sich zum Großteil änderungsfrei und ohne Performanzverluste auf Arrow übertragen. Duckdb kann bei Kenntnissen in SQL zu bevorzugen sein und Polars mit Erfahrungen in Python.</w:t>
       </w:r>
     </w:p>
     <w:p>
@@ -2291,13 +2288,13 @@
         </w:numPr>
       </w:pPr>
       <w:r>
-        <w:t xml:space="preserve">Beide Anwendungen ließen sich in unter 20 nachvollziehbaren Zeilen in {arrow} programmieren.</w:t>
+        <w:t xml:space="preserve">Beide Anwendungen ließen sich in unter 20 nachvollziehbaren Zeilen in Arrow programmieren.</w:t>
       </w:r>
       <w:r>
         <w:rPr>
           <w:rStyle w:val="Funotenzeichen"/>
         </w:rPr>
-        <w:footnoteReference w:id="50"/>
+        <w:footnoteReference w:id="49"/>
       </w:r>
     </w:p>
     <w:p>
@@ -2309,7 +2306,7 @@
         </w:numPr>
       </w:pPr>
       <w:r>
-        <w:t xml:space="preserve">Obwohl nicht alle Features aus {tidyverse} für {arrow} verfügbar sind, ließ sich bisher immer eine Lösung finden, um die gewünschte Auswertung umzusetzen, bspw. durch Kombination mit {duckdb} oder andere Funktionsaufrufe.</w:t>
+        <w:t xml:space="preserve">Obwohl nicht alle Features aus Tidyverse für Arrow verfügbar sind, ließ sich bisher immer eine Lösung finden, um die gewünschte Auswertung umzusetzen, bspw. durch Kombination mit Duckdb oder andere Funktionsaufrufe.</w:t>
       </w:r>
     </w:p>
     <w:p>
@@ -2321,7 +2318,7 @@
         </w:numPr>
       </w:pPr>
       <w:r>
-        <w:t xml:space="preserve">{arrow} spart ausreichend Arbeitsspeicher (mit Verbrauch unter 1 GB) (tba: Fußnote zu duckdb/polars). Der Arbeitsspeicherverbrauch von {arrow} ist in unserer Auswertung nahezu konstant abhängig von der Datenmenge, sodass {arrow} leicht auf noch größere Datenmengen skalieren kann</w:t>
+        <w:t xml:space="preserve">Arrow spart ausreichend Arbeitsspeicher (mit einem Verbrauch unter 1 GB). Der Arbeitsspeicherverbrauch von Arrow ist in unserer Auswertung nahezu konstant und unabhängig von der Datenmenge, sodass Arrow leicht auf noch größere Datenmengen skalieren kann</w:t>
       </w:r>
     </w:p>
     <w:p>
@@ -2333,7 +2330,7 @@
         </w:numPr>
       </w:pPr>
       <w:r>
-        <w:t xml:space="preserve">Dadurch dass {arrow} die Nutzung auch von mehreren {parquet} Dateien unterstützt, spart es gegenüber CSV mind. 50 % der Festplatte (für das reale BTP sogar 80 %+) und ermöglicht schnelle Nutzung auch von Datenmengen oberhalb des verfügbaren Arbeitsspeichers.</w:t>
+        <w:t xml:space="preserve">Dadurch dass Arrow die Nutzung auch von mehreren Parquet-Dateien unterstützt, spart es gegenüber CSV mind. 50 % der Festplatte (für das reale BTP sogar 80 %+) und ermöglicht schnelle Nutzung auch von Datenmengen oberhalb des verfügbaren Arbeitsspeichers.</w:t>
       </w:r>
     </w:p>
     <w:p>
@@ -2380,9 +2377,9 @@
         <w:t xml:space="preserve">[tba: Plot RAM-Bedarf abhängig von der Datenmenge]</w:t>
       </w:r>
     </w:p>
+    <w:bookmarkEnd w:id="50"/>
     <w:bookmarkEnd w:id="51"/>
-    <w:bookmarkEnd w:id="52"/>
-    <w:bookmarkStart w:id="55" w:name="sec-ergebnis"/>
+    <w:bookmarkStart w:id="52" w:name="sec-ergebnis"/>
     <w:p>
       <w:pPr>
         <w:pStyle w:val="berschrift1"/>
@@ -2396,7 +2393,23 @@
         <w:pStyle w:val="FirstParagraph"/>
       </w:pPr>
       <w:r>
-        <w:t xml:space="preserve">Anwendung der besten Methode auf die echten Daten des vollständige BTP ergibt:</w:t>
+        <w:t xml:space="preserve">Wir kommen insgesamt zu dem Ergebnis, das hochperformante Werkzeuge in R in der Lage sind die betrachteten Anwendungsfälle in Echtzeit zu beantworten. Wir empfehlen in R die Verarbeitung von Parquet-Dateien mit Arrow und DuckDB für die Auswertung großer Datenmengen im Statistischen Bundesamt und FDZ. Parquet-Dateien haben in allen Untersuchungen deutliche schnellere Auswertungen ermöglicht und gleichzeitig den Speicherbedarf reduziert. Arrow und Duckdb können ohne Verzögerungen kombiniert werden und bieten beide die besonders nutzerfreundliche und nachvollziehbare Dplyr-Syntax. Für besonders große Datenmengen, kann Arrow aufgeteilte Parquet-Dateien besonders gut nutzen. Das neuere R-Paket Polars bietet eine sehr gute Alternative, die in für kleinere Datenmengen am schnellsten war. Jedoch hatte die vorliegende Version nicht stabil für größere Datenmengen ebenfalls hohe Performanz gezeigt und die Handhabung in R ist uns schwerer gefallen, als für Arrow und DuckDB.</w:t>
+      </w:r>
+    </w:p>
+    <w:p>
+      <w:pPr>
+        <w:pStyle w:val="BodyText"/>
+      </w:pPr>
+      <w:r>
+        <w:t xml:space="preserve">Der vollständige Datensatz hat einen Umfang von … (Stata) und … (SAS). Für die Verarbeitung des vollständigen Datensatz kommt Stata an die Kapazitätsgrenzen des OnSite-Servers. Es kann aber mit der Variablenauswahl verwendet werden. SAS kann auch für diese großen Datenmengen weiterhin genutzt werden und absolviert die betrachteten und liefert die betrachteten Ergebnisse mit der in Tabelle … dargestellten Performanz.</w:t>
+      </w:r>
+    </w:p>
+    <w:p>
+      <w:pPr>
+        <w:pStyle w:val="BodyText"/>
+      </w:pPr>
+      <w:r>
+        <w:t xml:space="preserve">Arrow anhand einer Aufteilung pro Berichtsjahres auf Parquet-Dateien zeigen für die gesamte Datenmenge den großen Mehrwert und liefern die Ergebnisse mit der folgenden Performanz:</w:t>
       </w:r>
     </w:p>
     <w:p>
@@ -2408,7 +2421,7 @@
         </w:numPr>
       </w:pPr>
       <w:r>
-        <w:t xml:space="preserve">Performanz von {arrow} Fallzahlen (ein paar Sekunden) und Regression (Sekunden)</w:t>
+        <w:t xml:space="preserve">Fallzahlen: 2,3 Sekunden,</w:t>
       </w:r>
     </w:p>
     <w:p>
@@ -2420,50 +2433,58 @@
         </w:numPr>
       </w:pPr>
       <w:r>
-        <w:t xml:space="preserve">leicht lesbar in {arrow}</w:t>
-      </w:r>
-    </w:p>
-    <w:bookmarkStart w:id="53" w:name="ergebnis"/>
+        <w:t xml:space="preserve">Regression: 12 Sekunden.</w:t>
+      </w:r>
+    </w:p>
+    <w:bookmarkEnd w:id="52"/>
+    <w:bookmarkStart w:id="79" w:name="sec-ausblick"/>
+    <w:p>
+      <w:pPr>
+        <w:pStyle w:val="berschrift1"/>
+      </w:pPr>
+      <w:r>
+        <w:t xml:space="preserve">7 Fazit</w:t>
+      </w:r>
+    </w:p>
+    <w:p>
+      <w:pPr>
+        <w:pStyle w:val="FirstParagraph"/>
+      </w:pPr>
+      <w:r>
+        <w:t xml:space="preserve">Wir kommen zu dem Schluss, dass eine Datenhaltung im Parquet-Format für Datenverarbeitungen bzw. -auswertungen in der Statistikproduktion und im FDZ Bund gewinnbringend eingesetzt werden kann. Es reduziert den notwendigen Festplattenspeicher stark und mehrere R-Pakete (arrow, duckdb und polars) sind in der Lage Daten im Parquet-Format sehr schnell zu verarbeiten. In unserer Untersuchung bot das R-Paket arrow die beste Nutzererfahrung, sodass auch die Entwickleraufwände am geringsten waren.</w:t>
+      </w:r>
+    </w:p>
+    <w:p>
+      <w:pPr>
+        <w:pStyle w:val="BodyText"/>
+      </w:pPr>
+      <w:r>
+        <w:t xml:space="preserve">Daher empfehlen wir, eine Datenhaltung im Parquet-Format und eine Datenverarbeitung in</w:t>
+      </w:r>
+      <w:r>
+        <w:t xml:space="preserve"> </w:t>
+      </w:r>
+      <w:r>
+        <w:rPr>
+          <w:b/>
+          <w:bCs/>
+        </w:rPr>
+        <w:t xml:space="preserve">R</w:t>
+      </w:r>
+      <w:r>
+        <w:t xml:space="preserve"> </w:t>
+      </w:r>
+      <w:r>
+        <w:t xml:space="preserve">in der amtlichen Statistik und dem FDZ Bund zu erproben und bei positivem Ausgang zu etablieren. Denn unsere Untersuchung demonstriert, dass dadurch relevante analytische Fragestellungen anhand großer Datenmengen in Echtzeit ressourcenschonend beantwortet werden können.</w:t>
+      </w:r>
+    </w:p>
+    <w:bookmarkStart w:id="53" w:name="X3237aa6b2077a96e93972e993bcf2fb8d58c28b"/>
     <w:p>
       <w:pPr>
         <w:pStyle w:val="berschrift2"/>
       </w:pPr>
       <w:r>
-        <w:t xml:space="preserve">6.1 Ergebnis</w:t>
-      </w:r>
-    </w:p>
-    <w:p>
-      <w:pPr>
-        <w:pStyle w:val="FirstParagraph"/>
-      </w:pPr>
-      <w:r>
-        <w:t xml:space="preserve">[Ergebnistabelle Fallzahl, ggf. als Heatmap]</w:t>
-      </w:r>
-    </w:p>
-    <w:p>
-      <w:pPr>
-        <w:pStyle w:val="BodyText"/>
-      </w:pPr>
-      <w:r>
-        <w:t xml:space="preserve">-&gt; Zukünftige Nutzung für MDR wird umgesetzt.</w:t>
-      </w:r>
-    </w:p>
-    <w:p>
-      <w:pPr>
-        <w:pStyle w:val="BodyText"/>
-      </w:pPr>
-      <w:r>
-        <w:t xml:space="preserve">[Model Summary?]</w:t>
-      </w:r>
-    </w:p>
-    <w:bookmarkEnd w:id="53"/>
-    <w:bookmarkStart w:id="54" w:name="vergleich-zu-sas-stata-datatable"/>
-    <w:p>
-      <w:pPr>
-        <w:pStyle w:val="berschrift2"/>
-      </w:pPr>
-      <w:r>
-        <w:t xml:space="preserve">6.2 Vergleich zu SAS, (Stata), Datatable</w:t>
+        <w:t xml:space="preserve">7.1 Auswirkung auf IT-Infrastruktur und -Beratung</w:t>
       </w:r>
     </w:p>
     <w:p>
@@ -2475,7 +2496,7 @@
         </w:numPr>
       </w:pPr>
       <w:r>
-        <w:t xml:space="preserve">Ergebnis in SAS</w:t>
+        <w:t xml:space="preserve">Fokus auf Hardware und Software mit größtem Mehrwert (weniger RAM und R anstatt Spark, GPUs, Datenbanken, Cloud, …)</w:t>
       </w:r>
     </w:p>
     <w:p>
@@ -2487,7 +2508,7 @@
         </w:numPr>
       </w:pPr>
       <w:r>
-        <w:t xml:space="preserve">(optional) Datatable ohne sekeltives Einlesen führt zu RAM Crash (RAM-Fehler?)</w:t>
+        <w:t xml:space="preserve">Fokus auf Maintainance und Patching von R, Parquet und hier genannte Packages Arrow, Duckdb, Polars</w:t>
       </w:r>
     </w:p>
     <w:p>
@@ -2499,83 +2520,31 @@
         </w:numPr>
       </w:pPr>
       <w:r>
-        <w:t xml:space="preserve">(optional) Datatable Sel.</w:t>
-      </w:r>
-    </w:p>
-    <w:p>
-      <w:pPr>
-        <w:pStyle w:val="FirstParagraph"/>
-      </w:pPr>
-      <w:r>
-        <w:t xml:space="preserve">Real world application unserer Ergebnisse auf das Echte BTP</w:t>
-      </w:r>
-    </w:p>
-    <w:p>
-      <w:pPr>
-        <w:pStyle w:val="BodyText"/>
-      </w:pPr>
-      <w:r>
-        <w:t xml:space="preserve">Ergebnis für gesamten Datensatz</w:t>
-      </w:r>
-    </w:p>
-    <w:p>
-      <w:pPr>
-        <w:pStyle w:val="BodyText"/>
-      </w:pPr>
-      <w:r>
-        <w:t xml:space="preserve">-&gt; Größere Speicherreduktion, da das echte BTP mehr fehlende Werte enthält, als anhand der externen Daten angenommen.</w:t>
-      </w:r>
-    </w:p>
-    <w:bookmarkEnd w:id="54"/>
-    <w:bookmarkEnd w:id="55"/>
-    <w:bookmarkStart w:id="61" w:name="sec-ausblick"/>
-    <w:p>
-      <w:pPr>
-        <w:pStyle w:val="berschrift1"/>
-      </w:pPr>
-      <w:r>
-        <w:t xml:space="preserve">7 Fazit</w:t>
-      </w:r>
-    </w:p>
-    <w:p>
-      <w:pPr>
-        <w:pStyle w:val="FirstParagraph"/>
-      </w:pPr>
-      <w:r>
-        <w:t xml:space="preserve">Wir kommen zu dem Schluss, dass eine Datenhaltung im Parquet-Format für Datenverarbeitungen bzw. -auswertungen in der Statistikproduktion und im FDZ Bund gewinnbringend eingesetzt werden kann. Es reduziert den notwendigen Festplattenspeicher stark und mehrere R-Pakete (arrow, duckdb und polars) sind in der Lage Daten im Parquet-Format sehr schnell zu verarbeiten. In unserer Untersuchung bot das R-Paket arrow die beste Nutzererfahrung, sodass auch die Entwickleraufwände am geringsten waren.</w:t>
-      </w:r>
-    </w:p>
-    <w:p>
-      <w:pPr>
-        <w:pStyle w:val="BodyText"/>
-      </w:pPr>
-      <w:r>
-        <w:t xml:space="preserve">Daher empfehlen wir, eine Datenhaltung im Parquet-Format und eine Datenverarbeitung in</w:t>
-      </w:r>
-      <w:r>
-        <w:t xml:space="preserve"> </w:t>
-      </w:r>
-      <w:r>
-        <w:rPr>
-          <w:b/>
-          <w:bCs/>
-        </w:rPr>
-        <w:t xml:space="preserve">R</w:t>
-      </w:r>
-      <w:r>
-        <w:t xml:space="preserve"> </w:t>
-      </w:r>
-      <w:r>
-        <w:t xml:space="preserve">in der amtlichen Statistik und dem FDZ Bund zu erproben und bei positivem Ausgang zu etablieren. Denn unsere Untersuchung demonstriert, dass dadurch relevante analytische Fragestellungen anhand großer Datenmengen in Echtzeit ressourcenschonend beantwortet werden können.</w:t>
-      </w:r>
-    </w:p>
-    <w:bookmarkStart w:id="56" w:name="X3237aa6b2077a96e93972e993bcf2fb8d58c28b"/>
-    <w:p>
-      <w:pPr>
-        <w:pStyle w:val="berschrift2"/>
-      </w:pPr>
-      <w:r>
-        <w:t xml:space="preserve">7.1 Auswirkung auf IT-Infrastruktur und -Beratung</w:t>
+        <w:t xml:space="preserve">Etablierung dieser Softwarelösungen kann langfristig…</w:t>
+      </w:r>
+    </w:p>
+    <w:p>
+      <w:pPr>
+        <w:pStyle w:val="Compact"/>
+        <w:numPr>
+          <w:ilvl w:val="1"/>
+          <w:numId w:val="1012"/>
+        </w:numPr>
+      </w:pPr>
+      <w:r>
+        <w:t xml:space="preserve">die Hardwareanforderungen reduzieren</w:t>
+      </w:r>
+    </w:p>
+    <w:p>
+      <w:pPr>
+        <w:pStyle w:val="Compact"/>
+        <w:numPr>
+          <w:ilvl w:val="1"/>
+          <w:numId w:val="1012"/>
+        </w:numPr>
+      </w:pPr>
+      <w:r>
+        <w:t xml:space="preserve">die Analysesoftwarevielfalt verschlanken und somit Beschaffungskosten einsparen</w:t>
       </w:r>
     </w:p>
     <w:p>
@@ -2583,11 +2552,27 @@
         <w:pStyle w:val="Compact"/>
         <w:numPr>
           <w:ilvl w:val="0"/>
-          <w:numId w:val="1012"/>
+          <w:numId w:val="1011"/>
         </w:numPr>
       </w:pPr>
       <w:r>
-        <w:t xml:space="preserve">Fokus auf Hardware und Software mit größtem Mehrwert (weniger RAM und R anstatt Spark, GPUs, Datenbanken, Cloud, …)</w:t>
+        <w:t xml:space="preserve">Ein Schulungsangebot für</w:t>
+      </w:r>
+      <w:r>
+        <w:t xml:space="preserve"> </w:t>
+      </w:r>
+      <w:r>
+        <w:rPr>
+          <w:i/>
+          <w:iCs/>
+        </w:rPr>
+        <w:t xml:space="preserve">hochperformante Auswertungen in R</w:t>
+      </w:r>
+      <w:r>
+        <w:t xml:space="preserve"> </w:t>
+      </w:r>
+      <w:r>
+        <w:t xml:space="preserve">wird benötigt</w:t>
       </w:r>
     </w:p>
     <w:p>
@@ -2595,11 +2580,21 @@
         <w:pStyle w:val="Compact"/>
         <w:numPr>
           <w:ilvl w:val="0"/>
-          <w:numId w:val="1012"/>
+          <w:numId w:val="1011"/>
         </w:numPr>
       </w:pPr>
       <w:r>
-        <w:t xml:space="preserve">Fokus auf Maintainance und Patching von R, Parquet und hier genannte Packages {arrow}, {duckdb}, {polars}</w:t>
+        <w:t xml:space="preserve">Ein eigener Beitrag zu Open Source ist entscheidend, um die Etablierung zu fördern.</w:t>
+      </w:r>
+    </w:p>
+    <w:bookmarkEnd w:id="53"/>
+    <w:bookmarkStart w:id="54" w:name="auswirkungen-auf-die-statistikproduktion"/>
+    <w:p>
+      <w:pPr>
+        <w:pStyle w:val="berschrift2"/>
+      </w:pPr>
+      <w:r>
+        <w:t xml:space="preserve">7.2 Auswirkungen auf die Statistikproduktion</w:t>
       </w:r>
     </w:p>
     <w:p>
@@ -2607,11 +2602,47 @@
         <w:pStyle w:val="Compact"/>
         <w:numPr>
           <w:ilvl w:val="0"/>
-          <w:numId w:val="1012"/>
+          <w:numId w:val="1013"/>
         </w:numPr>
       </w:pPr>
       <w:r>
-        <w:t xml:space="preserve">Etablierung dieser Softwarelösungen kann langfristig…</w:t>
+        <w:t xml:space="preserve">Steigerung der Effizienz und Reaktionsgeschwindigkeit</w:t>
+      </w:r>
+    </w:p>
+    <w:p>
+      <w:pPr>
+        <w:pStyle w:val="Compact"/>
+        <w:numPr>
+          <w:ilvl w:val="0"/>
+          <w:numId w:val="1013"/>
+        </w:numPr>
+      </w:pPr>
+      <w:r>
+        <w:t xml:space="preserve">Vereinfachung der Statistikproduktion durch leicht nachvollziehbaren Code und Fokus auf Wissensaufbau in R</w:t>
+      </w:r>
+    </w:p>
+    <w:p>
+      <w:pPr>
+        <w:pStyle w:val="Compact"/>
+        <w:numPr>
+          <w:ilvl w:val="0"/>
+          <w:numId w:val="1013"/>
+        </w:numPr>
+      </w:pPr>
+      <w:r>
+        <w:t xml:space="preserve">Aufbau eines Datenbestands in Parquet</w:t>
+      </w:r>
+    </w:p>
+    <w:p>
+      <w:pPr>
+        <w:pStyle w:val="Compact"/>
+        <w:numPr>
+          <w:ilvl w:val="0"/>
+          <w:numId w:val="1013"/>
+        </w:numPr>
+      </w:pPr>
+      <w:r>
+        <w:t xml:space="preserve">Anwendung auf weitere Produkte</w:t>
       </w:r>
     </w:p>
     <w:p>
@@ -2619,26 +2650,57 @@
         <w:pStyle w:val="Compact"/>
         <w:numPr>
           <w:ilvl w:val="1"/>
-          <w:numId w:val="1013"/>
+          <w:numId w:val="1014"/>
         </w:numPr>
       </w:pPr>
       <w:r>
-        <w:t xml:space="preserve">die Hardwareanforderungen reduzieren</w:t>
-      </w:r>
-    </w:p>
-    <w:p>
-      <w:pPr>
-        <w:pStyle w:val="SourceCode"/>
+        <w:t xml:space="preserve">Überarbeitung des BTP</w:t>
+      </w:r>
+    </w:p>
+    <w:p>
+      <w:pPr>
+        <w:pStyle w:val="Compact"/>
         <w:numPr>
           <w:ilvl w:val="1"/>
-          <w:numId w:val="1013"/>
+          <w:numId w:val="1014"/>
         </w:numPr>
       </w:pPr>
       <w:r>
-        <w:rPr>
-          <w:rStyle w:val="VerbatimChar"/>
-        </w:rPr>
-        <w:t xml:space="preserve">  die Analysesoftwarevielfalt verschlanken und somit Beschaffungskosten einsparen</w:t>
+        <w:t xml:space="preserve">Mindeststeuer (oder?)</w:t>
+      </w:r>
+    </w:p>
+    <w:p>
+      <w:pPr>
+        <w:pStyle w:val="Compact"/>
+        <w:numPr>
+          <w:ilvl w:val="1"/>
+          <w:numId w:val="1014"/>
+        </w:numPr>
+      </w:pPr>
+      <w:r>
+        <w:t xml:space="preserve">DRG</w:t>
+      </w:r>
+    </w:p>
+    <w:p>
+      <w:pPr>
+        <w:pStyle w:val="Compact"/>
+        <w:numPr>
+          <w:ilvl w:val="1"/>
+          <w:numId w:val="1014"/>
+        </w:numPr>
+      </w:pPr>
+      <w:r>
+        <w:t xml:space="preserve">TPP 2</w:t>
+      </w:r>
+    </w:p>
+    <w:bookmarkEnd w:id="54"/>
+    <w:bookmarkStart w:id="55" w:name="auswirkungen-auf-das-fdz-bund"/>
+    <w:p>
+      <w:pPr>
+        <w:pStyle w:val="berschrift2"/>
+      </w:pPr>
+      <w:r>
+        <w:t xml:space="preserve">7.3 Auswirkungen auf das FDZ Bund</w:t>
       </w:r>
     </w:p>
     <w:p>
@@ -2646,27 +2708,11 @@
         <w:pStyle w:val="Compact"/>
         <w:numPr>
           <w:ilvl w:val="0"/>
-          <w:numId w:val="1012"/>
+          <w:numId w:val="1015"/>
         </w:numPr>
       </w:pPr>
       <w:r>
-        <w:t xml:space="preserve">Ein Schulungsangebot für</w:t>
-      </w:r>
-      <w:r>
-        <w:t xml:space="preserve"> </w:t>
-      </w:r>
-      <w:r>
-        <w:rPr>
-          <w:i/>
-          <w:iCs/>
-        </w:rPr>
-        <w:t xml:space="preserve">hochperformante Auswertungen in R</w:t>
-      </w:r>
-      <w:r>
-        <w:t xml:space="preserve"> </w:t>
-      </w:r>
-      <w:r>
-        <w:t xml:space="preserve">wird benötigt</w:t>
+        <w:t xml:space="preserve">Berücksichtigung in Mustersyntaxen und Nutzendenberatung im FDZ Bund. Teilen von Code-Snippets und Templates fördern.</w:t>
       </w:r>
     </w:p>
     <w:p>
@@ -2674,21 +2720,11 @@
         <w:pStyle w:val="Compact"/>
         <w:numPr>
           <w:ilvl w:val="0"/>
-          <w:numId w:val="1012"/>
+          <w:numId w:val="1015"/>
         </w:numPr>
       </w:pPr>
       <w:r>
-        <w:t xml:space="preserve">Ein eigener Beitrag zu Open Source ist entscheidend, um die Etablierung zu fördern.</w:t>
-      </w:r>
-    </w:p>
-    <w:bookmarkEnd w:id="56"/>
-    <w:bookmarkStart w:id="57" w:name="auswirkungen-auf-die-statistikproduktion"/>
-    <w:p>
-      <w:pPr>
-        <w:pStyle w:val="berschrift2"/>
-      </w:pPr>
-      <w:r>
-        <w:t xml:space="preserve">7.2 Auswirkungen auf die Statistikproduktion</w:t>
+        <w:t xml:space="preserve">mögliche Vereinfachung der Betreuung (Fokus auf R, Reduktion von Performanz- und Programmierproblemen)</w:t>
       </w:r>
     </w:p>
     <w:p>
@@ -2696,11 +2732,11 @@
         <w:pStyle w:val="Compact"/>
         <w:numPr>
           <w:ilvl w:val="0"/>
-          <w:numId w:val="1014"/>
+          <w:numId w:val="1015"/>
         </w:numPr>
       </w:pPr>
       <w:r>
-        <w:t xml:space="preserve">Steigerung der Effizienz und Reaktionsgeschwindigkeit</w:t>
+        <w:t xml:space="preserve">Bereitstellung von Parquet in geeigneter Aufteilung empfohlen</w:t>
       </w:r>
     </w:p>
     <w:p>
@@ -2708,11 +2744,11 @@
         <w:pStyle w:val="Compact"/>
         <w:numPr>
           <w:ilvl w:val="0"/>
-          <w:numId w:val="1014"/>
+          <w:numId w:val="1015"/>
         </w:numPr>
       </w:pPr>
       <w:r>
-        <w:t xml:space="preserve">Vereinfachung der Statistikproduktion durch leicht nachvollziehbaren Code und Fokus auf Wissensaufbau in R</w:t>
+        <w:t xml:space="preserve">Erprobung im FDZ Bund Vorbild für andere Forschungsdatenzentren</w:t>
       </w:r>
     </w:p>
     <w:p>
@@ -2720,81 +2756,21 @@
         <w:pStyle w:val="Compact"/>
         <w:numPr>
           <w:ilvl w:val="0"/>
-          <w:numId w:val="1014"/>
-        </w:numPr>
-      </w:pPr>
-      <w:r>
-        <w:t xml:space="preserve">Aufbau eines Datenbestands in Parquet</w:t>
-      </w:r>
-    </w:p>
-    <w:p>
-      <w:pPr>
-        <w:pStyle w:val="Compact"/>
-        <w:numPr>
-          <w:ilvl w:val="0"/>
-          <w:numId w:val="1014"/>
-        </w:numPr>
-      </w:pPr>
-      <w:r>
-        <w:t xml:space="preserve">Anwendung auf weitere Produkte</w:t>
-      </w:r>
-    </w:p>
-    <w:p>
-      <w:pPr>
-        <w:pStyle w:val="Compact"/>
-        <w:numPr>
-          <w:ilvl w:val="1"/>
           <w:numId w:val="1015"/>
         </w:numPr>
       </w:pPr>
       <w:r>
-        <w:t xml:space="preserve">Überarbeitung des BTP</w:t>
-      </w:r>
-    </w:p>
-    <w:p>
-      <w:pPr>
-        <w:pStyle w:val="Compact"/>
-        <w:numPr>
-          <w:ilvl w:val="1"/>
-          <w:numId w:val="1015"/>
-        </w:numPr>
-      </w:pPr>
-      <w:r>
-        <w:t xml:space="preserve">Mindeststeuer (oder?)</w:t>
-      </w:r>
-    </w:p>
-    <w:p>
-      <w:pPr>
-        <w:pStyle w:val="Compact"/>
-        <w:numPr>
-          <w:ilvl w:val="1"/>
-          <w:numId w:val="1015"/>
-        </w:numPr>
-      </w:pPr>
-      <w:r>
-        <w:t xml:space="preserve">DRG</w:t>
-      </w:r>
-    </w:p>
-    <w:p>
-      <w:pPr>
-        <w:pStyle w:val="Compact"/>
-        <w:numPr>
-          <w:ilvl w:val="1"/>
-          <w:numId w:val="1015"/>
-        </w:numPr>
-      </w:pPr>
-      <w:r>
-        <w:t xml:space="preserve">TPP 2</w:t>
-      </w:r>
-    </w:p>
-    <w:bookmarkEnd w:id="57"/>
-    <w:bookmarkStart w:id="58" w:name="auswirkungen-auf-das-fdz-bund"/>
+        <w:t xml:space="preserve">Optimierung von Hardware und Software Angebot</w:t>
+      </w:r>
+    </w:p>
+    <w:bookmarkEnd w:id="55"/>
+    <w:bookmarkStart w:id="56" w:name="auswirkung-auf-die-wissenschaft"/>
     <w:p>
       <w:pPr>
         <w:pStyle w:val="berschrift2"/>
       </w:pPr>
       <w:r>
-        <w:t xml:space="preserve">7.3 Auswirkungen auf das FDZ Bund</w:t>
+        <w:t xml:space="preserve">7.4 Auswirkung auf die Wissenschaft</w:t>
       </w:r>
     </w:p>
     <w:p>
@@ -2806,7 +2782,44 @@
         </w:numPr>
       </w:pPr>
       <w:r>
-        <w:t xml:space="preserve">Berücksichtigung in Mustersyntaxen und Nutzendenberatung im FDZ Bund. Teilen von Code-Snippets und Templates fördern.</w:t>
+        <w:t xml:space="preserve">Die Verwendung von R bietet am FDZ Bund einen deutlichen</w:t>
+      </w:r>
+      <w:r>
+        <w:t xml:space="preserve"> </w:t>
+      </w:r>
+      <w:r>
+        <w:rPr>
+          <w:b/>
+          <w:bCs/>
+        </w:rPr>
+        <w:t xml:space="preserve">Wettbewerbsvorteil in der empirischen Forschung</w:t>
+      </w:r>
+      <w:r>
+        <w:t xml:space="preserve">. Lediglich R ist (am GWAP und via KDFV) am FDZ Bund in der Lage, große Datenmengen innerhalb von Sekunden zu analysieren und Datenmengen oberhalb des verfügbaren Arbeitsspeichers, wie das BTP, ohne vorherige Variablenselektion auszuwerten.</w:t>
+      </w:r>
+    </w:p>
+    <w:p>
+      <w:pPr>
+        <w:pStyle w:val="Compact"/>
+        <w:numPr>
+          <w:ilvl w:val="1"/>
+          <w:numId w:val="1017"/>
+        </w:numPr>
+      </w:pPr>
+      <w:r>
+        <w:t xml:space="preserve">Vollmaterial kann statt Stichproben angeboten werden. Erleichtert die Betreuung im FDZ Bund und GWAP/KDFV-Verfügbarkeit</w:t>
+      </w:r>
+    </w:p>
+    <w:p>
+      <w:pPr>
+        <w:pStyle w:val="Compact"/>
+        <w:numPr>
+          <w:ilvl w:val="1"/>
+          <w:numId w:val="1017"/>
+        </w:numPr>
+      </w:pPr>
+      <w:r>
+        <w:t xml:space="preserve">mehr explorative oder komplexe Analysen sind in kürzerer Zeit möglich.</w:t>
       </w:r>
     </w:p>
     <w:p>
@@ -2818,7 +2831,7 @@
         </w:numPr>
       </w:pPr>
       <w:r>
-        <w:t xml:space="preserve">mögliche Vereinfachung der Betreuung (Fokus auf R, Reduktion von Performanz- und Programmierproblemen)</w:t>
+        <w:t xml:space="preserve">Dazu ist R als frei verfügbare Open-Source-Software leicht zu lernen, und arrow bietet hochperformante Analysen selbst für R-Basiskenntnisse. Empfehlung an die emp. Wissenschaft, sich verstärkt mit R zu befassen.</w:t>
       </w:r>
     </w:p>
     <w:p>
@@ -2830,7 +2843,7 @@
         </w:numPr>
       </w:pPr>
       <w:r>
-        <w:t xml:space="preserve">Bereitstellung von Parquet in geeigneter Aufteilung empfohlen</w:t>
+        <w:t xml:space="preserve">Für analoge Verarbeitungen über den RAM hinaus bietet Stata aktuell keine Lösung. SAS bietet bei weitem nicht hier gemessene Performanz von R. R bietet hervorragende Möglichkeiten, Performanz und Anwenderfreundlichkeit zu übertreffen.</w:t>
       </w:r>
     </w:p>
     <w:p>
@@ -2842,41 +2855,7 @@
         </w:numPr>
       </w:pPr>
       <w:r>
-        <w:t xml:space="preserve">Erprobung im FDZ Bund Vorbild für andere Forschungsdatenzentren</w:t>
-      </w:r>
-    </w:p>
-    <w:p>
-      <w:pPr>
-        <w:pStyle w:val="Compact"/>
-        <w:numPr>
-          <w:ilvl w:val="0"/>
-          <w:numId w:val="1016"/>
-        </w:numPr>
-      </w:pPr>
-      <w:r>
-        <w:t xml:space="preserve">Optimierung von Hardware und Software Angebot</w:t>
-      </w:r>
-    </w:p>
-    <w:bookmarkEnd w:id="58"/>
-    <w:bookmarkStart w:id="59" w:name="auswirkung-auf-die-wissenschaft"/>
-    <w:p>
-      <w:pPr>
-        <w:pStyle w:val="berschrift2"/>
-      </w:pPr>
-      <w:r>
-        <w:t xml:space="preserve">7.4 Auswirkung auf die Wissenschaft</w:t>
-      </w:r>
-    </w:p>
-    <w:p>
-      <w:pPr>
-        <w:pStyle w:val="Compact"/>
-        <w:numPr>
-          <w:ilvl w:val="0"/>
-          <w:numId w:val="1017"/>
-        </w:numPr>
-      </w:pPr>
-      <w:r>
-        <w:t xml:space="preserve">Die Verwendung von R bietet am FDZ Bund einen deutlichen</w:t>
+        <w:t xml:space="preserve">Weiteres Vorgehen:</w:t>
       </w:r>
       <w:r>
         <w:t xml:space="preserve"> </w:t>
@@ -2886,70 +2865,28 @@
           <w:b/>
           <w:bCs/>
         </w:rPr>
-        <w:t xml:space="preserve">Wettbewerbsvorteil in der empirischen Forschung</w:t>
-      </w:r>
-      <w:r>
-        <w:t xml:space="preserve">. Lediglich R ist (am GWAP und via KDFV) am FDZ Bund in der Lage, große Datenmengen innerhalb von Sekunden zu analysieren und Datenmengen oberhalb des verfügbaren Arbeitsspeichers, wie das BTP, ohne vorherige Variablenselektion auszuwerten.</w:t>
-      </w:r>
-    </w:p>
-    <w:p>
-      <w:pPr>
-        <w:pStyle w:val="Compact"/>
-        <w:numPr>
-          <w:ilvl w:val="1"/>
-          <w:numId w:val="1018"/>
-        </w:numPr>
-      </w:pPr>
-      <w:r>
-        <w:t xml:space="preserve">Vollmaterial kann statt Stichproben angeboten werden. Erleichtert die Betreuung im FDZ Bund und GWAP/KDFV-Verfügbarkeit</w:t>
-      </w:r>
-    </w:p>
-    <w:p>
-      <w:pPr>
-        <w:pStyle w:val="Compact"/>
-        <w:numPr>
-          <w:ilvl w:val="1"/>
-          <w:numId w:val="1018"/>
-        </w:numPr>
-      </w:pPr>
-      <w:r>
-        <w:t xml:space="preserve">mehr explorative oder komplexe Analysen sind in kürzerer Zeit möglich.</w:t>
-      </w:r>
-    </w:p>
-    <w:p>
-      <w:pPr>
-        <w:pStyle w:val="Compact"/>
-        <w:numPr>
-          <w:ilvl w:val="0"/>
-          <w:numId w:val="1017"/>
-        </w:numPr>
-      </w:pPr>
-      <w:r>
-        <w:t xml:space="preserve">Dazu ist R als frei verfügbare Open-Source-Software leicht zu lernen, und arrow bietet hochperformante Analysen selbst für R-Basiskenntnisse. Empfehlung an die emp. Wissenschaft, sich verstärkt mit R zu befassen.</w:t>
-      </w:r>
-    </w:p>
-    <w:p>
-      <w:pPr>
-        <w:pStyle w:val="Compact"/>
-        <w:numPr>
-          <w:ilvl w:val="0"/>
-          <w:numId w:val="1017"/>
-        </w:numPr>
-      </w:pPr>
-      <w:r>
-        <w:t xml:space="preserve">Für analoge Verarbeitungen über den RAM hinaus bietet Stata aktuell keine Lösung. SAS bietet bei weitem nicht hier gemessene Performanz von R. R bietet hervorragende Möglichkeiten, Performanz und Anwenderfreundlichkeit zu übertreffen.</w:t>
-      </w:r>
-    </w:p>
-    <w:p>
-      <w:pPr>
-        <w:pStyle w:val="Compact"/>
-        <w:numPr>
-          <w:ilvl w:val="0"/>
-          <w:numId w:val="1017"/>
-        </w:numPr>
-      </w:pPr>
-      <w:r>
-        <w:t xml:space="preserve">Weiteres Vorgehen:</w:t>
+        <w:t xml:space="preserve">NeSt-Pilotprojekt</w:t>
+      </w:r>
+      <w:r>
+        <w:t xml:space="preserve">. Aus dem realen Use Case Optimierung der Systemkonfiguration und Beratungsbedarfe identifizieren.</w:t>
+      </w:r>
+    </w:p>
+    <w:bookmarkEnd w:id="56"/>
+    <w:bookmarkStart w:id="78" w:name="schlussbemerkung"/>
+    <w:p>
+      <w:pPr>
+        <w:pStyle w:val="berschrift2"/>
+      </w:pPr>
+      <w:r>
+        <w:t xml:space="preserve">7.5 Schlussbemerkung</w:t>
+      </w:r>
+    </w:p>
+    <w:p>
+      <w:pPr>
+        <w:pStyle w:val="FirstParagraph"/>
+      </w:pPr>
+      <w:r>
+        <w:t xml:space="preserve">Die Analyse großer Datensätze in der amtlichen Statistik und den Forschungsdatenzentren kann von einem signifikanten Performanz-Boost profitieren, wenn die vorgestellten Werkzeuge adaptiert werden.</w:t>
       </w:r>
       <w:r>
         <w:t xml:space="preserve"> </w:t>
@@ -2959,28 +2896,21 @@
           <w:b/>
           <w:bCs/>
         </w:rPr>
-        <w:t xml:space="preserve">NeSt-Pilotprojekt</w:t>
-      </w:r>
-      <w:r>
-        <w:t xml:space="preserve">. Aus dem realen Use Case Optimierung der Systemkonfiguration und Beratungsbedarfe identifizieren.</w:t>
-      </w:r>
-    </w:p>
-    <w:bookmarkEnd w:id="59"/>
-    <w:bookmarkStart w:id="60" w:name="schlussbemerkung"/>
-    <w:p>
-      <w:pPr>
-        <w:pStyle w:val="berschrift2"/>
-      </w:pPr>
-      <w:r>
-        <w:t xml:space="preserve">7.5 Schlussbemerkung</w:t>
-      </w:r>
-    </w:p>
-    <w:p>
-      <w:pPr>
-        <w:pStyle w:val="FirstParagraph"/>
-      </w:pPr>
-      <w:r>
-        <w:t xml:space="preserve">Die Analyse großer Datensätze in der amtlichen Statistik und den Forschungsdatenzentren kann von einem signifikanten Performanz-Boost profitieren, wenn die vorgestellten Werkzeuge adaptiert werden.</w:t>
+        <w:t xml:space="preserve">Arrow, DuckDB, Polars und Parquet</w:t>
+      </w:r>
+      <w:r>
+        <w:t xml:space="preserve"> </w:t>
+      </w:r>
+      <w:r>
+        <w:t xml:space="preserve">– bieten das Potenzial, die Effizienz erheblich zu steigern und neue Analysemöglichkeiten zu eröffnen.</w:t>
+      </w:r>
+    </w:p>
+    <w:p>
+      <w:pPr>
+        <w:pStyle w:val="BodyText"/>
+      </w:pPr>
+      <w:r>
+        <w:t xml:space="preserve">Der Übergang erfordert jedoch eine</w:t>
       </w:r>
       <w:r>
         <w:t xml:space="preserve"> </w:t>
@@ -2990,13 +2920,13 @@
           <w:b/>
           <w:bCs/>
         </w:rPr>
-        <w:t xml:space="preserve">Arrow, DuckDB, Polars und Parquet</w:t>
-      </w:r>
-      <w:r>
-        <w:t xml:space="preserve"> </w:t>
-      </w:r>
-      <w:r>
-        <w:t xml:space="preserve">– bieten das Potenzial, die Effizienz erheblich zu steigern und neue Analysemöglichkeiten zu eröffnen.</w:t>
+        <w:t xml:space="preserve">koordinierte Anstrengung</w:t>
+      </w:r>
+      <w:r>
+        <w:t xml:space="preserve"> </w:t>
+      </w:r>
+      <w:r>
+        <w:t xml:space="preserve">von Infrastrukturbetreibern, amtlicher Statistik, Forschungsdatenzentren und Forschenden. Der systematische Wissensaufbau, die Dokumentation und Verbreitung von Best Practices werden entscheidend für den Erfolg sein.</w:t>
       </w:r>
     </w:p>
     <w:p>
@@ -3004,7 +2934,7 @@
         <w:pStyle w:val="BodyText"/>
       </w:pPr>
       <w:r>
-        <w:t xml:space="preserve">Der Übergang erfordert jedoch eine</w:t>
+        <w:t xml:space="preserve">Die amtliche Statistik kann von diesen Entwicklungen in mehrfacher Hinsicht profitieren:</w:t>
       </w:r>
       <w:r>
         <w:t xml:space="preserve"> </w:t>
@@ -3014,21 +2944,10 @@
           <w:b/>
           <w:bCs/>
         </w:rPr>
-        <w:t xml:space="preserve">koordinierte Anstrengung</w:t>
-      </w:r>
-      <w:r>
-        <w:t xml:space="preserve"> </w:t>
-      </w:r>
-      <w:r>
-        <w:t xml:space="preserve">von Infrastrukturbetreibern, amtlicher Statistik, Forschungsdatenzentren und Forschenden. Der systematische Wissensaufbau, die Dokumentation und Verbreitung von Best Practices werden entscheidend für den Erfolg sein.</w:t>
-      </w:r>
-    </w:p>
-    <w:p>
-      <w:pPr>
-        <w:pStyle w:val="BodyText"/>
-      </w:pPr>
-      <w:r>
-        <w:t xml:space="preserve">Die amtliche Statistik kann von diesen Entwicklungen in mehrfacher Hinsicht profitieren:</w:t>
+        <w:t xml:space="preserve">schnellere Erkenntnisgewinnung</w:t>
+      </w:r>
+      <w:r>
+        <w:t xml:space="preserve">,</w:t>
       </w:r>
       <w:r>
         <w:t xml:space="preserve"> </w:t>
@@ -3038,10 +2957,13 @@
           <w:b/>
           <w:bCs/>
         </w:rPr>
-        <w:t xml:space="preserve">schnellere Erkenntnisgewinnung</w:t>
-      </w:r>
-      <w:r>
-        <w:t xml:space="preserve">,</w:t>
+        <w:t xml:space="preserve">umfassendere Analysen</w:t>
+      </w:r>
+      <w:r>
+        <w:t xml:space="preserve"> </w:t>
+      </w:r>
+      <w:r>
+        <w:t xml:space="preserve">und</w:t>
       </w:r>
       <w:r>
         <w:t xml:space="preserve"> </w:t>
@@ -3051,99 +2973,19 @@
           <w:b/>
           <w:bCs/>
         </w:rPr>
-        <w:t xml:space="preserve">umfassendere Analysen</w:t>
-      </w:r>
-      <w:r>
-        <w:t xml:space="preserve"> </w:t>
-      </w:r>
-      <w:r>
-        <w:t xml:space="preserve">und</w:t>
-      </w:r>
-      <w:r>
-        <w:t xml:space="preserve"> </w:t>
-      </w:r>
-      <w:r>
-        <w:rPr>
-          <w:b/>
-          <w:bCs/>
-        </w:rPr>
         <w:t xml:space="preserve">effizientere Ressourcennutzung</w:t>
       </w:r>
       <w:r>
         <w:t xml:space="preserve">. Dies trägt letztlich zur Stärkung der evidenzbasierten Politik- und Gesellschaftsberatung bei.</w:t>
       </w:r>
     </w:p>
-    <w:bookmarkEnd w:id="60"/>
-    <w:bookmarkEnd w:id="61"/>
-    <w:bookmarkStart w:id="86" w:name="anhang"/>
-    <w:p>
-      <w:pPr>
-        <w:pStyle w:val="berschrift1"/>
-      </w:pPr>
-      <w:r>
-        <w:t xml:space="preserve">Anhang</w:t>
-      </w:r>
-    </w:p>
-    <w:p>
-      <w:pPr>
-        <w:pStyle w:val="FirstParagraph"/>
-      </w:pPr>
-      <w:r>
-        <w:t xml:space="preserve">Inhalte für die Veröffentlichung in Open Code.</w:t>
-      </w:r>
-    </w:p>
-    <w:bookmarkStart w:id="85" w:name="X16fe35d77f6939ff3067664ca1252d894245afb"/>
-    <w:p>
-      <w:pPr>
-        <w:pStyle w:val="berschrift2"/>
-      </w:pPr>
-      <w:r>
-        <w:t xml:space="preserve">Weitere Performancemessungen für kleinere Datenmengen.</w:t>
-      </w:r>
-    </w:p>
-    <w:p>
-      <w:pPr>
-        <w:pStyle w:val="FirstParagraph"/>
-      </w:pPr>
-      <w:r>
-        <w:rPr>
-          <w:b/>
-          <w:bCs/>
-        </w:rPr>
-        <w:t xml:space="preserve">→ Tabelle 1</w:t>
-      </w:r>
-      <w:r>
-        <w:t xml:space="preserve"> </w:t>
-      </w:r>
-      <w:r>
-        <w:t xml:space="preserve">(siehe Excel-Datei)</w:t>
-      </w:r>
-    </w:p>
-    <w:p>
-      <w:pPr>
-        <w:pStyle w:val="BodyText"/>
-      </w:pPr>
-      <w:r>
-        <w:rPr>
-          <w:b/>
-          <w:bCs/>
-        </w:rPr>
-        <w:t xml:space="preserve">→ Tabelle 2</w:t>
-      </w:r>
-      <w:r>
-        <w:t xml:space="preserve"> </w:t>
-      </w:r>
-      <w:r>
-        <w:t xml:space="preserve">(siehe Excel-Datei)</w:t>
-      </w:r>
-    </w:p>
     <w:p>
       <w:r>
         <w:br w:type="page"/>
       </w:r>
     </w:p>
-    <w:bookmarkStart w:id="84" w:name="refs"/>
-    <w:bookmarkStart w:id="63" w:name="ref-R-data.table"/>
+    <w:bookmarkStart w:id="77" w:name="refs"/>
+    <w:bookmarkStart w:id="58" w:name="ref-R-data.table"/>
     <w:p>
       <w:pPr>
         <w:pStyle w:val="Bibliography"/>
@@ -3167,7 +3009,7 @@
       <w:r>
         <w:t xml:space="preserve"> </w:t>
       </w:r>
-      <w:hyperlink r:id="rId62">
+      <w:hyperlink r:id="rId57">
         <w:r>
           <w:rPr>
             <w:rStyle w:val="Hyperlink"/>
@@ -3179,8 +3021,8 @@
         <w:t xml:space="preserve">.</w:t>
       </w:r>
     </w:p>
-    <w:bookmarkEnd w:id="63"/>
-    <w:bookmarkStart w:id="65" w:name="ref-fdz2024btp"/>
+    <w:bookmarkEnd w:id="58"/>
+    <w:bookmarkStart w:id="60" w:name="ref-fdz2024btp"/>
     <w:p>
       <w:pPr>
         <w:pStyle w:val="Bibliography"/>
@@ -3204,7 +3046,7 @@
       <w:r>
         <w:t xml:space="preserve"> </w:t>
       </w:r>
-      <w:hyperlink r:id="rId64">
+      <w:hyperlink r:id="rId59">
         <w:r>
           <w:rPr>
             <w:rStyle w:val="Hyperlink"/>
@@ -3216,8 +3058,8 @@
         <w:t xml:space="preserve">.</w:t>
       </w:r>
     </w:p>
-    <w:bookmarkEnd w:id="65"/>
-    <w:bookmarkStart w:id="67" w:name="ref-gomolka2021largedata"/>
+    <w:bookmarkEnd w:id="60"/>
+    <w:bookmarkStart w:id="62" w:name="ref-gomolka2021largedata"/>
     <w:p>
       <w:pPr>
         <w:pStyle w:val="Bibliography"/>
@@ -3237,7 +3079,7 @@
       <w:r>
         <w:t xml:space="preserve"> </w:t>
       </w:r>
-      <w:hyperlink r:id="rId66">
+      <w:hyperlink r:id="rId61">
         <w:r>
           <w:rPr>
             <w:rStyle w:val="Hyperlink"/>
@@ -3249,14 +3091,23 @@
         <w:t xml:space="preserve">.</w:t>
       </w:r>
     </w:p>
-    <w:bookmarkEnd w:id="67"/>
-    <w:bookmarkStart w:id="69" w:name="ref-R-collapse"/>
+    <w:bookmarkEnd w:id="62"/>
+    <w:bookmarkStart w:id="64" w:name="ref-kristiansen2023btp"/>
     <w:p>
       <w:pPr>
         <w:pStyle w:val="Bibliography"/>
       </w:pPr>
       <w:r>
-        <w:t xml:space="preserve">Krantz, Sebastian. 2024.</w:t>
+        <w:t xml:space="preserve">Kristiansen, Annette. 2023.</w:t>
+      </w:r>
+      <w:r>
+        <w:t xml:space="preserve"> </w:t>
+      </w:r>
+      <w:r>
+        <w:t xml:space="preserve">„Das Business-Tax-Panel – Ein neuer Datensatz für die Steuerforschung“</w:t>
+      </w:r>
+      <w:r>
+        <w:t xml:space="preserve">.</w:t>
       </w:r>
       <w:r>
         <w:t xml:space="preserve"> </w:t>
@@ -3266,52 +3117,6 @@
           <w:i/>
           <w:iCs/>
         </w:rPr>
-        <w:t xml:space="preserve">collapse: Advanced and Fast Data Transformation in R</w:t>
-      </w:r>
-      <w:r>
-        <w:t xml:space="preserve">.</w:t>
-      </w:r>
-      <w:r>
-        <w:t xml:space="preserve"> </w:t>
-      </w:r>
-      <w:hyperlink r:id="rId68">
-        <w:r>
-          <w:rPr>
-            <w:rStyle w:val="Hyperlink"/>
-          </w:rPr>
-          <w:t xml:space="preserve">https://doi.org/10.5281/zenodo.8433090</w:t>
-        </w:r>
-      </w:hyperlink>
-      <w:r>
-        <w:t xml:space="preserve">.</w:t>
-      </w:r>
-    </w:p>
-    <w:bookmarkEnd w:id="69"/>
-    <w:bookmarkStart w:id="71" w:name="ref-kristiansen2023btp"/>
-    <w:p>
-      <w:pPr>
-        <w:pStyle w:val="Bibliography"/>
-      </w:pPr>
-      <w:r>
-        <w:t xml:space="preserve">Kristiansen, Annette. 2023.</w:t>
-      </w:r>
-      <w:r>
-        <w:t xml:space="preserve"> </w:t>
-      </w:r>
-      <w:r>
-        <w:t xml:space="preserve">„Das Business-Tax-Panel – Ein neuer Datensatz für die Steuerforschung“</w:t>
-      </w:r>
-      <w:r>
-        <w:t xml:space="preserve">.</w:t>
-      </w:r>
-      <w:r>
-        <w:t xml:space="preserve"> </w:t>
-      </w:r>
-      <w:r>
-        <w:rPr>
-          <w:i/>
-          <w:iCs/>
-        </w:rPr>
         <w:t xml:space="preserve">WISTA – Wirtschaft und Statistik</w:t>
       </w:r>
       <w:r>
@@ -3323,7 +3128,7 @@
       <w:r>
         <w:t xml:space="preserve"> </w:t>
       </w:r>
-      <w:hyperlink r:id="rId70">
+      <w:hyperlink r:id="rId63">
         <w:r>
           <w:rPr>
             <w:rStyle w:val="Hyperlink"/>
@@ -3335,8 +3140,8 @@
         <w:t xml:space="preserve">.</w:t>
       </w:r>
     </w:p>
-    <w:bookmarkEnd w:id="71"/>
-    <w:bookmarkStart w:id="73" w:name="ref-R-duckdb"/>
+    <w:bookmarkEnd w:id="64"/>
+    <w:bookmarkStart w:id="66" w:name="ref-R-duckdb"/>
     <w:p>
       <w:pPr>
         <w:pStyle w:val="Bibliography"/>
@@ -3360,7 +3165,7 @@
       <w:r>
         <w:t xml:space="preserve"> </w:t>
       </w:r>
-      <w:hyperlink r:id="rId72">
+      <w:hyperlink r:id="rId65">
         <w:r>
           <w:rPr>
             <w:rStyle w:val="Hyperlink"/>
@@ -3372,8 +3177,8 @@
         <w:t xml:space="preserve">.</w:t>
       </w:r>
     </w:p>
-    <w:bookmarkEnd w:id="73"/>
-    <w:bookmarkStart w:id="75" w:name="ref-R-arrow"/>
+    <w:bookmarkEnd w:id="66"/>
+    <w:bookmarkStart w:id="68" w:name="ref-R-arrow"/>
     <w:p>
       <w:pPr>
         <w:pStyle w:val="Bibliography"/>
@@ -3397,7 +3202,7 @@
       <w:r>
         <w:t xml:space="preserve"> </w:t>
       </w:r>
-      <w:hyperlink r:id="rId74">
+      <w:hyperlink r:id="rId67">
         <w:r>
           <w:rPr>
             <w:rStyle w:val="Hyperlink"/>
@@ -3409,8 +3214,8 @@
         <w:t xml:space="preserve">.</w:t>
       </w:r>
     </w:p>
-    <w:bookmarkEnd w:id="75"/>
-    <w:bookmarkStart w:id="77" w:name="ref-svr2023jahresgutachten"/>
+    <w:bookmarkEnd w:id="68"/>
+    <w:bookmarkStart w:id="70" w:name="ref-svr2023jahresgutachten"/>
     <w:p>
       <w:pPr>
         <w:pStyle w:val="Bibliography"/>
@@ -3430,7 +3235,7 @@
       <w:r>
         <w:t xml:space="preserve"> </w:t>
       </w:r>
-      <w:hyperlink r:id="rId76">
+      <w:hyperlink r:id="rId69">
         <w:r>
           <w:rPr>
             <w:rStyle w:val="Hyperlink"/>
@@ -3442,8 +3247,8 @@
         <w:t xml:space="preserve">.</w:t>
       </w:r>
     </w:p>
-    <w:bookmarkEnd w:id="77"/>
-    <w:bookmarkStart w:id="79" w:name="ref-R-polars"/>
+    <w:bookmarkEnd w:id="70"/>
+    <w:bookmarkStart w:id="72" w:name="ref-R-polars"/>
     <w:p>
       <w:pPr>
         <w:pStyle w:val="Bibliography"/>
@@ -3467,7 +3272,7 @@
       <w:r>
         <w:t xml:space="preserve"> </w:t>
       </w:r>
-      <w:hyperlink r:id="rId78">
+      <w:hyperlink r:id="rId71">
         <w:r>
           <w:rPr>
             <w:rStyle w:val="Hyperlink"/>
@@ -3479,8 +3284,8 @@
         <w:t xml:space="preserve">.</w:t>
       </w:r>
     </w:p>
-    <w:bookmarkEnd w:id="79"/>
-    <w:bookmarkStart w:id="81" w:name="ref-R-tidyverse"/>
+    <w:bookmarkEnd w:id="72"/>
+    <w:bookmarkStart w:id="74" w:name="ref-R-tidyverse"/>
     <w:p>
       <w:pPr>
         <w:pStyle w:val="Bibliography"/>
@@ -3525,7 +3330,7 @@
       <w:r>
         <w:t xml:space="preserve"> </w:t>
       </w:r>
-      <w:hyperlink r:id="rId80">
+      <w:hyperlink r:id="rId73">
         <w:r>
           <w:rPr>
             <w:rStyle w:val="Hyperlink"/>
@@ -3537,8 +3342,8 @@
         <w:t xml:space="preserve">.</w:t>
       </w:r>
     </w:p>
-    <w:bookmarkEnd w:id="81"/>
-    <w:bookmarkStart w:id="83" w:name="ref-bmf2020dateninfrastruktur"/>
+    <w:bookmarkEnd w:id="74"/>
+    <w:bookmarkStart w:id="76" w:name="ref-bmf2020dateninfrastruktur"/>
     <w:p>
       <w:pPr>
         <w:pStyle w:val="Bibliography"/>
@@ -3558,7 +3363,7 @@
       <w:r>
         <w:t xml:space="preserve"> </w:t>
       </w:r>
-      <w:hyperlink r:id="rId82">
+      <w:hyperlink r:id="rId75">
         <w:r>
           <w:rPr>
             <w:rStyle w:val="Hyperlink"/>
@@ -3570,10 +3375,10 @@
         <w:t xml:space="preserve">.</w:t>
       </w:r>
     </w:p>
-    <w:bookmarkEnd w:id="83"/>
-    <w:bookmarkEnd w:id="84"/>
-    <w:bookmarkEnd w:id="85"/>
-    <w:bookmarkEnd w:id="86"/>
+    <w:bookmarkEnd w:id="76"/>
+    <w:bookmarkEnd w:id="77"/>
+    <w:bookmarkEnd w:id="78"/>
+    <w:bookmarkEnd w:id="79"/>
     <w:sectPr>
       <w:footerReference r:id="rId10" w:type="even"/>
       <w:footerReference r:id="rId9" w:type="default"/>
@@ -3807,7 +3612,7 @@
         <w:t xml:space="preserve"> </w:t>
       </w:r>
       <w:r>
-        <w:t xml:space="preserve">Benchmark von DuckDB https://duckdblabs.github.io/db-benchmark/</w:t>
+        <w:t xml:space="preserve">Benchmark von Duckdb: https://duckdblabs.github.io/db-benchmark/</w:t>
       </w:r>
     </w:p>
   </w:footnote>
@@ -3826,7 +3631,7 @@
         <w:t xml:space="preserve"> </w:t>
       </w:r>
       <w:r>
-        <w:t xml:space="preserve">https://ddotta.github.io/cookbook-rpolars/benchmarking.html</w:t>
+        <w:t xml:space="preserve">Benchmark von Polars: https://ddotta.github.io/cookbook-rpolars/benchmarking.html</w:t>
       </w:r>
     </w:p>
   </w:footnote>
@@ -3845,11 +3650,20 @@
         <w:t xml:space="preserve"> </w:t>
       </w:r>
       <w:r>
-        <w:t xml:space="preserve">www.opencode.de/URL-To-Be-Announced.</w:t>
+        <w:rPr>
+          <w:rStyle w:val="VerbatimChar"/>
+        </w:rPr>
+        <w:t xml:space="preserve">bench::mark</w:t>
+      </w:r>
+      <w:r>
+        <w:t xml:space="preserve"> </w:t>
+      </w:r>
+      <w:r>
+        <w:t xml:space="preserve">kann für Rust-basierte Applikationen RAM nicht zuverlässig messen. S. https://tidypolars.etiennebacher.com/.</w:t>
       </w:r>
     </w:p>
   </w:footnote>
-  <w:footnote w:id="46">
+  <w:footnote w:id="48">
     <w:p>
       <w:pPr>
         <w:pStyle w:val="Funotentext"/>
@@ -3864,39 +3678,11 @@
         <w:t xml:space="preserve"> </w:t>
       </w:r>
       <w:r>
-        <w:rPr>
-          <w:rStyle w:val="VerbatimChar"/>
-        </w:rPr>
-        <w:t xml:space="preserve">bench::mark</w:t>
-      </w:r>
-      <w:r>
-        <w:t xml:space="preserve"> </w:t>
-      </w:r>
-      <w:r>
-        <w:t xml:space="preserve">kann für Rust-basierte Applikationen RAM nicht zuverlässig messen. S. https://tidypolars.etiennebacher.com/.</w:t>
+        <w:t xml:space="preserve">Das R-Package Polars Version 1.0.1 war nur der erste Minor Release nach einer kompletten Überarbeitung. Inzwischen sind 5 neuere Major Releases mit diversen Performanz-Verbesserungen verfügbar.</w:t>
       </w:r>
     </w:p>
   </w:footnote>
   <w:footnote w:id="49">
-    <w:p>
-      <w:pPr>
-        <w:pStyle w:val="Funotentext"/>
-      </w:pPr>
-      <w:r>
-        <w:rPr>
-          <w:rStyle w:val="Funotenzeichen"/>
-        </w:rPr>
-        <w:footnoteRef/>
-      </w:r>
-      <w:r>
-        <w:t xml:space="preserve"> </w:t>
-      </w:r>
-      <w:r>
-        <w:t xml:space="preserve">Das R-Package {polars} Version 1.0.1 war nur der erste Minor Release nach einer kompletten Überarbeitung. Inzwischen sind 5 neuere Major Releases mit diversen Performanz-Verbesserungen verfügbar.</w:t>
-      </w:r>
-    </w:p>
-  </w:footnote>
-  <w:footnote w:id="50">
     <w:p>
       <w:pPr>
         <w:pStyle w:val="Funotentext"/>
@@ -5377,9 +5163,6 @@
     <w:abstractNumId w:val="991"/>
   </w:num>
   <w:num w:numId="1017">
-    <w:abstractNumId w:val="991"/>
-  </w:num>
-  <w:num w:numId="1018">
     <w:abstractNumId w:val="991"/>
   </w:num>
 </w:numbering>
